--- a/B00153639 Josh Treacy - Computer Vision Assignment 2 - Report.docx
+++ b/B00153639 Josh Treacy - Computer Vision Assignment 2 - Report.docx
@@ -4276,7 +4276,15 @@
         <w:spacing w:line="278" w:lineRule="auto"/>
       </w:pPr>
       <w:r>
-        <w:t>The model shows clear signs of overfitting. While training accuracy steadily increases across epochs, validation accuracy peaks early and then begins to decline. This indicates that the model is learning patterns specific to the training data but is unable to generalise effectively to unseen data.</w:t>
+        <w:t xml:space="preserve">The model shows clear signs of overfitting. While training accuracy steadily increases across epochs, validation accuracy peaks early and then </w:t>
+      </w:r>
+      <w:proofErr w:type="gramStart"/>
+      <w:r>
+        <w:t>begins</w:t>
+      </w:r>
+      <w:proofErr w:type="gramEnd"/>
+      <w:r>
+        <w:t xml:space="preserve"> to decline. This indicates that the model is learning patterns specific to the training data but is unable to generalise effectively to unseen data.</w:t>
       </w:r>
     </w:p>
     <w:p>
@@ -4429,83 +4437,16 @@
       <w:pPr>
         <w:pStyle w:val="Heading2"/>
       </w:pPr>
-      <w:bookmarkStart w:id="10" w:name="_Toc227187946"/>
+      <w:bookmarkStart w:id="10" w:name="_Toc227187950"/>
+    </w:p>
+    <w:p>
+      <w:pPr>
+        <w:pStyle w:val="Heading2"/>
+      </w:pPr>
       <w:r>
-        <w:t>Data Augmentation</w:t>
+        <w:t>Results Comparison</w:t>
       </w:r>
       <w:bookmarkEnd w:id="10"/>
-    </w:p>
-    <w:p>
-      <w:r>
-        <w:t>Data augmentation techniques such as rotation, zooming, and horizontal flipping were applied to increase dataset variability. This helps reduce overfitting by exposing the model to a wider range of image variations during training.</w:t>
-      </w:r>
-    </w:p>
-    <w:p>
-      <w:pPr>
-        <w:pStyle w:val="Heading2"/>
-      </w:pPr>
-      <w:bookmarkStart w:id="11" w:name="_Toc227187947"/>
-      <w:r>
-        <w:t>Dropout</w:t>
-      </w:r>
-      <w:bookmarkEnd w:id="11"/>
-    </w:p>
-    <w:p>
-      <w:r>
-        <w:t>Dropout was introduced in the fully connected layers to reduce overfitting. This technique randomly disables neurons during training, forcing the model to learn more robust and generalisable features.</w:t>
-      </w:r>
-    </w:p>
-    <w:p>
-      <w:pPr>
-        <w:pStyle w:val="Heading2"/>
-      </w:pPr>
-      <w:bookmarkStart w:id="12" w:name="_Toc227187948"/>
-      <w:r>
-        <w:t>Class Imbalance Handling</w:t>
-      </w:r>
-      <w:bookmarkEnd w:id="12"/>
-    </w:p>
-    <w:p>
-      <w:r>
-        <w:t>To address class imbalance, class weighting was applied during training. This ensures that underrepresented classes are given greater importance, improving the model’s ability to correctly classify all categories.</w:t>
-      </w:r>
-    </w:p>
-    <w:p>
-      <w:pPr>
-        <w:pStyle w:val="Heading2"/>
-      </w:pPr>
-      <w:bookmarkStart w:id="13" w:name="_Toc227187949"/>
-      <w:r>
-        <w:t>Evaluation Metrics</w:t>
-      </w:r>
-      <w:bookmarkEnd w:id="13"/>
-    </w:p>
-    <w:p>
-      <w:pPr>
-        <w:spacing w:line="278" w:lineRule="auto"/>
-      </w:pPr>
-      <w:r>
-        <w:t>In addition to accuracy, precision, recall, and F1-score were used to evaluate model performance. Precision measures the correctness of positive predictions, while recall measures the ability to identify all positive cases.</w:t>
-      </w:r>
-    </w:p>
-    <w:p>
-      <w:pPr>
-        <w:spacing w:line="278" w:lineRule="auto"/>
-      </w:pPr>
-      <w:r>
-        <w:t>In this medical context, recall is particularly important, as failing to identify a pneumonia case could have serious consequences.</w:t>
-      </w:r>
-    </w:p>
-    <w:p>
-      <w:pPr>
-        <w:pStyle w:val="Heading2"/>
-      </w:pPr>
-      <w:bookmarkStart w:id="14" w:name="_Toc227187950"/>
-      <w:r>
-        <w:lastRenderedPageBreak/>
-        <w:t>Results Comparison</w:t>
-      </w:r>
-      <w:bookmarkEnd w:id="14"/>
     </w:p>
     <w:tbl>
       <w:tblPr>
@@ -4529,7 +4470,7 @@
       </w:tblPr>
       <w:tblGrid>
         <w:gridCol w:w="971"/>
-        <w:gridCol w:w="1808"/>
+        <w:gridCol w:w="1037"/>
         <w:gridCol w:w="839"/>
         <w:gridCol w:w="971"/>
       </w:tblGrid>
@@ -4753,7 +4694,7 @@
               <w:spacing w:line="278" w:lineRule="auto"/>
             </w:pPr>
             <w:r>
-              <w:t>(you’ll fill this later)</w:t>
+              <w:t>Fill later</w:t>
             </w:r>
           </w:p>
         </w:tc>
@@ -4788,11 +4729,11 @@
       <w:pPr>
         <w:pStyle w:val="Heading2"/>
       </w:pPr>
-      <w:bookmarkStart w:id="15" w:name="_Toc227187951"/>
+      <w:bookmarkStart w:id="11" w:name="_Toc227187951"/>
       <w:r>
         <w:t>Conclusion</w:t>
       </w:r>
-      <w:bookmarkEnd w:id="15"/>
+      <w:bookmarkEnd w:id="11"/>
     </w:p>
     <w:p>
       <w:pPr>

--- a/B00153639 Josh Treacy - Computer Vision Assignment 2 - Report.docx
+++ b/B00153639 Josh Treacy - Computer Vision Assignment 2 - Report.docx
@@ -137,6 +137,7 @@
                                     <w:dataBinding w:prefixMappings="xmlns:ns0='http://purl.org/dc/elements/1.1/' xmlns:ns1='http://schemas.openxmlformats.org/package/2006/metadata/core-properties' " w:xpath="/ns1:coreProperties[1]/ns0:creator[1]" w:storeItemID="{6C3C8BC8-F283-45AE-878A-BAB7291924A1}"/>
                                     <w:text/>
                                   </w:sdtPr>
+                                  <w:sdtEndPr/>
                                   <w:sdtContent>
                                     <w:p>
                                       <w:pPr>
@@ -177,6 +178,7 @@
                                       <w:dataBinding w:prefixMappings="xmlns:ns0='http://schemas.openxmlformats.org/officeDocument/2006/extended-properties' " w:xpath="/ns0:Properties[1]/ns0:Company[1]" w:storeItemID="{6668398D-A668-4E3E-A5EB-62B293D839F1}"/>
                                       <w:text/>
                                     </w:sdtPr>
+                                    <w:sdtEndPr/>
                                     <w:sdtContent>
                                       <w:r>
                                         <w:rPr>
@@ -204,6 +206,7 @@
                                       <w:dataBinding w:prefixMappings="xmlns:ns0='http://schemas.microsoft.com/office/2006/coverPageProps' " w:xpath="/ns0:CoverPageProperties[1]/ns0:CompanyAddress[1]" w:storeItemID="{55AF091B-3C7A-41E3-B477-F2FDAA23CFDA}"/>
                                       <w:text/>
                                     </w:sdtPr>
+                                    <w:sdtEndPr/>
                                     <w:sdtContent>
                                       <w:r>
                                         <w:rPr>
@@ -273,6 +276,7 @@
                                     <w:dataBinding w:prefixMappings="xmlns:ns0='http://purl.org/dc/elements/1.1/' xmlns:ns1='http://schemas.openxmlformats.org/package/2006/metadata/core-properties' " w:xpath="/ns1:coreProperties[1]/ns0:title[1]" w:storeItemID="{6C3C8BC8-F283-45AE-878A-BAB7291924A1}"/>
                                     <w:text/>
                                   </w:sdtPr>
+                                  <w:sdtEndPr/>
                                   <w:sdtContent>
                                     <w:p>
                                       <w:pPr>
@@ -338,6 +342,7 @@
                               <w:dataBinding w:prefixMappings="xmlns:ns0='http://purl.org/dc/elements/1.1/' xmlns:ns1='http://schemas.openxmlformats.org/package/2006/metadata/core-properties' " w:xpath="/ns1:coreProperties[1]/ns0:creator[1]" w:storeItemID="{6C3C8BC8-F283-45AE-878A-BAB7291924A1}"/>
                               <w:text/>
                             </w:sdtPr>
+                            <w:sdtEndPr/>
                             <w:sdtContent>
                               <w:p>
                                 <w:pPr>
@@ -378,6 +383,7 @@
                                 <w:dataBinding w:prefixMappings="xmlns:ns0='http://schemas.openxmlformats.org/officeDocument/2006/extended-properties' " w:xpath="/ns0:Properties[1]/ns0:Company[1]" w:storeItemID="{6668398D-A668-4E3E-A5EB-62B293D839F1}"/>
                                 <w:text/>
                               </w:sdtPr>
+                              <w:sdtEndPr/>
                               <w:sdtContent>
                                 <w:r>
                                   <w:rPr>
@@ -405,6 +411,7 @@
                                 <w:dataBinding w:prefixMappings="xmlns:ns0='http://schemas.microsoft.com/office/2006/coverPageProps' " w:xpath="/ns0:CoverPageProperties[1]/ns0:CompanyAddress[1]" w:storeItemID="{55AF091B-3C7A-41E3-B477-F2FDAA23CFDA}"/>
                                 <w:text/>
                               </w:sdtPr>
+                              <w:sdtEndPr/>
                               <w:sdtContent>
                                 <w:r>
                                   <w:rPr>
@@ -440,6 +447,7 @@
                               <w:dataBinding w:prefixMappings="xmlns:ns0='http://purl.org/dc/elements/1.1/' xmlns:ns1='http://schemas.openxmlformats.org/package/2006/metadata/core-properties' " w:xpath="/ns1:coreProperties[1]/ns0:title[1]" w:storeItemID="{6C3C8BC8-F283-45AE-878A-BAB7291924A1}"/>
                               <w:text/>
                             </w:sdtPr>
+                            <w:sdtEndPr/>
                             <w:sdtContent>
                               <w:p>
                                 <w:pPr>
@@ -552,7 +560,7 @@
           <w:r>
             <w:fldChar w:fldCharType="separate"/>
           </w:r>
-          <w:hyperlink w:anchor="_Toc227187936" w:history="1">
+          <w:hyperlink w:anchor="_Toc227675042" w:history="1">
             <w:r>
               <w:rPr>
                 <w:rStyle w:val="Hyperlink"/>
@@ -562,7 +570,7 @@
                 <w:noProof/>
                 <w:lang w:val="en-US"/>
               </w:rPr>
-              <w:t>MNIST Classification Model: Initial Results</w:t>
+              <w:t>Introduction</w:t>
             </w:r>
             <w:r>
               <w:rPr>
@@ -583,7 +591,7 @@
                 <w:noProof/>
                 <w:webHidden/>
               </w:rPr>
-              <w:instrText xml:space="preserve"> PAGEREF _Toc227187936 \h </w:instrText>
+              <w:instrText xml:space="preserve"> PAGEREF _Toc227675042 \h </w:instrText>
             </w:r>
             <w:r>
               <w:rPr>
@@ -629,7 +637,7 @@
               <w14:ligatures w14:val="standardContextual"/>
             </w:rPr>
           </w:pPr>
-          <w:hyperlink w:anchor="_Toc227187937" w:history="1">
+          <w:hyperlink w:anchor="_Toc227675043" w:history="1">
             <w:r>
               <w:rPr>
                 <w:rStyle w:val="Hyperlink"/>
@@ -637,7 +645,7 @@
                 <w:noProof/>
                 <w:lang w:val="en-US"/>
               </w:rPr>
-              <w:t>Data Acquisition</w:t>
+              <w:t>MNIST Model</w:t>
             </w:r>
             <w:r>
               <w:rPr>
@@ -658,7 +666,7 @@
                 <w:noProof/>
                 <w:webHidden/>
               </w:rPr>
-              <w:instrText xml:space="preserve"> PAGEREF _Toc227187937 \h </w:instrText>
+              <w:instrText xml:space="preserve"> PAGEREF _Toc227675043 \h </w:instrText>
             </w:r>
             <w:r>
               <w:rPr>
@@ -704,7 +712,7 @@
               <w14:ligatures w14:val="standardContextual"/>
             </w:rPr>
           </w:pPr>
-          <w:hyperlink w:anchor="_Toc227187938" w:history="1">
+          <w:hyperlink w:anchor="_Toc227675044" w:history="1">
             <w:r>
               <w:rPr>
                 <w:rStyle w:val="Hyperlink"/>
@@ -712,7 +720,7 @@
                 <w:noProof/>
                 <w:lang w:val="en-US"/>
               </w:rPr>
-              <w:t>Model Construction</w:t>
+              <w:t>Pneumonia Dataset</w:t>
             </w:r>
             <w:r>
               <w:rPr>
@@ -733,7 +741,7 @@
                 <w:noProof/>
                 <w:webHidden/>
               </w:rPr>
-              <w:instrText xml:space="preserve"> PAGEREF _Toc227187938 \h </w:instrText>
+              <w:instrText xml:space="preserve"> PAGEREF _Toc227675044 \h </w:instrText>
             </w:r>
             <w:r>
               <w:rPr>
@@ -779,15 +787,90 @@
               <w14:ligatures w14:val="standardContextual"/>
             </w:rPr>
           </w:pPr>
-          <w:hyperlink w:anchor="_Toc227187939" w:history="1">
+          <w:hyperlink w:anchor="_Toc227675045" w:history="1">
+            <w:r>
+              <w:rPr>
+                <w:rStyle w:val="Hyperlink"/>
+                <w:noProof/>
+              </w:rPr>
+              <w:t>Baseline CNN Model</w:t>
+            </w:r>
+            <w:r>
+              <w:rPr>
+                <w:noProof/>
+                <w:webHidden/>
+              </w:rPr>
+              <w:tab/>
+            </w:r>
+            <w:r>
+              <w:rPr>
+                <w:noProof/>
+                <w:webHidden/>
+              </w:rPr>
+              <w:fldChar w:fldCharType="begin"/>
+            </w:r>
+            <w:r>
+              <w:rPr>
+                <w:noProof/>
+                <w:webHidden/>
+              </w:rPr>
+              <w:instrText xml:space="preserve"> PAGEREF _Toc227675045 \h </w:instrText>
+            </w:r>
+            <w:r>
+              <w:rPr>
+                <w:noProof/>
+                <w:webHidden/>
+              </w:rPr>
+            </w:r>
+            <w:r>
+              <w:rPr>
+                <w:noProof/>
+                <w:webHidden/>
+              </w:rPr>
+              <w:fldChar w:fldCharType="separate"/>
+            </w:r>
+            <w:r>
+              <w:rPr>
+                <w:noProof/>
+                <w:webHidden/>
+              </w:rPr>
+              <w:t>2</w:t>
+            </w:r>
+            <w:r>
+              <w:rPr>
+                <w:noProof/>
+                <w:webHidden/>
+              </w:rPr>
+              <w:fldChar w:fldCharType="end"/>
+            </w:r>
+          </w:hyperlink>
+        </w:p>
+        <w:p>
+          <w:pPr>
+            <w:pStyle w:val="TOC1"/>
+            <w:tabs>
+              <w:tab w:val="right" w:leader="dot" w:pos="9016"/>
+            </w:tabs>
+            <w:rPr>
+              <w:noProof/>
+              <w:kern w:val="2"/>
+              <w:sz w:val="24"/>
+              <w:szCs w:val="24"/>
+              <w:lang w:eastAsia="en-IE"/>
+              <w14:ligatures w14:val="standardContextual"/>
+            </w:rPr>
+          </w:pPr>
+          <w:hyperlink w:anchor="_Toc227675046" w:history="1">
             <w:r>
               <w:rPr>
                 <w:rStyle w:val="Hyperlink"/>
                 <w:rFonts w:eastAsia="Times New Roman"/>
-                <w:noProof/>
-                <w:lang w:val="en-US"/>
-              </w:rPr>
-              <w:t>Model Training Progress</w:t>
+                <w:b/>
+                <w:bCs/>
+                <w:noProof/>
+                <w:lang w:val="en-US"/>
+              </w:rPr>
+              <w:t>MNIST Classification Model: Initial Results</w:t>
             </w:r>
             <w:r>
               <w:rPr>
@@ -808,7 +891,7 @@
                 <w:noProof/>
                 <w:webHidden/>
               </w:rPr>
-              <w:instrText xml:space="preserve"> PAGEREF _Toc227187939 \h </w:instrText>
+              <w:instrText xml:space="preserve"> PAGEREF _Toc227675046 \h </w:instrText>
             </w:r>
             <w:r>
               <w:rPr>
@@ -828,7 +911,7 @@
                 <w:noProof/>
                 <w:webHidden/>
               </w:rPr>
-              <w:t>3</w:t>
+              <w:t>2</w:t>
             </w:r>
             <w:r>
               <w:rPr>
@@ -854,7 +937,7 @@
               <w14:ligatures w14:val="standardContextual"/>
             </w:rPr>
           </w:pPr>
-          <w:hyperlink w:anchor="_Toc227187940" w:history="1">
+          <w:hyperlink w:anchor="_Toc227675047" w:history="1">
             <w:r>
               <w:rPr>
                 <w:rStyle w:val="Hyperlink"/>
@@ -862,6 +945,231 @@
                 <w:noProof/>
                 <w:lang w:val="en-US"/>
               </w:rPr>
+              <w:t>Data Acquisition</w:t>
+            </w:r>
+            <w:r>
+              <w:rPr>
+                <w:noProof/>
+                <w:webHidden/>
+              </w:rPr>
+              <w:tab/>
+            </w:r>
+            <w:r>
+              <w:rPr>
+                <w:noProof/>
+                <w:webHidden/>
+              </w:rPr>
+              <w:fldChar w:fldCharType="begin"/>
+            </w:r>
+            <w:r>
+              <w:rPr>
+                <w:noProof/>
+                <w:webHidden/>
+              </w:rPr>
+              <w:instrText xml:space="preserve"> PAGEREF _Toc227675047 \h </w:instrText>
+            </w:r>
+            <w:r>
+              <w:rPr>
+                <w:noProof/>
+                <w:webHidden/>
+              </w:rPr>
+            </w:r>
+            <w:r>
+              <w:rPr>
+                <w:noProof/>
+                <w:webHidden/>
+              </w:rPr>
+              <w:fldChar w:fldCharType="separate"/>
+            </w:r>
+            <w:r>
+              <w:rPr>
+                <w:noProof/>
+                <w:webHidden/>
+              </w:rPr>
+              <w:t>2</w:t>
+            </w:r>
+            <w:r>
+              <w:rPr>
+                <w:noProof/>
+                <w:webHidden/>
+              </w:rPr>
+              <w:fldChar w:fldCharType="end"/>
+            </w:r>
+          </w:hyperlink>
+        </w:p>
+        <w:p>
+          <w:pPr>
+            <w:pStyle w:val="TOC2"/>
+            <w:tabs>
+              <w:tab w:val="right" w:leader="dot" w:pos="9016"/>
+            </w:tabs>
+            <w:rPr>
+              <w:noProof/>
+              <w:kern w:val="2"/>
+              <w:sz w:val="24"/>
+              <w:szCs w:val="24"/>
+              <w:lang w:eastAsia="en-IE"/>
+              <w14:ligatures w14:val="standardContextual"/>
+            </w:rPr>
+          </w:pPr>
+          <w:hyperlink w:anchor="_Toc227675048" w:history="1">
+            <w:r>
+              <w:rPr>
+                <w:rStyle w:val="Hyperlink"/>
+                <w:rFonts w:eastAsia="Times New Roman"/>
+                <w:noProof/>
+                <w:lang w:val="en-US"/>
+              </w:rPr>
+              <w:t>Model Construction</w:t>
+            </w:r>
+            <w:r>
+              <w:rPr>
+                <w:noProof/>
+                <w:webHidden/>
+              </w:rPr>
+              <w:tab/>
+            </w:r>
+            <w:r>
+              <w:rPr>
+                <w:noProof/>
+                <w:webHidden/>
+              </w:rPr>
+              <w:fldChar w:fldCharType="begin"/>
+            </w:r>
+            <w:r>
+              <w:rPr>
+                <w:noProof/>
+                <w:webHidden/>
+              </w:rPr>
+              <w:instrText xml:space="preserve"> PAGEREF _Toc227675048 \h </w:instrText>
+            </w:r>
+            <w:r>
+              <w:rPr>
+                <w:noProof/>
+                <w:webHidden/>
+              </w:rPr>
+            </w:r>
+            <w:r>
+              <w:rPr>
+                <w:noProof/>
+                <w:webHidden/>
+              </w:rPr>
+              <w:fldChar w:fldCharType="separate"/>
+            </w:r>
+            <w:r>
+              <w:rPr>
+                <w:noProof/>
+                <w:webHidden/>
+              </w:rPr>
+              <w:t>2</w:t>
+            </w:r>
+            <w:r>
+              <w:rPr>
+                <w:noProof/>
+                <w:webHidden/>
+              </w:rPr>
+              <w:fldChar w:fldCharType="end"/>
+            </w:r>
+          </w:hyperlink>
+        </w:p>
+        <w:p>
+          <w:pPr>
+            <w:pStyle w:val="TOC2"/>
+            <w:tabs>
+              <w:tab w:val="right" w:leader="dot" w:pos="9016"/>
+            </w:tabs>
+            <w:rPr>
+              <w:noProof/>
+              <w:kern w:val="2"/>
+              <w:sz w:val="24"/>
+              <w:szCs w:val="24"/>
+              <w:lang w:eastAsia="en-IE"/>
+              <w14:ligatures w14:val="standardContextual"/>
+            </w:rPr>
+          </w:pPr>
+          <w:hyperlink w:anchor="_Toc227675049" w:history="1">
+            <w:r>
+              <w:rPr>
+                <w:rStyle w:val="Hyperlink"/>
+                <w:rFonts w:eastAsia="Times New Roman"/>
+                <w:noProof/>
+                <w:lang w:val="en-US"/>
+              </w:rPr>
+              <w:t>Model Training Progress</w:t>
+            </w:r>
+            <w:r>
+              <w:rPr>
+                <w:noProof/>
+                <w:webHidden/>
+              </w:rPr>
+              <w:tab/>
+            </w:r>
+            <w:r>
+              <w:rPr>
+                <w:noProof/>
+                <w:webHidden/>
+              </w:rPr>
+              <w:fldChar w:fldCharType="begin"/>
+            </w:r>
+            <w:r>
+              <w:rPr>
+                <w:noProof/>
+                <w:webHidden/>
+              </w:rPr>
+              <w:instrText xml:space="preserve"> PAGEREF _Toc227675049 \h </w:instrText>
+            </w:r>
+            <w:r>
+              <w:rPr>
+                <w:noProof/>
+                <w:webHidden/>
+              </w:rPr>
+            </w:r>
+            <w:r>
+              <w:rPr>
+                <w:noProof/>
+                <w:webHidden/>
+              </w:rPr>
+              <w:fldChar w:fldCharType="separate"/>
+            </w:r>
+            <w:r>
+              <w:rPr>
+                <w:noProof/>
+                <w:webHidden/>
+              </w:rPr>
+              <w:t>3</w:t>
+            </w:r>
+            <w:r>
+              <w:rPr>
+                <w:noProof/>
+                <w:webHidden/>
+              </w:rPr>
+              <w:fldChar w:fldCharType="end"/>
+            </w:r>
+          </w:hyperlink>
+        </w:p>
+        <w:p>
+          <w:pPr>
+            <w:pStyle w:val="TOC2"/>
+            <w:tabs>
+              <w:tab w:val="right" w:leader="dot" w:pos="9016"/>
+            </w:tabs>
+            <w:rPr>
+              <w:noProof/>
+              <w:kern w:val="2"/>
+              <w:sz w:val="24"/>
+              <w:szCs w:val="24"/>
+              <w:lang w:eastAsia="en-IE"/>
+              <w14:ligatures w14:val="standardContextual"/>
+            </w:rPr>
+          </w:pPr>
+          <w:hyperlink w:anchor="_Toc227675050" w:history="1">
+            <w:r>
+              <w:rPr>
+                <w:rStyle w:val="Hyperlink"/>
+                <w:rFonts w:eastAsia="Times New Roman"/>
+                <w:noProof/>
+                <w:lang w:val="en-US"/>
+              </w:rPr>
               <w:t>Model Evaluation</w:t>
             </w:r>
             <w:r>
@@ -883,7 +1191,7 @@
                 <w:noProof/>
                 <w:webHidden/>
               </w:rPr>
-              <w:instrText xml:space="preserve"> PAGEREF _Toc227187940 \h </w:instrText>
+              <w:instrText xml:space="preserve"> PAGEREF _Toc227675050 \h </w:instrText>
             </w:r>
             <w:r>
               <w:rPr>
@@ -929,7 +1237,7 @@
               <w14:ligatures w14:val="standardContextual"/>
             </w:rPr>
           </w:pPr>
-          <w:hyperlink w:anchor="_Toc227187941" w:history="1">
+          <w:hyperlink w:anchor="_Toc227675051" w:history="1">
             <w:r>
               <w:rPr>
                 <w:rStyle w:val="Hyperlink"/>
@@ -958,7 +1266,7 @@
                 <w:noProof/>
                 <w:webHidden/>
               </w:rPr>
-              <w:instrText xml:space="preserve"> PAGEREF _Toc227187941 \h </w:instrText>
+              <w:instrText xml:space="preserve"> PAGEREF _Toc227675051 \h </w:instrText>
             </w:r>
             <w:r>
               <w:rPr>
@@ -1004,7 +1312,7 @@
               <w14:ligatures w14:val="standardContextual"/>
             </w:rPr>
           </w:pPr>
-          <w:hyperlink w:anchor="_Toc227187942" w:history="1">
+          <w:hyperlink w:anchor="_Toc227675052" w:history="1">
             <w:r>
               <w:rPr>
                 <w:rStyle w:val="Hyperlink"/>
@@ -1031,7 +1339,7 @@
                 <w:noProof/>
                 <w:webHidden/>
               </w:rPr>
-              <w:instrText xml:space="preserve"> PAGEREF _Toc227187942 \h </w:instrText>
+              <w:instrText xml:space="preserve"> PAGEREF _Toc227675052 \h </w:instrText>
             </w:r>
             <w:r>
               <w:rPr>
@@ -1077,7 +1385,7 @@
               <w14:ligatures w14:val="standardContextual"/>
             </w:rPr>
           </w:pPr>
-          <w:hyperlink w:anchor="_Toc227187943" w:history="1">
+          <w:hyperlink w:anchor="_Toc227675053" w:history="1">
             <w:r>
               <w:rPr>
                 <w:rStyle w:val="Hyperlink"/>
@@ -1104,7 +1412,7 @@
                 <w:noProof/>
                 <w:webHidden/>
               </w:rPr>
-              <w:instrText xml:space="preserve"> PAGEREF _Toc227187943 \h </w:instrText>
+              <w:instrText xml:space="preserve"> PAGEREF _Toc227675053 \h </w:instrText>
             </w:r>
             <w:r>
               <w:rPr>
@@ -1150,7 +1458,7 @@
               <w14:ligatures w14:val="standardContextual"/>
             </w:rPr>
           </w:pPr>
-          <w:hyperlink w:anchor="_Toc227187944" w:history="1">
+          <w:hyperlink w:anchor="_Toc227675054" w:history="1">
             <w:r>
               <w:rPr>
                 <w:rStyle w:val="Hyperlink"/>
@@ -1177,7 +1485,7 @@
                 <w:noProof/>
                 <w:webHidden/>
               </w:rPr>
-              <w:instrText xml:space="preserve"> PAGEREF _Toc227187944 \h </w:instrText>
+              <w:instrText xml:space="preserve"> PAGEREF _Toc227675054 \h </w:instrText>
             </w:r>
             <w:r>
               <w:rPr>
@@ -1223,10 +1531,11 @@
               <w14:ligatures w14:val="standardContextual"/>
             </w:rPr>
           </w:pPr>
-          <w:hyperlink w:anchor="_Toc227187945" w:history="1">
+          <w:hyperlink w:anchor="_Toc227675055" w:history="1">
             <w:r>
               <w:rPr>
                 <w:rStyle w:val="Hyperlink"/>
+                <w:rFonts w:eastAsia="Times New Roman"/>
                 <w:b/>
                 <w:bCs/>
                 <w:noProof/>
@@ -1252,7 +1561,7 @@
                 <w:noProof/>
                 <w:webHidden/>
               </w:rPr>
-              <w:instrText xml:space="preserve"> PAGEREF _Toc227187945 \h </w:instrText>
+              <w:instrText xml:space="preserve"> PAGEREF _Toc227675055 \h </w:instrText>
             </w:r>
             <w:r>
               <w:rPr>
@@ -1272,7 +1581,7 @@
                 <w:noProof/>
                 <w:webHidden/>
               </w:rPr>
-              <w:t>5</w:t>
+              <w:t>6</w:t>
             </w:r>
             <w:r>
               <w:rPr>
@@ -1298,13 +1607,14 @@
               <w14:ligatures w14:val="standardContextual"/>
             </w:rPr>
           </w:pPr>
-          <w:hyperlink w:anchor="_Toc227187946" w:history="1">
+          <w:hyperlink w:anchor="_Toc227675056" w:history="1">
             <w:r>
               <w:rPr>
                 <w:rStyle w:val="Hyperlink"/>
-                <w:noProof/>
-              </w:rPr>
-              <w:t>Data Augmentation</w:t>
+                <w:rFonts w:eastAsia="Times New Roman"/>
+                <w:noProof/>
+              </w:rPr>
+              <w:t>Results &amp; Analysis</w:t>
             </w:r>
             <w:r>
               <w:rPr>
@@ -1325,7 +1635,7 @@
                 <w:noProof/>
                 <w:webHidden/>
               </w:rPr>
-              <w:instrText xml:space="preserve"> PAGEREF _Toc227187946 \h </w:instrText>
+              <w:instrText xml:space="preserve"> PAGEREF _Toc227675056 \h </w:instrText>
             </w:r>
             <w:r>
               <w:rPr>
@@ -1345,7 +1655,7 @@
                 <w:noProof/>
                 <w:webHidden/>
               </w:rPr>
-              <w:t>5</w:t>
+              <w:t>6</w:t>
             </w:r>
             <w:r>
               <w:rPr>
@@ -1371,13 +1681,14 @@
               <w14:ligatures w14:val="standardContextual"/>
             </w:rPr>
           </w:pPr>
-          <w:hyperlink w:anchor="_Toc227187947" w:history="1">
+          <w:hyperlink w:anchor="_Toc227675057" w:history="1">
             <w:r>
               <w:rPr>
                 <w:rStyle w:val="Hyperlink"/>
-                <w:noProof/>
-              </w:rPr>
-              <w:t>Dropout</w:t>
+                <w:rFonts w:eastAsia="Times New Roman"/>
+                <w:noProof/>
+              </w:rPr>
+              <w:t>Results Comparison</w:t>
             </w:r>
             <w:r>
               <w:rPr>
@@ -1398,7 +1709,7 @@
                 <w:noProof/>
                 <w:webHidden/>
               </w:rPr>
-              <w:instrText xml:space="preserve"> PAGEREF _Toc227187947 \h </w:instrText>
+              <w:instrText xml:space="preserve"> PAGEREF _Toc227675057 \h </w:instrText>
             </w:r>
             <w:r>
               <w:rPr>
@@ -1418,7 +1729,7 @@
                 <w:noProof/>
                 <w:webHidden/>
               </w:rPr>
-              <w:t>5</w:t>
+              <w:t>6</w:t>
             </w:r>
             <w:r>
               <w:rPr>
@@ -1444,13 +1755,14 @@
               <w14:ligatures w14:val="standardContextual"/>
             </w:rPr>
           </w:pPr>
-          <w:hyperlink w:anchor="_Toc227187948" w:history="1">
+          <w:hyperlink w:anchor="_Toc227675058" w:history="1">
             <w:r>
               <w:rPr>
                 <w:rStyle w:val="Hyperlink"/>
-                <w:noProof/>
-              </w:rPr>
-              <w:t>Class Imbalance Handling</w:t>
+                <w:rFonts w:eastAsia="Times New Roman"/>
+                <w:noProof/>
+              </w:rPr>
+              <w:t>Data Augmentation</w:t>
             </w:r>
             <w:r>
               <w:rPr>
@@ -1471,7 +1783,7 @@
                 <w:noProof/>
                 <w:webHidden/>
               </w:rPr>
-              <w:instrText xml:space="preserve"> PAGEREF _Toc227187948 \h </w:instrText>
+              <w:instrText xml:space="preserve"> PAGEREF _Toc227675058 \h </w:instrText>
             </w:r>
             <w:r>
               <w:rPr>
@@ -1491,7 +1803,7 @@
                 <w:noProof/>
                 <w:webHidden/>
               </w:rPr>
-              <w:t>5</w:t>
+              <w:t>6</w:t>
             </w:r>
             <w:r>
               <w:rPr>
@@ -1517,13 +1829,14 @@
               <w14:ligatures w14:val="standardContextual"/>
             </w:rPr>
           </w:pPr>
-          <w:hyperlink w:anchor="_Toc227187949" w:history="1">
+          <w:hyperlink w:anchor="_Toc227675059" w:history="1">
             <w:r>
               <w:rPr>
                 <w:rStyle w:val="Hyperlink"/>
-                <w:noProof/>
-              </w:rPr>
-              <w:t>Evaluation Metrics</w:t>
+                <w:rFonts w:eastAsia="Times New Roman"/>
+                <w:noProof/>
+              </w:rPr>
+              <w:t>Dropout &amp; Regularisation</w:t>
             </w:r>
             <w:r>
               <w:rPr>
@@ -1544,7 +1857,7 @@
                 <w:noProof/>
                 <w:webHidden/>
               </w:rPr>
-              <w:instrText xml:space="preserve"> PAGEREF _Toc227187949 \h </w:instrText>
+              <w:instrText xml:space="preserve"> PAGEREF _Toc227675059 \h </w:instrText>
             </w:r>
             <w:r>
               <w:rPr>
@@ -1564,7 +1877,7 @@
                 <w:noProof/>
                 <w:webHidden/>
               </w:rPr>
-              <w:t>5</w:t>
+              <w:t>6</w:t>
             </w:r>
             <w:r>
               <w:rPr>
@@ -1590,13 +1903,14 @@
               <w14:ligatures w14:val="standardContextual"/>
             </w:rPr>
           </w:pPr>
-          <w:hyperlink w:anchor="_Toc227187950" w:history="1">
+          <w:hyperlink w:anchor="_Toc227675060" w:history="1">
             <w:r>
               <w:rPr>
                 <w:rStyle w:val="Hyperlink"/>
-                <w:noProof/>
-              </w:rPr>
-              <w:t>Results Comparison</w:t>
+                <w:rFonts w:eastAsia="Times New Roman"/>
+                <w:noProof/>
+              </w:rPr>
+              <w:t>Class Imbalance Handling</w:t>
             </w:r>
             <w:r>
               <w:rPr>
@@ -1617,7 +1931,7 @@
                 <w:noProof/>
                 <w:webHidden/>
               </w:rPr>
-              <w:instrText xml:space="preserve"> PAGEREF _Toc227187950 \h </w:instrText>
+              <w:instrText xml:space="preserve"> PAGEREF _Toc227675060 \h </w:instrText>
             </w:r>
             <w:r>
               <w:rPr>
@@ -1638,6 +1952,80 @@
                 <w:webHidden/>
               </w:rPr>
               <w:t>6</w:t>
+            </w:r>
+            <w:r>
+              <w:rPr>
+                <w:noProof/>
+                <w:webHidden/>
+              </w:rPr>
+              <w:fldChar w:fldCharType="end"/>
+            </w:r>
+          </w:hyperlink>
+        </w:p>
+        <w:p>
+          <w:pPr>
+            <w:pStyle w:val="TOC3"/>
+            <w:tabs>
+              <w:tab w:val="right" w:leader="dot" w:pos="9016"/>
+            </w:tabs>
+            <w:rPr>
+              <w:noProof/>
+              <w:kern w:val="2"/>
+              <w:sz w:val="24"/>
+              <w:szCs w:val="24"/>
+              <w:lang w:eastAsia="en-IE"/>
+              <w14:ligatures w14:val="standardContextual"/>
+            </w:rPr>
+          </w:pPr>
+          <w:hyperlink w:anchor="_Toc227675061" w:history="1">
+            <w:r>
+              <w:rPr>
+                <w:rStyle w:val="Hyperlink"/>
+                <w:rFonts w:eastAsia="Times New Roman"/>
+                <w:noProof/>
+              </w:rPr>
+              <w:t>Improved CNN Attempt</w:t>
+            </w:r>
+            <w:r>
+              <w:rPr>
+                <w:noProof/>
+                <w:webHidden/>
+              </w:rPr>
+              <w:tab/>
+            </w:r>
+            <w:r>
+              <w:rPr>
+                <w:noProof/>
+                <w:webHidden/>
+              </w:rPr>
+              <w:fldChar w:fldCharType="begin"/>
+            </w:r>
+            <w:r>
+              <w:rPr>
+                <w:noProof/>
+                <w:webHidden/>
+              </w:rPr>
+              <w:instrText xml:space="preserve"> PAGEREF _Toc227675061 \h </w:instrText>
+            </w:r>
+            <w:r>
+              <w:rPr>
+                <w:noProof/>
+                <w:webHidden/>
+              </w:rPr>
+            </w:r>
+            <w:r>
+              <w:rPr>
+                <w:noProof/>
+                <w:webHidden/>
+              </w:rPr>
+              <w:fldChar w:fldCharType="separate"/>
+            </w:r>
+            <w:r>
+              <w:rPr>
+                <w:noProof/>
+                <w:webHidden/>
+              </w:rPr>
+              <w:t>7</w:t>
             </w:r>
             <w:r>
               <w:rPr>
@@ -1663,10 +2051,159 @@
               <w14:ligatures w14:val="standardContextual"/>
             </w:rPr>
           </w:pPr>
-          <w:hyperlink w:anchor="_Toc227187951" w:history="1">
+          <w:hyperlink w:anchor="_Toc227675062" w:history="1">
             <w:r>
               <w:rPr>
                 <w:rStyle w:val="Hyperlink"/>
+                <w:rFonts w:eastAsia="Times New Roman"/>
+                <w:noProof/>
+              </w:rPr>
+              <w:t>Transfer Learning (MobileNetV2)</w:t>
+            </w:r>
+            <w:r>
+              <w:rPr>
+                <w:noProof/>
+                <w:webHidden/>
+              </w:rPr>
+              <w:tab/>
+            </w:r>
+            <w:r>
+              <w:rPr>
+                <w:noProof/>
+                <w:webHidden/>
+              </w:rPr>
+              <w:fldChar w:fldCharType="begin"/>
+            </w:r>
+            <w:r>
+              <w:rPr>
+                <w:noProof/>
+                <w:webHidden/>
+              </w:rPr>
+              <w:instrText xml:space="preserve"> PAGEREF _Toc227675062 \h </w:instrText>
+            </w:r>
+            <w:r>
+              <w:rPr>
+                <w:noProof/>
+                <w:webHidden/>
+              </w:rPr>
+            </w:r>
+            <w:r>
+              <w:rPr>
+                <w:noProof/>
+                <w:webHidden/>
+              </w:rPr>
+              <w:fldChar w:fldCharType="separate"/>
+            </w:r>
+            <w:r>
+              <w:rPr>
+                <w:noProof/>
+                <w:webHidden/>
+              </w:rPr>
+              <w:t>7</w:t>
+            </w:r>
+            <w:r>
+              <w:rPr>
+                <w:noProof/>
+                <w:webHidden/>
+              </w:rPr>
+              <w:fldChar w:fldCharType="end"/>
+            </w:r>
+          </w:hyperlink>
+        </w:p>
+        <w:p>
+          <w:pPr>
+            <w:pStyle w:val="TOC2"/>
+            <w:tabs>
+              <w:tab w:val="right" w:leader="dot" w:pos="9016"/>
+            </w:tabs>
+            <w:rPr>
+              <w:noProof/>
+              <w:kern w:val="2"/>
+              <w:sz w:val="24"/>
+              <w:szCs w:val="24"/>
+              <w:lang w:eastAsia="en-IE"/>
+              <w14:ligatures w14:val="standardContextual"/>
+            </w:rPr>
+          </w:pPr>
+          <w:hyperlink w:anchor="_Toc227675063" w:history="1">
+            <w:r>
+              <w:rPr>
+                <w:rStyle w:val="Hyperlink"/>
+                <w:rFonts w:eastAsia="Times New Roman"/>
+                <w:noProof/>
+              </w:rPr>
+              <w:t>Evaluation Metrics</w:t>
+            </w:r>
+            <w:r>
+              <w:rPr>
+                <w:noProof/>
+                <w:webHidden/>
+              </w:rPr>
+              <w:tab/>
+            </w:r>
+            <w:r>
+              <w:rPr>
+                <w:noProof/>
+                <w:webHidden/>
+              </w:rPr>
+              <w:fldChar w:fldCharType="begin"/>
+            </w:r>
+            <w:r>
+              <w:rPr>
+                <w:noProof/>
+                <w:webHidden/>
+              </w:rPr>
+              <w:instrText xml:space="preserve"> PAGEREF _Toc227675063 \h </w:instrText>
+            </w:r>
+            <w:r>
+              <w:rPr>
+                <w:noProof/>
+                <w:webHidden/>
+              </w:rPr>
+            </w:r>
+            <w:r>
+              <w:rPr>
+                <w:noProof/>
+                <w:webHidden/>
+              </w:rPr>
+              <w:fldChar w:fldCharType="separate"/>
+            </w:r>
+            <w:r>
+              <w:rPr>
+                <w:noProof/>
+                <w:webHidden/>
+              </w:rPr>
+              <w:t>7</w:t>
+            </w:r>
+            <w:r>
+              <w:rPr>
+                <w:noProof/>
+                <w:webHidden/>
+              </w:rPr>
+              <w:fldChar w:fldCharType="end"/>
+            </w:r>
+          </w:hyperlink>
+        </w:p>
+        <w:p>
+          <w:pPr>
+            <w:pStyle w:val="TOC2"/>
+            <w:tabs>
+              <w:tab w:val="right" w:leader="dot" w:pos="9016"/>
+            </w:tabs>
+            <w:rPr>
+              <w:noProof/>
+              <w:kern w:val="2"/>
+              <w:sz w:val="24"/>
+              <w:szCs w:val="24"/>
+              <w:lang w:eastAsia="en-IE"/>
+              <w14:ligatures w14:val="standardContextual"/>
+            </w:rPr>
+          </w:pPr>
+          <w:hyperlink w:anchor="_Toc227675064" w:history="1">
+            <w:r>
+              <w:rPr>
+                <w:rStyle w:val="Hyperlink"/>
+                <w:rFonts w:eastAsia="Times New Roman"/>
                 <w:noProof/>
               </w:rPr>
               <w:t>Conclusion</w:t>
@@ -1690,7 +2227,7 @@
                 <w:noProof/>
                 <w:webHidden/>
               </w:rPr>
-              <w:instrText xml:space="preserve"> PAGEREF _Toc227187951 \h </w:instrText>
+              <w:instrText xml:space="preserve"> PAGEREF _Toc227675064 \h </w:instrText>
             </w:r>
             <w:r>
               <w:rPr>
@@ -1710,7 +2247,7 @@
                 <w:noProof/>
                 <w:webHidden/>
               </w:rPr>
-              <w:t>6</w:t>
+              <w:t>7</w:t>
             </w:r>
             <w:r>
               <w:rPr>
@@ -1736,11 +2273,50 @@
     <w:p>
       <w:pPr>
         <w:rPr>
-          <w:rFonts w:asciiTheme="majorHAnsi" w:eastAsiaTheme="majorEastAsia" w:hAnsiTheme="majorHAnsi" w:cstheme="majorBidi"/>
-          <w:spacing w:val="-10"/>
-          <w:kern w:val="28"/>
-          <w:sz w:val="56"/>
-          <w:szCs w:val="56"/>
+          <w:rFonts w:asciiTheme="majorHAnsi" w:eastAsia="Times New Roman" w:hAnsiTheme="majorHAnsi" w:cstheme="majorBidi"/>
+          <w:b/>
+          <w:bCs/>
+          <w:color w:val="262626" w:themeColor="text1" w:themeTint="D9"/>
+          <w:sz w:val="40"/>
+          <w:szCs w:val="40"/>
+          <w:lang w:val="en-US"/>
+        </w:rPr>
+      </w:pPr>
+      <w:r>
+        <w:rPr>
+          <w:rFonts w:eastAsia="Times New Roman"/>
+          <w:b/>
+          <w:bCs/>
+          <w:lang w:val="en-US"/>
+        </w:rPr>
+        <w:br w:type="page"/>
+      </w:r>
+    </w:p>
+    <w:p>
+      <w:pPr>
+        <w:pStyle w:val="Heading1"/>
+        <w:rPr>
+          <w:rFonts w:eastAsia="Times New Roman"/>
+          <w:kern w:val="36"/>
+          <w:lang w:val="en-US"/>
+        </w:rPr>
+      </w:pPr>
+      <w:bookmarkStart w:id="0" w:name="_Toc227675042"/>
+      <w:r>
+        <w:rPr>
+          <w:rFonts w:eastAsia="Times New Roman"/>
+          <w:b/>
+          <w:bCs/>
+          <w:lang w:val="en-US"/>
+        </w:rPr>
+        <w:lastRenderedPageBreak/>
+        <w:t>Introduction</w:t>
+      </w:r>
+      <w:bookmarkEnd w:id="0"/>
+    </w:p>
+    <w:p>
+      <w:pPr>
+        <w:rPr>
           <w:lang w:val="en-US"/>
         </w:rPr>
       </w:pPr>
@@ -1748,8 +2324,104 @@
         <w:rPr>
           <w:lang w:val="en-US"/>
         </w:rPr>
-        <w:br w:type="page"/>
+        <w:t xml:space="preserve">This project explores the implementation of deep neural networks for image classification tasks using TensorFlow and </w:t>
       </w:r>
+      <w:proofErr w:type="spellStart"/>
+      <w:r>
+        <w:rPr>
+          <w:lang w:val="en-US"/>
+        </w:rPr>
+        <w:t>Keras</w:t>
+      </w:r>
+      <w:proofErr w:type="spellEnd"/>
+      <w:r>
+        <w:rPr>
+          <w:lang w:val="en-US"/>
+        </w:rPr>
+        <w:t>. The main goal is to accurately classify chest X-ray images into one of three categories: Bacterial Pneumonia, Viral Pneumonia, or Normal. To enhance the effectiveness of the classification, the project employs various model optimization strategies, including regularization and transfer learning, aiming to improve performance and reliability.</w:t>
+      </w:r>
+    </w:p>
+    <w:p>
+      <w:pPr>
+        <w:pStyle w:val="Heading2"/>
+        <w:rPr>
+          <w:rFonts w:eastAsia="Times New Roman"/>
+          <w:lang w:val="en-US"/>
+        </w:rPr>
+      </w:pPr>
+      <w:bookmarkStart w:id="1" w:name="_Toc227675043"/>
+      <w:r>
+        <w:rPr>
+          <w:rFonts w:eastAsia="Times New Roman"/>
+          <w:lang w:val="en-US"/>
+        </w:rPr>
+        <w:t>MNIST Model</w:t>
+      </w:r>
+      <w:bookmarkEnd w:id="1"/>
+    </w:p>
+    <w:p>
+      <w:pPr>
+        <w:rPr>
+          <w:lang w:val="en-US"/>
+        </w:rPr>
+      </w:pPr>
+      <w:r>
+        <w:rPr>
+          <w:lang w:val="en-US"/>
+        </w:rPr>
+        <w:t>The MNIST model serves as an initial benchmark for the deep learning environment. It achieved a high accuracy of approximately 98%, confirming that the setup and configuration of the deep learning tools are correct and effective for image classification tasks.</w:t>
+      </w:r>
+    </w:p>
+    <w:p>
+      <w:pPr>
+        <w:pStyle w:val="Heading2"/>
+        <w:rPr>
+          <w:rFonts w:eastAsia="Times New Roman"/>
+          <w:lang w:val="en-US"/>
+        </w:rPr>
+      </w:pPr>
+      <w:bookmarkStart w:id="2" w:name="_Toc227675044"/>
+      <w:r>
+        <w:rPr>
+          <w:rFonts w:eastAsia="Times New Roman"/>
+          <w:lang w:val="en-US"/>
+        </w:rPr>
+        <w:t>Pneumonia Dataset</w:t>
+      </w:r>
+      <w:bookmarkEnd w:id="2"/>
+    </w:p>
+    <w:p>
+      <w:pPr>
+        <w:rPr>
+          <w:lang w:val="en-US"/>
+        </w:rPr>
+      </w:pPr>
+      <w:r>
+        <w:rPr>
+          <w:lang w:val="en-US"/>
+        </w:rPr>
+        <w:t>The pneumonia dataset consists of 5,419 training images and 437 test images, divided into three classes: Bacterial, Viral, and Normal. For model development, the training data was further split into 4,336 training images and 1,083 validation images. The dataset is notably imbalanced, with a larger number of pneumonia cases compared to normal cases. This imbalance has the potential to influence model predictions, possibly causing a bias toward identifying pneumonia cases more frequently than normal cases.</w:t>
+      </w:r>
+    </w:p>
+    <w:p>
+      <w:pPr>
+        <w:pStyle w:val="Heading2"/>
+      </w:pPr>
+      <w:bookmarkStart w:id="3" w:name="_Toc227675045"/>
+      <w:r>
+        <w:t>Baseline CNN Model</w:t>
+      </w:r>
+      <w:bookmarkEnd w:id="3"/>
+    </w:p>
+    <w:p>
+      <w:r>
+        <w:t>The baseline CNN model achieved a training accuracy of 87.9%, validation accuracy of 75.7%, and test accuracy of 75.1%. Training took approximately 80–90 seconds.</w:t>
+      </w:r>
+    </w:p>
+    <w:p>
+      <w:pPr>
+        <w:jc w:val="center"/>
+      </w:pPr>
     </w:p>
     <w:p>
       <w:pPr>
@@ -1762,7 +2434,7 @@
           <w:lang w:val="en-US"/>
         </w:rPr>
       </w:pPr>
-      <w:bookmarkStart w:id="0" w:name="_Toc227187936"/>
+      <w:bookmarkStart w:id="4" w:name="_Toc227675046"/>
       <w:r>
         <w:rPr>
           <w:rFonts w:eastAsia="Times New Roman"/>
@@ -1770,10 +2442,9 @@
           <w:bCs/>
           <w:lang w:val="en-US"/>
         </w:rPr>
-        <w:lastRenderedPageBreak/>
         <w:t>MNIST Classification Model: Initial Results</w:t>
       </w:r>
-      <w:bookmarkEnd w:id="0"/>
+      <w:bookmarkEnd w:id="4"/>
       <w:r>
         <w:rPr>
           <w:rFonts w:eastAsia="Times New Roman"/>
@@ -1792,7 +2463,7 @@
           <w:lang w:val="en-US"/>
         </w:rPr>
       </w:pPr>
-      <w:bookmarkStart w:id="1" w:name="_Toc227187937"/>
+      <w:bookmarkStart w:id="5" w:name="_Toc227675047"/>
       <w:r>
         <w:rPr>
           <w:rFonts w:eastAsia="Times New Roman"/>
@@ -1800,7 +2471,7 @@
         </w:rPr>
         <w:t>Data Acquisition</w:t>
       </w:r>
-      <w:bookmarkEnd w:id="1"/>
+      <w:bookmarkEnd w:id="5"/>
       <w:r>
         <w:rPr>
           <w:rFonts w:eastAsia="Times New Roman"/>
@@ -1819,7 +2490,19 @@
         <w:rPr>
           <w:lang w:val="en-US"/>
         </w:rPr>
-        <w:t>The MNIST dataset was successfully downloaded from the designated source. The training set comprises 60,000 samples, while the test set contains 10,000 samples. The download progress was tracked and confirmed, ensuring all data required for both training and evaluation was fully retrieved.</w:t>
+        <w:t xml:space="preserve">The MNIST dataset was successfully downloaded from the </w:t>
+      </w:r>
+      <w:r>
+        <w:rPr>
+          <w:lang w:val="en-US"/>
+        </w:rPr>
+        <w:t>source on Brightspace</w:t>
+      </w:r>
+      <w:r>
+        <w:rPr>
+          <w:lang w:val="en-US"/>
+        </w:rPr>
+        <w:t>. The training set comprises 60,000 samples, while the test set contains 10,000 samples. The download progress was tracked and confirmed, ensuring all data required for both training and evaluation was fully retrieved.</w:t>
       </w:r>
     </w:p>
     <w:p>
@@ -1830,7 +2513,7 @@
           <w:lang w:val="en-US"/>
         </w:rPr>
       </w:pPr>
-      <w:bookmarkStart w:id="2" w:name="_Toc227187938"/>
+      <w:bookmarkStart w:id="6" w:name="_Toc227675048"/>
       <w:r>
         <w:rPr>
           <w:rFonts w:eastAsia="Times New Roman"/>
@@ -1838,7 +2521,7 @@
         </w:rPr>
         <w:t>Model Construction</w:t>
       </w:r>
-      <w:bookmarkEnd w:id="2"/>
+      <w:bookmarkEnd w:id="6"/>
       <w:r>
         <w:rPr>
           <w:rFonts w:eastAsia="Times New Roman"/>
@@ -2493,8 +3176,9 @@
     </w:p>
     <w:p>
       <w:pPr>
+        <w:pStyle w:val="Heading2"/>
         <w:rPr>
-          <w:rFonts w:asciiTheme="majorHAnsi" w:eastAsia="Times New Roman" w:hAnsiTheme="majorHAnsi" w:cstheme="majorBidi"/>
+          <w:rFonts w:eastAsia="Times New Roman"/>
           <w:color w:val="3E762A" w:themeColor="accent1" w:themeShade="BF"/>
           <w:sz w:val="32"/>
           <w:szCs w:val="32"/>
@@ -2508,16 +3192,7 @@
         </w:rPr>
         <w:br w:type="page"/>
       </w:r>
-    </w:p>
-    <w:p>
-      <w:pPr>
-        <w:pStyle w:val="Heading2"/>
-        <w:rPr>
-          <w:rFonts w:eastAsia="Times New Roman"/>
-          <w:lang w:val="en-US"/>
-        </w:rPr>
-      </w:pPr>
-      <w:bookmarkStart w:id="3" w:name="_Toc227187939"/>
+      <w:bookmarkStart w:id="7" w:name="_Toc227675049"/>
       <w:r>
         <w:rPr>
           <w:rFonts w:eastAsia="Times New Roman"/>
@@ -2526,7 +3201,7 @@
         <w:lastRenderedPageBreak/>
         <w:t>Model Training Progress</w:t>
       </w:r>
-      <w:bookmarkEnd w:id="3"/>
+      <w:bookmarkEnd w:id="7"/>
       <w:r>
         <w:rPr>
           <w:rFonts w:eastAsia="Times New Roman"/>
@@ -4150,7 +4825,7 @@
           <w:lang w:val="en-US"/>
         </w:rPr>
       </w:pPr>
-      <w:bookmarkStart w:id="4" w:name="_Toc227187940"/>
+      <w:bookmarkStart w:id="8" w:name="_Toc227675050"/>
       <w:r>
         <w:rPr>
           <w:rFonts w:eastAsia="Times New Roman"/>
@@ -4158,7 +4833,7 @@
         </w:rPr>
         <w:t>Model Evaluation</w:t>
       </w:r>
-      <w:bookmarkEnd w:id="4"/>
+      <w:bookmarkEnd w:id="8"/>
       <w:r>
         <w:rPr>
           <w:rFonts w:eastAsia="Times New Roman"/>
@@ -4201,7 +4876,7 @@
           <w:bCs/>
         </w:rPr>
       </w:pPr>
-      <w:bookmarkStart w:id="5" w:name="_Toc227187941"/>
+      <w:bookmarkStart w:id="9" w:name="_Toc227675051"/>
       <w:r>
         <w:rPr>
           <w:b/>
@@ -4217,7 +4892,7 @@
         </w:rPr>
         <w:t>: Initial Results</w:t>
       </w:r>
-      <w:bookmarkEnd w:id="5"/>
+      <w:bookmarkEnd w:id="9"/>
     </w:p>
     <w:p>
       <w:pPr>
@@ -4239,11 +4914,11 @@
       <w:pPr>
         <w:pStyle w:val="Heading2"/>
       </w:pPr>
-      <w:bookmarkStart w:id="6" w:name="_Toc227187942"/>
+      <w:bookmarkStart w:id="10" w:name="_Toc227675052"/>
       <w:r>
         <w:t>Baseline Model Results</w:t>
       </w:r>
-      <w:bookmarkEnd w:id="6"/>
+      <w:bookmarkEnd w:id="10"/>
     </w:p>
     <w:p>
       <w:pPr>
@@ -4265,11 +4940,11 @@
       <w:pPr>
         <w:pStyle w:val="Heading2"/>
       </w:pPr>
-      <w:bookmarkStart w:id="7" w:name="_Toc227187943"/>
+      <w:bookmarkStart w:id="11" w:name="_Toc227675053"/>
       <w:r>
         <w:t>Overfitting Analysis</w:t>
       </w:r>
-      <w:bookmarkEnd w:id="7"/>
+      <w:bookmarkEnd w:id="11"/>
     </w:p>
     <w:p>
       <w:pPr>
@@ -4278,11 +4953,12 @@
       <w:r>
         <w:t xml:space="preserve">The model shows clear signs of overfitting. While training accuracy steadily increases across epochs, validation accuracy peaks early and then </w:t>
       </w:r>
-      <w:proofErr w:type="gramStart"/>
       <w:r>
-        <w:t>begins</w:t>
+        <w:t>begin</w:t>
       </w:r>
-      <w:proofErr w:type="gramEnd"/>
+      <w:r>
+        <w:t>s</w:t>
+      </w:r>
       <w:r>
         <w:t xml:space="preserve"> to decline. This indicates that the model is learning patterns specific to the training data but is unable to generalise effectively to unseen data.</w:t>
       </w:r>
@@ -4301,10 +4977,10 @@
           <w:noProof/>
         </w:rPr>
         <w:drawing>
-          <wp:inline distT="0" distB="0" distL="0" distR="0" wp14:anchorId="18091B50" wp14:editId="1350A029">
+          <wp:inline distT="0" distB="0" distL="0" distR="0" wp14:anchorId="0E896EAB" wp14:editId="68B248DB">
             <wp:extent cx="5731510" cy="2813685"/>
             <wp:effectExtent l="0" t="0" r="2540" b="5715"/>
-            <wp:docPr id="1914411228" name="Picture 4"/>
+            <wp:docPr id="24949082" name="Picture 6"/>
             <wp:cNvGraphicFramePr>
               <a:graphicFrameLocks xmlns:a="http://schemas.openxmlformats.org/drawingml/2006/main" noChangeAspect="1"/>
             </wp:cNvGraphicFramePr>
@@ -4312,7 +4988,7 @@
               <a:graphicData uri="http://schemas.openxmlformats.org/drawingml/2006/picture">
                 <pic:pic xmlns:pic="http://schemas.openxmlformats.org/drawingml/2006/picture">
                   <pic:nvPicPr>
-                    <pic:cNvPr id="1914411228" name="Picture 1914411228"/>
+                    <pic:cNvPr id="24949082" name="Picture 24949082"/>
                     <pic:cNvPicPr/>
                   </pic:nvPicPr>
                   <pic:blipFill>
@@ -4352,17 +5028,23 @@
       <w:pPr>
         <w:pStyle w:val="Heading2"/>
       </w:pPr>
-      <w:bookmarkStart w:id="8" w:name="_Toc227187944"/>
+      <w:bookmarkStart w:id="12" w:name="_Toc227675054"/>
       <w:r>
         <w:lastRenderedPageBreak/>
         <w:t>Model Predictions</w:t>
       </w:r>
-      <w:bookmarkEnd w:id="8"/>
+      <w:bookmarkEnd w:id="12"/>
     </w:p>
     <w:p>
       <w:r>
         <w:t>Visual inspection of model predictions shows that the model performs well on normal images, often predicting them with high confidence. However, it struggles to distinguish between bacterial and viral pneumonia, frequently confusing the two classes due to their visual similarity in X-ray images.</w:t>
       </w:r>
+      <w:r>
+        <w:t xml:space="preserve"> </w:t>
+      </w:r>
+      <w:r>
+        <w:t>This misclassification highlights the difficulty of distinguishing between bacterial and viral pneumonia due to their similar visual characteristics.</w:t>
+      </w:r>
     </w:p>
     <w:p>
       <w:pPr>
@@ -4373,10 +5055,10 @@
           <w:noProof/>
         </w:rPr>
         <w:drawing>
-          <wp:inline distT="0" distB="0" distL="0" distR="0" wp14:anchorId="54BC516A" wp14:editId="171CF766">
+          <wp:inline distT="0" distB="0" distL="0" distR="0" wp14:anchorId="2CE0784F" wp14:editId="6B33DCC0">
             <wp:extent cx="5731510" cy="2813685"/>
             <wp:effectExtent l="0" t="0" r="2540" b="5715"/>
-            <wp:docPr id="1569796005" name="Picture 5"/>
+            <wp:docPr id="2052416546" name="Picture 7"/>
             <wp:cNvGraphicFramePr>
               <a:graphicFrameLocks xmlns:a="http://schemas.openxmlformats.org/drawingml/2006/main" noChangeAspect="1"/>
             </wp:cNvGraphicFramePr>
@@ -4384,7 +5066,7 @@
               <a:graphicData uri="http://schemas.openxmlformats.org/drawingml/2006/picture">
                 <pic:pic xmlns:pic="http://schemas.openxmlformats.org/drawingml/2006/picture">
                   <pic:nvPicPr>
-                    <pic:cNvPr id="1569796005" name="Picture 1569796005"/>
+                    <pic:cNvPr id="2052416546" name="Picture 2052416546"/>
                     <pic:cNvPicPr/>
                   </pic:nvPicPr>
                   <pic:blipFill>
@@ -4416,49 +5098,111 @@
       </w:r>
     </w:p>
     <w:p>
+      <w:r>
+        <w:br w:type="page"/>
+      </w:r>
+    </w:p>
+    <w:p>
       <w:pPr>
         <w:pStyle w:val="Heading1"/>
         <w:rPr>
+          <w:rFonts w:eastAsia="Times New Roman"/>
+        </w:rPr>
+      </w:pPr>
+      <w:bookmarkStart w:id="13" w:name="_Toc227675055"/>
+      <w:r>
+        <w:rPr>
+          <w:rFonts w:eastAsia="Times New Roman"/>
           <w:b/>
           <w:bCs/>
         </w:rPr>
-      </w:pPr>
-      <w:bookmarkStart w:id="9" w:name="_Toc227187945"/>
+        <w:lastRenderedPageBreak/>
+        <w:t>Improvements Section</w:t>
+      </w:r>
+      <w:bookmarkEnd w:id="13"/>
       <w:r>
         <w:rPr>
-          <w:b/>
-          <w:bCs/>
+          <w:rFonts w:eastAsia="Times New Roman"/>
         </w:rPr>
-        <w:t>Improvements Section</w:t>
+        <w:t xml:space="preserve"> </w:t>
       </w:r>
-      <w:bookmarkEnd w:id="9"/>
     </w:p>
     <w:p>
       <w:pPr>
         <w:pStyle w:val="Heading2"/>
-      </w:pPr>
-      <w:bookmarkStart w:id="10" w:name="_Toc227187950"/>
+        <w:rPr>
+          <w:rFonts w:eastAsia="Times New Roman"/>
+        </w:rPr>
+      </w:pPr>
+      <w:bookmarkStart w:id="14" w:name="_Toc227675056"/>
+      <w:r>
+        <w:rPr>
+          <w:rFonts w:eastAsia="Times New Roman"/>
+        </w:rPr>
+        <w:t>Results &amp; Analysis</w:t>
+      </w:r>
+      <w:bookmarkEnd w:id="14"/>
     </w:p>
     <w:p>
+      <w:r>
+        <w:t>The transfer learning model attained a training accuracy of approximately 78.7% and a validation accuracy of 75.3%. When compared with previous models, this approach demonstrated more stable training dynamics and enhanced generalisation capability. While the accuracy improvement was modest, the transfer learning method produced reduced variance in validation performance, signalling that leveraging pre-trained features offers a more robust solution for the pneumonia classification task.</w:t>
+      </w:r>
+    </w:p>
+    <w:p>
+      <w:r>
+        <w:t xml:space="preserve">The model achieved a test accuracy of 74.0%. Detailed evaluation metrics such as precision, recall, and F1-score were used to further assess the model's performance. The highest performance was observed for the </w:t>
+      </w:r>
+      <w:r>
+        <w:rPr>
+          <w:i/>
+          <w:iCs/>
+        </w:rPr>
+        <w:t>normal</w:t>
+      </w:r>
+      <w:r>
+        <w:t xml:space="preserve"> class, where the model achieved a recall of 98%, indicating strong capability in correctly identifying healthy cases.</w:t>
+      </w:r>
+    </w:p>
+    <w:p>
+      <w:r>
+        <w:t xml:space="preserve">In contrast, the model faced challenges with the </w:t>
+      </w:r>
+      <w:r>
+        <w:rPr>
+          <w:i/>
+          <w:iCs/>
+        </w:rPr>
+        <w:t>viral pneumonia</w:t>
+      </w:r>
+      <w:r>
+        <w:t xml:space="preserve"> class, reaching a recall of only 46%. This result suggests difficulty in distinguishing viral pneumonia from other categories, which is likely attributable to overlapping visual features between bacterial and viral infections.</w:t>
+      </w:r>
+    </w:p>
+    <w:p>
       <w:pPr>
         <w:pStyle w:val="Heading2"/>
-      </w:pPr>
+        <w:rPr>
+          <w:rFonts w:eastAsia="Times New Roman"/>
+        </w:rPr>
+      </w:pPr>
+      <w:bookmarkStart w:id="15" w:name="_Toc227675057"/>
       <w:r>
+        <w:rPr>
+          <w:rFonts w:eastAsia="Times New Roman"/>
+        </w:rPr>
         <w:t>Results Comparison</w:t>
       </w:r>
-      <w:bookmarkEnd w:id="10"/>
+      <w:bookmarkEnd w:id="15"/>
     </w:p>
     <w:tbl>
       <w:tblPr>
         <w:tblW w:w="0" w:type="auto"/>
         <w:tblCellSpacing w:w="15" w:type="dxa"/>
         <w:tblBorders>
-          <w:top w:val="single" w:sz="4" w:space="0" w:color="auto"/>
-          <w:left w:val="single" w:sz="4" w:space="0" w:color="auto"/>
-          <w:bottom w:val="single" w:sz="4" w:space="0" w:color="auto"/>
-          <w:right w:val="single" w:sz="4" w:space="0" w:color="auto"/>
-          <w:insideH w:val="single" w:sz="4" w:space="0" w:color="auto"/>
-          <w:insideV w:val="single" w:sz="4" w:space="0" w:color="auto"/>
+          <w:top w:val="single" w:sz="8" w:space="0" w:color="auto"/>
+          <w:left w:val="single" w:sz="8" w:space="0" w:color="auto"/>
+          <w:bottom w:val="single" w:sz="8" w:space="0" w:color="auto"/>
+          <w:right w:val="single" w:sz="8" w:space="0" w:color="auto"/>
         </w:tblBorders>
         <w:tblCellMar>
           <w:top w:w="15" w:type="dxa"/>
@@ -4469,25 +5213,341 @@
         <w:tblLook w:val="04A0" w:firstRow="1" w:lastRow="0" w:firstColumn="1" w:lastColumn="0" w:noHBand="0" w:noVBand="1"/>
       </w:tblPr>
       <w:tblGrid>
-        <w:gridCol w:w="971"/>
-        <w:gridCol w:w="1037"/>
-        <w:gridCol w:w="839"/>
-        <w:gridCol w:w="971"/>
+        <w:gridCol w:w="1574"/>
+        <w:gridCol w:w="1057"/>
+        <w:gridCol w:w="859"/>
+        <w:gridCol w:w="2752"/>
       </w:tblGrid>
       <w:tr>
         <w:trPr>
-          <w:tblHeader/>
           <w:tblCellSpacing w:w="15" w:type="dxa"/>
         </w:trPr>
         <w:tc>
           <w:tcPr>
             <w:tcW w:w="0" w:type="auto"/>
+            <w:tcBorders>
+              <w:top w:val="single" w:sz="8" w:space="0" w:color="auto"/>
+              <w:left w:val="single" w:sz="8" w:space="0" w:color="auto"/>
+              <w:bottom w:val="single" w:sz="8" w:space="0" w:color="auto"/>
+              <w:right w:val="single" w:sz="8" w:space="0" w:color="auto"/>
+            </w:tcBorders>
+            <w:vAlign w:val="center"/>
+            <w:hideMark/>
+          </w:tcPr>
+          <w:p>
+            <w:r>
+              <w:rPr>
+                <w:b/>
+                <w:bCs/>
+              </w:rPr>
+              <w:t>Model</w:t>
+            </w:r>
+            <w:r>
+              <w:t xml:space="preserve"> </w:t>
+            </w:r>
+          </w:p>
+        </w:tc>
+        <w:tc>
+          <w:tcPr>
+            <w:tcW w:w="0" w:type="auto"/>
+            <w:tcBorders>
+              <w:top w:val="single" w:sz="8" w:space="0" w:color="auto"/>
+              <w:left w:val="single" w:sz="8" w:space="0" w:color="auto"/>
+              <w:bottom w:val="single" w:sz="8" w:space="0" w:color="auto"/>
+              <w:right w:val="single" w:sz="8" w:space="0" w:color="auto"/>
+            </w:tcBorders>
+            <w:vAlign w:val="center"/>
+            <w:hideMark/>
+          </w:tcPr>
+          <w:p>
+            <w:r>
+              <w:rPr>
+                <w:b/>
+                <w:bCs/>
+              </w:rPr>
+              <w:t xml:space="preserve">Train </w:t>
+            </w:r>
+            <w:proofErr w:type="spellStart"/>
+            <w:r>
+              <w:rPr>
+                <w:b/>
+                <w:bCs/>
+              </w:rPr>
+              <w:t>Acc</w:t>
+            </w:r>
+            <w:proofErr w:type="spellEnd"/>
+            <w:r>
+              <w:t xml:space="preserve"> </w:t>
+            </w:r>
+          </w:p>
+        </w:tc>
+        <w:tc>
+          <w:tcPr>
+            <w:tcW w:w="0" w:type="auto"/>
+            <w:tcBorders>
+              <w:top w:val="single" w:sz="8" w:space="0" w:color="auto"/>
+              <w:left w:val="single" w:sz="8" w:space="0" w:color="auto"/>
+              <w:bottom w:val="single" w:sz="8" w:space="0" w:color="auto"/>
+              <w:right w:val="single" w:sz="8" w:space="0" w:color="auto"/>
+            </w:tcBorders>
+            <w:vAlign w:val="center"/>
+            <w:hideMark/>
+          </w:tcPr>
+          <w:p>
+            <w:r>
+              <w:rPr>
+                <w:b/>
+                <w:bCs/>
+              </w:rPr>
+              <w:t xml:space="preserve">Val </w:t>
+            </w:r>
+            <w:proofErr w:type="spellStart"/>
+            <w:r>
+              <w:rPr>
+                <w:b/>
+                <w:bCs/>
+              </w:rPr>
+              <w:t>Acc</w:t>
+            </w:r>
+            <w:proofErr w:type="spellEnd"/>
+            <w:r>
+              <w:t xml:space="preserve"> </w:t>
+            </w:r>
+          </w:p>
+        </w:tc>
+        <w:tc>
+          <w:tcPr>
+            <w:tcW w:w="0" w:type="auto"/>
+            <w:tcBorders>
+              <w:top w:val="single" w:sz="8" w:space="0" w:color="auto"/>
+              <w:left w:val="single" w:sz="8" w:space="0" w:color="auto"/>
+              <w:bottom w:val="single" w:sz="8" w:space="0" w:color="auto"/>
+              <w:right w:val="single" w:sz="8" w:space="0" w:color="auto"/>
+            </w:tcBorders>
+            <w:vAlign w:val="center"/>
+            <w:hideMark/>
+          </w:tcPr>
+          <w:p>
+            <w:r>
+              <w:rPr>
+                <w:b/>
+                <w:bCs/>
+              </w:rPr>
+              <w:t xml:space="preserve">Test </w:t>
+            </w:r>
+            <w:proofErr w:type="spellStart"/>
+            <w:r>
+              <w:rPr>
+                <w:b/>
+                <w:bCs/>
+              </w:rPr>
+              <w:t>Acc</w:t>
+            </w:r>
+            <w:proofErr w:type="spellEnd"/>
+            <w:r>
+              <w:t xml:space="preserve"> </w:t>
+            </w:r>
+          </w:p>
+        </w:tc>
+      </w:tr>
+      <w:tr>
+        <w:trPr>
+          <w:tblCellSpacing w:w="15" w:type="dxa"/>
+        </w:trPr>
+        <w:tc>
+          <w:tcPr>
+            <w:tcW w:w="0" w:type="auto"/>
+            <w:tcBorders>
+              <w:top w:val="single" w:sz="8" w:space="0" w:color="auto"/>
+              <w:left w:val="single" w:sz="8" w:space="0" w:color="auto"/>
+              <w:bottom w:val="single" w:sz="8" w:space="0" w:color="auto"/>
+              <w:right w:val="single" w:sz="8" w:space="0" w:color="auto"/>
+            </w:tcBorders>
+            <w:vAlign w:val="center"/>
+            <w:hideMark/>
+          </w:tcPr>
+          <w:p>
+            <w:r>
+              <w:rPr>
+                <w:b/>
+                <w:bCs/>
+              </w:rPr>
+              <w:t>Baseline CNN</w:t>
+            </w:r>
+            <w:r>
+              <w:t xml:space="preserve"> </w:t>
+            </w:r>
+          </w:p>
+        </w:tc>
+        <w:tc>
+          <w:tcPr>
+            <w:tcW w:w="0" w:type="auto"/>
+            <w:tcBorders>
+              <w:top w:val="single" w:sz="8" w:space="0" w:color="auto"/>
+              <w:left w:val="single" w:sz="8" w:space="0" w:color="auto"/>
+              <w:bottom w:val="single" w:sz="8" w:space="0" w:color="auto"/>
+              <w:right w:val="single" w:sz="8" w:space="0" w:color="auto"/>
+            </w:tcBorders>
+            <w:vAlign w:val="center"/>
+            <w:hideMark/>
+          </w:tcPr>
+          <w:p>
+            <w:r>
+              <w:rPr>
+                <w:b/>
+                <w:bCs/>
+              </w:rPr>
+              <w:t>87.9%</w:t>
+            </w:r>
+            <w:r>
+              <w:t xml:space="preserve"> </w:t>
+            </w:r>
+          </w:p>
+        </w:tc>
+        <w:tc>
+          <w:tcPr>
+            <w:tcW w:w="0" w:type="auto"/>
+            <w:tcBorders>
+              <w:top w:val="single" w:sz="8" w:space="0" w:color="auto"/>
+              <w:left w:val="single" w:sz="8" w:space="0" w:color="auto"/>
+              <w:bottom w:val="single" w:sz="8" w:space="0" w:color="auto"/>
+              <w:right w:val="single" w:sz="8" w:space="0" w:color="auto"/>
+            </w:tcBorders>
+            <w:vAlign w:val="center"/>
+            <w:hideMark/>
+          </w:tcPr>
+          <w:p>
+            <w:r>
+              <w:rPr>
+                <w:b/>
+                <w:bCs/>
+              </w:rPr>
+              <w:t>75.7%</w:t>
+            </w:r>
+            <w:r>
+              <w:t xml:space="preserve"> </w:t>
+            </w:r>
+          </w:p>
+        </w:tc>
+        <w:tc>
+          <w:tcPr>
+            <w:tcW w:w="0" w:type="auto"/>
+            <w:tcBorders>
+              <w:top w:val="single" w:sz="8" w:space="0" w:color="auto"/>
+              <w:left w:val="single" w:sz="8" w:space="0" w:color="auto"/>
+              <w:bottom w:val="single" w:sz="8" w:space="0" w:color="auto"/>
+              <w:right w:val="single" w:sz="8" w:space="0" w:color="auto"/>
+            </w:tcBorders>
+            <w:vAlign w:val="center"/>
+            <w:hideMark/>
+          </w:tcPr>
+          <w:p>
+            <w:r>
+              <w:rPr>
+                <w:b/>
+                <w:bCs/>
+              </w:rPr>
+              <w:t>75.1%</w:t>
+            </w:r>
+            <w:r>
+              <w:t xml:space="preserve"> </w:t>
+            </w:r>
+          </w:p>
+        </w:tc>
+      </w:tr>
+      <w:tr>
+        <w:trPr>
+          <w:tblCellSpacing w:w="15" w:type="dxa"/>
+        </w:trPr>
+        <w:tc>
+          <w:tcPr>
+            <w:tcW w:w="0" w:type="auto"/>
+            <w:tcBorders>
+              <w:top w:val="single" w:sz="8" w:space="0" w:color="auto"/>
+              <w:left w:val="single" w:sz="8" w:space="0" w:color="auto"/>
+              <w:bottom w:val="single" w:sz="8" w:space="0" w:color="auto"/>
+              <w:right w:val="single" w:sz="8" w:space="0" w:color="auto"/>
+            </w:tcBorders>
+            <w:vAlign w:val="center"/>
+            <w:hideMark/>
+          </w:tcPr>
+          <w:p>
+            <w:r>
+              <w:rPr>
+                <w:b/>
+                <w:bCs/>
+              </w:rPr>
+              <w:t>Improved CNN</w:t>
+            </w:r>
+            <w:r>
+              <w:t xml:space="preserve"> </w:t>
+            </w:r>
+          </w:p>
+        </w:tc>
+        <w:tc>
+          <w:tcPr>
+            <w:tcW w:w="0" w:type="auto"/>
+            <w:tcBorders>
+              <w:top w:val="single" w:sz="8" w:space="0" w:color="auto"/>
+              <w:left w:val="single" w:sz="8" w:space="0" w:color="auto"/>
+              <w:bottom w:val="single" w:sz="8" w:space="0" w:color="auto"/>
+              <w:right w:val="single" w:sz="8" w:space="0" w:color="auto"/>
+            </w:tcBorders>
+            <w:vAlign w:val="center"/>
+            <w:hideMark/>
+          </w:tcPr>
+          <w:p>
+            <w:r>
+              <w:rPr>
+                <w:b/>
+                <w:bCs/>
+              </w:rPr>
+              <w:t>~73%</w:t>
+            </w:r>
+            <w:r>
+              <w:t xml:space="preserve"> </w:t>
+            </w:r>
+          </w:p>
+        </w:tc>
+        <w:tc>
+          <w:tcPr>
+            <w:tcW w:w="0" w:type="auto"/>
+            <w:tcBorders>
+              <w:top w:val="single" w:sz="8" w:space="0" w:color="auto"/>
+              <w:left w:val="single" w:sz="8" w:space="0" w:color="auto"/>
+              <w:bottom w:val="single" w:sz="8" w:space="0" w:color="auto"/>
+              <w:right w:val="single" w:sz="8" w:space="0" w:color="auto"/>
+            </w:tcBorders>
+            <w:vAlign w:val="center"/>
+            <w:hideMark/>
+          </w:tcPr>
+          <w:p>
+            <w:r>
+              <w:rPr>
+                <w:b/>
+                <w:bCs/>
+              </w:rPr>
+              <w:t>~70%</w:t>
+            </w:r>
+            <w:r>
+              <w:t xml:space="preserve"> </w:t>
+            </w:r>
+          </w:p>
+        </w:tc>
+        <w:tc>
+          <w:tcPr>
+            <w:tcW w:w="0" w:type="auto"/>
+            <w:tcBorders>
+              <w:top w:val="single" w:sz="8" w:space="0" w:color="auto"/>
+              <w:left w:val="single" w:sz="8" w:space="0" w:color="auto"/>
+              <w:bottom w:val="single" w:sz="8" w:space="0" w:color="auto"/>
+              <w:right w:val="single" w:sz="8" w:space="0" w:color="auto"/>
+            </w:tcBorders>
             <w:vAlign w:val="center"/>
             <w:hideMark/>
           </w:tcPr>
           <w:p>
             <w:pPr>
-              <w:spacing w:line="278" w:lineRule="auto"/>
               <w:rPr>
                 <w:b/>
                 <w:bCs/>
@@ -4498,7 +5558,785 @@
                 <w:b/>
                 <w:bCs/>
               </w:rPr>
-              <w:t>Model</w:t>
+              <w:t>Not significantly improved</w:t>
+            </w:r>
+          </w:p>
+        </w:tc>
+      </w:tr>
+      <w:tr>
+        <w:trPr>
+          <w:tblCellSpacing w:w="15" w:type="dxa"/>
+        </w:trPr>
+        <w:tc>
+          <w:tcPr>
+            <w:tcW w:w="0" w:type="auto"/>
+            <w:tcBorders>
+              <w:top w:val="single" w:sz="8" w:space="0" w:color="auto"/>
+              <w:left w:val="single" w:sz="8" w:space="0" w:color="auto"/>
+              <w:bottom w:val="single" w:sz="8" w:space="0" w:color="auto"/>
+              <w:right w:val="single" w:sz="8" w:space="0" w:color="auto"/>
+            </w:tcBorders>
+            <w:vAlign w:val="center"/>
+            <w:hideMark/>
+          </w:tcPr>
+          <w:p>
+            <w:r>
+              <w:rPr>
+                <w:b/>
+                <w:bCs/>
+              </w:rPr>
+              <w:t>MobileNetV2</w:t>
+            </w:r>
+            <w:r>
+              <w:t xml:space="preserve"> </w:t>
+            </w:r>
+          </w:p>
+        </w:tc>
+        <w:tc>
+          <w:tcPr>
+            <w:tcW w:w="0" w:type="auto"/>
+            <w:tcBorders>
+              <w:top w:val="single" w:sz="8" w:space="0" w:color="auto"/>
+              <w:left w:val="single" w:sz="8" w:space="0" w:color="auto"/>
+              <w:bottom w:val="single" w:sz="8" w:space="0" w:color="auto"/>
+              <w:right w:val="single" w:sz="8" w:space="0" w:color="auto"/>
+            </w:tcBorders>
+            <w:vAlign w:val="center"/>
+            <w:hideMark/>
+          </w:tcPr>
+          <w:p>
+            <w:r>
+              <w:rPr>
+                <w:b/>
+                <w:bCs/>
+              </w:rPr>
+              <w:t>~78%</w:t>
+            </w:r>
+            <w:r>
+              <w:t xml:space="preserve"> </w:t>
+            </w:r>
+          </w:p>
+        </w:tc>
+        <w:tc>
+          <w:tcPr>
+            <w:tcW w:w="0" w:type="auto"/>
+            <w:tcBorders>
+              <w:top w:val="single" w:sz="8" w:space="0" w:color="auto"/>
+              <w:left w:val="single" w:sz="8" w:space="0" w:color="auto"/>
+              <w:bottom w:val="single" w:sz="8" w:space="0" w:color="auto"/>
+              <w:right w:val="single" w:sz="8" w:space="0" w:color="auto"/>
+            </w:tcBorders>
+            <w:vAlign w:val="center"/>
+            <w:hideMark/>
+          </w:tcPr>
+          <w:p>
+            <w:r>
+              <w:rPr>
+                <w:b/>
+                <w:bCs/>
+              </w:rPr>
+              <w:t>~74%</w:t>
+            </w:r>
+            <w:r>
+              <w:t xml:space="preserve"> </w:t>
+            </w:r>
+          </w:p>
+        </w:tc>
+        <w:tc>
+          <w:tcPr>
+            <w:tcW w:w="0" w:type="auto"/>
+            <w:tcBorders>
+              <w:top w:val="single" w:sz="8" w:space="0" w:color="auto"/>
+              <w:left w:val="single" w:sz="8" w:space="0" w:color="auto"/>
+              <w:bottom w:val="single" w:sz="8" w:space="0" w:color="auto"/>
+              <w:right w:val="single" w:sz="8" w:space="0" w:color="auto"/>
+            </w:tcBorders>
+            <w:vAlign w:val="center"/>
+            <w:hideMark/>
+          </w:tcPr>
+          <w:p>
+            <w:r>
+              <w:rPr>
+                <w:b/>
+                <w:bCs/>
+              </w:rPr>
+              <w:t>74.0%</w:t>
+            </w:r>
+            <w:r>
+              <w:t xml:space="preserve"> </w:t>
+            </w:r>
+          </w:p>
+        </w:tc>
+      </w:tr>
+    </w:tbl>
+    <w:p>
+      <w:pPr>
+        <w:spacing w:after="0"/>
+        <w:rPr>
+          <w:rFonts w:ascii="Times New Roman" w:eastAsia="Times New Roman" w:hAnsi="Times New Roman" w:cs="Times New Roman"/>
+          <w:sz w:val="24"/>
+          <w:szCs w:val="24"/>
+        </w:rPr>
+      </w:pPr>
+      <w:r>
+        <w:rPr>
+          <w:rFonts w:ascii="Times New Roman" w:eastAsia="Times New Roman" w:hAnsi="Times New Roman" w:cs="Times New Roman"/>
+          <w:sz w:val="24"/>
+          <w:szCs w:val="24"/>
+        </w:rPr>
+        <w:br/>
+      </w:r>
+    </w:p>
+    <w:p>
+      <w:pPr>
+        <w:pStyle w:val="Heading2"/>
+        <w:rPr>
+          <w:rFonts w:ascii="Arial" w:eastAsia="Times New Roman" w:hAnsi="Arial" w:cs="Arial"/>
+        </w:rPr>
+      </w:pPr>
+      <w:bookmarkStart w:id="16" w:name="_Toc227675058"/>
+      <w:r>
+        <w:rPr>
+          <w:rFonts w:eastAsia="Times New Roman"/>
+        </w:rPr>
+        <w:t>Data Augmentation</w:t>
+      </w:r>
+      <w:bookmarkEnd w:id="16"/>
+    </w:p>
+    <w:p>
+      <w:r>
+        <w:t>Data augmentation techniques, such as horizontal flipping and slight rotation, were applied to the training images to increase dataset diversity. By presenting the model with a wider range of image variations, these augmentations helped reduce overfitting by encouraging the model to learn more general features.</w:t>
+      </w:r>
+    </w:p>
+    <w:p>
+      <w:pPr>
+        <w:pStyle w:val="Heading2"/>
+        <w:rPr>
+          <w:rFonts w:eastAsia="Times New Roman"/>
+        </w:rPr>
+      </w:pPr>
+      <w:bookmarkStart w:id="17" w:name="_Toc227675059"/>
+      <w:r>
+        <w:rPr>
+          <w:rFonts w:eastAsia="Times New Roman"/>
+        </w:rPr>
+        <w:t>Dropout &amp; Regularisation</w:t>
+      </w:r>
+      <w:bookmarkEnd w:id="17"/>
+    </w:p>
+    <w:p>
+      <w:r>
+        <w:t>Dropout layers were incorporated into the fully connected sections of the neural network. This regularisation technique serves to prevent the model from becoming overly dependent on any one neuron, thereby promoting better generalisation and mitigating overfitting.</w:t>
+      </w:r>
+    </w:p>
+    <w:p>
+      <w:pPr>
+        <w:pStyle w:val="Heading2"/>
+        <w:rPr>
+          <w:rFonts w:eastAsia="Times New Roman"/>
+        </w:rPr>
+      </w:pPr>
+      <w:bookmarkStart w:id="18" w:name="_Toc227675060"/>
+      <w:r>
+        <w:rPr>
+          <w:rFonts w:eastAsia="Times New Roman"/>
+        </w:rPr>
+        <w:t>Class Imbalance Handling</w:t>
+      </w:r>
+      <w:bookmarkEnd w:id="18"/>
+    </w:p>
+    <w:p>
+      <w:r>
+        <w:t>To address the dataset's class imbalance, class weighting was implemented during training. This approach assigned greater weight to underrepresented classes—particularly normal cases—ensuring that the model considered all classes more equitably and reducing bias towards the majority class.</w:t>
+      </w:r>
+    </w:p>
+    <w:p>
+      <w:pPr>
+        <w:pStyle w:val="Heading3"/>
+        <w:rPr>
+          <w:rFonts w:eastAsia="Times New Roman"/>
+        </w:rPr>
+      </w:pPr>
+      <w:bookmarkStart w:id="19" w:name="_Toc227675061"/>
+      <w:r>
+        <w:rPr>
+          <w:rFonts w:eastAsia="Times New Roman"/>
+        </w:rPr>
+        <w:lastRenderedPageBreak/>
+        <w:t>Improved CNN Attempt</w:t>
+      </w:r>
+      <w:bookmarkEnd w:id="19"/>
+    </w:p>
+    <w:p>
+      <w:r>
+        <w:t>An improved convolutional neural network (CNN) was developed that included data augmentation, batch normalisation, and class weighting. However, despite these enhancements, the training process exhibited instability and did not result in substantial improvements in validation accuracy. These findings suggest that traditional CNN modifications alone are insufficient to overcome the challenges posed by this dataset.</w:t>
+      </w:r>
+    </w:p>
+    <w:p>
+      <w:pPr>
+        <w:pStyle w:val="Heading2"/>
+        <w:rPr>
+          <w:rFonts w:eastAsia="Times New Roman"/>
+        </w:rPr>
+      </w:pPr>
+      <w:bookmarkStart w:id="20" w:name="_Toc227675062"/>
+      <w:r>
+        <w:rPr>
+          <w:rFonts w:eastAsia="Times New Roman"/>
+        </w:rPr>
+        <w:t>Transfer Learning (MobileNetV2)</w:t>
+      </w:r>
+      <w:bookmarkEnd w:id="20"/>
+    </w:p>
+    <w:p>
+      <w:r>
+        <w:t xml:space="preserve">Transfer learning was applied using the MobileNetV2 architecture, pre-trained on the ImageNet dataset. The base model's weights were frozen to function as a feature extractor, while custom classification layers were added to tailor the model for pneumonia classification. </w:t>
+      </w:r>
+      <w:r>
+        <w:t>This approach benefits from shared low-level feature representations learned from large-scale datasets, improving robustness for medical image classification.</w:t>
+      </w:r>
+    </w:p>
+    <w:p>
+      <w:pPr>
+        <w:pStyle w:val="Heading2"/>
+        <w:rPr>
+          <w:rFonts w:eastAsia="Times New Roman"/>
+        </w:rPr>
+      </w:pPr>
+      <w:bookmarkStart w:id="21" w:name="_Toc227675063"/>
+      <w:r>
+        <w:rPr>
+          <w:rFonts w:eastAsia="Times New Roman"/>
+        </w:rPr>
+        <w:t>Evaluation Metrics</w:t>
+      </w:r>
+      <w:bookmarkEnd w:id="21"/>
+    </w:p>
+    <w:tbl>
+      <w:tblPr>
+        <w:tblW w:w="0" w:type="auto"/>
+        <w:tblCellMar>
+          <w:top w:w="15" w:type="dxa"/>
+          <w:left w:w="15" w:type="dxa"/>
+          <w:bottom w:w="15" w:type="dxa"/>
+          <w:right w:w="15" w:type="dxa"/>
+        </w:tblCellMar>
+        <w:tblLook w:val="04A0" w:firstRow="1" w:lastRow="0" w:firstColumn="1" w:lastColumn="0" w:noHBand="0" w:noVBand="1"/>
+      </w:tblPr>
+      <w:tblGrid>
+        <w:gridCol w:w="1802"/>
+        <w:gridCol w:w="1802"/>
+        <w:gridCol w:w="1800"/>
+        <w:gridCol w:w="1800"/>
+        <w:gridCol w:w="1802"/>
+      </w:tblGrid>
+      <w:tr>
+        <w:tc>
+          <w:tcPr>
+            <w:tcW w:w="1803" w:type="dxa"/>
+            <w:tcBorders>
+              <w:top w:val="single" w:sz="8" w:space="0" w:color="BFBFBF"/>
+              <w:left w:val="single" w:sz="8" w:space="0" w:color="BFBFBF"/>
+              <w:bottom w:val="single" w:sz="8" w:space="0" w:color="BFBFBF"/>
+              <w:right w:val="single" w:sz="8" w:space="0" w:color="BFBFBF"/>
+            </w:tcBorders>
+            <w:vAlign w:val="center"/>
+            <w:hideMark/>
+          </w:tcPr>
+          <w:p>
+            <w:r>
+              <w:rPr>
+                <w:b/>
+                <w:bCs/>
+              </w:rPr>
+              <w:t>Class</w:t>
+            </w:r>
+            <w:r>
+              <w:t xml:space="preserve"> </w:t>
+            </w:r>
+          </w:p>
+        </w:tc>
+        <w:tc>
+          <w:tcPr>
+            <w:tcW w:w="1803" w:type="dxa"/>
+            <w:tcBorders>
+              <w:top w:val="single" w:sz="8" w:space="0" w:color="BFBFBF"/>
+              <w:left w:val="nil"/>
+              <w:bottom w:val="single" w:sz="8" w:space="0" w:color="BFBFBF"/>
+              <w:right w:val="single" w:sz="8" w:space="0" w:color="BFBFBF"/>
+            </w:tcBorders>
+            <w:vAlign w:val="center"/>
+            <w:hideMark/>
+          </w:tcPr>
+          <w:p>
+            <w:r>
+              <w:rPr>
+                <w:b/>
+                <w:bCs/>
+              </w:rPr>
+              <w:t>Precision</w:t>
+            </w:r>
+            <w:r>
+              <w:t xml:space="preserve"> </w:t>
+            </w:r>
+          </w:p>
+        </w:tc>
+        <w:tc>
+          <w:tcPr>
+            <w:tcW w:w="1803" w:type="dxa"/>
+            <w:tcBorders>
+              <w:top w:val="single" w:sz="8" w:space="0" w:color="BFBFBF"/>
+              <w:left w:val="nil"/>
+              <w:bottom w:val="single" w:sz="8" w:space="0" w:color="BFBFBF"/>
+              <w:right w:val="single" w:sz="8" w:space="0" w:color="BFBFBF"/>
+            </w:tcBorders>
+            <w:vAlign w:val="center"/>
+            <w:hideMark/>
+          </w:tcPr>
+          <w:p>
+            <w:r>
+              <w:rPr>
+                <w:b/>
+                <w:bCs/>
+              </w:rPr>
+              <w:t>Recall</w:t>
+            </w:r>
+            <w:r>
+              <w:t xml:space="preserve"> </w:t>
+            </w:r>
+          </w:p>
+        </w:tc>
+        <w:tc>
+          <w:tcPr>
+            <w:tcW w:w="1803" w:type="dxa"/>
+            <w:tcBorders>
+              <w:top w:val="single" w:sz="8" w:space="0" w:color="BFBFBF"/>
+              <w:left w:val="nil"/>
+              <w:bottom w:val="single" w:sz="8" w:space="0" w:color="BFBFBF"/>
+              <w:right w:val="single" w:sz="8" w:space="0" w:color="BFBFBF"/>
+            </w:tcBorders>
+            <w:vAlign w:val="center"/>
+            <w:hideMark/>
+          </w:tcPr>
+          <w:p>
+            <w:r>
+              <w:rPr>
+                <w:b/>
+                <w:bCs/>
+              </w:rPr>
+              <w:t>F1-Score</w:t>
+            </w:r>
+            <w:r>
+              <w:t xml:space="preserve"> </w:t>
+            </w:r>
+          </w:p>
+        </w:tc>
+        <w:tc>
+          <w:tcPr>
+            <w:tcW w:w="1804" w:type="dxa"/>
+            <w:tcBorders>
+              <w:top w:val="single" w:sz="8" w:space="0" w:color="BFBFBF"/>
+              <w:left w:val="nil"/>
+              <w:bottom w:val="single" w:sz="8" w:space="0" w:color="BFBFBF"/>
+              <w:right w:val="single" w:sz="8" w:space="0" w:color="BFBFBF"/>
+            </w:tcBorders>
+            <w:vAlign w:val="center"/>
+            <w:hideMark/>
+          </w:tcPr>
+          <w:p>
+            <w:r>
+              <w:rPr>
+                <w:b/>
+                <w:bCs/>
+              </w:rPr>
+              <w:t>Support</w:t>
+            </w:r>
+            <w:r>
+              <w:t xml:space="preserve"> </w:t>
+            </w:r>
+          </w:p>
+        </w:tc>
+      </w:tr>
+      <w:tr>
+        <w:tc>
+          <w:tcPr>
+            <w:tcW w:w="1803" w:type="dxa"/>
+            <w:tcBorders>
+              <w:top w:val="nil"/>
+              <w:left w:val="single" w:sz="8" w:space="0" w:color="BFBFBF"/>
+              <w:bottom w:val="single" w:sz="8" w:space="0" w:color="BFBFBF"/>
+              <w:right w:val="single" w:sz="8" w:space="0" w:color="BFBFBF"/>
+            </w:tcBorders>
+            <w:shd w:val="clear" w:color="auto" w:fill="F2F2F2"/>
+            <w:vAlign w:val="center"/>
+            <w:hideMark/>
+          </w:tcPr>
+          <w:p>
+            <w:r>
+              <w:rPr>
+                <w:color w:val="000000"/>
+              </w:rPr>
+              <w:t>BACTERIAL</w:t>
+            </w:r>
+            <w:r>
+              <w:t xml:space="preserve"> </w:t>
+            </w:r>
+          </w:p>
+        </w:tc>
+        <w:tc>
+          <w:tcPr>
+            <w:tcW w:w="1803" w:type="dxa"/>
+            <w:tcBorders>
+              <w:top w:val="nil"/>
+              <w:left w:val="nil"/>
+              <w:bottom w:val="single" w:sz="8" w:space="0" w:color="BFBFBF"/>
+              <w:right w:val="single" w:sz="8" w:space="0" w:color="BFBFBF"/>
+            </w:tcBorders>
+            <w:shd w:val="clear" w:color="auto" w:fill="F2F2F2"/>
+            <w:vAlign w:val="center"/>
+            <w:hideMark/>
+          </w:tcPr>
+          <w:p>
+            <w:r>
+              <w:rPr>
+                <w:color w:val="000000"/>
+              </w:rPr>
+              <w:t>0.74</w:t>
+            </w:r>
+            <w:r>
+              <w:t xml:space="preserve"> </w:t>
+            </w:r>
+          </w:p>
+        </w:tc>
+        <w:tc>
+          <w:tcPr>
+            <w:tcW w:w="1803" w:type="dxa"/>
+            <w:tcBorders>
+              <w:top w:val="nil"/>
+              <w:left w:val="nil"/>
+              <w:bottom w:val="single" w:sz="8" w:space="0" w:color="BFBFBF"/>
+              <w:right w:val="single" w:sz="8" w:space="0" w:color="BFBFBF"/>
+            </w:tcBorders>
+            <w:shd w:val="clear" w:color="auto" w:fill="F2F2F2"/>
+            <w:vAlign w:val="center"/>
+            <w:hideMark/>
+          </w:tcPr>
+          <w:p>
+            <w:r>
+              <w:rPr>
+                <w:color w:val="000000"/>
+              </w:rPr>
+              <w:t>0.78</w:t>
+            </w:r>
+            <w:r>
+              <w:t xml:space="preserve"> </w:t>
+            </w:r>
+          </w:p>
+        </w:tc>
+        <w:tc>
+          <w:tcPr>
+            <w:tcW w:w="1803" w:type="dxa"/>
+            <w:tcBorders>
+              <w:top w:val="nil"/>
+              <w:left w:val="nil"/>
+              <w:bottom w:val="single" w:sz="8" w:space="0" w:color="BFBFBF"/>
+              <w:right w:val="single" w:sz="8" w:space="0" w:color="BFBFBF"/>
+            </w:tcBorders>
+            <w:shd w:val="clear" w:color="auto" w:fill="F2F2F2"/>
+            <w:vAlign w:val="center"/>
+            <w:hideMark/>
+          </w:tcPr>
+          <w:p>
+            <w:r>
+              <w:rPr>
+                <w:color w:val="000000"/>
+              </w:rPr>
+              <w:t>0.76</w:t>
+            </w:r>
+            <w:r>
+              <w:t xml:space="preserve"> </w:t>
+            </w:r>
+          </w:p>
+        </w:tc>
+        <w:tc>
+          <w:tcPr>
+            <w:tcW w:w="1804" w:type="dxa"/>
+            <w:tcBorders>
+              <w:top w:val="nil"/>
+              <w:left w:val="nil"/>
+              <w:bottom w:val="single" w:sz="8" w:space="0" w:color="BFBFBF"/>
+              <w:right w:val="single" w:sz="8" w:space="0" w:color="BFBFBF"/>
+            </w:tcBorders>
+            <w:shd w:val="clear" w:color="auto" w:fill="F2F2F2"/>
+            <w:vAlign w:val="center"/>
+            <w:hideMark/>
+          </w:tcPr>
+          <w:p>
+            <w:r>
+              <w:rPr>
+                <w:color w:val="000000"/>
+              </w:rPr>
+              <w:t>184</w:t>
+            </w:r>
+            <w:r>
+              <w:t xml:space="preserve"> </w:t>
+            </w:r>
+          </w:p>
+        </w:tc>
+      </w:tr>
+      <w:tr>
+        <w:tc>
+          <w:tcPr>
+            <w:tcW w:w="1803" w:type="dxa"/>
+            <w:tcBorders>
+              <w:top w:val="nil"/>
+              <w:left w:val="single" w:sz="8" w:space="0" w:color="BFBFBF"/>
+              <w:bottom w:val="single" w:sz="8" w:space="0" w:color="BFBFBF"/>
+              <w:right w:val="single" w:sz="8" w:space="0" w:color="BFBFBF"/>
+            </w:tcBorders>
+            <w:vAlign w:val="center"/>
+            <w:hideMark/>
+          </w:tcPr>
+          <w:p>
+            <w:r>
+              <w:t>NORMAL</w:t>
+            </w:r>
+          </w:p>
+        </w:tc>
+        <w:tc>
+          <w:tcPr>
+            <w:tcW w:w="1803" w:type="dxa"/>
+            <w:tcBorders>
+              <w:top w:val="nil"/>
+              <w:left w:val="nil"/>
+              <w:bottom w:val="single" w:sz="8" w:space="0" w:color="BFBFBF"/>
+              <w:right w:val="single" w:sz="8" w:space="0" w:color="BFBFBF"/>
+            </w:tcBorders>
+            <w:vAlign w:val="center"/>
+            <w:hideMark/>
+          </w:tcPr>
+          <w:p>
+            <w:r>
+              <w:t>0.71</w:t>
+            </w:r>
+          </w:p>
+        </w:tc>
+        <w:tc>
+          <w:tcPr>
+            <w:tcW w:w="1803" w:type="dxa"/>
+            <w:tcBorders>
+              <w:top w:val="nil"/>
+              <w:left w:val="nil"/>
+              <w:bottom w:val="single" w:sz="8" w:space="0" w:color="BFBFBF"/>
+              <w:right w:val="single" w:sz="8" w:space="0" w:color="BFBFBF"/>
+            </w:tcBorders>
+            <w:vAlign w:val="center"/>
+            <w:hideMark/>
+          </w:tcPr>
+          <w:p>
+            <w:r>
+              <w:t>0.98</w:t>
+            </w:r>
+          </w:p>
+        </w:tc>
+        <w:tc>
+          <w:tcPr>
+            <w:tcW w:w="1803" w:type="dxa"/>
+            <w:tcBorders>
+              <w:top w:val="nil"/>
+              <w:left w:val="nil"/>
+              <w:bottom w:val="single" w:sz="8" w:space="0" w:color="BFBFBF"/>
+              <w:right w:val="single" w:sz="8" w:space="0" w:color="BFBFBF"/>
+            </w:tcBorders>
+            <w:vAlign w:val="center"/>
+            <w:hideMark/>
+          </w:tcPr>
+          <w:p>
+            <w:r>
+              <w:t>0.82</w:t>
+            </w:r>
+          </w:p>
+        </w:tc>
+        <w:tc>
+          <w:tcPr>
+            <w:tcW w:w="1804" w:type="dxa"/>
+            <w:tcBorders>
+              <w:top w:val="nil"/>
+              <w:left w:val="nil"/>
+              <w:bottom w:val="single" w:sz="8" w:space="0" w:color="BFBFBF"/>
+              <w:right w:val="single" w:sz="8" w:space="0" w:color="BFBFBF"/>
+            </w:tcBorders>
+            <w:vAlign w:val="center"/>
+            <w:hideMark/>
+          </w:tcPr>
+          <w:p>
+            <w:r>
+              <w:t>122</w:t>
+            </w:r>
+          </w:p>
+        </w:tc>
+      </w:tr>
+      <w:tr>
+        <w:tc>
+          <w:tcPr>
+            <w:tcW w:w="1803" w:type="dxa"/>
+            <w:tcBorders>
+              <w:top w:val="nil"/>
+              <w:left w:val="single" w:sz="8" w:space="0" w:color="BFBFBF"/>
+              <w:bottom w:val="single" w:sz="8" w:space="0" w:color="BFBFBF"/>
+              <w:right w:val="single" w:sz="8" w:space="0" w:color="BFBFBF"/>
+            </w:tcBorders>
+            <w:shd w:val="clear" w:color="auto" w:fill="F2F2F2"/>
+            <w:vAlign w:val="center"/>
+            <w:hideMark/>
+          </w:tcPr>
+          <w:p>
+            <w:r>
+              <w:rPr>
+                <w:color w:val="000000"/>
+              </w:rPr>
+              <w:t>VIRAL</w:t>
+            </w:r>
+            <w:r>
+              <w:t xml:space="preserve"> </w:t>
+            </w:r>
+          </w:p>
+        </w:tc>
+        <w:tc>
+          <w:tcPr>
+            <w:tcW w:w="1803" w:type="dxa"/>
+            <w:tcBorders>
+              <w:top w:val="nil"/>
+              <w:left w:val="nil"/>
+              <w:bottom w:val="single" w:sz="8" w:space="0" w:color="BFBFBF"/>
+              <w:right w:val="single" w:sz="8" w:space="0" w:color="BFBFBF"/>
+            </w:tcBorders>
+            <w:shd w:val="clear" w:color="auto" w:fill="F2F2F2"/>
+            <w:vAlign w:val="center"/>
+            <w:hideMark/>
+          </w:tcPr>
+          <w:p>
+            <w:r>
+              <w:rPr>
+                <w:color w:val="000000"/>
+              </w:rPr>
+              <w:t>0.8</w:t>
+            </w:r>
+            <w:r>
+              <w:t xml:space="preserve"> </w:t>
+            </w:r>
+          </w:p>
+        </w:tc>
+        <w:tc>
+          <w:tcPr>
+            <w:tcW w:w="1803" w:type="dxa"/>
+            <w:tcBorders>
+              <w:top w:val="nil"/>
+              <w:left w:val="nil"/>
+              <w:bottom w:val="single" w:sz="8" w:space="0" w:color="BFBFBF"/>
+              <w:right w:val="single" w:sz="8" w:space="0" w:color="BFBFBF"/>
+            </w:tcBorders>
+            <w:shd w:val="clear" w:color="auto" w:fill="F2F2F2"/>
+            <w:vAlign w:val="center"/>
+            <w:hideMark/>
+          </w:tcPr>
+          <w:p>
+            <w:r>
+              <w:rPr>
+                <w:color w:val="000000"/>
+              </w:rPr>
+              <w:t>0.46</w:t>
+            </w:r>
+            <w:r>
+              <w:t xml:space="preserve"> </w:t>
+            </w:r>
+          </w:p>
+        </w:tc>
+        <w:tc>
+          <w:tcPr>
+            <w:tcW w:w="1803" w:type="dxa"/>
+            <w:tcBorders>
+              <w:top w:val="nil"/>
+              <w:left w:val="nil"/>
+              <w:bottom w:val="single" w:sz="8" w:space="0" w:color="BFBFBF"/>
+              <w:right w:val="single" w:sz="8" w:space="0" w:color="BFBFBF"/>
+            </w:tcBorders>
+            <w:shd w:val="clear" w:color="auto" w:fill="F2F2F2"/>
+            <w:vAlign w:val="center"/>
+            <w:hideMark/>
+          </w:tcPr>
+          <w:p>
+            <w:r>
+              <w:rPr>
+                <w:color w:val="000000"/>
+              </w:rPr>
+              <w:t>0.58</w:t>
+            </w:r>
+            <w:r>
+              <w:t xml:space="preserve"> </w:t>
+            </w:r>
+          </w:p>
+        </w:tc>
+        <w:tc>
+          <w:tcPr>
+            <w:tcW w:w="1804" w:type="dxa"/>
+            <w:tcBorders>
+              <w:top w:val="nil"/>
+              <w:left w:val="nil"/>
+              <w:bottom w:val="single" w:sz="8" w:space="0" w:color="BFBFBF"/>
+              <w:right w:val="single" w:sz="8" w:space="0" w:color="BFBFBF"/>
+            </w:tcBorders>
+            <w:shd w:val="clear" w:color="auto" w:fill="F2F2F2"/>
+            <w:vAlign w:val="center"/>
+            <w:hideMark/>
+          </w:tcPr>
+          <w:p>
+            <w:r>
+              <w:rPr>
+                <w:color w:val="000000"/>
+              </w:rPr>
+              <w:t>131</w:t>
+            </w:r>
+            <w:r>
+              <w:t xml:space="preserve"> </w:t>
+            </w:r>
+          </w:p>
+        </w:tc>
+      </w:tr>
+      <w:tr>
+        <w:tc>
+          <w:tcPr>
+            <w:tcW w:w="1803" w:type="dxa"/>
+            <w:tcBorders>
+              <w:top w:val="nil"/>
+              <w:left w:val="single" w:sz="8" w:space="0" w:color="BFBFBF"/>
+              <w:bottom w:val="single" w:sz="8" w:space="0" w:color="BFBFBF"/>
+              <w:right w:val="single" w:sz="8" w:space="0" w:color="BFBFBF"/>
+            </w:tcBorders>
+            <w:vAlign w:val="center"/>
+            <w:hideMark/>
+          </w:tcPr>
+          <w:p>
+            <w:r>
+              <w:t>Accuracy</w:t>
+            </w:r>
+          </w:p>
+        </w:tc>
+        <w:tc>
+          <w:tcPr>
+            <w:tcW w:w="1804" w:type="dxa"/>
+            <w:tcBorders>
+              <w:top w:val="nil"/>
+              <w:left w:val="nil"/>
+              <w:bottom w:val="single" w:sz="8" w:space="0" w:color="BFBFBF"/>
+              <w:right w:val="single" w:sz="8" w:space="0" w:color="BFBFBF"/>
+            </w:tcBorders>
+            <w:vAlign w:val="center"/>
+            <w:hideMark/>
+          </w:tcPr>
+          <w:p>
+            <w:r>
+              <w:t>0.74 (437)</w:t>
             </w:r>
           </w:p>
         </w:tc>
@@ -4510,203 +6348,12 @@
           </w:tcPr>
           <w:p>
             <w:pPr>
-              <w:spacing w:line="278" w:lineRule="auto"/>
-              <w:rPr>
-                <w:b/>
-                <w:bCs/>
-              </w:rPr>
-            </w:pPr>
-            <w:r>
-              <w:rPr>
-                <w:b/>
-                <w:bCs/>
-              </w:rPr>
-              <w:t xml:space="preserve">Train </w:t>
-            </w:r>
-            <w:proofErr w:type="spellStart"/>
-            <w:r>
-              <w:rPr>
-                <w:b/>
-                <w:bCs/>
-              </w:rPr>
-              <w:t>Acc</w:t>
-            </w:r>
-            <w:proofErr w:type="spellEnd"/>
-          </w:p>
-        </w:tc>
-        <w:tc>
-          <w:tcPr>
-            <w:tcW w:w="0" w:type="auto"/>
-            <w:vAlign w:val="center"/>
-            <w:hideMark/>
-          </w:tcPr>
-          <w:p>
-            <w:pPr>
-              <w:spacing w:line="278" w:lineRule="auto"/>
-              <w:rPr>
-                <w:b/>
-                <w:bCs/>
-              </w:rPr>
-            </w:pPr>
-            <w:r>
-              <w:rPr>
-                <w:b/>
-                <w:bCs/>
-              </w:rPr>
-              <w:t xml:space="preserve">Val </w:t>
-            </w:r>
-            <w:proofErr w:type="spellStart"/>
-            <w:r>
-              <w:rPr>
-                <w:b/>
-                <w:bCs/>
-              </w:rPr>
-              <w:t>Acc</w:t>
-            </w:r>
-            <w:proofErr w:type="spellEnd"/>
-          </w:p>
-        </w:tc>
-        <w:tc>
-          <w:tcPr>
-            <w:tcW w:w="0" w:type="auto"/>
-            <w:vAlign w:val="center"/>
-            <w:hideMark/>
-          </w:tcPr>
-          <w:p>
-            <w:pPr>
-              <w:spacing w:line="278" w:lineRule="auto"/>
-              <w:rPr>
-                <w:b/>
-                <w:bCs/>
-              </w:rPr>
-            </w:pPr>
-            <w:r>
-              <w:rPr>
-                <w:b/>
-                <w:bCs/>
-              </w:rPr>
-              <w:t xml:space="preserve">Test </w:t>
-            </w:r>
-            <w:proofErr w:type="spellStart"/>
-            <w:r>
-              <w:rPr>
-                <w:b/>
-                <w:bCs/>
-              </w:rPr>
-              <w:t>Acc</w:t>
-            </w:r>
-            <w:proofErr w:type="spellEnd"/>
-          </w:p>
-        </w:tc>
-      </w:tr>
-      <w:tr>
-        <w:trPr>
-          <w:tblCellSpacing w:w="15" w:type="dxa"/>
-        </w:trPr>
-        <w:tc>
-          <w:tcPr>
-            <w:tcW w:w="0" w:type="auto"/>
-            <w:vAlign w:val="center"/>
-            <w:hideMark/>
-          </w:tcPr>
-          <w:p>
-            <w:pPr>
-              <w:spacing w:line="278" w:lineRule="auto"/>
-            </w:pPr>
-            <w:r>
-              <w:t>Baseline</w:t>
-            </w:r>
-          </w:p>
-        </w:tc>
-        <w:tc>
-          <w:tcPr>
-            <w:tcW w:w="0" w:type="auto"/>
-            <w:vAlign w:val="center"/>
-            <w:hideMark/>
-          </w:tcPr>
-          <w:p>
-            <w:pPr>
-              <w:spacing w:line="278" w:lineRule="auto"/>
-            </w:pPr>
-            <w:r>
-              <w:t>87.9%</w:t>
-            </w:r>
-          </w:p>
-        </w:tc>
-        <w:tc>
-          <w:tcPr>
-            <w:tcW w:w="0" w:type="auto"/>
-            <w:vAlign w:val="center"/>
-            <w:hideMark/>
-          </w:tcPr>
-          <w:p>
-            <w:pPr>
-              <w:spacing w:line="278" w:lineRule="auto"/>
-            </w:pPr>
-            <w:r>
-              <w:t>75.7%</w:t>
-            </w:r>
-          </w:p>
-        </w:tc>
-        <w:tc>
-          <w:tcPr>
-            <w:tcW w:w="0" w:type="auto"/>
-            <w:vAlign w:val="center"/>
-            <w:hideMark/>
-          </w:tcPr>
-          <w:p>
-            <w:pPr>
-              <w:spacing w:line="278" w:lineRule="auto"/>
-            </w:pPr>
-            <w:r>
-              <w:t>75.1%</w:t>
-            </w:r>
-          </w:p>
-        </w:tc>
-      </w:tr>
-      <w:tr>
-        <w:trPr>
-          <w:tblCellSpacing w:w="15" w:type="dxa"/>
-        </w:trPr>
-        <w:tc>
-          <w:tcPr>
-            <w:tcW w:w="0" w:type="auto"/>
-            <w:vAlign w:val="center"/>
-            <w:hideMark/>
-          </w:tcPr>
-          <w:p>
-            <w:pPr>
-              <w:spacing w:line="278" w:lineRule="auto"/>
-            </w:pPr>
-            <w:r>
-              <w:t>Improved</w:t>
-            </w:r>
-          </w:p>
-        </w:tc>
-        <w:tc>
-          <w:tcPr>
-            <w:tcW w:w="0" w:type="auto"/>
-            <w:vAlign w:val="center"/>
-            <w:hideMark/>
-          </w:tcPr>
-          <w:p>
-            <w:pPr>
-              <w:spacing w:line="278" w:lineRule="auto"/>
-            </w:pPr>
-            <w:r>
-              <w:t>Fill later</w:t>
-            </w:r>
-          </w:p>
-        </w:tc>
-        <w:tc>
-          <w:tcPr>
-            <w:tcW w:w="0" w:type="auto"/>
-            <w:vAlign w:val="center"/>
-            <w:hideMark/>
-          </w:tcPr>
-          <w:p>
-            <w:pPr>
-              <w:spacing w:line="278" w:lineRule="auto"/>
+              <w:spacing w:after="0"/>
+              <w:rPr>
+                <w:rFonts w:ascii="Times New Roman" w:eastAsia="Times New Roman" w:hAnsi="Times New Roman" w:cs="Times New Roman"/>
+                <w:sz w:val="20"/>
+                <w:szCs w:val="20"/>
+              </w:rPr>
             </w:pPr>
           </w:p>
         </w:tc>
@@ -4718,41 +6365,313 @@
           </w:tcPr>
           <w:p>
             <w:pPr>
-              <w:spacing w:line="278" w:lineRule="auto"/>
+              <w:spacing w:after="0"/>
+              <w:rPr>
+                <w:rFonts w:ascii="Times New Roman" w:eastAsia="Times New Roman" w:hAnsi="Times New Roman" w:cs="Times New Roman"/>
+                <w:sz w:val="20"/>
+                <w:szCs w:val="20"/>
+              </w:rPr>
+            </w:pPr>
+          </w:p>
+        </w:tc>
+        <w:tc>
+          <w:tcPr>
+            <w:tcW w:w="0" w:type="auto"/>
+            <w:vAlign w:val="center"/>
+            <w:hideMark/>
+          </w:tcPr>
+          <w:p>
+            <w:pPr>
+              <w:spacing w:after="0"/>
+              <w:rPr>
+                <w:rFonts w:ascii="Times New Roman" w:eastAsia="Times New Roman" w:hAnsi="Times New Roman" w:cs="Times New Roman"/>
+                <w:sz w:val="20"/>
+                <w:szCs w:val="20"/>
+              </w:rPr>
             </w:pPr>
           </w:p>
         </w:tc>
       </w:tr>
+      <w:tr>
+        <w:tc>
+          <w:tcPr>
+            <w:tcW w:w="1803" w:type="dxa"/>
+            <w:tcBorders>
+              <w:top w:val="nil"/>
+              <w:left w:val="single" w:sz="8" w:space="0" w:color="BFBFBF"/>
+              <w:bottom w:val="single" w:sz="8" w:space="0" w:color="BFBFBF"/>
+              <w:right w:val="single" w:sz="8" w:space="0" w:color="BFBFBF"/>
+            </w:tcBorders>
+            <w:shd w:val="clear" w:color="auto" w:fill="F2F2F2"/>
+            <w:vAlign w:val="center"/>
+            <w:hideMark/>
+          </w:tcPr>
+          <w:p>
+            <w:r>
+              <w:rPr>
+                <w:color w:val="000000"/>
+              </w:rPr>
+              <w:t xml:space="preserve">macro </w:t>
+            </w:r>
+            <w:proofErr w:type="spellStart"/>
+            <w:r>
+              <w:rPr>
+                <w:color w:val="000000"/>
+              </w:rPr>
+              <w:t>avg</w:t>
+            </w:r>
+            <w:proofErr w:type="spellEnd"/>
+            <w:r>
+              <w:t xml:space="preserve"> </w:t>
+            </w:r>
+          </w:p>
+        </w:tc>
+        <w:tc>
+          <w:tcPr>
+            <w:tcW w:w="1803" w:type="dxa"/>
+            <w:tcBorders>
+              <w:top w:val="nil"/>
+              <w:left w:val="nil"/>
+              <w:bottom w:val="single" w:sz="8" w:space="0" w:color="BFBFBF"/>
+              <w:right w:val="single" w:sz="8" w:space="0" w:color="BFBFBF"/>
+            </w:tcBorders>
+            <w:shd w:val="clear" w:color="auto" w:fill="F2F2F2"/>
+            <w:vAlign w:val="center"/>
+            <w:hideMark/>
+          </w:tcPr>
+          <w:p>
+            <w:r>
+              <w:rPr>
+                <w:color w:val="000000"/>
+              </w:rPr>
+              <w:t>0.75</w:t>
+            </w:r>
+            <w:r>
+              <w:t xml:space="preserve"> </w:t>
+            </w:r>
+          </w:p>
+        </w:tc>
+        <w:tc>
+          <w:tcPr>
+            <w:tcW w:w="1803" w:type="dxa"/>
+            <w:tcBorders>
+              <w:top w:val="nil"/>
+              <w:left w:val="nil"/>
+              <w:bottom w:val="single" w:sz="8" w:space="0" w:color="BFBFBF"/>
+              <w:right w:val="single" w:sz="8" w:space="0" w:color="BFBFBF"/>
+            </w:tcBorders>
+            <w:shd w:val="clear" w:color="auto" w:fill="F2F2F2"/>
+            <w:vAlign w:val="center"/>
+            <w:hideMark/>
+          </w:tcPr>
+          <w:p>
+            <w:r>
+              <w:rPr>
+                <w:color w:val="000000"/>
+              </w:rPr>
+              <w:t>0.74</w:t>
+            </w:r>
+            <w:r>
+              <w:t xml:space="preserve"> </w:t>
+            </w:r>
+          </w:p>
+        </w:tc>
+        <w:tc>
+          <w:tcPr>
+            <w:tcW w:w="1803" w:type="dxa"/>
+            <w:tcBorders>
+              <w:top w:val="nil"/>
+              <w:left w:val="nil"/>
+              <w:bottom w:val="single" w:sz="8" w:space="0" w:color="BFBFBF"/>
+              <w:right w:val="single" w:sz="8" w:space="0" w:color="BFBFBF"/>
+            </w:tcBorders>
+            <w:shd w:val="clear" w:color="auto" w:fill="F2F2F2"/>
+            <w:vAlign w:val="center"/>
+            <w:hideMark/>
+          </w:tcPr>
+          <w:p>
+            <w:r>
+              <w:rPr>
+                <w:color w:val="000000"/>
+              </w:rPr>
+              <w:t>0.72</w:t>
+            </w:r>
+            <w:r>
+              <w:t xml:space="preserve"> </w:t>
+            </w:r>
+          </w:p>
+        </w:tc>
+        <w:tc>
+          <w:tcPr>
+            <w:tcW w:w="1804" w:type="dxa"/>
+            <w:tcBorders>
+              <w:top w:val="nil"/>
+              <w:left w:val="nil"/>
+              <w:bottom w:val="single" w:sz="8" w:space="0" w:color="BFBFBF"/>
+              <w:right w:val="single" w:sz="8" w:space="0" w:color="BFBFBF"/>
+            </w:tcBorders>
+            <w:shd w:val="clear" w:color="auto" w:fill="F2F2F2"/>
+            <w:vAlign w:val="center"/>
+            <w:hideMark/>
+          </w:tcPr>
+          <w:p>
+            <w:r>
+              <w:rPr>
+                <w:color w:val="000000"/>
+              </w:rPr>
+              <w:t>437</w:t>
+            </w:r>
+            <w:r>
+              <w:t xml:space="preserve"> </w:t>
+            </w:r>
+          </w:p>
+        </w:tc>
+      </w:tr>
+      <w:tr>
+        <w:tc>
+          <w:tcPr>
+            <w:tcW w:w="1803" w:type="dxa"/>
+            <w:tcBorders>
+              <w:top w:val="nil"/>
+              <w:left w:val="single" w:sz="8" w:space="0" w:color="BFBFBF"/>
+              <w:bottom w:val="single" w:sz="8" w:space="0" w:color="BFBFBF"/>
+              <w:right w:val="single" w:sz="8" w:space="0" w:color="BFBFBF"/>
+            </w:tcBorders>
+            <w:vAlign w:val="center"/>
+            <w:hideMark/>
+          </w:tcPr>
+          <w:p>
+            <w:r>
+              <w:t xml:space="preserve">weighted </w:t>
+            </w:r>
+            <w:proofErr w:type="spellStart"/>
+            <w:r>
+              <w:t>avg</w:t>
+            </w:r>
+            <w:proofErr w:type="spellEnd"/>
+          </w:p>
+        </w:tc>
+        <w:tc>
+          <w:tcPr>
+            <w:tcW w:w="1803" w:type="dxa"/>
+            <w:tcBorders>
+              <w:top w:val="nil"/>
+              <w:left w:val="nil"/>
+              <w:bottom w:val="single" w:sz="8" w:space="0" w:color="BFBFBF"/>
+              <w:right w:val="single" w:sz="8" w:space="0" w:color="BFBFBF"/>
+            </w:tcBorders>
+            <w:vAlign w:val="center"/>
+            <w:hideMark/>
+          </w:tcPr>
+          <w:p>
+            <w:r>
+              <w:t>0.75</w:t>
+            </w:r>
+          </w:p>
+        </w:tc>
+        <w:tc>
+          <w:tcPr>
+            <w:tcW w:w="1803" w:type="dxa"/>
+            <w:tcBorders>
+              <w:top w:val="nil"/>
+              <w:left w:val="nil"/>
+              <w:bottom w:val="single" w:sz="8" w:space="0" w:color="BFBFBF"/>
+              <w:right w:val="single" w:sz="8" w:space="0" w:color="BFBFBF"/>
+            </w:tcBorders>
+            <w:vAlign w:val="center"/>
+            <w:hideMark/>
+          </w:tcPr>
+          <w:p>
+            <w:r>
+              <w:t>0.74</w:t>
+            </w:r>
+          </w:p>
+        </w:tc>
+        <w:tc>
+          <w:tcPr>
+            <w:tcW w:w="1803" w:type="dxa"/>
+            <w:tcBorders>
+              <w:top w:val="nil"/>
+              <w:left w:val="nil"/>
+              <w:bottom w:val="single" w:sz="8" w:space="0" w:color="BFBFBF"/>
+              <w:right w:val="single" w:sz="8" w:space="0" w:color="BFBFBF"/>
+            </w:tcBorders>
+            <w:vAlign w:val="center"/>
+            <w:hideMark/>
+          </w:tcPr>
+          <w:p>
+            <w:r>
+              <w:t>0.72</w:t>
+            </w:r>
+          </w:p>
+        </w:tc>
+        <w:tc>
+          <w:tcPr>
+            <w:tcW w:w="1804" w:type="dxa"/>
+            <w:tcBorders>
+              <w:top w:val="nil"/>
+              <w:left w:val="nil"/>
+              <w:bottom w:val="single" w:sz="8" w:space="0" w:color="BFBFBF"/>
+              <w:right w:val="single" w:sz="8" w:space="0" w:color="BFBFBF"/>
+            </w:tcBorders>
+            <w:vAlign w:val="center"/>
+            <w:hideMark/>
+          </w:tcPr>
+          <w:p>
+            <w:r>
+              <w:t>437</w:t>
+            </w:r>
+          </w:p>
+        </w:tc>
+      </w:tr>
     </w:tbl>
-    <w:p/>
     <w:p>
       <w:pPr>
+        <w:spacing w:after="0"/>
+        <w:rPr>
+          <w:rFonts w:ascii="Times New Roman" w:eastAsia="Times New Roman" w:hAnsi="Times New Roman" w:cs="Times New Roman"/>
+          <w:sz w:val="24"/>
+          <w:szCs w:val="24"/>
+        </w:rPr>
+      </w:pPr>
+      <w:r>
+        <w:rPr>
+          <w:rFonts w:ascii="Times New Roman" w:eastAsia="Times New Roman" w:hAnsi="Times New Roman" w:cs="Times New Roman"/>
+          <w:sz w:val="24"/>
+          <w:szCs w:val="24"/>
+        </w:rPr>
+        <w:br/>
+      </w:r>
+      <w:r>
+        <w:rPr>
+          <w:rFonts w:ascii="Times New Roman" w:eastAsia="Times New Roman" w:hAnsi="Times New Roman" w:cs="Times New Roman"/>
+          <w:sz w:val="24"/>
+          <w:szCs w:val="24"/>
+        </w:rPr>
+        <w:t>These quantitative results align with the visual prediction examples, where viral pneumonia cases were more frequently misclassified than other classes.</w:t>
+      </w:r>
+    </w:p>
+    <w:p>
+      <w:pPr>
         <w:pStyle w:val="Heading2"/>
-      </w:pPr>
-      <w:bookmarkStart w:id="11" w:name="_Toc227187951"/>
+        <w:rPr>
+          <w:rFonts w:ascii="Arial" w:eastAsia="Times New Roman" w:hAnsi="Arial" w:cs="Arial"/>
+        </w:rPr>
+      </w:pPr>
+      <w:bookmarkStart w:id="22" w:name="_Toc227675064"/>
       <w:r>
+        <w:rPr>
+          <w:rFonts w:eastAsia="Times New Roman"/>
+        </w:rPr>
         <w:t>Conclusion</w:t>
       </w:r>
-      <w:bookmarkEnd w:id="11"/>
+      <w:bookmarkEnd w:id="22"/>
     </w:p>
     <w:p>
-      <w:pPr>
-        <w:spacing w:line="278" w:lineRule="auto"/>
-      </w:pPr>
       <w:r>
-        <w:t>I</w:t>
-      </w:r>
-      <w:r>
-        <w:t xml:space="preserve">n conclusion, the CNN model achieved reasonable performance on the pneumonia </w:t>
-      </w:r>
-      <w:r>
-        <w:t>dataset but</w:t>
-      </w:r>
-      <w:r>
-        <w:t xml:space="preserve"> suffered from overfitting and class imbalance. Through the application of data augmentation and regularisation techniques, the model’s generalisation can be improved. Further improvements such as transfer learning could significantly enhance performance.</w:t>
+        <w:t>In summary, transfer learning produced more stable and reliable model performance compared to traditional CNN-based approaches. Although challenges persist due to class imbalance and the visual similarity between bacterial and viral pneumonia, the use of pre-trained models marked a significant advancement in addressing these issues. The improvements in model stability and generalisation highlight the effectiveness of transfer learning for medical image classification tasks.</w:t>
       </w:r>
     </w:p>
-    <w:p/>
     <w:sectPr>
       <w:headerReference w:type="default" r:id="rId10"/>
       <w:pgSz w:w="11906" w:h="16838"/>
@@ -13292,6 +15211,88 @@
       <w:spacing w:val="0"/>
     </w:rPr>
   </w:style>
+  <w:style w:type="table" w:styleId="TableGrid">
+    <w:name w:val="Table Grid"/>
+    <w:basedOn w:val="TableNormal"/>
+    <w:uiPriority w:val="39"/>
+    <w:rsid w:val="00B525C5"/>
+    <w:pPr>
+      <w:spacing w:after="0" w:line="240" w:lineRule="auto"/>
+    </w:pPr>
+    <w:tblPr>
+      <w:tblBorders>
+        <w:top w:val="single" w:sz="4" w:space="0" w:color="auto"/>
+        <w:left w:val="single" w:sz="4" w:space="0" w:color="auto"/>
+        <w:bottom w:val="single" w:sz="4" w:space="0" w:color="auto"/>
+        <w:right w:val="single" w:sz="4" w:space="0" w:color="auto"/>
+        <w:insideH w:val="single" w:sz="4" w:space="0" w:color="auto"/>
+        <w:insideV w:val="single" w:sz="4" w:space="0" w:color="auto"/>
+      </w:tblBorders>
+    </w:tblPr>
+  </w:style>
+  <w:style w:type="table" w:styleId="PlainTable1">
+    <w:name w:val="Plain Table 1"/>
+    <w:basedOn w:val="TableNormal"/>
+    <w:uiPriority w:val="41"/>
+    <w:rsid w:val="00B525C5"/>
+    <w:pPr>
+      <w:spacing w:after="0" w:line="240" w:lineRule="auto"/>
+    </w:pPr>
+    <w:tblPr>
+      <w:tblStyleRowBandSize w:val="1"/>
+      <w:tblStyleColBandSize w:val="1"/>
+      <w:tblBorders>
+        <w:top w:val="single" w:sz="4" w:space="0" w:color="BFBFBF" w:themeColor="background1" w:themeShade="BF"/>
+        <w:left w:val="single" w:sz="4" w:space="0" w:color="BFBFBF" w:themeColor="background1" w:themeShade="BF"/>
+        <w:bottom w:val="single" w:sz="4" w:space="0" w:color="BFBFBF" w:themeColor="background1" w:themeShade="BF"/>
+        <w:right w:val="single" w:sz="4" w:space="0" w:color="BFBFBF" w:themeColor="background1" w:themeShade="BF"/>
+        <w:insideH w:val="single" w:sz="4" w:space="0" w:color="BFBFBF" w:themeColor="background1" w:themeShade="BF"/>
+        <w:insideV w:val="single" w:sz="4" w:space="0" w:color="BFBFBF" w:themeColor="background1" w:themeShade="BF"/>
+      </w:tblBorders>
+    </w:tblPr>
+    <w:tblStylePr w:type="firstRow">
+      <w:rPr>
+        <w:b/>
+        <w:bCs/>
+      </w:rPr>
+    </w:tblStylePr>
+    <w:tblStylePr w:type="lastRow">
+      <w:rPr>
+        <w:b/>
+        <w:bCs/>
+      </w:rPr>
+      <w:tblPr/>
+      <w:tcPr>
+        <w:tcBorders>
+          <w:top w:val="double" w:sz="4" w:space="0" w:color="BFBFBF" w:themeColor="background1" w:themeShade="BF"/>
+        </w:tcBorders>
+      </w:tcPr>
+    </w:tblStylePr>
+    <w:tblStylePr w:type="firstCol">
+      <w:rPr>
+        <w:b/>
+        <w:bCs/>
+      </w:rPr>
+    </w:tblStylePr>
+    <w:tblStylePr w:type="lastCol">
+      <w:rPr>
+        <w:b/>
+        <w:bCs/>
+      </w:rPr>
+    </w:tblStylePr>
+    <w:tblStylePr w:type="band1Vert">
+      <w:tblPr/>
+      <w:tcPr>
+        <w:shd w:val="clear" w:color="auto" w:fill="F2F2F2" w:themeFill="background1" w:themeFillShade="F2"/>
+      </w:tcPr>
+    </w:tblStylePr>
+    <w:tblStylePr w:type="band1Horz">
+      <w:tblPr/>
+      <w:tcPr>
+        <w:shd w:val="clear" w:color="auto" w:fill="F2F2F2" w:themeFill="background1" w:themeFillShade="F2"/>
+      </w:tcPr>
+    </w:tblStylePr>
+  </w:style>
 </w:styles>
 </file>
 

--- a/B00153639 Josh Treacy - Computer Vision Assignment 2 - Report.docx
+++ b/B00153639 Josh Treacy - Computer Vision Assignment 2 - Report.docx
@@ -4,6 +4,9 @@
   <w:body>
     <w:sdt>
       <w:sdtPr>
+        <w:rPr>
+          <w:rFonts w:ascii="Calibri" w:hAnsi="Calibri" w:cs="Calibri"/>
+        </w:rPr>
         <w:id w:val="-974368367"/>
         <w:docPartObj>
           <w:docPartGallery w:val="Cover Pages"/>
@@ -17,8 +20,14 @@
       </w:sdtEndPr>
       <w:sdtContent>
         <w:p>
+          <w:pPr>
+            <w:rPr>
+              <w:rFonts w:ascii="Calibri" w:hAnsi="Calibri" w:cs="Calibri"/>
+            </w:rPr>
+          </w:pPr>
           <w:r>
             <w:rPr>
+              <w:rFonts w:ascii="Calibri" w:hAnsi="Calibri" w:cs="Calibri"/>
               <w:noProof/>
             </w:rPr>
             <mc:AlternateContent>
@@ -487,11 +496,13 @@
         <w:p>
           <w:pPr>
             <w:rPr>
+              <w:rFonts w:ascii="Calibri" w:hAnsi="Calibri" w:cs="Calibri"/>
               <w:lang w:val="en-US"/>
             </w:rPr>
           </w:pPr>
           <w:r>
             <w:rPr>
+              <w:rFonts w:ascii="Calibri" w:hAnsi="Calibri" w:cs="Calibri"/>
               <w:lang w:val="en-US"/>
             </w:rPr>
             <w:br w:type="page"/>
@@ -502,7 +513,7 @@
     <w:sdt>
       <w:sdtPr>
         <w:rPr>
-          <w:rFonts w:asciiTheme="minorHAnsi" w:eastAsiaTheme="minorHAnsi" w:hAnsiTheme="minorHAnsi" w:cstheme="minorBidi"/>
+          <w:rFonts w:ascii="Calibri" w:eastAsiaTheme="minorHAnsi" w:hAnsi="Calibri" w:cs="Calibri"/>
           <w:color w:val="auto"/>
           <w:kern w:val="2"/>
           <w:sz w:val="24"/>
@@ -531,8 +542,14 @@
         <w:p>
           <w:pPr>
             <w:pStyle w:val="TOCHeading"/>
+            <w:rPr>
+              <w:rFonts w:ascii="Calibri" w:hAnsi="Calibri" w:cs="Calibri"/>
+            </w:rPr>
           </w:pPr>
           <w:r>
+            <w:rPr>
+              <w:rFonts w:ascii="Calibri" w:hAnsi="Calibri" w:cs="Calibri"/>
+            </w:rPr>
             <w:t>Table of Contents</w:t>
           </w:r>
         </w:p>
@@ -543,6 +560,7 @@
               <w:tab w:val="right" w:leader="dot" w:pos="9016"/>
             </w:tabs>
             <w:rPr>
+              <w:rFonts w:ascii="Calibri" w:hAnsi="Calibri" w:cs="Calibri"/>
               <w:noProof/>
               <w:kern w:val="2"/>
               <w:sz w:val="24"/>
@@ -552,19 +570,28 @@
             </w:rPr>
           </w:pPr>
           <w:r>
+            <w:rPr>
+              <w:rFonts w:ascii="Calibri" w:hAnsi="Calibri" w:cs="Calibri"/>
+            </w:rPr>
             <w:fldChar w:fldCharType="begin"/>
           </w:r>
           <w:r>
+            <w:rPr>
+              <w:rFonts w:ascii="Calibri" w:hAnsi="Calibri" w:cs="Calibri"/>
+            </w:rPr>
             <w:instrText xml:space="preserve"> TOC \o "1-3" \h \z \u </w:instrText>
           </w:r>
           <w:r>
+            <w:rPr>
+              <w:rFonts w:ascii="Calibri" w:hAnsi="Calibri" w:cs="Calibri"/>
+            </w:rPr>
             <w:fldChar w:fldCharType="separate"/>
           </w:r>
           <w:hyperlink w:anchor="_Toc227675042" w:history="1">
             <w:r>
               <w:rPr>
                 <w:rStyle w:val="Hyperlink"/>
-                <w:rFonts w:eastAsia="Times New Roman"/>
+                <w:rFonts w:ascii="Calibri" w:eastAsia="Times New Roman" w:hAnsi="Calibri" w:cs="Calibri"/>
                 <w:b/>
                 <w:bCs/>
                 <w:noProof/>
@@ -574,6 +601,7 @@
             </w:r>
             <w:r>
               <w:rPr>
+                <w:rFonts w:ascii="Calibri" w:hAnsi="Calibri" w:cs="Calibri"/>
                 <w:noProof/>
                 <w:webHidden/>
               </w:rPr>
@@ -581,6 +609,7 @@
             </w:r>
             <w:r>
               <w:rPr>
+                <w:rFonts w:ascii="Calibri" w:hAnsi="Calibri" w:cs="Calibri"/>
                 <w:noProof/>
                 <w:webHidden/>
               </w:rPr>
@@ -588,6 +617,7 @@
             </w:r>
             <w:r>
               <w:rPr>
+                <w:rFonts w:ascii="Calibri" w:hAnsi="Calibri" w:cs="Calibri"/>
                 <w:noProof/>
                 <w:webHidden/>
               </w:rPr>
@@ -595,12 +625,14 @@
             </w:r>
             <w:r>
               <w:rPr>
+                <w:rFonts w:ascii="Calibri" w:hAnsi="Calibri" w:cs="Calibri"/>
                 <w:noProof/>
                 <w:webHidden/>
               </w:rPr>
             </w:r>
             <w:r>
               <w:rPr>
+                <w:rFonts w:ascii="Calibri" w:hAnsi="Calibri" w:cs="Calibri"/>
                 <w:noProof/>
                 <w:webHidden/>
               </w:rPr>
@@ -608,6 +640,7 @@
             </w:r>
             <w:r>
               <w:rPr>
+                <w:rFonts w:ascii="Calibri" w:hAnsi="Calibri" w:cs="Calibri"/>
                 <w:noProof/>
                 <w:webHidden/>
               </w:rPr>
@@ -615,6 +648,7 @@
             </w:r>
             <w:r>
               <w:rPr>
+                <w:rFonts w:ascii="Calibri" w:hAnsi="Calibri" w:cs="Calibri"/>
                 <w:noProof/>
                 <w:webHidden/>
               </w:rPr>
@@ -629,6 +663,7 @@
               <w:tab w:val="right" w:leader="dot" w:pos="9016"/>
             </w:tabs>
             <w:rPr>
+              <w:rFonts w:ascii="Calibri" w:hAnsi="Calibri" w:cs="Calibri"/>
               <w:noProof/>
               <w:kern w:val="2"/>
               <w:sz w:val="24"/>
@@ -641,7 +676,7 @@
             <w:r>
               <w:rPr>
                 <w:rStyle w:val="Hyperlink"/>
-                <w:rFonts w:eastAsia="Times New Roman"/>
+                <w:rFonts w:ascii="Calibri" w:eastAsia="Times New Roman" w:hAnsi="Calibri" w:cs="Calibri"/>
                 <w:noProof/>
                 <w:lang w:val="en-US"/>
               </w:rPr>
@@ -649,6 +684,7 @@
             </w:r>
             <w:r>
               <w:rPr>
+                <w:rFonts w:ascii="Calibri" w:hAnsi="Calibri" w:cs="Calibri"/>
                 <w:noProof/>
                 <w:webHidden/>
               </w:rPr>
@@ -656,6 +692,7 @@
             </w:r>
             <w:r>
               <w:rPr>
+                <w:rFonts w:ascii="Calibri" w:hAnsi="Calibri" w:cs="Calibri"/>
                 <w:noProof/>
                 <w:webHidden/>
               </w:rPr>
@@ -663,6 +700,7 @@
             </w:r>
             <w:r>
               <w:rPr>
+                <w:rFonts w:ascii="Calibri" w:hAnsi="Calibri" w:cs="Calibri"/>
                 <w:noProof/>
                 <w:webHidden/>
               </w:rPr>
@@ -670,12 +708,14 @@
             </w:r>
             <w:r>
               <w:rPr>
+                <w:rFonts w:ascii="Calibri" w:hAnsi="Calibri" w:cs="Calibri"/>
                 <w:noProof/>
                 <w:webHidden/>
               </w:rPr>
             </w:r>
             <w:r>
               <w:rPr>
+                <w:rFonts w:ascii="Calibri" w:hAnsi="Calibri" w:cs="Calibri"/>
                 <w:noProof/>
                 <w:webHidden/>
               </w:rPr>
@@ -683,6 +723,7 @@
             </w:r>
             <w:r>
               <w:rPr>
+                <w:rFonts w:ascii="Calibri" w:hAnsi="Calibri" w:cs="Calibri"/>
                 <w:noProof/>
                 <w:webHidden/>
               </w:rPr>
@@ -690,6 +731,7 @@
             </w:r>
             <w:r>
               <w:rPr>
+                <w:rFonts w:ascii="Calibri" w:hAnsi="Calibri" w:cs="Calibri"/>
                 <w:noProof/>
                 <w:webHidden/>
               </w:rPr>
@@ -704,6 +746,7 @@
               <w:tab w:val="right" w:leader="dot" w:pos="9016"/>
             </w:tabs>
             <w:rPr>
+              <w:rFonts w:ascii="Calibri" w:hAnsi="Calibri" w:cs="Calibri"/>
               <w:noProof/>
               <w:kern w:val="2"/>
               <w:sz w:val="24"/>
@@ -716,7 +759,7 @@
             <w:r>
               <w:rPr>
                 <w:rStyle w:val="Hyperlink"/>
-                <w:rFonts w:eastAsia="Times New Roman"/>
+                <w:rFonts w:ascii="Calibri" w:eastAsia="Times New Roman" w:hAnsi="Calibri" w:cs="Calibri"/>
                 <w:noProof/>
                 <w:lang w:val="en-US"/>
               </w:rPr>
@@ -724,6 +767,7 @@
             </w:r>
             <w:r>
               <w:rPr>
+                <w:rFonts w:ascii="Calibri" w:hAnsi="Calibri" w:cs="Calibri"/>
                 <w:noProof/>
                 <w:webHidden/>
               </w:rPr>
@@ -731,6 +775,7 @@
             </w:r>
             <w:r>
               <w:rPr>
+                <w:rFonts w:ascii="Calibri" w:hAnsi="Calibri" w:cs="Calibri"/>
                 <w:noProof/>
                 <w:webHidden/>
               </w:rPr>
@@ -738,6 +783,7 @@
             </w:r>
             <w:r>
               <w:rPr>
+                <w:rFonts w:ascii="Calibri" w:hAnsi="Calibri" w:cs="Calibri"/>
                 <w:noProof/>
                 <w:webHidden/>
               </w:rPr>
@@ -745,12 +791,14 @@
             </w:r>
             <w:r>
               <w:rPr>
+                <w:rFonts w:ascii="Calibri" w:hAnsi="Calibri" w:cs="Calibri"/>
                 <w:noProof/>
                 <w:webHidden/>
               </w:rPr>
             </w:r>
             <w:r>
               <w:rPr>
+                <w:rFonts w:ascii="Calibri" w:hAnsi="Calibri" w:cs="Calibri"/>
                 <w:noProof/>
                 <w:webHidden/>
               </w:rPr>
@@ -758,6 +806,7 @@
             </w:r>
             <w:r>
               <w:rPr>
+                <w:rFonts w:ascii="Calibri" w:hAnsi="Calibri" w:cs="Calibri"/>
                 <w:noProof/>
                 <w:webHidden/>
               </w:rPr>
@@ -765,6 +814,7 @@
             </w:r>
             <w:r>
               <w:rPr>
+                <w:rFonts w:ascii="Calibri" w:hAnsi="Calibri" w:cs="Calibri"/>
                 <w:noProof/>
                 <w:webHidden/>
               </w:rPr>
@@ -779,6 +829,7 @@
               <w:tab w:val="right" w:leader="dot" w:pos="9016"/>
             </w:tabs>
             <w:rPr>
+              <w:rFonts w:ascii="Calibri" w:hAnsi="Calibri" w:cs="Calibri"/>
               <w:noProof/>
               <w:kern w:val="2"/>
               <w:sz w:val="24"/>
@@ -791,12 +842,14 @@
             <w:r>
               <w:rPr>
                 <w:rStyle w:val="Hyperlink"/>
+                <w:rFonts w:ascii="Calibri" w:hAnsi="Calibri" w:cs="Calibri"/>
                 <w:noProof/>
               </w:rPr>
               <w:t>Baseline CNN Model</w:t>
             </w:r>
             <w:r>
               <w:rPr>
+                <w:rFonts w:ascii="Calibri" w:hAnsi="Calibri" w:cs="Calibri"/>
                 <w:noProof/>
                 <w:webHidden/>
               </w:rPr>
@@ -804,6 +857,7 @@
             </w:r>
             <w:r>
               <w:rPr>
+                <w:rFonts w:ascii="Calibri" w:hAnsi="Calibri" w:cs="Calibri"/>
                 <w:noProof/>
                 <w:webHidden/>
               </w:rPr>
@@ -811,6 +865,7 @@
             </w:r>
             <w:r>
               <w:rPr>
+                <w:rFonts w:ascii="Calibri" w:hAnsi="Calibri" w:cs="Calibri"/>
                 <w:noProof/>
                 <w:webHidden/>
               </w:rPr>
@@ -818,12 +873,14 @@
             </w:r>
             <w:r>
               <w:rPr>
+                <w:rFonts w:ascii="Calibri" w:hAnsi="Calibri" w:cs="Calibri"/>
                 <w:noProof/>
                 <w:webHidden/>
               </w:rPr>
             </w:r>
             <w:r>
               <w:rPr>
+                <w:rFonts w:ascii="Calibri" w:hAnsi="Calibri" w:cs="Calibri"/>
                 <w:noProof/>
                 <w:webHidden/>
               </w:rPr>
@@ -831,6 +888,7 @@
             </w:r>
             <w:r>
               <w:rPr>
+                <w:rFonts w:ascii="Calibri" w:hAnsi="Calibri" w:cs="Calibri"/>
                 <w:noProof/>
                 <w:webHidden/>
               </w:rPr>
@@ -838,6 +896,7 @@
             </w:r>
             <w:r>
               <w:rPr>
+                <w:rFonts w:ascii="Calibri" w:hAnsi="Calibri" w:cs="Calibri"/>
                 <w:noProof/>
                 <w:webHidden/>
               </w:rPr>
@@ -852,6 +911,7 @@
               <w:tab w:val="right" w:leader="dot" w:pos="9016"/>
             </w:tabs>
             <w:rPr>
+              <w:rFonts w:ascii="Calibri" w:hAnsi="Calibri" w:cs="Calibri"/>
               <w:noProof/>
               <w:kern w:val="2"/>
               <w:sz w:val="24"/>
@@ -864,7 +924,7 @@
             <w:r>
               <w:rPr>
                 <w:rStyle w:val="Hyperlink"/>
-                <w:rFonts w:eastAsia="Times New Roman"/>
+                <w:rFonts w:ascii="Calibri" w:eastAsia="Times New Roman" w:hAnsi="Calibri" w:cs="Calibri"/>
                 <w:b/>
                 <w:bCs/>
                 <w:noProof/>
@@ -874,6 +934,7 @@
             </w:r>
             <w:r>
               <w:rPr>
+                <w:rFonts w:ascii="Calibri" w:hAnsi="Calibri" w:cs="Calibri"/>
                 <w:noProof/>
                 <w:webHidden/>
               </w:rPr>
@@ -881,6 +942,7 @@
             </w:r>
             <w:r>
               <w:rPr>
+                <w:rFonts w:ascii="Calibri" w:hAnsi="Calibri" w:cs="Calibri"/>
                 <w:noProof/>
                 <w:webHidden/>
               </w:rPr>
@@ -888,6 +950,7 @@
             </w:r>
             <w:r>
               <w:rPr>
+                <w:rFonts w:ascii="Calibri" w:hAnsi="Calibri" w:cs="Calibri"/>
                 <w:noProof/>
                 <w:webHidden/>
               </w:rPr>
@@ -895,12 +958,14 @@
             </w:r>
             <w:r>
               <w:rPr>
+                <w:rFonts w:ascii="Calibri" w:hAnsi="Calibri" w:cs="Calibri"/>
                 <w:noProof/>
                 <w:webHidden/>
               </w:rPr>
             </w:r>
             <w:r>
               <w:rPr>
+                <w:rFonts w:ascii="Calibri" w:hAnsi="Calibri" w:cs="Calibri"/>
                 <w:noProof/>
                 <w:webHidden/>
               </w:rPr>
@@ -908,6 +973,7 @@
             </w:r>
             <w:r>
               <w:rPr>
+                <w:rFonts w:ascii="Calibri" w:hAnsi="Calibri" w:cs="Calibri"/>
                 <w:noProof/>
                 <w:webHidden/>
               </w:rPr>
@@ -915,6 +981,7 @@
             </w:r>
             <w:r>
               <w:rPr>
+                <w:rFonts w:ascii="Calibri" w:hAnsi="Calibri" w:cs="Calibri"/>
                 <w:noProof/>
                 <w:webHidden/>
               </w:rPr>
@@ -929,6 +996,7 @@
               <w:tab w:val="right" w:leader="dot" w:pos="9016"/>
             </w:tabs>
             <w:rPr>
+              <w:rFonts w:ascii="Calibri" w:hAnsi="Calibri" w:cs="Calibri"/>
               <w:noProof/>
               <w:kern w:val="2"/>
               <w:sz w:val="24"/>
@@ -941,7 +1009,7 @@
             <w:r>
               <w:rPr>
                 <w:rStyle w:val="Hyperlink"/>
-                <w:rFonts w:eastAsia="Times New Roman"/>
+                <w:rFonts w:ascii="Calibri" w:eastAsia="Times New Roman" w:hAnsi="Calibri" w:cs="Calibri"/>
                 <w:noProof/>
                 <w:lang w:val="en-US"/>
               </w:rPr>
@@ -949,6 +1017,7 @@
             </w:r>
             <w:r>
               <w:rPr>
+                <w:rFonts w:ascii="Calibri" w:hAnsi="Calibri" w:cs="Calibri"/>
                 <w:noProof/>
                 <w:webHidden/>
               </w:rPr>
@@ -956,6 +1025,7 @@
             </w:r>
             <w:r>
               <w:rPr>
+                <w:rFonts w:ascii="Calibri" w:hAnsi="Calibri" w:cs="Calibri"/>
                 <w:noProof/>
                 <w:webHidden/>
               </w:rPr>
@@ -963,6 +1033,7 @@
             </w:r>
             <w:r>
               <w:rPr>
+                <w:rFonts w:ascii="Calibri" w:hAnsi="Calibri" w:cs="Calibri"/>
                 <w:noProof/>
                 <w:webHidden/>
               </w:rPr>
@@ -970,12 +1041,14 @@
             </w:r>
             <w:r>
               <w:rPr>
+                <w:rFonts w:ascii="Calibri" w:hAnsi="Calibri" w:cs="Calibri"/>
                 <w:noProof/>
                 <w:webHidden/>
               </w:rPr>
             </w:r>
             <w:r>
               <w:rPr>
+                <w:rFonts w:ascii="Calibri" w:hAnsi="Calibri" w:cs="Calibri"/>
                 <w:noProof/>
                 <w:webHidden/>
               </w:rPr>
@@ -983,6 +1056,7 @@
             </w:r>
             <w:r>
               <w:rPr>
+                <w:rFonts w:ascii="Calibri" w:hAnsi="Calibri" w:cs="Calibri"/>
                 <w:noProof/>
                 <w:webHidden/>
               </w:rPr>
@@ -990,6 +1064,7 @@
             </w:r>
             <w:r>
               <w:rPr>
+                <w:rFonts w:ascii="Calibri" w:hAnsi="Calibri" w:cs="Calibri"/>
                 <w:noProof/>
                 <w:webHidden/>
               </w:rPr>
@@ -1004,6 +1079,7 @@
               <w:tab w:val="right" w:leader="dot" w:pos="9016"/>
             </w:tabs>
             <w:rPr>
+              <w:rFonts w:ascii="Calibri" w:hAnsi="Calibri" w:cs="Calibri"/>
               <w:noProof/>
               <w:kern w:val="2"/>
               <w:sz w:val="24"/>
@@ -1016,7 +1092,7 @@
             <w:r>
               <w:rPr>
                 <w:rStyle w:val="Hyperlink"/>
-                <w:rFonts w:eastAsia="Times New Roman"/>
+                <w:rFonts w:ascii="Calibri" w:eastAsia="Times New Roman" w:hAnsi="Calibri" w:cs="Calibri"/>
                 <w:noProof/>
                 <w:lang w:val="en-US"/>
               </w:rPr>
@@ -1024,6 +1100,7 @@
             </w:r>
             <w:r>
               <w:rPr>
+                <w:rFonts w:ascii="Calibri" w:hAnsi="Calibri" w:cs="Calibri"/>
                 <w:noProof/>
                 <w:webHidden/>
               </w:rPr>
@@ -1031,6 +1108,7 @@
             </w:r>
             <w:r>
               <w:rPr>
+                <w:rFonts w:ascii="Calibri" w:hAnsi="Calibri" w:cs="Calibri"/>
                 <w:noProof/>
                 <w:webHidden/>
               </w:rPr>
@@ -1038,6 +1116,7 @@
             </w:r>
             <w:r>
               <w:rPr>
+                <w:rFonts w:ascii="Calibri" w:hAnsi="Calibri" w:cs="Calibri"/>
                 <w:noProof/>
                 <w:webHidden/>
               </w:rPr>
@@ -1045,12 +1124,14 @@
             </w:r>
             <w:r>
               <w:rPr>
+                <w:rFonts w:ascii="Calibri" w:hAnsi="Calibri" w:cs="Calibri"/>
                 <w:noProof/>
                 <w:webHidden/>
               </w:rPr>
             </w:r>
             <w:r>
               <w:rPr>
+                <w:rFonts w:ascii="Calibri" w:hAnsi="Calibri" w:cs="Calibri"/>
                 <w:noProof/>
                 <w:webHidden/>
               </w:rPr>
@@ -1058,6 +1139,7 @@
             </w:r>
             <w:r>
               <w:rPr>
+                <w:rFonts w:ascii="Calibri" w:hAnsi="Calibri" w:cs="Calibri"/>
                 <w:noProof/>
                 <w:webHidden/>
               </w:rPr>
@@ -1065,6 +1147,7 @@
             </w:r>
             <w:r>
               <w:rPr>
+                <w:rFonts w:ascii="Calibri" w:hAnsi="Calibri" w:cs="Calibri"/>
                 <w:noProof/>
                 <w:webHidden/>
               </w:rPr>
@@ -1079,6 +1162,7 @@
               <w:tab w:val="right" w:leader="dot" w:pos="9016"/>
             </w:tabs>
             <w:rPr>
+              <w:rFonts w:ascii="Calibri" w:hAnsi="Calibri" w:cs="Calibri"/>
               <w:noProof/>
               <w:kern w:val="2"/>
               <w:sz w:val="24"/>
@@ -1091,7 +1175,7 @@
             <w:r>
               <w:rPr>
                 <w:rStyle w:val="Hyperlink"/>
-                <w:rFonts w:eastAsia="Times New Roman"/>
+                <w:rFonts w:ascii="Calibri" w:eastAsia="Times New Roman" w:hAnsi="Calibri" w:cs="Calibri"/>
                 <w:noProof/>
                 <w:lang w:val="en-US"/>
               </w:rPr>
@@ -1099,6 +1183,7 @@
             </w:r>
             <w:r>
               <w:rPr>
+                <w:rFonts w:ascii="Calibri" w:hAnsi="Calibri" w:cs="Calibri"/>
                 <w:noProof/>
                 <w:webHidden/>
               </w:rPr>
@@ -1106,6 +1191,7 @@
             </w:r>
             <w:r>
               <w:rPr>
+                <w:rFonts w:ascii="Calibri" w:hAnsi="Calibri" w:cs="Calibri"/>
                 <w:noProof/>
                 <w:webHidden/>
               </w:rPr>
@@ -1113,6 +1199,7 @@
             </w:r>
             <w:r>
               <w:rPr>
+                <w:rFonts w:ascii="Calibri" w:hAnsi="Calibri" w:cs="Calibri"/>
                 <w:noProof/>
                 <w:webHidden/>
               </w:rPr>
@@ -1120,12 +1207,14 @@
             </w:r>
             <w:r>
               <w:rPr>
+                <w:rFonts w:ascii="Calibri" w:hAnsi="Calibri" w:cs="Calibri"/>
                 <w:noProof/>
                 <w:webHidden/>
               </w:rPr>
             </w:r>
             <w:r>
               <w:rPr>
+                <w:rFonts w:ascii="Calibri" w:hAnsi="Calibri" w:cs="Calibri"/>
                 <w:noProof/>
                 <w:webHidden/>
               </w:rPr>
@@ -1133,6 +1222,7 @@
             </w:r>
             <w:r>
               <w:rPr>
+                <w:rFonts w:ascii="Calibri" w:hAnsi="Calibri" w:cs="Calibri"/>
                 <w:noProof/>
                 <w:webHidden/>
               </w:rPr>
@@ -1140,6 +1230,7 @@
             </w:r>
             <w:r>
               <w:rPr>
+                <w:rFonts w:ascii="Calibri" w:hAnsi="Calibri" w:cs="Calibri"/>
                 <w:noProof/>
                 <w:webHidden/>
               </w:rPr>
@@ -1154,6 +1245,7 @@
               <w:tab w:val="right" w:leader="dot" w:pos="9016"/>
             </w:tabs>
             <w:rPr>
+              <w:rFonts w:ascii="Calibri" w:hAnsi="Calibri" w:cs="Calibri"/>
               <w:noProof/>
               <w:kern w:val="2"/>
               <w:sz w:val="24"/>
@@ -1166,7 +1258,7 @@
             <w:r>
               <w:rPr>
                 <w:rStyle w:val="Hyperlink"/>
-                <w:rFonts w:eastAsia="Times New Roman"/>
+                <w:rFonts w:ascii="Calibri" w:eastAsia="Times New Roman" w:hAnsi="Calibri" w:cs="Calibri"/>
                 <w:noProof/>
                 <w:lang w:val="en-US"/>
               </w:rPr>
@@ -1174,6 +1266,7 @@
             </w:r>
             <w:r>
               <w:rPr>
+                <w:rFonts w:ascii="Calibri" w:hAnsi="Calibri" w:cs="Calibri"/>
                 <w:noProof/>
                 <w:webHidden/>
               </w:rPr>
@@ -1181,6 +1274,7 @@
             </w:r>
             <w:r>
               <w:rPr>
+                <w:rFonts w:ascii="Calibri" w:hAnsi="Calibri" w:cs="Calibri"/>
                 <w:noProof/>
                 <w:webHidden/>
               </w:rPr>
@@ -1188,6 +1282,7 @@
             </w:r>
             <w:r>
               <w:rPr>
+                <w:rFonts w:ascii="Calibri" w:hAnsi="Calibri" w:cs="Calibri"/>
                 <w:noProof/>
                 <w:webHidden/>
               </w:rPr>
@@ -1195,12 +1290,14 @@
             </w:r>
             <w:r>
               <w:rPr>
+                <w:rFonts w:ascii="Calibri" w:hAnsi="Calibri" w:cs="Calibri"/>
                 <w:noProof/>
                 <w:webHidden/>
               </w:rPr>
             </w:r>
             <w:r>
               <w:rPr>
+                <w:rFonts w:ascii="Calibri" w:hAnsi="Calibri" w:cs="Calibri"/>
                 <w:noProof/>
                 <w:webHidden/>
               </w:rPr>
@@ -1208,6 +1305,7 @@
             </w:r>
             <w:r>
               <w:rPr>
+                <w:rFonts w:ascii="Calibri" w:hAnsi="Calibri" w:cs="Calibri"/>
                 <w:noProof/>
                 <w:webHidden/>
               </w:rPr>
@@ -1215,6 +1313,7 @@
             </w:r>
             <w:r>
               <w:rPr>
+                <w:rFonts w:ascii="Calibri" w:hAnsi="Calibri" w:cs="Calibri"/>
                 <w:noProof/>
                 <w:webHidden/>
               </w:rPr>
@@ -1229,6 +1328,7 @@
               <w:tab w:val="right" w:leader="dot" w:pos="9016"/>
             </w:tabs>
             <w:rPr>
+              <w:rFonts w:ascii="Calibri" w:hAnsi="Calibri" w:cs="Calibri"/>
               <w:noProof/>
               <w:kern w:val="2"/>
               <w:sz w:val="24"/>
@@ -1241,6 +1341,7 @@
             <w:r>
               <w:rPr>
                 <w:rStyle w:val="Hyperlink"/>
+                <w:rFonts w:ascii="Calibri" w:hAnsi="Calibri" w:cs="Calibri"/>
                 <w:b/>
                 <w:bCs/>
                 <w:noProof/>
@@ -1249,6 +1350,7 @@
             </w:r>
             <w:r>
               <w:rPr>
+                <w:rFonts w:ascii="Calibri" w:hAnsi="Calibri" w:cs="Calibri"/>
                 <w:noProof/>
                 <w:webHidden/>
               </w:rPr>
@@ -1256,6 +1358,7 @@
             </w:r>
             <w:r>
               <w:rPr>
+                <w:rFonts w:ascii="Calibri" w:hAnsi="Calibri" w:cs="Calibri"/>
                 <w:noProof/>
                 <w:webHidden/>
               </w:rPr>
@@ -1263,6 +1366,7 @@
             </w:r>
             <w:r>
               <w:rPr>
+                <w:rFonts w:ascii="Calibri" w:hAnsi="Calibri" w:cs="Calibri"/>
                 <w:noProof/>
                 <w:webHidden/>
               </w:rPr>
@@ -1270,12 +1374,14 @@
             </w:r>
             <w:r>
               <w:rPr>
+                <w:rFonts w:ascii="Calibri" w:hAnsi="Calibri" w:cs="Calibri"/>
                 <w:noProof/>
                 <w:webHidden/>
               </w:rPr>
             </w:r>
             <w:r>
               <w:rPr>
+                <w:rFonts w:ascii="Calibri" w:hAnsi="Calibri" w:cs="Calibri"/>
                 <w:noProof/>
                 <w:webHidden/>
               </w:rPr>
@@ -1283,6 +1389,7 @@
             </w:r>
             <w:r>
               <w:rPr>
+                <w:rFonts w:ascii="Calibri" w:hAnsi="Calibri" w:cs="Calibri"/>
                 <w:noProof/>
                 <w:webHidden/>
               </w:rPr>
@@ -1290,6 +1397,7 @@
             </w:r>
             <w:r>
               <w:rPr>
+                <w:rFonts w:ascii="Calibri" w:hAnsi="Calibri" w:cs="Calibri"/>
                 <w:noProof/>
                 <w:webHidden/>
               </w:rPr>
@@ -1304,6 +1412,7 @@
               <w:tab w:val="right" w:leader="dot" w:pos="9016"/>
             </w:tabs>
             <w:rPr>
+              <w:rFonts w:ascii="Calibri" w:hAnsi="Calibri" w:cs="Calibri"/>
               <w:noProof/>
               <w:kern w:val="2"/>
               <w:sz w:val="24"/>
@@ -1316,12 +1425,14 @@
             <w:r>
               <w:rPr>
                 <w:rStyle w:val="Hyperlink"/>
+                <w:rFonts w:ascii="Calibri" w:hAnsi="Calibri" w:cs="Calibri"/>
                 <w:noProof/>
               </w:rPr>
               <w:t>Baseline Model Results</w:t>
             </w:r>
             <w:r>
               <w:rPr>
+                <w:rFonts w:ascii="Calibri" w:hAnsi="Calibri" w:cs="Calibri"/>
                 <w:noProof/>
                 <w:webHidden/>
               </w:rPr>
@@ -1329,6 +1440,7 @@
             </w:r>
             <w:r>
               <w:rPr>
+                <w:rFonts w:ascii="Calibri" w:hAnsi="Calibri" w:cs="Calibri"/>
                 <w:noProof/>
                 <w:webHidden/>
               </w:rPr>
@@ -1336,6 +1448,7 @@
             </w:r>
             <w:r>
               <w:rPr>
+                <w:rFonts w:ascii="Calibri" w:hAnsi="Calibri" w:cs="Calibri"/>
                 <w:noProof/>
                 <w:webHidden/>
               </w:rPr>
@@ -1343,12 +1456,14 @@
             </w:r>
             <w:r>
               <w:rPr>
+                <w:rFonts w:ascii="Calibri" w:hAnsi="Calibri" w:cs="Calibri"/>
                 <w:noProof/>
                 <w:webHidden/>
               </w:rPr>
             </w:r>
             <w:r>
               <w:rPr>
+                <w:rFonts w:ascii="Calibri" w:hAnsi="Calibri" w:cs="Calibri"/>
                 <w:noProof/>
                 <w:webHidden/>
               </w:rPr>
@@ -1356,6 +1471,7 @@
             </w:r>
             <w:r>
               <w:rPr>
+                <w:rFonts w:ascii="Calibri" w:hAnsi="Calibri" w:cs="Calibri"/>
                 <w:noProof/>
                 <w:webHidden/>
               </w:rPr>
@@ -1363,6 +1479,7 @@
             </w:r>
             <w:r>
               <w:rPr>
+                <w:rFonts w:ascii="Calibri" w:hAnsi="Calibri" w:cs="Calibri"/>
                 <w:noProof/>
                 <w:webHidden/>
               </w:rPr>
@@ -1377,6 +1494,7 @@
               <w:tab w:val="right" w:leader="dot" w:pos="9016"/>
             </w:tabs>
             <w:rPr>
+              <w:rFonts w:ascii="Calibri" w:hAnsi="Calibri" w:cs="Calibri"/>
               <w:noProof/>
               <w:kern w:val="2"/>
               <w:sz w:val="24"/>
@@ -1389,12 +1507,14 @@
             <w:r>
               <w:rPr>
                 <w:rStyle w:val="Hyperlink"/>
+                <w:rFonts w:ascii="Calibri" w:hAnsi="Calibri" w:cs="Calibri"/>
                 <w:noProof/>
               </w:rPr>
               <w:t>Overfitting Analysis</w:t>
             </w:r>
             <w:r>
               <w:rPr>
+                <w:rFonts w:ascii="Calibri" w:hAnsi="Calibri" w:cs="Calibri"/>
                 <w:noProof/>
                 <w:webHidden/>
               </w:rPr>
@@ -1402,6 +1522,7 @@
             </w:r>
             <w:r>
               <w:rPr>
+                <w:rFonts w:ascii="Calibri" w:hAnsi="Calibri" w:cs="Calibri"/>
                 <w:noProof/>
                 <w:webHidden/>
               </w:rPr>
@@ -1409,6 +1530,7 @@
             </w:r>
             <w:r>
               <w:rPr>
+                <w:rFonts w:ascii="Calibri" w:hAnsi="Calibri" w:cs="Calibri"/>
                 <w:noProof/>
                 <w:webHidden/>
               </w:rPr>
@@ -1416,12 +1538,14 @@
             </w:r>
             <w:r>
               <w:rPr>
+                <w:rFonts w:ascii="Calibri" w:hAnsi="Calibri" w:cs="Calibri"/>
                 <w:noProof/>
                 <w:webHidden/>
               </w:rPr>
             </w:r>
             <w:r>
               <w:rPr>
+                <w:rFonts w:ascii="Calibri" w:hAnsi="Calibri" w:cs="Calibri"/>
                 <w:noProof/>
                 <w:webHidden/>
               </w:rPr>
@@ -1429,6 +1553,7 @@
             </w:r>
             <w:r>
               <w:rPr>
+                <w:rFonts w:ascii="Calibri" w:hAnsi="Calibri" w:cs="Calibri"/>
                 <w:noProof/>
                 <w:webHidden/>
               </w:rPr>
@@ -1436,6 +1561,7 @@
             </w:r>
             <w:r>
               <w:rPr>
+                <w:rFonts w:ascii="Calibri" w:hAnsi="Calibri" w:cs="Calibri"/>
                 <w:noProof/>
                 <w:webHidden/>
               </w:rPr>
@@ -1450,6 +1576,7 @@
               <w:tab w:val="right" w:leader="dot" w:pos="9016"/>
             </w:tabs>
             <w:rPr>
+              <w:rFonts w:ascii="Calibri" w:hAnsi="Calibri" w:cs="Calibri"/>
               <w:noProof/>
               <w:kern w:val="2"/>
               <w:sz w:val="24"/>
@@ -1462,12 +1589,14 @@
             <w:r>
               <w:rPr>
                 <w:rStyle w:val="Hyperlink"/>
+                <w:rFonts w:ascii="Calibri" w:hAnsi="Calibri" w:cs="Calibri"/>
                 <w:noProof/>
               </w:rPr>
               <w:t>Model Predictions</w:t>
             </w:r>
             <w:r>
               <w:rPr>
+                <w:rFonts w:ascii="Calibri" w:hAnsi="Calibri" w:cs="Calibri"/>
                 <w:noProof/>
                 <w:webHidden/>
               </w:rPr>
@@ -1475,6 +1604,7 @@
             </w:r>
             <w:r>
               <w:rPr>
+                <w:rFonts w:ascii="Calibri" w:hAnsi="Calibri" w:cs="Calibri"/>
                 <w:noProof/>
                 <w:webHidden/>
               </w:rPr>
@@ -1482,6 +1612,7 @@
             </w:r>
             <w:r>
               <w:rPr>
+                <w:rFonts w:ascii="Calibri" w:hAnsi="Calibri" w:cs="Calibri"/>
                 <w:noProof/>
                 <w:webHidden/>
               </w:rPr>
@@ -1489,12 +1620,14 @@
             </w:r>
             <w:r>
               <w:rPr>
+                <w:rFonts w:ascii="Calibri" w:hAnsi="Calibri" w:cs="Calibri"/>
                 <w:noProof/>
                 <w:webHidden/>
               </w:rPr>
             </w:r>
             <w:r>
               <w:rPr>
+                <w:rFonts w:ascii="Calibri" w:hAnsi="Calibri" w:cs="Calibri"/>
                 <w:noProof/>
                 <w:webHidden/>
               </w:rPr>
@@ -1502,6 +1635,7 @@
             </w:r>
             <w:r>
               <w:rPr>
+                <w:rFonts w:ascii="Calibri" w:hAnsi="Calibri" w:cs="Calibri"/>
                 <w:noProof/>
                 <w:webHidden/>
               </w:rPr>
@@ -1509,6 +1643,7 @@
             </w:r>
             <w:r>
               <w:rPr>
+                <w:rFonts w:ascii="Calibri" w:hAnsi="Calibri" w:cs="Calibri"/>
                 <w:noProof/>
                 <w:webHidden/>
               </w:rPr>
@@ -1523,6 +1658,7 @@
               <w:tab w:val="right" w:leader="dot" w:pos="9016"/>
             </w:tabs>
             <w:rPr>
+              <w:rFonts w:ascii="Calibri" w:hAnsi="Calibri" w:cs="Calibri"/>
               <w:noProof/>
               <w:kern w:val="2"/>
               <w:sz w:val="24"/>
@@ -1535,7 +1671,7 @@
             <w:r>
               <w:rPr>
                 <w:rStyle w:val="Hyperlink"/>
-                <w:rFonts w:eastAsia="Times New Roman"/>
+                <w:rFonts w:ascii="Calibri" w:eastAsia="Times New Roman" w:hAnsi="Calibri" w:cs="Calibri"/>
                 <w:b/>
                 <w:bCs/>
                 <w:noProof/>
@@ -1544,6 +1680,7 @@
             </w:r>
             <w:r>
               <w:rPr>
+                <w:rFonts w:ascii="Calibri" w:hAnsi="Calibri" w:cs="Calibri"/>
                 <w:noProof/>
                 <w:webHidden/>
               </w:rPr>
@@ -1551,6 +1688,7 @@
             </w:r>
             <w:r>
               <w:rPr>
+                <w:rFonts w:ascii="Calibri" w:hAnsi="Calibri" w:cs="Calibri"/>
                 <w:noProof/>
                 <w:webHidden/>
               </w:rPr>
@@ -1558,6 +1696,7 @@
             </w:r>
             <w:r>
               <w:rPr>
+                <w:rFonts w:ascii="Calibri" w:hAnsi="Calibri" w:cs="Calibri"/>
                 <w:noProof/>
                 <w:webHidden/>
               </w:rPr>
@@ -1565,12 +1704,14 @@
             </w:r>
             <w:r>
               <w:rPr>
+                <w:rFonts w:ascii="Calibri" w:hAnsi="Calibri" w:cs="Calibri"/>
                 <w:noProof/>
                 <w:webHidden/>
               </w:rPr>
             </w:r>
             <w:r>
               <w:rPr>
+                <w:rFonts w:ascii="Calibri" w:hAnsi="Calibri" w:cs="Calibri"/>
                 <w:noProof/>
                 <w:webHidden/>
               </w:rPr>
@@ -1578,6 +1719,7 @@
             </w:r>
             <w:r>
               <w:rPr>
+                <w:rFonts w:ascii="Calibri" w:hAnsi="Calibri" w:cs="Calibri"/>
                 <w:noProof/>
                 <w:webHidden/>
               </w:rPr>
@@ -1585,6 +1727,7 @@
             </w:r>
             <w:r>
               <w:rPr>
+                <w:rFonts w:ascii="Calibri" w:hAnsi="Calibri" w:cs="Calibri"/>
                 <w:noProof/>
                 <w:webHidden/>
               </w:rPr>
@@ -1599,6 +1742,7 @@
               <w:tab w:val="right" w:leader="dot" w:pos="9016"/>
             </w:tabs>
             <w:rPr>
+              <w:rFonts w:ascii="Calibri" w:hAnsi="Calibri" w:cs="Calibri"/>
               <w:noProof/>
               <w:kern w:val="2"/>
               <w:sz w:val="24"/>
@@ -1611,13 +1755,14 @@
             <w:r>
               <w:rPr>
                 <w:rStyle w:val="Hyperlink"/>
-                <w:rFonts w:eastAsia="Times New Roman"/>
+                <w:rFonts w:ascii="Calibri" w:eastAsia="Times New Roman" w:hAnsi="Calibri" w:cs="Calibri"/>
                 <w:noProof/>
               </w:rPr>
               <w:t>Results &amp; Analysis</w:t>
             </w:r>
             <w:r>
               <w:rPr>
+                <w:rFonts w:ascii="Calibri" w:hAnsi="Calibri" w:cs="Calibri"/>
                 <w:noProof/>
                 <w:webHidden/>
               </w:rPr>
@@ -1625,6 +1770,7 @@
             </w:r>
             <w:r>
               <w:rPr>
+                <w:rFonts w:ascii="Calibri" w:hAnsi="Calibri" w:cs="Calibri"/>
                 <w:noProof/>
                 <w:webHidden/>
               </w:rPr>
@@ -1632,6 +1778,7 @@
             </w:r>
             <w:r>
               <w:rPr>
+                <w:rFonts w:ascii="Calibri" w:hAnsi="Calibri" w:cs="Calibri"/>
                 <w:noProof/>
                 <w:webHidden/>
               </w:rPr>
@@ -1639,12 +1786,14 @@
             </w:r>
             <w:r>
               <w:rPr>
+                <w:rFonts w:ascii="Calibri" w:hAnsi="Calibri" w:cs="Calibri"/>
                 <w:noProof/>
                 <w:webHidden/>
               </w:rPr>
             </w:r>
             <w:r>
               <w:rPr>
+                <w:rFonts w:ascii="Calibri" w:hAnsi="Calibri" w:cs="Calibri"/>
                 <w:noProof/>
                 <w:webHidden/>
               </w:rPr>
@@ -1652,6 +1801,7 @@
             </w:r>
             <w:r>
               <w:rPr>
+                <w:rFonts w:ascii="Calibri" w:hAnsi="Calibri" w:cs="Calibri"/>
                 <w:noProof/>
                 <w:webHidden/>
               </w:rPr>
@@ -1659,6 +1809,7 @@
             </w:r>
             <w:r>
               <w:rPr>
+                <w:rFonts w:ascii="Calibri" w:hAnsi="Calibri" w:cs="Calibri"/>
                 <w:noProof/>
                 <w:webHidden/>
               </w:rPr>
@@ -1673,6 +1824,7 @@
               <w:tab w:val="right" w:leader="dot" w:pos="9016"/>
             </w:tabs>
             <w:rPr>
+              <w:rFonts w:ascii="Calibri" w:hAnsi="Calibri" w:cs="Calibri"/>
               <w:noProof/>
               <w:kern w:val="2"/>
               <w:sz w:val="24"/>
@@ -1685,13 +1837,14 @@
             <w:r>
               <w:rPr>
                 <w:rStyle w:val="Hyperlink"/>
-                <w:rFonts w:eastAsia="Times New Roman"/>
+                <w:rFonts w:ascii="Calibri" w:eastAsia="Times New Roman" w:hAnsi="Calibri" w:cs="Calibri"/>
                 <w:noProof/>
               </w:rPr>
               <w:t>Results Comparison</w:t>
             </w:r>
             <w:r>
               <w:rPr>
+                <w:rFonts w:ascii="Calibri" w:hAnsi="Calibri" w:cs="Calibri"/>
                 <w:noProof/>
                 <w:webHidden/>
               </w:rPr>
@@ -1699,6 +1852,7 @@
             </w:r>
             <w:r>
               <w:rPr>
+                <w:rFonts w:ascii="Calibri" w:hAnsi="Calibri" w:cs="Calibri"/>
                 <w:noProof/>
                 <w:webHidden/>
               </w:rPr>
@@ -1706,6 +1860,7 @@
             </w:r>
             <w:r>
               <w:rPr>
+                <w:rFonts w:ascii="Calibri" w:hAnsi="Calibri" w:cs="Calibri"/>
                 <w:noProof/>
                 <w:webHidden/>
               </w:rPr>
@@ -1713,12 +1868,14 @@
             </w:r>
             <w:r>
               <w:rPr>
+                <w:rFonts w:ascii="Calibri" w:hAnsi="Calibri" w:cs="Calibri"/>
                 <w:noProof/>
                 <w:webHidden/>
               </w:rPr>
             </w:r>
             <w:r>
               <w:rPr>
+                <w:rFonts w:ascii="Calibri" w:hAnsi="Calibri" w:cs="Calibri"/>
                 <w:noProof/>
                 <w:webHidden/>
               </w:rPr>
@@ -1726,6 +1883,7 @@
             </w:r>
             <w:r>
               <w:rPr>
+                <w:rFonts w:ascii="Calibri" w:hAnsi="Calibri" w:cs="Calibri"/>
                 <w:noProof/>
                 <w:webHidden/>
               </w:rPr>
@@ -1733,6 +1891,7 @@
             </w:r>
             <w:r>
               <w:rPr>
+                <w:rFonts w:ascii="Calibri" w:hAnsi="Calibri" w:cs="Calibri"/>
                 <w:noProof/>
                 <w:webHidden/>
               </w:rPr>
@@ -1747,6 +1906,7 @@
               <w:tab w:val="right" w:leader="dot" w:pos="9016"/>
             </w:tabs>
             <w:rPr>
+              <w:rFonts w:ascii="Calibri" w:hAnsi="Calibri" w:cs="Calibri"/>
               <w:noProof/>
               <w:kern w:val="2"/>
               <w:sz w:val="24"/>
@@ -1759,13 +1919,14 @@
             <w:r>
               <w:rPr>
                 <w:rStyle w:val="Hyperlink"/>
-                <w:rFonts w:eastAsia="Times New Roman"/>
+                <w:rFonts w:ascii="Calibri" w:eastAsia="Times New Roman" w:hAnsi="Calibri" w:cs="Calibri"/>
                 <w:noProof/>
               </w:rPr>
               <w:t>Data Augmentation</w:t>
             </w:r>
             <w:r>
               <w:rPr>
+                <w:rFonts w:ascii="Calibri" w:hAnsi="Calibri" w:cs="Calibri"/>
                 <w:noProof/>
                 <w:webHidden/>
               </w:rPr>
@@ -1773,6 +1934,7 @@
             </w:r>
             <w:r>
               <w:rPr>
+                <w:rFonts w:ascii="Calibri" w:hAnsi="Calibri" w:cs="Calibri"/>
                 <w:noProof/>
                 <w:webHidden/>
               </w:rPr>
@@ -1780,6 +1942,7 @@
             </w:r>
             <w:r>
               <w:rPr>
+                <w:rFonts w:ascii="Calibri" w:hAnsi="Calibri" w:cs="Calibri"/>
                 <w:noProof/>
                 <w:webHidden/>
               </w:rPr>
@@ -1787,12 +1950,14 @@
             </w:r>
             <w:r>
               <w:rPr>
+                <w:rFonts w:ascii="Calibri" w:hAnsi="Calibri" w:cs="Calibri"/>
                 <w:noProof/>
                 <w:webHidden/>
               </w:rPr>
             </w:r>
             <w:r>
               <w:rPr>
+                <w:rFonts w:ascii="Calibri" w:hAnsi="Calibri" w:cs="Calibri"/>
                 <w:noProof/>
                 <w:webHidden/>
               </w:rPr>
@@ -1800,6 +1965,7 @@
             </w:r>
             <w:r>
               <w:rPr>
+                <w:rFonts w:ascii="Calibri" w:hAnsi="Calibri" w:cs="Calibri"/>
                 <w:noProof/>
                 <w:webHidden/>
               </w:rPr>
@@ -1807,6 +1973,7 @@
             </w:r>
             <w:r>
               <w:rPr>
+                <w:rFonts w:ascii="Calibri" w:hAnsi="Calibri" w:cs="Calibri"/>
                 <w:noProof/>
                 <w:webHidden/>
               </w:rPr>
@@ -1821,6 +1988,7 @@
               <w:tab w:val="right" w:leader="dot" w:pos="9016"/>
             </w:tabs>
             <w:rPr>
+              <w:rFonts w:ascii="Calibri" w:hAnsi="Calibri" w:cs="Calibri"/>
               <w:noProof/>
               <w:kern w:val="2"/>
               <w:sz w:val="24"/>
@@ -1833,13 +2001,14 @@
             <w:r>
               <w:rPr>
                 <w:rStyle w:val="Hyperlink"/>
-                <w:rFonts w:eastAsia="Times New Roman"/>
+                <w:rFonts w:ascii="Calibri" w:eastAsia="Times New Roman" w:hAnsi="Calibri" w:cs="Calibri"/>
                 <w:noProof/>
               </w:rPr>
               <w:t>Dropout &amp; Regularisation</w:t>
             </w:r>
             <w:r>
               <w:rPr>
+                <w:rFonts w:ascii="Calibri" w:hAnsi="Calibri" w:cs="Calibri"/>
                 <w:noProof/>
                 <w:webHidden/>
               </w:rPr>
@@ -1847,6 +2016,7 @@
             </w:r>
             <w:r>
               <w:rPr>
+                <w:rFonts w:ascii="Calibri" w:hAnsi="Calibri" w:cs="Calibri"/>
                 <w:noProof/>
                 <w:webHidden/>
               </w:rPr>
@@ -1854,6 +2024,7 @@
             </w:r>
             <w:r>
               <w:rPr>
+                <w:rFonts w:ascii="Calibri" w:hAnsi="Calibri" w:cs="Calibri"/>
                 <w:noProof/>
                 <w:webHidden/>
               </w:rPr>
@@ -1861,12 +2032,14 @@
             </w:r>
             <w:r>
               <w:rPr>
+                <w:rFonts w:ascii="Calibri" w:hAnsi="Calibri" w:cs="Calibri"/>
                 <w:noProof/>
                 <w:webHidden/>
               </w:rPr>
             </w:r>
             <w:r>
               <w:rPr>
+                <w:rFonts w:ascii="Calibri" w:hAnsi="Calibri" w:cs="Calibri"/>
                 <w:noProof/>
                 <w:webHidden/>
               </w:rPr>
@@ -1874,6 +2047,7 @@
             </w:r>
             <w:r>
               <w:rPr>
+                <w:rFonts w:ascii="Calibri" w:hAnsi="Calibri" w:cs="Calibri"/>
                 <w:noProof/>
                 <w:webHidden/>
               </w:rPr>
@@ -1881,6 +2055,7 @@
             </w:r>
             <w:r>
               <w:rPr>
+                <w:rFonts w:ascii="Calibri" w:hAnsi="Calibri" w:cs="Calibri"/>
                 <w:noProof/>
                 <w:webHidden/>
               </w:rPr>
@@ -1895,6 +2070,7 @@
               <w:tab w:val="right" w:leader="dot" w:pos="9016"/>
             </w:tabs>
             <w:rPr>
+              <w:rFonts w:ascii="Calibri" w:hAnsi="Calibri" w:cs="Calibri"/>
               <w:noProof/>
               <w:kern w:val="2"/>
               <w:sz w:val="24"/>
@@ -1907,13 +2083,14 @@
             <w:r>
               <w:rPr>
                 <w:rStyle w:val="Hyperlink"/>
-                <w:rFonts w:eastAsia="Times New Roman"/>
+                <w:rFonts w:ascii="Calibri" w:eastAsia="Times New Roman" w:hAnsi="Calibri" w:cs="Calibri"/>
                 <w:noProof/>
               </w:rPr>
               <w:t>Class Imbalance Handling</w:t>
             </w:r>
             <w:r>
               <w:rPr>
+                <w:rFonts w:ascii="Calibri" w:hAnsi="Calibri" w:cs="Calibri"/>
                 <w:noProof/>
                 <w:webHidden/>
               </w:rPr>
@@ -1921,6 +2098,7 @@
             </w:r>
             <w:r>
               <w:rPr>
+                <w:rFonts w:ascii="Calibri" w:hAnsi="Calibri" w:cs="Calibri"/>
                 <w:noProof/>
                 <w:webHidden/>
               </w:rPr>
@@ -1928,6 +2106,7 @@
             </w:r>
             <w:r>
               <w:rPr>
+                <w:rFonts w:ascii="Calibri" w:hAnsi="Calibri" w:cs="Calibri"/>
                 <w:noProof/>
                 <w:webHidden/>
               </w:rPr>
@@ -1935,12 +2114,14 @@
             </w:r>
             <w:r>
               <w:rPr>
+                <w:rFonts w:ascii="Calibri" w:hAnsi="Calibri" w:cs="Calibri"/>
                 <w:noProof/>
                 <w:webHidden/>
               </w:rPr>
             </w:r>
             <w:r>
               <w:rPr>
+                <w:rFonts w:ascii="Calibri" w:hAnsi="Calibri" w:cs="Calibri"/>
                 <w:noProof/>
                 <w:webHidden/>
               </w:rPr>
@@ -1948,6 +2129,7 @@
             </w:r>
             <w:r>
               <w:rPr>
+                <w:rFonts w:ascii="Calibri" w:hAnsi="Calibri" w:cs="Calibri"/>
                 <w:noProof/>
                 <w:webHidden/>
               </w:rPr>
@@ -1955,6 +2137,7 @@
             </w:r>
             <w:r>
               <w:rPr>
+                <w:rFonts w:ascii="Calibri" w:hAnsi="Calibri" w:cs="Calibri"/>
                 <w:noProof/>
                 <w:webHidden/>
               </w:rPr>
@@ -1969,6 +2152,7 @@
               <w:tab w:val="right" w:leader="dot" w:pos="9016"/>
             </w:tabs>
             <w:rPr>
+              <w:rFonts w:ascii="Calibri" w:hAnsi="Calibri" w:cs="Calibri"/>
               <w:noProof/>
               <w:kern w:val="2"/>
               <w:sz w:val="24"/>
@@ -1981,13 +2165,14 @@
             <w:r>
               <w:rPr>
                 <w:rStyle w:val="Hyperlink"/>
-                <w:rFonts w:eastAsia="Times New Roman"/>
+                <w:rFonts w:ascii="Calibri" w:eastAsia="Times New Roman" w:hAnsi="Calibri" w:cs="Calibri"/>
                 <w:noProof/>
               </w:rPr>
               <w:t>Improved CNN Attempt</w:t>
             </w:r>
             <w:r>
               <w:rPr>
+                <w:rFonts w:ascii="Calibri" w:hAnsi="Calibri" w:cs="Calibri"/>
                 <w:noProof/>
                 <w:webHidden/>
               </w:rPr>
@@ -1995,6 +2180,7 @@
             </w:r>
             <w:r>
               <w:rPr>
+                <w:rFonts w:ascii="Calibri" w:hAnsi="Calibri" w:cs="Calibri"/>
                 <w:noProof/>
                 <w:webHidden/>
               </w:rPr>
@@ -2002,6 +2188,7 @@
             </w:r>
             <w:r>
               <w:rPr>
+                <w:rFonts w:ascii="Calibri" w:hAnsi="Calibri" w:cs="Calibri"/>
                 <w:noProof/>
                 <w:webHidden/>
               </w:rPr>
@@ -2009,12 +2196,14 @@
             </w:r>
             <w:r>
               <w:rPr>
+                <w:rFonts w:ascii="Calibri" w:hAnsi="Calibri" w:cs="Calibri"/>
                 <w:noProof/>
                 <w:webHidden/>
               </w:rPr>
             </w:r>
             <w:r>
               <w:rPr>
+                <w:rFonts w:ascii="Calibri" w:hAnsi="Calibri" w:cs="Calibri"/>
                 <w:noProof/>
                 <w:webHidden/>
               </w:rPr>
@@ -2022,6 +2211,7 @@
             </w:r>
             <w:r>
               <w:rPr>
+                <w:rFonts w:ascii="Calibri" w:hAnsi="Calibri" w:cs="Calibri"/>
                 <w:noProof/>
                 <w:webHidden/>
               </w:rPr>
@@ -2029,6 +2219,7 @@
             </w:r>
             <w:r>
               <w:rPr>
+                <w:rFonts w:ascii="Calibri" w:hAnsi="Calibri" w:cs="Calibri"/>
                 <w:noProof/>
                 <w:webHidden/>
               </w:rPr>
@@ -2043,6 +2234,7 @@
               <w:tab w:val="right" w:leader="dot" w:pos="9016"/>
             </w:tabs>
             <w:rPr>
+              <w:rFonts w:ascii="Calibri" w:hAnsi="Calibri" w:cs="Calibri"/>
               <w:noProof/>
               <w:kern w:val="2"/>
               <w:sz w:val="24"/>
@@ -2055,13 +2247,14 @@
             <w:r>
               <w:rPr>
                 <w:rStyle w:val="Hyperlink"/>
-                <w:rFonts w:eastAsia="Times New Roman"/>
+                <w:rFonts w:ascii="Calibri" w:eastAsia="Times New Roman" w:hAnsi="Calibri" w:cs="Calibri"/>
                 <w:noProof/>
               </w:rPr>
               <w:t>Transfer Learning (MobileNetV2)</w:t>
             </w:r>
             <w:r>
               <w:rPr>
+                <w:rFonts w:ascii="Calibri" w:hAnsi="Calibri" w:cs="Calibri"/>
                 <w:noProof/>
                 <w:webHidden/>
               </w:rPr>
@@ -2069,6 +2262,7 @@
             </w:r>
             <w:r>
               <w:rPr>
+                <w:rFonts w:ascii="Calibri" w:hAnsi="Calibri" w:cs="Calibri"/>
                 <w:noProof/>
                 <w:webHidden/>
               </w:rPr>
@@ -2076,6 +2270,7 @@
             </w:r>
             <w:r>
               <w:rPr>
+                <w:rFonts w:ascii="Calibri" w:hAnsi="Calibri" w:cs="Calibri"/>
                 <w:noProof/>
                 <w:webHidden/>
               </w:rPr>
@@ -2083,12 +2278,14 @@
             </w:r>
             <w:r>
               <w:rPr>
+                <w:rFonts w:ascii="Calibri" w:hAnsi="Calibri" w:cs="Calibri"/>
                 <w:noProof/>
                 <w:webHidden/>
               </w:rPr>
             </w:r>
             <w:r>
               <w:rPr>
+                <w:rFonts w:ascii="Calibri" w:hAnsi="Calibri" w:cs="Calibri"/>
                 <w:noProof/>
                 <w:webHidden/>
               </w:rPr>
@@ -2096,6 +2293,7 @@
             </w:r>
             <w:r>
               <w:rPr>
+                <w:rFonts w:ascii="Calibri" w:hAnsi="Calibri" w:cs="Calibri"/>
                 <w:noProof/>
                 <w:webHidden/>
               </w:rPr>
@@ -2103,6 +2301,7 @@
             </w:r>
             <w:r>
               <w:rPr>
+                <w:rFonts w:ascii="Calibri" w:hAnsi="Calibri" w:cs="Calibri"/>
                 <w:noProof/>
                 <w:webHidden/>
               </w:rPr>
@@ -2117,6 +2316,7 @@
               <w:tab w:val="right" w:leader="dot" w:pos="9016"/>
             </w:tabs>
             <w:rPr>
+              <w:rFonts w:ascii="Calibri" w:hAnsi="Calibri" w:cs="Calibri"/>
               <w:noProof/>
               <w:kern w:val="2"/>
               <w:sz w:val="24"/>
@@ -2129,13 +2329,14 @@
             <w:r>
               <w:rPr>
                 <w:rStyle w:val="Hyperlink"/>
-                <w:rFonts w:eastAsia="Times New Roman"/>
+                <w:rFonts w:ascii="Calibri" w:eastAsia="Times New Roman" w:hAnsi="Calibri" w:cs="Calibri"/>
                 <w:noProof/>
               </w:rPr>
               <w:t>Evaluation Metrics</w:t>
             </w:r>
             <w:r>
               <w:rPr>
+                <w:rFonts w:ascii="Calibri" w:hAnsi="Calibri" w:cs="Calibri"/>
                 <w:noProof/>
                 <w:webHidden/>
               </w:rPr>
@@ -2143,6 +2344,7 @@
             </w:r>
             <w:r>
               <w:rPr>
+                <w:rFonts w:ascii="Calibri" w:hAnsi="Calibri" w:cs="Calibri"/>
                 <w:noProof/>
                 <w:webHidden/>
               </w:rPr>
@@ -2150,6 +2352,7 @@
             </w:r>
             <w:r>
               <w:rPr>
+                <w:rFonts w:ascii="Calibri" w:hAnsi="Calibri" w:cs="Calibri"/>
                 <w:noProof/>
                 <w:webHidden/>
               </w:rPr>
@@ -2157,12 +2360,14 @@
             </w:r>
             <w:r>
               <w:rPr>
+                <w:rFonts w:ascii="Calibri" w:hAnsi="Calibri" w:cs="Calibri"/>
                 <w:noProof/>
                 <w:webHidden/>
               </w:rPr>
             </w:r>
             <w:r>
               <w:rPr>
+                <w:rFonts w:ascii="Calibri" w:hAnsi="Calibri" w:cs="Calibri"/>
                 <w:noProof/>
                 <w:webHidden/>
               </w:rPr>
@@ -2170,6 +2375,7 @@
             </w:r>
             <w:r>
               <w:rPr>
+                <w:rFonts w:ascii="Calibri" w:hAnsi="Calibri" w:cs="Calibri"/>
                 <w:noProof/>
                 <w:webHidden/>
               </w:rPr>
@@ -2177,6 +2383,7 @@
             </w:r>
             <w:r>
               <w:rPr>
+                <w:rFonts w:ascii="Calibri" w:hAnsi="Calibri" w:cs="Calibri"/>
                 <w:noProof/>
                 <w:webHidden/>
               </w:rPr>
@@ -2191,6 +2398,7 @@
               <w:tab w:val="right" w:leader="dot" w:pos="9016"/>
             </w:tabs>
             <w:rPr>
+              <w:rFonts w:ascii="Calibri" w:hAnsi="Calibri" w:cs="Calibri"/>
               <w:noProof/>
               <w:kern w:val="2"/>
               <w:sz w:val="24"/>
@@ -2203,13 +2411,14 @@
             <w:r>
               <w:rPr>
                 <w:rStyle w:val="Hyperlink"/>
-                <w:rFonts w:eastAsia="Times New Roman"/>
+                <w:rFonts w:ascii="Calibri" w:eastAsia="Times New Roman" w:hAnsi="Calibri" w:cs="Calibri"/>
                 <w:noProof/>
               </w:rPr>
               <w:t>Conclusion</w:t>
             </w:r>
             <w:r>
               <w:rPr>
+                <w:rFonts w:ascii="Calibri" w:hAnsi="Calibri" w:cs="Calibri"/>
                 <w:noProof/>
                 <w:webHidden/>
               </w:rPr>
@@ -2217,6 +2426,7 @@
             </w:r>
             <w:r>
               <w:rPr>
+                <w:rFonts w:ascii="Calibri" w:hAnsi="Calibri" w:cs="Calibri"/>
                 <w:noProof/>
                 <w:webHidden/>
               </w:rPr>
@@ -2224,6 +2434,7 @@
             </w:r>
             <w:r>
               <w:rPr>
+                <w:rFonts w:ascii="Calibri" w:hAnsi="Calibri" w:cs="Calibri"/>
                 <w:noProof/>
                 <w:webHidden/>
               </w:rPr>
@@ -2231,12 +2442,14 @@
             </w:r>
             <w:r>
               <w:rPr>
+                <w:rFonts w:ascii="Calibri" w:hAnsi="Calibri" w:cs="Calibri"/>
                 <w:noProof/>
                 <w:webHidden/>
               </w:rPr>
             </w:r>
             <w:r>
               <w:rPr>
+                <w:rFonts w:ascii="Calibri" w:hAnsi="Calibri" w:cs="Calibri"/>
                 <w:noProof/>
                 <w:webHidden/>
               </w:rPr>
@@ -2244,6 +2457,7 @@
             </w:r>
             <w:r>
               <w:rPr>
+                <w:rFonts w:ascii="Calibri" w:hAnsi="Calibri" w:cs="Calibri"/>
                 <w:noProof/>
                 <w:webHidden/>
               </w:rPr>
@@ -2251,6 +2465,7 @@
             </w:r>
             <w:r>
               <w:rPr>
+                <w:rFonts w:ascii="Calibri" w:hAnsi="Calibri" w:cs="Calibri"/>
                 <w:noProof/>
                 <w:webHidden/>
               </w:rPr>
@@ -2259,8 +2474,14 @@
           </w:hyperlink>
         </w:p>
         <w:p>
+          <w:pPr>
+            <w:rPr>
+              <w:rFonts w:ascii="Calibri" w:hAnsi="Calibri" w:cs="Calibri"/>
+            </w:rPr>
+          </w:pPr>
           <w:r>
             <w:rPr>
+              <w:rFonts w:ascii="Calibri" w:hAnsi="Calibri" w:cs="Calibri"/>
               <w:b/>
               <w:bCs/>
               <w:noProof/>
@@ -2273,7 +2494,7 @@
     <w:p>
       <w:pPr>
         <w:rPr>
-          <w:rFonts w:asciiTheme="majorHAnsi" w:eastAsia="Times New Roman" w:hAnsiTheme="majorHAnsi" w:cstheme="majorBidi"/>
+          <w:rFonts w:ascii="Calibri" w:eastAsia="Times New Roman" w:hAnsi="Calibri" w:cs="Calibri"/>
           <w:b/>
           <w:bCs/>
           <w:color w:val="262626" w:themeColor="text1" w:themeTint="D9"/>
@@ -2284,7 +2505,7 @@
       </w:pPr>
       <w:r>
         <w:rPr>
-          <w:rFonts w:eastAsia="Times New Roman"/>
+          <w:rFonts w:ascii="Calibri" w:eastAsia="Times New Roman" w:hAnsi="Calibri" w:cs="Calibri"/>
           <w:b/>
           <w:bCs/>
           <w:lang w:val="en-US"/>
@@ -2296,7 +2517,7 @@
       <w:pPr>
         <w:pStyle w:val="Heading1"/>
         <w:rPr>
-          <w:rFonts w:eastAsia="Times New Roman"/>
+          <w:rFonts w:ascii="Calibri" w:eastAsia="Times New Roman" w:hAnsi="Calibri" w:cs="Calibri"/>
           <w:kern w:val="36"/>
           <w:lang w:val="en-US"/>
         </w:rPr>
@@ -2304,7 +2525,7 @@
       <w:bookmarkStart w:id="0" w:name="_Toc227675042"/>
       <w:r>
         <w:rPr>
-          <w:rFonts w:eastAsia="Times New Roman"/>
+          <w:rFonts w:ascii="Calibri" w:eastAsia="Times New Roman" w:hAnsi="Calibri" w:cs="Calibri"/>
           <w:b/>
           <w:bCs/>
           <w:lang w:val="en-US"/>
@@ -2317,42 +2538,30 @@
     <w:p>
       <w:pPr>
         <w:rPr>
+          <w:rFonts w:ascii="Calibri" w:hAnsi="Calibri" w:cs="Calibri"/>
           <w:lang w:val="en-US"/>
         </w:rPr>
       </w:pPr>
       <w:r>
         <w:rPr>
+          <w:rFonts w:ascii="Calibri" w:hAnsi="Calibri" w:cs="Calibri"/>
           <w:lang w:val="en-US"/>
         </w:rPr>
-        <w:t xml:space="preserve">This project explores the implementation of deep neural networks for image classification tasks using TensorFlow and </w:t>
-      </w:r>
-      <w:proofErr w:type="spellStart"/>
-      <w:r>
-        <w:rPr>
-          <w:lang w:val="en-US"/>
-        </w:rPr>
-        <w:t>Keras</w:t>
-      </w:r>
-      <w:proofErr w:type="spellEnd"/>
-      <w:r>
-        <w:rPr>
-          <w:lang w:val="en-US"/>
-        </w:rPr>
-        <w:t>. The main goal is to accurately classify chest X-ray images into one of three categories: Bacterial Pneumonia, Viral Pneumonia, or Normal. To enhance the effectiveness of the classification, the project employs various model optimization strategies, including regularization and transfer learning, aiming to improve performance and reliability.</w:t>
+        <w:t>This project explores the implementation of deep neural networks for image classification tasks using TensorFlow and Keras. The main goal is to accurately classify chest X-ray images into one of three categories: Bacterial Pneumonia, Viral Pneumonia, or Normal. To enhance the effectiveness of the classification, the project employs various model optimization strategies, including regularization and transfer learning, aiming to improve performance and reliability.</w:t>
       </w:r>
     </w:p>
     <w:p>
       <w:pPr>
         <w:pStyle w:val="Heading2"/>
         <w:rPr>
-          <w:rFonts w:eastAsia="Times New Roman"/>
+          <w:rFonts w:ascii="Calibri" w:eastAsia="Times New Roman" w:hAnsi="Calibri" w:cs="Calibri"/>
           <w:lang w:val="en-US"/>
         </w:rPr>
       </w:pPr>
       <w:bookmarkStart w:id="1" w:name="_Toc227675043"/>
       <w:r>
         <w:rPr>
-          <w:rFonts w:eastAsia="Times New Roman"/>
+          <w:rFonts w:ascii="Calibri" w:eastAsia="Times New Roman" w:hAnsi="Calibri" w:cs="Calibri"/>
           <w:lang w:val="en-US"/>
         </w:rPr>
         <w:t>MNIST Model</w:t>
@@ -2362,11 +2571,13 @@
     <w:p>
       <w:pPr>
         <w:rPr>
+          <w:rFonts w:ascii="Calibri" w:hAnsi="Calibri" w:cs="Calibri"/>
           <w:lang w:val="en-US"/>
         </w:rPr>
       </w:pPr>
       <w:r>
         <w:rPr>
+          <w:rFonts w:ascii="Calibri" w:hAnsi="Calibri" w:cs="Calibri"/>
           <w:lang w:val="en-US"/>
         </w:rPr>
         <w:t>The MNIST model serves as an initial benchmark for the deep learning environment. It achieved a high accuracy of approximately 98%, confirming that the setup and configuration of the deep learning tools are correct and effective for image classification tasks.</w:t>
@@ -2376,14 +2587,14 @@
       <w:pPr>
         <w:pStyle w:val="Heading2"/>
         <w:rPr>
-          <w:rFonts w:eastAsia="Times New Roman"/>
+          <w:rFonts w:ascii="Calibri" w:eastAsia="Times New Roman" w:hAnsi="Calibri" w:cs="Calibri"/>
           <w:lang w:val="en-US"/>
         </w:rPr>
       </w:pPr>
       <w:bookmarkStart w:id="2" w:name="_Toc227675044"/>
       <w:r>
         <w:rPr>
-          <w:rFonts w:eastAsia="Times New Roman"/>
+          <w:rFonts w:ascii="Calibri" w:eastAsia="Times New Roman" w:hAnsi="Calibri" w:cs="Calibri"/>
           <w:lang w:val="en-US"/>
         </w:rPr>
         <w:t>Pneumonia Dataset</w:t>
@@ -2393,11 +2604,13 @@
     <w:p>
       <w:pPr>
         <w:rPr>
+          <w:rFonts w:ascii="Calibri" w:hAnsi="Calibri" w:cs="Calibri"/>
           <w:lang w:val="en-US"/>
         </w:rPr>
       </w:pPr>
       <w:r>
         <w:rPr>
+          <w:rFonts w:ascii="Calibri" w:hAnsi="Calibri" w:cs="Calibri"/>
           <w:lang w:val="en-US"/>
         </w:rPr>
         <w:t>The pneumonia dataset consists of 5,419 training images and 437 test images, divided into three classes: Bacterial, Viral, and Normal. For model development, the training data was further split into 4,336 training images and 1,083 validation images. The dataset is notably imbalanced, with a larger number of pneumonia cases compared to normal cases. This imbalance has the potential to influence model predictions, possibly causing a bias toward identifying pneumonia cases more frequently than normal cases.</w:t>
@@ -2406,28 +2619,37 @@
     <w:p>
       <w:pPr>
         <w:pStyle w:val="Heading2"/>
+        <w:rPr>
+          <w:rFonts w:ascii="Calibri" w:hAnsi="Calibri" w:cs="Calibri"/>
+        </w:rPr>
       </w:pPr>
       <w:bookmarkStart w:id="3" w:name="_Toc227675045"/>
       <w:r>
+        <w:rPr>
+          <w:rFonts w:ascii="Calibri" w:hAnsi="Calibri" w:cs="Calibri"/>
+        </w:rPr>
         <w:t>Baseline CNN Model</w:t>
       </w:r>
       <w:bookmarkEnd w:id="3"/>
     </w:p>
     <w:p>
+      <w:pPr>
+        <w:rPr>
+          <w:rFonts w:ascii="Calibri" w:hAnsi="Calibri" w:cs="Calibri"/>
+        </w:rPr>
+      </w:pPr>
       <w:r>
+        <w:rPr>
+          <w:rFonts w:ascii="Calibri" w:hAnsi="Calibri" w:cs="Calibri"/>
+        </w:rPr>
         <w:t>The baseline CNN model achieved a training accuracy of 87.9%, validation accuracy of 75.7%, and test accuracy of 75.1%. Training took approximately 80–90 seconds.</w:t>
       </w:r>
     </w:p>
     <w:p>
       <w:pPr>
-        <w:jc w:val="center"/>
-      </w:pPr>
-    </w:p>
-    <w:p>
-      <w:pPr>
         <w:pStyle w:val="Heading1"/>
         <w:rPr>
-          <w:rFonts w:eastAsia="Times New Roman"/>
+          <w:rFonts w:ascii="Calibri" w:eastAsia="Times New Roman" w:hAnsi="Calibri" w:cs="Calibri"/>
           <w:b/>
           <w:bCs/>
           <w:kern w:val="36"/>
@@ -2437,7 +2659,7 @@
       <w:bookmarkStart w:id="4" w:name="_Toc227675046"/>
       <w:r>
         <w:rPr>
-          <w:rFonts w:eastAsia="Times New Roman"/>
+          <w:rFonts w:ascii="Calibri" w:eastAsia="Times New Roman" w:hAnsi="Calibri" w:cs="Calibri"/>
           <w:b/>
           <w:bCs/>
           <w:lang w:val="en-US"/>
@@ -2447,7 +2669,7 @@
       <w:bookmarkEnd w:id="4"/>
       <w:r>
         <w:rPr>
-          <w:rFonts w:eastAsia="Times New Roman"/>
+          <w:rFonts w:ascii="Calibri" w:eastAsia="Times New Roman" w:hAnsi="Calibri" w:cs="Calibri"/>
           <w:b/>
           <w:bCs/>
           <w:lang w:val="en-US"/>
@@ -2459,14 +2681,14 @@
       <w:pPr>
         <w:pStyle w:val="Heading2"/>
         <w:rPr>
-          <w:rFonts w:eastAsia="Times New Roman"/>
+          <w:rFonts w:ascii="Calibri" w:eastAsia="Times New Roman" w:hAnsi="Calibri" w:cs="Calibri"/>
           <w:lang w:val="en-US"/>
         </w:rPr>
       </w:pPr>
       <w:bookmarkStart w:id="5" w:name="_Toc227675047"/>
       <w:r>
         <w:rPr>
-          <w:rFonts w:eastAsia="Times New Roman"/>
+          <w:rFonts w:ascii="Calibri" w:eastAsia="Times New Roman" w:hAnsi="Calibri" w:cs="Calibri"/>
           <w:lang w:val="en-US"/>
         </w:rPr>
         <w:t>Data Acquisition</w:t>
@@ -2474,7 +2696,7 @@
       <w:bookmarkEnd w:id="5"/>
       <w:r>
         <w:rPr>
-          <w:rFonts w:eastAsia="Times New Roman"/>
+          <w:rFonts w:ascii="Calibri" w:eastAsia="Times New Roman" w:hAnsi="Calibri" w:cs="Calibri"/>
           <w:lang w:val="en-US"/>
         </w:rPr>
         <w:t xml:space="preserve"> </w:t>
@@ -2483,23 +2705,27 @@
     <w:p>
       <w:pPr>
         <w:rPr>
+          <w:rFonts w:ascii="Calibri" w:hAnsi="Calibri" w:cs="Calibri"/>
           <w:lang w:val="en-US"/>
         </w:rPr>
       </w:pPr>
       <w:r>
         <w:rPr>
+          <w:rFonts w:ascii="Calibri" w:hAnsi="Calibri" w:cs="Calibri"/>
           <w:lang w:val="en-US"/>
         </w:rPr>
         <w:t xml:space="preserve">The MNIST dataset was successfully downloaded from the </w:t>
       </w:r>
       <w:r>
         <w:rPr>
+          <w:rFonts w:ascii="Calibri" w:hAnsi="Calibri" w:cs="Calibri"/>
           <w:lang w:val="en-US"/>
         </w:rPr>
         <w:t>source on Brightspace</w:t>
       </w:r>
       <w:r>
         <w:rPr>
+          <w:rFonts w:ascii="Calibri" w:hAnsi="Calibri" w:cs="Calibri"/>
           <w:lang w:val="en-US"/>
         </w:rPr>
         <w:t>. The training set comprises 60,000 samples, while the test set contains 10,000 samples. The download progress was tracked and confirmed, ensuring all data required for both training and evaluation was fully retrieved.</w:t>
@@ -2509,14 +2735,14 @@
       <w:pPr>
         <w:pStyle w:val="Heading2"/>
         <w:rPr>
-          <w:rFonts w:eastAsia="Times New Roman"/>
+          <w:rFonts w:ascii="Calibri" w:eastAsia="Times New Roman" w:hAnsi="Calibri" w:cs="Calibri"/>
           <w:lang w:val="en-US"/>
         </w:rPr>
       </w:pPr>
       <w:bookmarkStart w:id="6" w:name="_Toc227675048"/>
       <w:r>
         <w:rPr>
-          <w:rFonts w:eastAsia="Times New Roman"/>
+          <w:rFonts w:ascii="Calibri" w:eastAsia="Times New Roman" w:hAnsi="Calibri" w:cs="Calibri"/>
           <w:lang w:val="en-US"/>
         </w:rPr>
         <w:t>Model Construction</w:t>
@@ -2524,7 +2750,7 @@
       <w:bookmarkEnd w:id="6"/>
       <w:r>
         <w:rPr>
-          <w:rFonts w:eastAsia="Times New Roman"/>
+          <w:rFonts w:ascii="Calibri" w:eastAsia="Times New Roman" w:hAnsi="Calibri" w:cs="Calibri"/>
           <w:lang w:val="en-US"/>
         </w:rPr>
         <w:t xml:space="preserve"> </w:t>
@@ -2533,14 +2759,759 @@
     <w:p>
       <w:pPr>
         <w:rPr>
+          <w:rFonts w:ascii="Calibri" w:hAnsi="Calibri" w:cs="Calibri"/>
           <w:lang w:val="en-US"/>
         </w:rPr>
       </w:pPr>
       <w:r>
         <w:rPr>
+          <w:rFonts w:ascii="Calibri" w:hAnsi="Calibri" w:cs="Calibri"/>
           <w:lang w:val="en-US"/>
         </w:rPr>
         <w:t>The architecture of the classification model is outlined in the table below:</w:t>
+      </w:r>
+    </w:p>
+    <w:tbl>
+      <w:tblPr>
+        <w:tblW w:w="4720" w:type="pct"/>
+        <w:tblCellMar>
+          <w:top w:w="15" w:type="dxa"/>
+          <w:left w:w="15" w:type="dxa"/>
+          <w:bottom w:w="15" w:type="dxa"/>
+          <w:right w:w="15" w:type="dxa"/>
+        </w:tblCellMar>
+        <w:tblLook w:val="04A0" w:firstRow="1" w:lastRow="0" w:firstColumn="1" w:lastColumn="0" w:noHBand="0" w:noVBand="1"/>
+      </w:tblPr>
+      <w:tblGrid>
+        <w:gridCol w:w="4075"/>
+        <w:gridCol w:w="2761"/>
+        <w:gridCol w:w="1666"/>
+      </w:tblGrid>
+      <w:tr>
+        <w:trPr>
+          <w:trHeight w:val="394"/>
+        </w:trPr>
+        <w:tc>
+          <w:tcPr>
+            <w:tcW w:w="0" w:type="auto"/>
+            <w:tcBorders>
+              <w:top w:val="outset" w:sz="8" w:space="0" w:color="auto"/>
+              <w:left w:val="outset" w:sz="8" w:space="0" w:color="auto"/>
+              <w:bottom w:val="outset" w:sz="8" w:space="0" w:color="auto"/>
+              <w:right w:val="outset" w:sz="8" w:space="0" w:color="auto"/>
+            </w:tcBorders>
+            <w:vAlign w:val="center"/>
+            <w:hideMark/>
+          </w:tcPr>
+          <w:p>
+            <w:pPr>
+              <w:spacing w:line="240" w:lineRule="auto"/>
+              <w:rPr>
+                <w:rFonts w:ascii="Calibri" w:hAnsi="Calibri" w:cs="Calibri"/>
+                <w:lang w:val="en-US"/>
+              </w:rPr>
+            </w:pPr>
+            <w:r>
+              <w:rPr>
+                <w:rFonts w:ascii="Calibri" w:hAnsi="Calibri" w:cs="Calibri"/>
+                <w:b/>
+                <w:bCs/>
+                <w:lang w:val="en-US"/>
+              </w:rPr>
+              <w:t>Layer (Type)</w:t>
+            </w:r>
+            <w:r>
+              <w:rPr>
+                <w:rFonts w:ascii="Calibri" w:hAnsi="Calibri" w:cs="Calibri"/>
+                <w:lang w:val="en-US"/>
+              </w:rPr>
+              <w:t xml:space="preserve"> </w:t>
+            </w:r>
+          </w:p>
+        </w:tc>
+        <w:tc>
+          <w:tcPr>
+            <w:tcW w:w="0" w:type="auto"/>
+            <w:tcBorders>
+              <w:top w:val="outset" w:sz="8" w:space="0" w:color="auto"/>
+              <w:left w:val="nil"/>
+              <w:bottom w:val="outset" w:sz="8" w:space="0" w:color="auto"/>
+              <w:right w:val="outset" w:sz="8" w:space="0" w:color="auto"/>
+            </w:tcBorders>
+            <w:vAlign w:val="center"/>
+            <w:hideMark/>
+          </w:tcPr>
+          <w:p>
+            <w:pPr>
+              <w:spacing w:line="240" w:lineRule="auto"/>
+              <w:rPr>
+                <w:rFonts w:ascii="Calibri" w:hAnsi="Calibri" w:cs="Calibri"/>
+                <w:lang w:val="en-US"/>
+              </w:rPr>
+            </w:pPr>
+            <w:r>
+              <w:rPr>
+                <w:rFonts w:ascii="Calibri" w:hAnsi="Calibri" w:cs="Calibri"/>
+                <w:b/>
+                <w:bCs/>
+                <w:lang w:val="en-US"/>
+              </w:rPr>
+              <w:t>Output Shape</w:t>
+            </w:r>
+            <w:r>
+              <w:rPr>
+                <w:rFonts w:ascii="Calibri" w:hAnsi="Calibri" w:cs="Calibri"/>
+                <w:lang w:val="en-US"/>
+              </w:rPr>
+              <w:t xml:space="preserve"> </w:t>
+            </w:r>
+          </w:p>
+        </w:tc>
+        <w:tc>
+          <w:tcPr>
+            <w:tcW w:w="0" w:type="auto"/>
+            <w:tcBorders>
+              <w:top w:val="outset" w:sz="8" w:space="0" w:color="auto"/>
+              <w:left w:val="nil"/>
+              <w:bottom w:val="outset" w:sz="8" w:space="0" w:color="auto"/>
+              <w:right w:val="outset" w:sz="8" w:space="0" w:color="auto"/>
+            </w:tcBorders>
+            <w:vAlign w:val="center"/>
+            <w:hideMark/>
+          </w:tcPr>
+          <w:p>
+            <w:pPr>
+              <w:spacing w:line="240" w:lineRule="auto"/>
+              <w:rPr>
+                <w:rFonts w:ascii="Calibri" w:hAnsi="Calibri" w:cs="Calibri"/>
+                <w:lang w:val="en-US"/>
+              </w:rPr>
+            </w:pPr>
+            <w:r>
+              <w:rPr>
+                <w:rFonts w:ascii="Calibri" w:hAnsi="Calibri" w:cs="Calibri"/>
+                <w:b/>
+                <w:bCs/>
+                <w:lang w:val="en-US"/>
+              </w:rPr>
+              <w:t>Param #</w:t>
+            </w:r>
+            <w:r>
+              <w:rPr>
+                <w:rFonts w:ascii="Calibri" w:hAnsi="Calibri" w:cs="Calibri"/>
+                <w:lang w:val="en-US"/>
+              </w:rPr>
+              <w:t xml:space="preserve"> </w:t>
+            </w:r>
+          </w:p>
+        </w:tc>
+      </w:tr>
+      <w:tr>
+        <w:trPr>
+          <w:trHeight w:val="382"/>
+        </w:trPr>
+        <w:tc>
+          <w:tcPr>
+            <w:tcW w:w="0" w:type="auto"/>
+            <w:tcBorders>
+              <w:top w:val="nil"/>
+              <w:left w:val="outset" w:sz="8" w:space="0" w:color="auto"/>
+              <w:bottom w:val="outset" w:sz="8" w:space="0" w:color="auto"/>
+              <w:right w:val="outset" w:sz="8" w:space="0" w:color="auto"/>
+            </w:tcBorders>
+            <w:shd w:val="clear" w:color="auto" w:fill="F2F2F2"/>
+            <w:vAlign w:val="center"/>
+            <w:hideMark/>
+          </w:tcPr>
+          <w:p>
+            <w:pPr>
+              <w:spacing w:line="240" w:lineRule="auto"/>
+              <w:rPr>
+                <w:rFonts w:ascii="Calibri" w:hAnsi="Calibri" w:cs="Calibri"/>
+                <w:lang w:val="en-US"/>
+              </w:rPr>
+            </w:pPr>
+            <w:r>
+              <w:rPr>
+                <w:rFonts w:ascii="Calibri" w:hAnsi="Calibri" w:cs="Calibri"/>
+                <w:color w:val="000000"/>
+                <w:lang w:val="en-US"/>
+              </w:rPr>
+              <w:t>dense (Dense)</w:t>
+            </w:r>
+            <w:r>
+              <w:rPr>
+                <w:rFonts w:ascii="Calibri" w:hAnsi="Calibri" w:cs="Calibri"/>
+                <w:lang w:val="en-US"/>
+              </w:rPr>
+              <w:t xml:space="preserve"> </w:t>
+            </w:r>
+          </w:p>
+        </w:tc>
+        <w:tc>
+          <w:tcPr>
+            <w:tcW w:w="0" w:type="auto"/>
+            <w:tcBorders>
+              <w:top w:val="nil"/>
+              <w:left w:val="nil"/>
+              <w:bottom w:val="outset" w:sz="8" w:space="0" w:color="auto"/>
+              <w:right w:val="outset" w:sz="8" w:space="0" w:color="auto"/>
+            </w:tcBorders>
+            <w:shd w:val="clear" w:color="auto" w:fill="F2F2F2"/>
+            <w:vAlign w:val="center"/>
+            <w:hideMark/>
+          </w:tcPr>
+          <w:p>
+            <w:pPr>
+              <w:spacing w:line="240" w:lineRule="auto"/>
+              <w:rPr>
+                <w:rFonts w:ascii="Calibri" w:hAnsi="Calibri" w:cs="Calibri"/>
+                <w:lang w:val="en-US"/>
+              </w:rPr>
+            </w:pPr>
+            <w:r>
+              <w:rPr>
+                <w:rFonts w:ascii="Calibri" w:hAnsi="Calibri" w:cs="Calibri"/>
+                <w:color w:val="000000"/>
+                <w:lang w:val="en-US"/>
+              </w:rPr>
+              <w:t>(None, 512)</w:t>
+            </w:r>
+            <w:r>
+              <w:rPr>
+                <w:rFonts w:ascii="Calibri" w:hAnsi="Calibri" w:cs="Calibri"/>
+                <w:lang w:val="en-US"/>
+              </w:rPr>
+              <w:t xml:space="preserve"> </w:t>
+            </w:r>
+          </w:p>
+        </w:tc>
+        <w:tc>
+          <w:tcPr>
+            <w:tcW w:w="0" w:type="auto"/>
+            <w:tcBorders>
+              <w:top w:val="nil"/>
+              <w:left w:val="nil"/>
+              <w:bottom w:val="outset" w:sz="8" w:space="0" w:color="auto"/>
+              <w:right w:val="outset" w:sz="8" w:space="0" w:color="auto"/>
+            </w:tcBorders>
+            <w:shd w:val="clear" w:color="auto" w:fill="F2F2F2"/>
+            <w:vAlign w:val="center"/>
+            <w:hideMark/>
+          </w:tcPr>
+          <w:p>
+            <w:pPr>
+              <w:spacing w:line="240" w:lineRule="auto"/>
+              <w:rPr>
+                <w:rFonts w:ascii="Calibri" w:hAnsi="Calibri" w:cs="Calibri"/>
+                <w:lang w:val="en-US"/>
+              </w:rPr>
+            </w:pPr>
+            <w:r>
+              <w:rPr>
+                <w:rFonts w:ascii="Calibri" w:hAnsi="Calibri" w:cs="Calibri"/>
+                <w:color w:val="000000"/>
+                <w:lang w:val="en-US"/>
+              </w:rPr>
+              <w:t>401,920</w:t>
+            </w:r>
+            <w:r>
+              <w:rPr>
+                <w:rFonts w:ascii="Calibri" w:hAnsi="Calibri" w:cs="Calibri"/>
+                <w:lang w:val="en-US"/>
+              </w:rPr>
+              <w:t xml:space="preserve"> </w:t>
+            </w:r>
+          </w:p>
+        </w:tc>
+      </w:tr>
+      <w:tr>
+        <w:trPr>
+          <w:trHeight w:val="394"/>
+        </w:trPr>
+        <w:tc>
+          <w:tcPr>
+            <w:tcW w:w="0" w:type="auto"/>
+            <w:tcBorders>
+              <w:top w:val="nil"/>
+              <w:left w:val="outset" w:sz="8" w:space="0" w:color="auto"/>
+              <w:bottom w:val="outset" w:sz="8" w:space="0" w:color="auto"/>
+              <w:right w:val="outset" w:sz="8" w:space="0" w:color="auto"/>
+            </w:tcBorders>
+            <w:vAlign w:val="center"/>
+            <w:hideMark/>
+          </w:tcPr>
+          <w:p>
+            <w:pPr>
+              <w:spacing w:line="240" w:lineRule="auto"/>
+              <w:rPr>
+                <w:rFonts w:ascii="Calibri" w:hAnsi="Calibri" w:cs="Calibri"/>
+                <w:lang w:val="en-US"/>
+              </w:rPr>
+            </w:pPr>
+            <w:r>
+              <w:rPr>
+                <w:rFonts w:ascii="Calibri" w:hAnsi="Calibri" w:cs="Calibri"/>
+                <w:lang w:val="en-US"/>
+              </w:rPr>
+              <w:t xml:space="preserve">dropout (Dropout) </w:t>
+            </w:r>
+          </w:p>
+        </w:tc>
+        <w:tc>
+          <w:tcPr>
+            <w:tcW w:w="0" w:type="auto"/>
+            <w:tcBorders>
+              <w:top w:val="nil"/>
+              <w:left w:val="nil"/>
+              <w:bottom w:val="outset" w:sz="8" w:space="0" w:color="auto"/>
+              <w:right w:val="outset" w:sz="8" w:space="0" w:color="auto"/>
+            </w:tcBorders>
+            <w:vAlign w:val="center"/>
+            <w:hideMark/>
+          </w:tcPr>
+          <w:p>
+            <w:pPr>
+              <w:spacing w:line="240" w:lineRule="auto"/>
+              <w:rPr>
+                <w:rFonts w:ascii="Calibri" w:hAnsi="Calibri" w:cs="Calibri"/>
+                <w:lang w:val="en-US"/>
+              </w:rPr>
+            </w:pPr>
+            <w:r>
+              <w:rPr>
+                <w:rFonts w:ascii="Calibri" w:hAnsi="Calibri" w:cs="Calibri"/>
+                <w:lang w:val="en-US"/>
+              </w:rPr>
+              <w:t xml:space="preserve">(None, 512) </w:t>
+            </w:r>
+          </w:p>
+        </w:tc>
+        <w:tc>
+          <w:tcPr>
+            <w:tcW w:w="0" w:type="auto"/>
+            <w:tcBorders>
+              <w:top w:val="nil"/>
+              <w:left w:val="nil"/>
+              <w:bottom w:val="outset" w:sz="8" w:space="0" w:color="auto"/>
+              <w:right w:val="outset" w:sz="8" w:space="0" w:color="auto"/>
+            </w:tcBorders>
+            <w:vAlign w:val="center"/>
+            <w:hideMark/>
+          </w:tcPr>
+          <w:p>
+            <w:pPr>
+              <w:spacing w:line="240" w:lineRule="auto"/>
+              <w:rPr>
+                <w:rFonts w:ascii="Calibri" w:hAnsi="Calibri" w:cs="Calibri"/>
+                <w:lang w:val="en-US"/>
+              </w:rPr>
+            </w:pPr>
+            <w:r>
+              <w:rPr>
+                <w:rFonts w:ascii="Calibri" w:hAnsi="Calibri" w:cs="Calibri"/>
+                <w:lang w:val="en-US"/>
+              </w:rPr>
+              <w:t xml:space="preserve">0 </w:t>
+            </w:r>
+          </w:p>
+        </w:tc>
+      </w:tr>
+      <w:tr>
+        <w:trPr>
+          <w:trHeight w:val="394"/>
+        </w:trPr>
+        <w:tc>
+          <w:tcPr>
+            <w:tcW w:w="0" w:type="auto"/>
+            <w:tcBorders>
+              <w:top w:val="nil"/>
+              <w:left w:val="outset" w:sz="8" w:space="0" w:color="auto"/>
+              <w:bottom w:val="outset" w:sz="8" w:space="0" w:color="auto"/>
+              <w:right w:val="outset" w:sz="8" w:space="0" w:color="auto"/>
+            </w:tcBorders>
+            <w:shd w:val="clear" w:color="auto" w:fill="F2F2F2"/>
+            <w:vAlign w:val="center"/>
+            <w:hideMark/>
+          </w:tcPr>
+          <w:p>
+            <w:pPr>
+              <w:spacing w:line="240" w:lineRule="auto"/>
+              <w:rPr>
+                <w:rFonts w:ascii="Calibri" w:hAnsi="Calibri" w:cs="Calibri"/>
+                <w:lang w:val="en-US"/>
+              </w:rPr>
+            </w:pPr>
+            <w:r>
+              <w:rPr>
+                <w:rFonts w:ascii="Calibri" w:hAnsi="Calibri" w:cs="Calibri"/>
+                <w:color w:val="000000"/>
+                <w:lang w:val="en-US"/>
+              </w:rPr>
+              <w:t>dense_1 (Dense)</w:t>
+            </w:r>
+            <w:r>
+              <w:rPr>
+                <w:rFonts w:ascii="Calibri" w:hAnsi="Calibri" w:cs="Calibri"/>
+                <w:lang w:val="en-US"/>
+              </w:rPr>
+              <w:t xml:space="preserve"> </w:t>
+            </w:r>
+          </w:p>
+        </w:tc>
+        <w:tc>
+          <w:tcPr>
+            <w:tcW w:w="0" w:type="auto"/>
+            <w:tcBorders>
+              <w:top w:val="nil"/>
+              <w:left w:val="nil"/>
+              <w:bottom w:val="outset" w:sz="8" w:space="0" w:color="auto"/>
+              <w:right w:val="outset" w:sz="8" w:space="0" w:color="auto"/>
+            </w:tcBorders>
+            <w:shd w:val="clear" w:color="auto" w:fill="F2F2F2"/>
+            <w:vAlign w:val="center"/>
+            <w:hideMark/>
+          </w:tcPr>
+          <w:p>
+            <w:pPr>
+              <w:spacing w:line="240" w:lineRule="auto"/>
+              <w:rPr>
+                <w:rFonts w:ascii="Calibri" w:hAnsi="Calibri" w:cs="Calibri"/>
+                <w:lang w:val="en-US"/>
+              </w:rPr>
+            </w:pPr>
+            <w:r>
+              <w:rPr>
+                <w:rFonts w:ascii="Calibri" w:hAnsi="Calibri" w:cs="Calibri"/>
+                <w:color w:val="000000"/>
+                <w:lang w:val="en-US"/>
+              </w:rPr>
+              <w:t>(None, 512)</w:t>
+            </w:r>
+            <w:r>
+              <w:rPr>
+                <w:rFonts w:ascii="Calibri" w:hAnsi="Calibri" w:cs="Calibri"/>
+                <w:lang w:val="en-US"/>
+              </w:rPr>
+              <w:t xml:space="preserve"> </w:t>
+            </w:r>
+          </w:p>
+        </w:tc>
+        <w:tc>
+          <w:tcPr>
+            <w:tcW w:w="0" w:type="auto"/>
+            <w:tcBorders>
+              <w:top w:val="nil"/>
+              <w:left w:val="nil"/>
+              <w:bottom w:val="outset" w:sz="8" w:space="0" w:color="auto"/>
+              <w:right w:val="outset" w:sz="8" w:space="0" w:color="auto"/>
+            </w:tcBorders>
+            <w:shd w:val="clear" w:color="auto" w:fill="F2F2F2"/>
+            <w:vAlign w:val="center"/>
+            <w:hideMark/>
+          </w:tcPr>
+          <w:p>
+            <w:pPr>
+              <w:spacing w:line="240" w:lineRule="auto"/>
+              <w:rPr>
+                <w:rFonts w:ascii="Calibri" w:hAnsi="Calibri" w:cs="Calibri"/>
+                <w:lang w:val="en-US"/>
+              </w:rPr>
+            </w:pPr>
+            <w:r>
+              <w:rPr>
+                <w:rFonts w:ascii="Calibri" w:hAnsi="Calibri" w:cs="Calibri"/>
+                <w:color w:val="000000"/>
+                <w:lang w:val="en-US"/>
+              </w:rPr>
+              <w:t>262,656</w:t>
+            </w:r>
+            <w:r>
+              <w:rPr>
+                <w:rFonts w:ascii="Calibri" w:hAnsi="Calibri" w:cs="Calibri"/>
+                <w:lang w:val="en-US"/>
+              </w:rPr>
+              <w:t xml:space="preserve"> </w:t>
+            </w:r>
+          </w:p>
+        </w:tc>
+      </w:tr>
+      <w:tr>
+        <w:trPr>
+          <w:trHeight w:val="382"/>
+        </w:trPr>
+        <w:tc>
+          <w:tcPr>
+            <w:tcW w:w="0" w:type="auto"/>
+            <w:tcBorders>
+              <w:top w:val="nil"/>
+              <w:left w:val="outset" w:sz="8" w:space="0" w:color="auto"/>
+              <w:bottom w:val="outset" w:sz="8" w:space="0" w:color="auto"/>
+              <w:right w:val="outset" w:sz="8" w:space="0" w:color="auto"/>
+            </w:tcBorders>
+            <w:vAlign w:val="center"/>
+            <w:hideMark/>
+          </w:tcPr>
+          <w:p>
+            <w:pPr>
+              <w:spacing w:line="240" w:lineRule="auto"/>
+              <w:rPr>
+                <w:rFonts w:ascii="Calibri" w:hAnsi="Calibri" w:cs="Calibri"/>
+                <w:lang w:val="en-US"/>
+              </w:rPr>
+            </w:pPr>
+            <w:r>
+              <w:rPr>
+                <w:rFonts w:ascii="Calibri" w:hAnsi="Calibri" w:cs="Calibri"/>
+                <w:lang w:val="en-US"/>
+              </w:rPr>
+              <w:t xml:space="preserve">dropout_1 (Dropout) </w:t>
+            </w:r>
+          </w:p>
+        </w:tc>
+        <w:tc>
+          <w:tcPr>
+            <w:tcW w:w="0" w:type="auto"/>
+            <w:tcBorders>
+              <w:top w:val="nil"/>
+              <w:left w:val="nil"/>
+              <w:bottom w:val="outset" w:sz="8" w:space="0" w:color="auto"/>
+              <w:right w:val="outset" w:sz="8" w:space="0" w:color="auto"/>
+            </w:tcBorders>
+            <w:vAlign w:val="center"/>
+            <w:hideMark/>
+          </w:tcPr>
+          <w:p>
+            <w:pPr>
+              <w:spacing w:line="240" w:lineRule="auto"/>
+              <w:rPr>
+                <w:rFonts w:ascii="Calibri" w:hAnsi="Calibri" w:cs="Calibri"/>
+                <w:lang w:val="en-US"/>
+              </w:rPr>
+            </w:pPr>
+            <w:r>
+              <w:rPr>
+                <w:rFonts w:ascii="Calibri" w:hAnsi="Calibri" w:cs="Calibri"/>
+                <w:lang w:val="en-US"/>
+              </w:rPr>
+              <w:t xml:space="preserve">(None, 512) </w:t>
+            </w:r>
+          </w:p>
+        </w:tc>
+        <w:tc>
+          <w:tcPr>
+            <w:tcW w:w="0" w:type="auto"/>
+            <w:tcBorders>
+              <w:top w:val="nil"/>
+              <w:left w:val="nil"/>
+              <w:bottom w:val="outset" w:sz="8" w:space="0" w:color="auto"/>
+              <w:right w:val="outset" w:sz="8" w:space="0" w:color="auto"/>
+            </w:tcBorders>
+            <w:vAlign w:val="center"/>
+            <w:hideMark/>
+          </w:tcPr>
+          <w:p>
+            <w:pPr>
+              <w:spacing w:line="240" w:lineRule="auto"/>
+              <w:rPr>
+                <w:rFonts w:ascii="Calibri" w:hAnsi="Calibri" w:cs="Calibri"/>
+                <w:lang w:val="en-US"/>
+              </w:rPr>
+            </w:pPr>
+            <w:r>
+              <w:rPr>
+                <w:rFonts w:ascii="Calibri" w:hAnsi="Calibri" w:cs="Calibri"/>
+                <w:lang w:val="en-US"/>
+              </w:rPr>
+              <w:t xml:space="preserve">0 </w:t>
+            </w:r>
+          </w:p>
+        </w:tc>
+      </w:tr>
+      <w:tr>
+        <w:trPr>
+          <w:trHeight w:val="394"/>
+        </w:trPr>
+        <w:tc>
+          <w:tcPr>
+            <w:tcW w:w="0" w:type="auto"/>
+            <w:tcBorders>
+              <w:top w:val="nil"/>
+              <w:left w:val="outset" w:sz="8" w:space="0" w:color="auto"/>
+              <w:bottom w:val="outset" w:sz="8" w:space="0" w:color="auto"/>
+              <w:right w:val="outset" w:sz="8" w:space="0" w:color="auto"/>
+            </w:tcBorders>
+            <w:shd w:val="clear" w:color="auto" w:fill="F2F2F2"/>
+            <w:vAlign w:val="center"/>
+            <w:hideMark/>
+          </w:tcPr>
+          <w:p>
+            <w:pPr>
+              <w:spacing w:line="240" w:lineRule="auto"/>
+              <w:rPr>
+                <w:rFonts w:ascii="Calibri" w:hAnsi="Calibri" w:cs="Calibri"/>
+                <w:lang w:val="en-US"/>
+              </w:rPr>
+            </w:pPr>
+            <w:r>
+              <w:rPr>
+                <w:rFonts w:ascii="Calibri" w:hAnsi="Calibri" w:cs="Calibri"/>
+                <w:color w:val="000000"/>
+                <w:lang w:val="en-US"/>
+              </w:rPr>
+              <w:t>dense_2 (Dense)</w:t>
+            </w:r>
+            <w:r>
+              <w:rPr>
+                <w:rFonts w:ascii="Calibri" w:hAnsi="Calibri" w:cs="Calibri"/>
+                <w:lang w:val="en-US"/>
+              </w:rPr>
+              <w:t xml:space="preserve"> </w:t>
+            </w:r>
+          </w:p>
+        </w:tc>
+        <w:tc>
+          <w:tcPr>
+            <w:tcW w:w="0" w:type="auto"/>
+            <w:tcBorders>
+              <w:top w:val="nil"/>
+              <w:left w:val="nil"/>
+              <w:bottom w:val="outset" w:sz="8" w:space="0" w:color="auto"/>
+              <w:right w:val="outset" w:sz="8" w:space="0" w:color="auto"/>
+            </w:tcBorders>
+            <w:shd w:val="clear" w:color="auto" w:fill="F2F2F2"/>
+            <w:vAlign w:val="center"/>
+            <w:hideMark/>
+          </w:tcPr>
+          <w:p>
+            <w:pPr>
+              <w:spacing w:line="240" w:lineRule="auto"/>
+              <w:rPr>
+                <w:rFonts w:ascii="Calibri" w:hAnsi="Calibri" w:cs="Calibri"/>
+                <w:lang w:val="en-US"/>
+              </w:rPr>
+            </w:pPr>
+            <w:r>
+              <w:rPr>
+                <w:rFonts w:ascii="Calibri" w:hAnsi="Calibri" w:cs="Calibri"/>
+                <w:color w:val="000000"/>
+                <w:lang w:val="en-US"/>
+              </w:rPr>
+              <w:t>(None, 10)</w:t>
+            </w:r>
+            <w:r>
+              <w:rPr>
+                <w:rFonts w:ascii="Calibri" w:hAnsi="Calibri" w:cs="Calibri"/>
+                <w:lang w:val="en-US"/>
+              </w:rPr>
+              <w:t xml:space="preserve"> </w:t>
+            </w:r>
+          </w:p>
+        </w:tc>
+        <w:tc>
+          <w:tcPr>
+            <w:tcW w:w="0" w:type="auto"/>
+            <w:tcBorders>
+              <w:top w:val="nil"/>
+              <w:left w:val="nil"/>
+              <w:bottom w:val="outset" w:sz="8" w:space="0" w:color="auto"/>
+              <w:right w:val="outset" w:sz="8" w:space="0" w:color="auto"/>
+            </w:tcBorders>
+            <w:shd w:val="clear" w:color="auto" w:fill="F2F2F2"/>
+            <w:vAlign w:val="center"/>
+            <w:hideMark/>
+          </w:tcPr>
+          <w:p>
+            <w:pPr>
+              <w:spacing w:line="240" w:lineRule="auto"/>
+              <w:rPr>
+                <w:rFonts w:ascii="Calibri" w:hAnsi="Calibri" w:cs="Calibri"/>
+                <w:lang w:val="en-US"/>
+              </w:rPr>
+            </w:pPr>
+            <w:r>
+              <w:rPr>
+                <w:rFonts w:ascii="Calibri" w:hAnsi="Calibri" w:cs="Calibri"/>
+                <w:color w:val="000000"/>
+                <w:lang w:val="en-US"/>
+              </w:rPr>
+              <w:t>5,130</w:t>
+            </w:r>
+            <w:r>
+              <w:rPr>
+                <w:rFonts w:ascii="Calibri" w:hAnsi="Calibri" w:cs="Calibri"/>
+                <w:lang w:val="en-US"/>
+              </w:rPr>
+              <w:t xml:space="preserve"> </w:t>
+            </w:r>
+          </w:p>
+        </w:tc>
+      </w:tr>
+    </w:tbl>
+    <w:p>
+      <w:pPr>
+        <w:spacing w:after="0"/>
+        <w:rPr>
+          <w:rFonts w:ascii="Calibri" w:eastAsia="Times New Roman" w:hAnsi="Calibri" w:cs="Calibri"/>
+        </w:rPr>
+      </w:pPr>
+      <w:r>
+        <w:rPr>
+          <w:rFonts w:ascii="Calibri" w:hAnsi="Calibri" w:cs="Calibri"/>
+          <w:lang w:val="en-US"/>
+        </w:rPr>
+        <w:t>The model contains a total of 669,706 parameters (2.55 MB), all of which are trainable.</w:t>
+      </w:r>
+    </w:p>
+    <w:p>
+      <w:pPr>
+        <w:pStyle w:val="Heading2"/>
+        <w:rPr>
+          <w:rFonts w:ascii="Calibri" w:eastAsia="Times New Roman" w:hAnsi="Calibri" w:cs="Calibri"/>
+          <w:color w:val="3E762A" w:themeColor="accent1" w:themeShade="BF"/>
+          <w:sz w:val="32"/>
+          <w:szCs w:val="32"/>
+          <w:lang w:val="en-US"/>
+        </w:rPr>
+      </w:pPr>
+      <w:r>
+        <w:rPr>
+          <w:rFonts w:ascii="Calibri" w:eastAsia="Times New Roman" w:hAnsi="Calibri" w:cs="Calibri"/>
+          <w:lang w:val="en-US"/>
+        </w:rPr>
+        <w:br w:type="page"/>
+      </w:r>
+      <w:bookmarkStart w:id="7" w:name="_Toc227675049"/>
+      <w:r>
+        <w:rPr>
+          <w:rFonts w:ascii="Calibri" w:eastAsia="Times New Roman" w:hAnsi="Calibri" w:cs="Calibri"/>
+          <w:lang w:val="en-US"/>
+        </w:rPr>
+        <w:lastRenderedPageBreak/>
+        <w:t>Model Training Progress</w:t>
+      </w:r>
+      <w:bookmarkEnd w:id="7"/>
+      <w:r>
+        <w:rPr>
+          <w:rFonts w:ascii="Calibri" w:eastAsia="Times New Roman" w:hAnsi="Calibri" w:cs="Calibri"/>
+          <w:lang w:val="en-US"/>
+        </w:rPr>
+        <w:t xml:space="preserve"> </w:t>
+      </w:r>
+    </w:p>
+    <w:p>
+      <w:pPr>
+        <w:rPr>
+          <w:rFonts w:ascii="Calibri" w:hAnsi="Calibri" w:cs="Calibri"/>
+          <w:lang w:val="en-US"/>
+        </w:rPr>
+      </w:pPr>
+      <w:r>
+        <w:rPr>
+          <w:rFonts w:ascii="Calibri" w:hAnsi="Calibri" w:cs="Calibri"/>
+          <w:lang w:val="en-US"/>
+        </w:rPr>
+        <w:t>The model was trained for 10 epochs. The table below summarizes the training and validation accuracy and loss for each epoch:</w:t>
       </w:r>
     </w:p>
     <w:tbl>
@@ -2555,9 +3526,11 @@
         <w:tblLook w:val="04A0" w:firstRow="1" w:lastRow="0" w:firstColumn="1" w:lastColumn="0" w:noHBand="0" w:noVBand="1"/>
       </w:tblPr>
       <w:tblGrid>
-        <w:gridCol w:w="4144"/>
-        <w:gridCol w:w="3034"/>
-        <w:gridCol w:w="1828"/>
+        <w:gridCol w:w="788"/>
+        <w:gridCol w:w="2213"/>
+        <w:gridCol w:w="1632"/>
+        <w:gridCol w:w="2477"/>
+        <w:gridCol w:w="1896"/>
       </w:tblGrid>
       <w:tr>
         <w:tc>
@@ -2576,22 +3549,18 @@
             <w:pPr>
               <w:spacing w:line="240" w:lineRule="auto"/>
               <w:rPr>
+                <w:rFonts w:ascii="Calibri" w:hAnsi="Calibri" w:cs="Calibri"/>
                 <w:lang w:val="en-US"/>
               </w:rPr>
             </w:pPr>
             <w:r>
               <w:rPr>
+                <w:rFonts w:ascii="Calibri" w:hAnsi="Calibri" w:cs="Calibri"/>
                 <w:b/>
                 <w:bCs/>
                 <w:lang w:val="en-US"/>
               </w:rPr>
-              <w:t>Layer (Type)</w:t>
-            </w:r>
-            <w:r>
-              <w:rPr>
-                <w:lang w:val="en-US"/>
-              </w:rPr>
-              <w:t xml:space="preserve"> </w:t>
+              <w:t>Epoch</w:t>
             </w:r>
           </w:p>
         </w:tc>
@@ -2611,22 +3580,18 @@
             <w:pPr>
               <w:spacing w:line="240" w:lineRule="auto"/>
               <w:rPr>
+                <w:rFonts w:ascii="Calibri" w:hAnsi="Calibri" w:cs="Calibri"/>
                 <w:lang w:val="en-US"/>
               </w:rPr>
             </w:pPr>
             <w:r>
               <w:rPr>
+                <w:rFonts w:ascii="Calibri" w:hAnsi="Calibri" w:cs="Calibri"/>
                 <w:b/>
                 <w:bCs/>
                 <w:lang w:val="en-US"/>
               </w:rPr>
-              <w:t>Output Shape</w:t>
-            </w:r>
-            <w:r>
-              <w:rPr>
-                <w:lang w:val="en-US"/>
-              </w:rPr>
-              <w:t xml:space="preserve"> </w:t>
+              <w:t>Training Accuracy</w:t>
             </w:r>
           </w:p>
         </w:tc>
@@ -2646,22 +3611,80 @@
             <w:pPr>
               <w:spacing w:line="240" w:lineRule="auto"/>
               <w:rPr>
+                <w:rFonts w:ascii="Calibri" w:hAnsi="Calibri" w:cs="Calibri"/>
                 <w:lang w:val="en-US"/>
               </w:rPr>
             </w:pPr>
             <w:r>
               <w:rPr>
+                <w:rFonts w:ascii="Calibri" w:hAnsi="Calibri" w:cs="Calibri"/>
                 <w:b/>
                 <w:bCs/>
                 <w:lang w:val="en-US"/>
               </w:rPr>
-              <w:t>Param #</w:t>
-            </w:r>
-            <w:r>
-              <w:rPr>
+              <w:t>Training Loss</w:t>
+            </w:r>
+          </w:p>
+        </w:tc>
+        <w:tc>
+          <w:tcPr>
+            <w:tcW w:w="0" w:type="auto"/>
+            <w:tcBorders>
+              <w:top w:val="outset" w:sz="8" w:space="0" w:color="auto"/>
+              <w:left w:val="nil"/>
+              <w:bottom w:val="outset" w:sz="8" w:space="0" w:color="auto"/>
+              <w:right w:val="outset" w:sz="8" w:space="0" w:color="auto"/>
+            </w:tcBorders>
+            <w:vAlign w:val="center"/>
+            <w:hideMark/>
+          </w:tcPr>
+          <w:p>
+            <w:pPr>
+              <w:spacing w:line="240" w:lineRule="auto"/>
+              <w:rPr>
+                <w:rFonts w:ascii="Calibri" w:hAnsi="Calibri" w:cs="Calibri"/>
                 <w:lang w:val="en-US"/>
               </w:rPr>
-              <w:t xml:space="preserve"> </w:t>
+            </w:pPr>
+            <w:r>
+              <w:rPr>
+                <w:rFonts w:ascii="Calibri" w:hAnsi="Calibri" w:cs="Calibri"/>
+                <w:b/>
+                <w:bCs/>
+                <w:lang w:val="en-US"/>
+              </w:rPr>
+              <w:t>Validation Accuracy</w:t>
+            </w:r>
+          </w:p>
+        </w:tc>
+        <w:tc>
+          <w:tcPr>
+            <w:tcW w:w="0" w:type="auto"/>
+            <w:tcBorders>
+              <w:top w:val="outset" w:sz="8" w:space="0" w:color="auto"/>
+              <w:left w:val="nil"/>
+              <w:bottom w:val="outset" w:sz="8" w:space="0" w:color="auto"/>
+              <w:right w:val="outset" w:sz="8" w:space="0" w:color="auto"/>
+            </w:tcBorders>
+            <w:vAlign w:val="center"/>
+            <w:hideMark/>
+          </w:tcPr>
+          <w:p>
+            <w:pPr>
+              <w:spacing w:line="240" w:lineRule="auto"/>
+              <w:rPr>
+                <w:rFonts w:ascii="Calibri" w:hAnsi="Calibri" w:cs="Calibri"/>
+                <w:lang w:val="en-US"/>
+              </w:rPr>
+            </w:pPr>
+            <w:r>
+              <w:rPr>
+                <w:rFonts w:ascii="Calibri" w:hAnsi="Calibri" w:cs="Calibri"/>
+                <w:b/>
+                <w:bCs/>
+                <w:lang w:val="en-US"/>
+              </w:rPr>
+              <w:t>Validation Loss</w:t>
             </w:r>
           </w:p>
         </w:tc>
@@ -2684,21 +3707,17 @@
             <w:pPr>
               <w:spacing w:line="240" w:lineRule="auto"/>
               <w:rPr>
+                <w:rFonts w:ascii="Calibri" w:hAnsi="Calibri" w:cs="Calibri"/>
                 <w:lang w:val="en-US"/>
               </w:rPr>
             </w:pPr>
             <w:r>
               <w:rPr>
+                <w:rFonts w:ascii="Calibri" w:hAnsi="Calibri" w:cs="Calibri"/>
                 <w:color w:val="000000"/>
                 <w:lang w:val="en-US"/>
               </w:rPr>
-              <w:t>dense (Dense)</w:t>
-            </w:r>
-            <w:r>
-              <w:rPr>
-                <w:lang w:val="en-US"/>
-              </w:rPr>
-              <w:t xml:space="preserve"> </w:t>
+              <w:t>1</w:t>
             </w:r>
           </w:p>
         </w:tc>
@@ -2719,21 +3738,17 @@
             <w:pPr>
               <w:spacing w:line="240" w:lineRule="auto"/>
               <w:rPr>
+                <w:rFonts w:ascii="Calibri" w:hAnsi="Calibri" w:cs="Calibri"/>
                 <w:lang w:val="en-US"/>
               </w:rPr>
             </w:pPr>
             <w:r>
               <w:rPr>
+                <w:rFonts w:ascii="Calibri" w:hAnsi="Calibri" w:cs="Calibri"/>
                 <w:color w:val="000000"/>
                 <w:lang w:val="en-US"/>
               </w:rPr>
-              <w:t>(None, 512)</w:t>
-            </w:r>
-            <w:r>
-              <w:rPr>
-                <w:lang w:val="en-US"/>
-              </w:rPr>
-              <w:t xml:space="preserve"> </w:t>
+              <w:t>0.8707</w:t>
             </w:r>
           </w:p>
         </w:tc>
@@ -2754,21 +3769,79 @@
             <w:pPr>
               <w:spacing w:line="240" w:lineRule="auto"/>
               <w:rPr>
+                <w:rFonts w:ascii="Calibri" w:hAnsi="Calibri" w:cs="Calibri"/>
                 <w:lang w:val="en-US"/>
               </w:rPr>
             </w:pPr>
             <w:r>
               <w:rPr>
+                <w:rFonts w:ascii="Calibri" w:hAnsi="Calibri" w:cs="Calibri"/>
                 <w:color w:val="000000"/>
                 <w:lang w:val="en-US"/>
               </w:rPr>
-              <w:t>401,920</w:t>
-            </w:r>
-            <w:r>
-              <w:rPr>
+              <w:t>0.4188</w:t>
+            </w:r>
+          </w:p>
+        </w:tc>
+        <w:tc>
+          <w:tcPr>
+            <w:tcW w:w="0" w:type="auto"/>
+            <w:tcBorders>
+              <w:top w:val="nil"/>
+              <w:left w:val="nil"/>
+              <w:bottom w:val="outset" w:sz="8" w:space="0" w:color="auto"/>
+              <w:right w:val="outset" w:sz="8" w:space="0" w:color="auto"/>
+            </w:tcBorders>
+            <w:shd w:val="clear" w:color="auto" w:fill="F2F2F2"/>
+            <w:vAlign w:val="center"/>
+            <w:hideMark/>
+          </w:tcPr>
+          <w:p>
+            <w:pPr>
+              <w:spacing w:line="240" w:lineRule="auto"/>
+              <w:rPr>
+                <w:rFonts w:ascii="Calibri" w:hAnsi="Calibri" w:cs="Calibri"/>
                 <w:lang w:val="en-US"/>
               </w:rPr>
-              <w:t xml:space="preserve"> </w:t>
+            </w:pPr>
+            <w:r>
+              <w:rPr>
+                <w:rFonts w:ascii="Calibri" w:hAnsi="Calibri" w:cs="Calibri"/>
+                <w:color w:val="000000"/>
+                <w:lang w:val="en-US"/>
+              </w:rPr>
+              <w:t>0.9452</w:t>
+            </w:r>
+          </w:p>
+        </w:tc>
+        <w:tc>
+          <w:tcPr>
+            <w:tcW w:w="0" w:type="auto"/>
+            <w:tcBorders>
+              <w:top w:val="nil"/>
+              <w:left w:val="nil"/>
+              <w:bottom w:val="outset" w:sz="8" w:space="0" w:color="auto"/>
+              <w:right w:val="outset" w:sz="8" w:space="0" w:color="auto"/>
+            </w:tcBorders>
+            <w:shd w:val="clear" w:color="auto" w:fill="F2F2F2"/>
+            <w:vAlign w:val="center"/>
+            <w:hideMark/>
+          </w:tcPr>
+          <w:p>
+            <w:pPr>
+              <w:spacing w:line="240" w:lineRule="auto"/>
+              <w:rPr>
+                <w:rFonts w:ascii="Calibri" w:hAnsi="Calibri" w:cs="Calibri"/>
+                <w:lang w:val="en-US"/>
+              </w:rPr>
+            </w:pPr>
+            <w:r>
+              <w:rPr>
+                <w:rFonts w:ascii="Calibri" w:hAnsi="Calibri" w:cs="Calibri"/>
+                <w:color w:val="000000"/>
+                <w:lang w:val="en-US"/>
+              </w:rPr>
+              <w:t>0.1747</w:t>
             </w:r>
           </w:p>
         </w:tc>
@@ -2790,14 +3863,16 @@
             <w:pPr>
               <w:spacing w:line="240" w:lineRule="auto"/>
               <w:rPr>
+                <w:rFonts w:ascii="Calibri" w:hAnsi="Calibri" w:cs="Calibri"/>
                 <w:lang w:val="en-US"/>
               </w:rPr>
             </w:pPr>
             <w:r>
               <w:rPr>
+                <w:rFonts w:ascii="Calibri" w:hAnsi="Calibri" w:cs="Calibri"/>
                 <w:lang w:val="en-US"/>
               </w:rPr>
-              <w:t xml:space="preserve">dropout (Dropout) </w:t>
+              <w:t>2</w:t>
             </w:r>
           </w:p>
         </w:tc>
@@ -2817,14 +3892,16 @@
             <w:pPr>
               <w:spacing w:line="240" w:lineRule="auto"/>
               <w:rPr>
+                <w:rFonts w:ascii="Calibri" w:hAnsi="Calibri" w:cs="Calibri"/>
                 <w:lang w:val="en-US"/>
               </w:rPr>
             </w:pPr>
             <w:r>
               <w:rPr>
+                <w:rFonts w:ascii="Calibri" w:hAnsi="Calibri" w:cs="Calibri"/>
                 <w:lang w:val="en-US"/>
               </w:rPr>
-              <w:t xml:space="preserve">(None, 512) </w:t>
+              <w:t>0.9531</w:t>
             </w:r>
           </w:p>
         </w:tc>
@@ -2844,14 +3921,74 @@
             <w:pPr>
               <w:spacing w:line="240" w:lineRule="auto"/>
               <w:rPr>
+                <w:rFonts w:ascii="Calibri" w:hAnsi="Calibri" w:cs="Calibri"/>
                 <w:lang w:val="en-US"/>
               </w:rPr>
             </w:pPr>
             <w:r>
               <w:rPr>
+                <w:rFonts w:ascii="Calibri" w:hAnsi="Calibri" w:cs="Calibri"/>
                 <w:lang w:val="en-US"/>
               </w:rPr>
-              <w:t xml:space="preserve">0 </w:t>
+              <w:t>0.1525</w:t>
+            </w:r>
+          </w:p>
+        </w:tc>
+        <w:tc>
+          <w:tcPr>
+            <w:tcW w:w="0" w:type="auto"/>
+            <w:tcBorders>
+              <w:top w:val="nil"/>
+              <w:left w:val="nil"/>
+              <w:bottom w:val="outset" w:sz="8" w:space="0" w:color="auto"/>
+              <w:right w:val="outset" w:sz="8" w:space="0" w:color="auto"/>
+            </w:tcBorders>
+            <w:vAlign w:val="center"/>
+            <w:hideMark/>
+          </w:tcPr>
+          <w:p>
+            <w:pPr>
+              <w:spacing w:line="240" w:lineRule="auto"/>
+              <w:rPr>
+                <w:rFonts w:ascii="Calibri" w:hAnsi="Calibri" w:cs="Calibri"/>
+                <w:lang w:val="en-US"/>
+              </w:rPr>
+            </w:pPr>
+            <w:r>
+              <w:rPr>
+                <w:rFonts w:ascii="Calibri" w:hAnsi="Calibri" w:cs="Calibri"/>
+                <w:lang w:val="en-US"/>
+              </w:rPr>
+              <w:t>0.9509</w:t>
+            </w:r>
+          </w:p>
+        </w:tc>
+        <w:tc>
+          <w:tcPr>
+            <w:tcW w:w="0" w:type="auto"/>
+            <w:tcBorders>
+              <w:top w:val="nil"/>
+              <w:left w:val="nil"/>
+              <w:bottom w:val="outset" w:sz="8" w:space="0" w:color="auto"/>
+              <w:right w:val="outset" w:sz="8" w:space="0" w:color="auto"/>
+            </w:tcBorders>
+            <w:vAlign w:val="center"/>
+            <w:hideMark/>
+          </w:tcPr>
+          <w:p>
+            <w:pPr>
+              <w:spacing w:line="240" w:lineRule="auto"/>
+              <w:rPr>
+                <w:rFonts w:ascii="Calibri" w:hAnsi="Calibri" w:cs="Calibri"/>
+                <w:lang w:val="en-US"/>
+              </w:rPr>
+            </w:pPr>
+            <w:r>
+              <w:rPr>
+                <w:rFonts w:ascii="Calibri" w:hAnsi="Calibri" w:cs="Calibri"/>
+                <w:lang w:val="en-US"/>
+              </w:rPr>
+              <w:t>0.1553</w:t>
             </w:r>
           </w:p>
         </w:tc>
@@ -2874,21 +4011,17 @@
             <w:pPr>
               <w:spacing w:line="240" w:lineRule="auto"/>
               <w:rPr>
+                <w:rFonts w:ascii="Calibri" w:hAnsi="Calibri" w:cs="Calibri"/>
                 <w:lang w:val="en-US"/>
               </w:rPr>
             </w:pPr>
             <w:r>
               <w:rPr>
+                <w:rFonts w:ascii="Calibri" w:hAnsi="Calibri" w:cs="Calibri"/>
                 <w:color w:val="000000"/>
                 <w:lang w:val="en-US"/>
               </w:rPr>
-              <w:t>dense_1 (Dense)</w:t>
-            </w:r>
-            <w:r>
-              <w:rPr>
-                <w:lang w:val="en-US"/>
-              </w:rPr>
-              <w:t xml:space="preserve"> </w:t>
+              <w:t>3</w:t>
             </w:r>
           </w:p>
         </w:tc>
@@ -2909,21 +4042,17 @@
             <w:pPr>
               <w:spacing w:line="240" w:lineRule="auto"/>
               <w:rPr>
+                <w:rFonts w:ascii="Calibri" w:hAnsi="Calibri" w:cs="Calibri"/>
                 <w:lang w:val="en-US"/>
               </w:rPr>
             </w:pPr>
             <w:r>
               <w:rPr>
+                <w:rFonts w:ascii="Calibri" w:hAnsi="Calibri" w:cs="Calibri"/>
                 <w:color w:val="000000"/>
                 <w:lang w:val="en-US"/>
               </w:rPr>
-              <w:t>(None, 512)</w:t>
-            </w:r>
-            <w:r>
-              <w:rPr>
-                <w:lang w:val="en-US"/>
-              </w:rPr>
-              <w:t xml:space="preserve"> </w:t>
+              <w:t>0.9673</w:t>
             </w:r>
           </w:p>
         </w:tc>
@@ -2944,21 +4073,79 @@
             <w:pPr>
               <w:spacing w:line="240" w:lineRule="auto"/>
               <w:rPr>
+                <w:rFonts w:ascii="Calibri" w:hAnsi="Calibri" w:cs="Calibri"/>
                 <w:lang w:val="en-US"/>
               </w:rPr>
             </w:pPr>
             <w:r>
               <w:rPr>
+                <w:rFonts w:ascii="Calibri" w:hAnsi="Calibri" w:cs="Calibri"/>
                 <w:color w:val="000000"/>
                 <w:lang w:val="en-US"/>
               </w:rPr>
-              <w:t>262,656</w:t>
-            </w:r>
-            <w:r>
-              <w:rPr>
+              <w:t>0.1048</w:t>
+            </w:r>
+          </w:p>
+        </w:tc>
+        <w:tc>
+          <w:tcPr>
+            <w:tcW w:w="0" w:type="auto"/>
+            <w:tcBorders>
+              <w:top w:val="nil"/>
+              <w:left w:val="nil"/>
+              <w:bottom w:val="outset" w:sz="8" w:space="0" w:color="auto"/>
+              <w:right w:val="outset" w:sz="8" w:space="0" w:color="auto"/>
+            </w:tcBorders>
+            <w:shd w:val="clear" w:color="auto" w:fill="F2F2F2"/>
+            <w:vAlign w:val="center"/>
+            <w:hideMark/>
+          </w:tcPr>
+          <w:p>
+            <w:pPr>
+              <w:spacing w:line="240" w:lineRule="auto"/>
+              <w:rPr>
+                <w:rFonts w:ascii="Calibri" w:hAnsi="Calibri" w:cs="Calibri"/>
                 <w:lang w:val="en-US"/>
               </w:rPr>
-              <w:t xml:space="preserve"> </w:t>
+            </w:pPr>
+            <w:r>
+              <w:rPr>
+                <w:rFonts w:ascii="Calibri" w:hAnsi="Calibri" w:cs="Calibri"/>
+                <w:color w:val="000000"/>
+                <w:lang w:val="en-US"/>
+              </w:rPr>
+              <w:t>0.9686</w:t>
+            </w:r>
+          </w:p>
+        </w:tc>
+        <w:tc>
+          <w:tcPr>
+            <w:tcW w:w="0" w:type="auto"/>
+            <w:tcBorders>
+              <w:top w:val="nil"/>
+              <w:left w:val="nil"/>
+              <w:bottom w:val="outset" w:sz="8" w:space="0" w:color="auto"/>
+              <w:right w:val="outset" w:sz="8" w:space="0" w:color="auto"/>
+            </w:tcBorders>
+            <w:shd w:val="clear" w:color="auto" w:fill="F2F2F2"/>
+            <w:vAlign w:val="center"/>
+            <w:hideMark/>
+          </w:tcPr>
+          <w:p>
+            <w:pPr>
+              <w:spacing w:line="240" w:lineRule="auto"/>
+              <w:rPr>
+                <w:rFonts w:ascii="Calibri" w:hAnsi="Calibri" w:cs="Calibri"/>
+                <w:lang w:val="en-US"/>
+              </w:rPr>
+            </w:pPr>
+            <w:r>
+              <w:rPr>
+                <w:rFonts w:ascii="Calibri" w:hAnsi="Calibri" w:cs="Calibri"/>
+                <w:color w:val="000000"/>
+                <w:lang w:val="en-US"/>
+              </w:rPr>
+              <w:t>0.0984</w:t>
             </w:r>
           </w:p>
         </w:tc>
@@ -2980,14 +4167,16 @@
             <w:pPr>
               <w:spacing w:line="240" w:lineRule="auto"/>
               <w:rPr>
+                <w:rFonts w:ascii="Calibri" w:hAnsi="Calibri" w:cs="Calibri"/>
                 <w:lang w:val="en-US"/>
               </w:rPr>
             </w:pPr>
             <w:r>
               <w:rPr>
+                <w:rFonts w:ascii="Calibri" w:hAnsi="Calibri" w:cs="Calibri"/>
                 <w:lang w:val="en-US"/>
               </w:rPr>
-              <w:t xml:space="preserve">dropout_1 (Dropout) </w:t>
+              <w:t>4</w:t>
             </w:r>
           </w:p>
         </w:tc>
@@ -3007,14 +4196,16 @@
             <w:pPr>
               <w:spacing w:line="240" w:lineRule="auto"/>
               <w:rPr>
+                <w:rFonts w:ascii="Calibri" w:hAnsi="Calibri" w:cs="Calibri"/>
                 <w:lang w:val="en-US"/>
               </w:rPr>
             </w:pPr>
             <w:r>
               <w:rPr>
+                <w:rFonts w:ascii="Calibri" w:hAnsi="Calibri" w:cs="Calibri"/>
                 <w:lang w:val="en-US"/>
               </w:rPr>
-              <w:t xml:space="preserve">(None, 512) </w:t>
+              <w:t>0.9753</w:t>
             </w:r>
           </w:p>
         </w:tc>
@@ -3034,14 +4225,74 @@
             <w:pPr>
               <w:spacing w:line="240" w:lineRule="auto"/>
               <w:rPr>
+                <w:rFonts w:ascii="Calibri" w:hAnsi="Calibri" w:cs="Calibri"/>
                 <w:lang w:val="en-US"/>
               </w:rPr>
             </w:pPr>
             <w:r>
               <w:rPr>
+                <w:rFonts w:ascii="Calibri" w:hAnsi="Calibri" w:cs="Calibri"/>
                 <w:lang w:val="en-US"/>
               </w:rPr>
-              <w:t xml:space="preserve">0 </w:t>
+              <w:t>0.08</w:t>
+            </w:r>
+          </w:p>
+        </w:tc>
+        <w:tc>
+          <w:tcPr>
+            <w:tcW w:w="0" w:type="auto"/>
+            <w:tcBorders>
+              <w:top w:val="nil"/>
+              <w:left w:val="nil"/>
+              <w:bottom w:val="outset" w:sz="8" w:space="0" w:color="auto"/>
+              <w:right w:val="outset" w:sz="8" w:space="0" w:color="auto"/>
+            </w:tcBorders>
+            <w:vAlign w:val="center"/>
+            <w:hideMark/>
+          </w:tcPr>
+          <w:p>
+            <w:pPr>
+              <w:spacing w:line="240" w:lineRule="auto"/>
+              <w:rPr>
+                <w:rFonts w:ascii="Calibri" w:hAnsi="Calibri" w:cs="Calibri"/>
+                <w:lang w:val="en-US"/>
+              </w:rPr>
+            </w:pPr>
+            <w:r>
+              <w:rPr>
+                <w:rFonts w:ascii="Calibri" w:hAnsi="Calibri" w:cs="Calibri"/>
+                <w:lang w:val="en-US"/>
+              </w:rPr>
+              <w:t>0.9714</w:t>
+            </w:r>
+          </w:p>
+        </w:tc>
+        <w:tc>
+          <w:tcPr>
+            <w:tcW w:w="0" w:type="auto"/>
+            <w:tcBorders>
+              <w:top w:val="nil"/>
+              <w:left w:val="nil"/>
+              <w:bottom w:val="outset" w:sz="8" w:space="0" w:color="auto"/>
+              <w:right w:val="outset" w:sz="8" w:space="0" w:color="auto"/>
+            </w:tcBorders>
+            <w:vAlign w:val="center"/>
+            <w:hideMark/>
+          </w:tcPr>
+          <w:p>
+            <w:pPr>
+              <w:spacing w:line="240" w:lineRule="auto"/>
+              <w:rPr>
+                <w:rFonts w:ascii="Calibri" w:hAnsi="Calibri" w:cs="Calibri"/>
+                <w:lang w:val="en-US"/>
+              </w:rPr>
+            </w:pPr>
+            <w:r>
+              <w:rPr>
+                <w:rFonts w:ascii="Calibri" w:hAnsi="Calibri" w:cs="Calibri"/>
+                <w:lang w:val="en-US"/>
+              </w:rPr>
+              <w:t>0.093</w:t>
             </w:r>
           </w:p>
         </w:tc>
@@ -3064,21 +4315,17 @@
             <w:pPr>
               <w:spacing w:line="240" w:lineRule="auto"/>
               <w:rPr>
+                <w:rFonts w:ascii="Calibri" w:hAnsi="Calibri" w:cs="Calibri"/>
                 <w:lang w:val="en-US"/>
               </w:rPr>
             </w:pPr>
             <w:r>
               <w:rPr>
+                <w:rFonts w:ascii="Calibri" w:hAnsi="Calibri" w:cs="Calibri"/>
                 <w:color w:val="000000"/>
                 <w:lang w:val="en-US"/>
               </w:rPr>
-              <w:t>dense_2 (Dense)</w:t>
-            </w:r>
-            <w:r>
-              <w:rPr>
-                <w:lang w:val="en-US"/>
-              </w:rPr>
-              <w:t xml:space="preserve"> </w:t>
+              <w:t>5</w:t>
             </w:r>
           </w:p>
         </w:tc>
@@ -3099,21 +4346,17 @@
             <w:pPr>
               <w:spacing w:line="240" w:lineRule="auto"/>
               <w:rPr>
+                <w:rFonts w:ascii="Calibri" w:hAnsi="Calibri" w:cs="Calibri"/>
                 <w:lang w:val="en-US"/>
               </w:rPr>
             </w:pPr>
             <w:r>
               <w:rPr>
+                <w:rFonts w:ascii="Calibri" w:hAnsi="Calibri" w:cs="Calibri"/>
                 <w:color w:val="000000"/>
                 <w:lang w:val="en-US"/>
               </w:rPr>
-              <w:t>(None, 10)</w:t>
-            </w:r>
-            <w:r>
-              <w:rPr>
-                <w:lang w:val="en-US"/>
-              </w:rPr>
-              <w:t xml:space="preserve"> </w:t>
+              <w:t>0.9805</w:t>
             </w:r>
           </w:p>
         </w:tc>
@@ -3134,119 +4377,89 @@
             <w:pPr>
               <w:spacing w:line="240" w:lineRule="auto"/>
               <w:rPr>
+                <w:rFonts w:ascii="Calibri" w:hAnsi="Calibri" w:cs="Calibri"/>
                 <w:lang w:val="en-US"/>
               </w:rPr>
             </w:pPr>
             <w:r>
               <w:rPr>
+                <w:rFonts w:ascii="Calibri" w:hAnsi="Calibri" w:cs="Calibri"/>
                 <w:color w:val="000000"/>
                 <w:lang w:val="en-US"/>
               </w:rPr>
-              <w:t>5,130</w:t>
-            </w:r>
-            <w:r>
-              <w:rPr>
+              <w:t>0.0619</w:t>
+            </w:r>
+          </w:p>
+        </w:tc>
+        <w:tc>
+          <w:tcPr>
+            <w:tcW w:w="0" w:type="auto"/>
+            <w:tcBorders>
+              <w:top w:val="nil"/>
+              <w:left w:val="nil"/>
+              <w:bottom w:val="outset" w:sz="8" w:space="0" w:color="auto"/>
+              <w:right w:val="outset" w:sz="8" w:space="0" w:color="auto"/>
+            </w:tcBorders>
+            <w:shd w:val="clear" w:color="auto" w:fill="F2F2F2"/>
+            <w:vAlign w:val="center"/>
+            <w:hideMark/>
+          </w:tcPr>
+          <w:p>
+            <w:pPr>
+              <w:spacing w:line="240" w:lineRule="auto"/>
+              <w:rPr>
+                <w:rFonts w:ascii="Calibri" w:hAnsi="Calibri" w:cs="Calibri"/>
                 <w:lang w:val="en-US"/>
               </w:rPr>
-              <w:t xml:space="preserve"> </w:t>
+            </w:pPr>
+            <w:r>
+              <w:rPr>
+                <w:rFonts w:ascii="Calibri" w:hAnsi="Calibri" w:cs="Calibri"/>
+                <w:color w:val="000000"/>
+                <w:lang w:val="en-US"/>
+              </w:rPr>
+              <w:t>0.9768</w:t>
+            </w:r>
+          </w:p>
+        </w:tc>
+        <w:tc>
+          <w:tcPr>
+            <w:tcW w:w="0" w:type="auto"/>
+            <w:tcBorders>
+              <w:top w:val="nil"/>
+              <w:left w:val="nil"/>
+              <w:bottom w:val="outset" w:sz="8" w:space="0" w:color="auto"/>
+              <w:right w:val="outset" w:sz="8" w:space="0" w:color="auto"/>
+            </w:tcBorders>
+            <w:shd w:val="clear" w:color="auto" w:fill="F2F2F2"/>
+            <w:vAlign w:val="center"/>
+            <w:hideMark/>
+          </w:tcPr>
+          <w:p>
+            <w:pPr>
+              <w:spacing w:line="240" w:lineRule="auto"/>
+              <w:rPr>
+                <w:rFonts w:ascii="Calibri" w:hAnsi="Calibri" w:cs="Calibri"/>
+                <w:lang w:val="en-US"/>
+              </w:rPr>
+            </w:pPr>
+            <w:r>
+              <w:rPr>
+                <w:rFonts w:ascii="Calibri" w:hAnsi="Calibri" w:cs="Calibri"/>
+                <w:color w:val="000000"/>
+                <w:lang w:val="en-US"/>
+              </w:rPr>
+              <w:t>0.072</w:t>
             </w:r>
           </w:p>
         </w:tc>
       </w:tr>
-    </w:tbl>
-    <w:p>
-      <w:pPr>
-        <w:spacing w:after="0"/>
-        <w:rPr>
-          <w:rFonts w:ascii="Times New Roman" w:eastAsia="Times New Roman" w:hAnsi="Times New Roman"/>
-        </w:rPr>
-      </w:pPr>
-      <w:r>
-        <w:rPr>
-          <w:rFonts w:ascii="Times New Roman" w:eastAsia="Times New Roman" w:hAnsi="Times New Roman"/>
-        </w:rPr>
-        <w:br/>
-      </w:r>
-      <w:r>
-        <w:rPr>
-          <w:lang w:val="en-US"/>
-        </w:rPr>
-        <w:t>The model contains a total of 669,706 parameters (2.55 MB), all of which are trainable.</w:t>
-      </w:r>
-    </w:p>
-    <w:p>
-      <w:pPr>
-        <w:pStyle w:val="Heading2"/>
-        <w:rPr>
-          <w:rFonts w:eastAsia="Times New Roman"/>
-          <w:color w:val="3E762A" w:themeColor="accent1" w:themeShade="BF"/>
-          <w:sz w:val="32"/>
-          <w:szCs w:val="32"/>
-          <w:lang w:val="en-US"/>
-        </w:rPr>
-      </w:pPr>
-      <w:r>
-        <w:rPr>
-          <w:rFonts w:eastAsia="Times New Roman"/>
-          <w:lang w:val="en-US"/>
-        </w:rPr>
-        <w:br w:type="page"/>
-      </w:r>
-      <w:bookmarkStart w:id="7" w:name="_Toc227675049"/>
-      <w:r>
-        <w:rPr>
-          <w:rFonts w:eastAsia="Times New Roman"/>
-          <w:lang w:val="en-US"/>
-        </w:rPr>
-        <w:lastRenderedPageBreak/>
-        <w:t>Model Training Progress</w:t>
-      </w:r>
-      <w:bookmarkEnd w:id="7"/>
-      <w:r>
-        <w:rPr>
-          <w:rFonts w:eastAsia="Times New Roman"/>
-          <w:lang w:val="en-US"/>
-        </w:rPr>
-        <w:t xml:space="preserve"> </w:t>
-      </w:r>
-    </w:p>
-    <w:p>
-      <w:pPr>
-        <w:rPr>
-          <w:lang w:val="en-US"/>
-        </w:rPr>
-      </w:pPr>
-      <w:r>
-        <w:rPr>
-          <w:lang w:val="en-US"/>
-        </w:rPr>
-        <w:t>The model was trained for 10 epochs. The table below summarizes the training and validation accuracy and loss for each epoch:</w:t>
-      </w:r>
-    </w:p>
-    <w:tbl>
-      <w:tblPr>
-        <w:tblW w:w="5000" w:type="pct"/>
-        <w:tblCellMar>
-          <w:top w:w="15" w:type="dxa"/>
-          <w:left w:w="15" w:type="dxa"/>
-          <w:bottom w:w="15" w:type="dxa"/>
-          <w:right w:w="15" w:type="dxa"/>
-        </w:tblCellMar>
-        <w:tblLook w:val="04A0" w:firstRow="1" w:lastRow="0" w:firstColumn="1" w:lastColumn="0" w:noHBand="0" w:noVBand="1"/>
-      </w:tblPr>
-      <w:tblGrid>
-        <w:gridCol w:w="800"/>
-        <w:gridCol w:w="2219"/>
-        <w:gridCol w:w="1676"/>
-        <w:gridCol w:w="2427"/>
-        <w:gridCol w:w="1884"/>
-      </w:tblGrid>
       <w:tr>
         <w:tc>
           <w:tcPr>
             <w:tcW w:w="0" w:type="auto"/>
             <w:tcBorders>
-              <w:top w:val="outset" w:sz="8" w:space="0" w:color="auto"/>
+              <w:top w:val="nil"/>
               <w:left w:val="outset" w:sz="8" w:space="0" w:color="auto"/>
               <w:bottom w:val="outset" w:sz="8" w:space="0" w:color="auto"/>
               <w:right w:val="outset" w:sz="8" w:space="0" w:color="auto"/>
@@ -3258,16 +4471,16 @@
             <w:pPr>
               <w:spacing w:line="240" w:lineRule="auto"/>
               <w:rPr>
+                <w:rFonts w:ascii="Calibri" w:hAnsi="Calibri" w:cs="Calibri"/>
                 <w:lang w:val="en-US"/>
               </w:rPr>
             </w:pPr>
             <w:r>
               <w:rPr>
-                <w:b/>
-                <w:bCs/>
+                <w:rFonts w:ascii="Calibri" w:hAnsi="Calibri" w:cs="Calibri"/>
                 <w:lang w:val="en-US"/>
               </w:rPr>
-              <w:t>Epoch</w:t>
+              <w:t>6</w:t>
             </w:r>
           </w:p>
         </w:tc>
@@ -3275,7 +4488,7 @@
           <w:tcPr>
             <w:tcW w:w="0" w:type="auto"/>
             <w:tcBorders>
-              <w:top w:val="outset" w:sz="8" w:space="0" w:color="auto"/>
+              <w:top w:val="nil"/>
               <w:left w:val="nil"/>
               <w:bottom w:val="outset" w:sz="8" w:space="0" w:color="auto"/>
               <w:right w:val="outset" w:sz="8" w:space="0" w:color="auto"/>
@@ -3287,16 +4500,16 @@
             <w:pPr>
               <w:spacing w:line="240" w:lineRule="auto"/>
               <w:rPr>
+                <w:rFonts w:ascii="Calibri" w:hAnsi="Calibri" w:cs="Calibri"/>
                 <w:lang w:val="en-US"/>
               </w:rPr>
             </w:pPr>
             <w:r>
               <w:rPr>
-                <w:b/>
-                <w:bCs/>
+                <w:rFonts w:ascii="Calibri" w:hAnsi="Calibri" w:cs="Calibri"/>
                 <w:lang w:val="en-US"/>
               </w:rPr>
-              <w:t>Training Accuracy</w:t>
+              <w:t>0.9835</w:t>
             </w:r>
           </w:p>
         </w:tc>
@@ -3304,7 +4517,7 @@
           <w:tcPr>
             <w:tcW w:w="0" w:type="auto"/>
             <w:tcBorders>
-              <w:top w:val="outset" w:sz="8" w:space="0" w:color="auto"/>
+              <w:top w:val="nil"/>
               <w:left w:val="nil"/>
               <w:bottom w:val="outset" w:sz="8" w:space="0" w:color="auto"/>
               <w:right w:val="outset" w:sz="8" w:space="0" w:color="auto"/>
@@ -3316,16 +4529,16 @@
             <w:pPr>
               <w:spacing w:line="240" w:lineRule="auto"/>
               <w:rPr>
+                <w:rFonts w:ascii="Calibri" w:hAnsi="Calibri" w:cs="Calibri"/>
                 <w:lang w:val="en-US"/>
               </w:rPr>
             </w:pPr>
             <w:r>
               <w:rPr>
-                <w:b/>
-                <w:bCs/>
+                <w:rFonts w:ascii="Calibri" w:hAnsi="Calibri" w:cs="Calibri"/>
                 <w:lang w:val="en-US"/>
               </w:rPr>
-              <w:t>Training Loss</w:t>
+              <w:t>0.0507</w:t>
             </w:r>
           </w:p>
         </w:tc>
@@ -3333,7 +4546,7 @@
           <w:tcPr>
             <w:tcW w:w="0" w:type="auto"/>
             <w:tcBorders>
-              <w:top w:val="outset" w:sz="8" w:space="0" w:color="auto"/>
+              <w:top w:val="nil"/>
               <w:left w:val="nil"/>
               <w:bottom w:val="outset" w:sz="8" w:space="0" w:color="auto"/>
               <w:right w:val="outset" w:sz="8" w:space="0" w:color="auto"/>
@@ -3345,16 +4558,16 @@
             <w:pPr>
               <w:spacing w:line="240" w:lineRule="auto"/>
               <w:rPr>
+                <w:rFonts w:ascii="Calibri" w:hAnsi="Calibri" w:cs="Calibri"/>
                 <w:lang w:val="en-US"/>
               </w:rPr>
             </w:pPr>
             <w:r>
               <w:rPr>
-                <w:b/>
-                <w:bCs/>
+                <w:rFonts w:ascii="Calibri" w:hAnsi="Calibri" w:cs="Calibri"/>
                 <w:lang w:val="en-US"/>
               </w:rPr>
-              <w:t>Validation Accuracy</w:t>
+              <w:t>0.973</w:t>
             </w:r>
           </w:p>
         </w:tc>
@@ -3362,7 +4575,7 @@
           <w:tcPr>
             <w:tcW w:w="0" w:type="auto"/>
             <w:tcBorders>
-              <w:top w:val="outset" w:sz="8" w:space="0" w:color="auto"/>
+              <w:top w:val="nil"/>
               <w:left w:val="nil"/>
               <w:bottom w:val="outset" w:sz="8" w:space="0" w:color="auto"/>
               <w:right w:val="outset" w:sz="8" w:space="0" w:color="auto"/>
@@ -3374,16 +4587,16 @@
             <w:pPr>
               <w:spacing w:line="240" w:lineRule="auto"/>
               <w:rPr>
+                <w:rFonts w:ascii="Calibri" w:hAnsi="Calibri" w:cs="Calibri"/>
                 <w:lang w:val="en-US"/>
               </w:rPr>
             </w:pPr>
             <w:r>
               <w:rPr>
-                <w:b/>
-                <w:bCs/>
+                <w:rFonts w:ascii="Calibri" w:hAnsi="Calibri" w:cs="Calibri"/>
                 <w:lang w:val="en-US"/>
               </w:rPr>
-              <w:t>Validation Loss</w:t>
+              <w:t>0.087</w:t>
             </w:r>
           </w:p>
         </w:tc>
@@ -3406,15 +4619,17 @@
             <w:pPr>
               <w:spacing w:line="240" w:lineRule="auto"/>
               <w:rPr>
+                <w:rFonts w:ascii="Calibri" w:hAnsi="Calibri" w:cs="Calibri"/>
                 <w:lang w:val="en-US"/>
               </w:rPr>
             </w:pPr>
             <w:r>
               <w:rPr>
+                <w:rFonts w:ascii="Calibri" w:hAnsi="Calibri" w:cs="Calibri"/>
                 <w:color w:val="000000"/>
                 <w:lang w:val="en-US"/>
               </w:rPr>
-              <w:t>1</w:t>
+              <w:t>7</w:t>
             </w:r>
           </w:p>
         </w:tc>
@@ -3435,15 +4650,17 @@
             <w:pPr>
               <w:spacing w:line="240" w:lineRule="auto"/>
               <w:rPr>
+                <w:rFonts w:ascii="Calibri" w:hAnsi="Calibri" w:cs="Calibri"/>
                 <w:lang w:val="en-US"/>
               </w:rPr>
             </w:pPr>
             <w:r>
               <w:rPr>
+                <w:rFonts w:ascii="Calibri" w:hAnsi="Calibri" w:cs="Calibri"/>
                 <w:color w:val="000000"/>
                 <w:lang w:val="en-US"/>
               </w:rPr>
-              <w:t>0.8707</w:t>
+              <w:t>0.9859</w:t>
             </w:r>
           </w:p>
         </w:tc>
@@ -3464,15 +4681,17 @@
             <w:pPr>
               <w:spacing w:line="240" w:lineRule="auto"/>
               <w:rPr>
+                <w:rFonts w:ascii="Calibri" w:hAnsi="Calibri" w:cs="Calibri"/>
                 <w:lang w:val="en-US"/>
               </w:rPr>
             </w:pPr>
             <w:r>
               <w:rPr>
+                <w:rFonts w:ascii="Calibri" w:hAnsi="Calibri" w:cs="Calibri"/>
                 <w:color w:val="000000"/>
                 <w:lang w:val="en-US"/>
               </w:rPr>
-              <w:t>0.4188</w:t>
+              <w:t>0.0429</w:t>
             </w:r>
           </w:p>
         </w:tc>
@@ -3493,15 +4712,17 @@
             <w:pPr>
               <w:spacing w:line="240" w:lineRule="auto"/>
               <w:rPr>
+                <w:rFonts w:ascii="Calibri" w:hAnsi="Calibri" w:cs="Calibri"/>
                 <w:lang w:val="en-US"/>
               </w:rPr>
             </w:pPr>
             <w:r>
               <w:rPr>
+                <w:rFonts w:ascii="Calibri" w:hAnsi="Calibri" w:cs="Calibri"/>
                 <w:color w:val="000000"/>
                 <w:lang w:val="en-US"/>
               </w:rPr>
-              <w:t>0.9452</w:t>
+              <w:t>0.975</w:t>
             </w:r>
           </w:p>
         </w:tc>
@@ -3522,15 +4743,17 @@
             <w:pPr>
               <w:spacing w:line="240" w:lineRule="auto"/>
               <w:rPr>
+                <w:rFonts w:ascii="Calibri" w:hAnsi="Calibri" w:cs="Calibri"/>
                 <w:lang w:val="en-US"/>
               </w:rPr>
             </w:pPr>
             <w:r>
               <w:rPr>
+                <w:rFonts w:ascii="Calibri" w:hAnsi="Calibri" w:cs="Calibri"/>
                 <w:color w:val="000000"/>
                 <w:lang w:val="en-US"/>
               </w:rPr>
-              <w:t>0.1747</w:t>
+              <w:t>0.081</w:t>
             </w:r>
           </w:p>
         </w:tc>
@@ -3552,14 +4775,16 @@
             <w:pPr>
               <w:spacing w:line="240" w:lineRule="auto"/>
               <w:rPr>
+                <w:rFonts w:ascii="Calibri" w:hAnsi="Calibri" w:cs="Calibri"/>
                 <w:lang w:val="en-US"/>
               </w:rPr>
             </w:pPr>
             <w:r>
               <w:rPr>
+                <w:rFonts w:ascii="Calibri" w:hAnsi="Calibri" w:cs="Calibri"/>
                 <w:lang w:val="en-US"/>
               </w:rPr>
-              <w:t>2</w:t>
+              <w:t>8</w:t>
             </w:r>
           </w:p>
         </w:tc>
@@ -3579,14 +4804,16 @@
             <w:pPr>
               <w:spacing w:line="240" w:lineRule="auto"/>
               <w:rPr>
+                <w:rFonts w:ascii="Calibri" w:hAnsi="Calibri" w:cs="Calibri"/>
                 <w:lang w:val="en-US"/>
               </w:rPr>
             </w:pPr>
             <w:r>
               <w:rPr>
+                <w:rFonts w:ascii="Calibri" w:hAnsi="Calibri" w:cs="Calibri"/>
                 <w:lang w:val="en-US"/>
               </w:rPr>
-              <w:t>0.9531</w:t>
+              <w:t>0.9882</w:t>
             </w:r>
           </w:p>
         </w:tc>
@@ -3606,14 +4833,16 @@
             <w:pPr>
               <w:spacing w:line="240" w:lineRule="auto"/>
               <w:rPr>
+                <w:rFonts w:ascii="Calibri" w:hAnsi="Calibri" w:cs="Calibri"/>
                 <w:lang w:val="en-US"/>
               </w:rPr>
             </w:pPr>
             <w:r>
               <w:rPr>
+                <w:rFonts w:ascii="Calibri" w:hAnsi="Calibri" w:cs="Calibri"/>
                 <w:lang w:val="en-US"/>
               </w:rPr>
-              <w:t>0.1525</w:t>
+              <w:t>0.0356</w:t>
             </w:r>
           </w:p>
         </w:tc>
@@ -3633,14 +4862,16 @@
             <w:pPr>
               <w:spacing w:line="240" w:lineRule="auto"/>
               <w:rPr>
+                <w:rFonts w:ascii="Calibri" w:hAnsi="Calibri" w:cs="Calibri"/>
                 <w:lang w:val="en-US"/>
               </w:rPr>
             </w:pPr>
             <w:r>
               <w:rPr>
+                <w:rFonts w:ascii="Calibri" w:hAnsi="Calibri" w:cs="Calibri"/>
                 <w:lang w:val="en-US"/>
               </w:rPr>
-              <w:t>0.9509</w:t>
+              <w:t>0.98</w:t>
             </w:r>
           </w:p>
         </w:tc>
@@ -3660,14 +4891,16 @@
             <w:pPr>
               <w:spacing w:line="240" w:lineRule="auto"/>
               <w:rPr>
+                <w:rFonts w:ascii="Calibri" w:hAnsi="Calibri" w:cs="Calibri"/>
                 <w:lang w:val="en-US"/>
               </w:rPr>
             </w:pPr>
             <w:r>
               <w:rPr>
+                <w:rFonts w:ascii="Calibri" w:hAnsi="Calibri" w:cs="Calibri"/>
                 <w:lang w:val="en-US"/>
               </w:rPr>
-              <w:t>0.1553</w:t>
+              <w:t>0.0642</w:t>
             </w:r>
           </w:p>
         </w:tc>
@@ -3690,15 +4923,17 @@
             <w:pPr>
               <w:spacing w:line="240" w:lineRule="auto"/>
               <w:rPr>
+                <w:rFonts w:ascii="Calibri" w:hAnsi="Calibri" w:cs="Calibri"/>
                 <w:lang w:val="en-US"/>
               </w:rPr>
             </w:pPr>
             <w:r>
               <w:rPr>
+                <w:rFonts w:ascii="Calibri" w:hAnsi="Calibri" w:cs="Calibri"/>
                 <w:color w:val="000000"/>
                 <w:lang w:val="en-US"/>
               </w:rPr>
-              <w:t>3</w:t>
+              <w:t>9</w:t>
             </w:r>
           </w:p>
         </w:tc>
@@ -3719,15 +4954,17 @@
             <w:pPr>
               <w:spacing w:line="240" w:lineRule="auto"/>
               <w:rPr>
+                <w:rFonts w:ascii="Calibri" w:hAnsi="Calibri" w:cs="Calibri"/>
                 <w:lang w:val="en-US"/>
               </w:rPr>
             </w:pPr>
             <w:r>
               <w:rPr>
+                <w:rFonts w:ascii="Calibri" w:hAnsi="Calibri" w:cs="Calibri"/>
                 <w:color w:val="000000"/>
                 <w:lang w:val="en-US"/>
               </w:rPr>
-              <w:t>0.9673</w:t>
+              <w:t>0.9898</w:t>
             </w:r>
           </w:p>
         </w:tc>
@@ -3748,15 +4985,17 @@
             <w:pPr>
               <w:spacing w:line="240" w:lineRule="auto"/>
               <w:rPr>
+                <w:rFonts w:ascii="Calibri" w:hAnsi="Calibri" w:cs="Calibri"/>
                 <w:lang w:val="en-US"/>
               </w:rPr>
             </w:pPr>
             <w:r>
               <w:rPr>
+                <w:rFonts w:ascii="Calibri" w:hAnsi="Calibri" w:cs="Calibri"/>
                 <w:color w:val="000000"/>
                 <w:lang w:val="en-US"/>
               </w:rPr>
-              <w:t>0.1048</w:t>
+              <w:t>0.0308</w:t>
             </w:r>
           </w:p>
         </w:tc>
@@ -3777,15 +5016,17 @@
             <w:pPr>
               <w:spacing w:line="240" w:lineRule="auto"/>
               <w:rPr>
+                <w:rFonts w:ascii="Calibri" w:hAnsi="Calibri" w:cs="Calibri"/>
                 <w:lang w:val="en-US"/>
               </w:rPr>
             </w:pPr>
             <w:r>
               <w:rPr>
+                <w:rFonts w:ascii="Calibri" w:hAnsi="Calibri" w:cs="Calibri"/>
                 <w:color w:val="000000"/>
                 <w:lang w:val="en-US"/>
               </w:rPr>
-              <w:t>0.9686</w:t>
+              <w:t>0.9809</w:t>
             </w:r>
           </w:p>
         </w:tc>
@@ -3806,15 +5047,17 @@
             <w:pPr>
               <w:spacing w:line="240" w:lineRule="auto"/>
               <w:rPr>
+                <w:rFonts w:ascii="Calibri" w:hAnsi="Calibri" w:cs="Calibri"/>
                 <w:lang w:val="en-US"/>
               </w:rPr>
             </w:pPr>
             <w:r>
               <w:rPr>
+                <w:rFonts w:ascii="Calibri" w:hAnsi="Calibri" w:cs="Calibri"/>
                 <w:color w:val="000000"/>
                 <w:lang w:val="en-US"/>
               </w:rPr>
-              <w:t>0.0984</w:t>
+              <w:t>0.0667</w:t>
             </w:r>
           </w:p>
         </w:tc>
@@ -3836,14 +5079,16 @@
             <w:pPr>
               <w:spacing w:line="240" w:lineRule="auto"/>
               <w:rPr>
+                <w:rFonts w:ascii="Calibri" w:hAnsi="Calibri" w:cs="Calibri"/>
                 <w:lang w:val="en-US"/>
               </w:rPr>
             </w:pPr>
             <w:r>
               <w:rPr>
+                <w:rFonts w:ascii="Calibri" w:hAnsi="Calibri" w:cs="Calibri"/>
                 <w:lang w:val="en-US"/>
               </w:rPr>
-              <w:t>4</w:t>
+              <w:t>10</w:t>
             </w:r>
           </w:p>
         </w:tc>
@@ -3863,14 +5108,16 @@
             <w:pPr>
               <w:spacing w:line="240" w:lineRule="auto"/>
               <w:rPr>
+                <w:rFonts w:ascii="Calibri" w:hAnsi="Calibri" w:cs="Calibri"/>
                 <w:lang w:val="en-US"/>
               </w:rPr>
             </w:pPr>
             <w:r>
               <w:rPr>
+                <w:rFonts w:ascii="Calibri" w:hAnsi="Calibri" w:cs="Calibri"/>
                 <w:lang w:val="en-US"/>
               </w:rPr>
-              <w:t>0.9753</w:t>
+              <w:t>0.9916</w:t>
             </w:r>
           </w:p>
         </w:tc>
@@ -3890,14 +5137,16 @@
             <w:pPr>
               <w:spacing w:line="240" w:lineRule="auto"/>
               <w:rPr>
+                <w:rFonts w:ascii="Calibri" w:hAnsi="Calibri" w:cs="Calibri"/>
                 <w:lang w:val="en-US"/>
               </w:rPr>
             </w:pPr>
             <w:r>
               <w:rPr>
+                <w:rFonts w:ascii="Calibri" w:hAnsi="Calibri" w:cs="Calibri"/>
                 <w:lang w:val="en-US"/>
               </w:rPr>
-              <w:t>0.08</w:t>
+              <w:t>0.0262</w:t>
             </w:r>
           </w:p>
         </w:tc>
@@ -3917,14 +5166,16 @@
             <w:pPr>
               <w:spacing w:line="240" w:lineRule="auto"/>
               <w:rPr>
+                <w:rFonts w:ascii="Calibri" w:hAnsi="Calibri" w:cs="Calibri"/>
                 <w:lang w:val="en-US"/>
               </w:rPr>
             </w:pPr>
             <w:r>
               <w:rPr>
+                <w:rFonts w:ascii="Calibri" w:hAnsi="Calibri" w:cs="Calibri"/>
                 <w:lang w:val="en-US"/>
               </w:rPr>
-              <w:t>0.9714</w:t>
+              <w:t>0.9814</w:t>
             </w:r>
           </w:p>
         </w:tc>
@@ -3944,863 +5195,13 @@
             <w:pPr>
               <w:spacing w:line="240" w:lineRule="auto"/>
               <w:rPr>
+                <w:rFonts w:ascii="Calibri" w:hAnsi="Calibri" w:cs="Calibri"/>
                 <w:lang w:val="en-US"/>
               </w:rPr>
             </w:pPr>
             <w:r>
               <w:rPr>
-                <w:lang w:val="en-US"/>
-              </w:rPr>
-              <w:t>0.093</w:t>
-            </w:r>
-          </w:p>
-        </w:tc>
-      </w:tr>
-      <w:tr>
-        <w:tc>
-          <w:tcPr>
-            <w:tcW w:w="0" w:type="auto"/>
-            <w:tcBorders>
-              <w:top w:val="nil"/>
-              <w:left w:val="outset" w:sz="8" w:space="0" w:color="auto"/>
-              <w:bottom w:val="outset" w:sz="8" w:space="0" w:color="auto"/>
-              <w:right w:val="outset" w:sz="8" w:space="0" w:color="auto"/>
-            </w:tcBorders>
-            <w:shd w:val="clear" w:color="auto" w:fill="F2F2F2"/>
-            <w:vAlign w:val="center"/>
-            <w:hideMark/>
-          </w:tcPr>
-          <w:p>
-            <w:pPr>
-              <w:spacing w:line="240" w:lineRule="auto"/>
-              <w:rPr>
-                <w:lang w:val="en-US"/>
-              </w:rPr>
-            </w:pPr>
-            <w:r>
-              <w:rPr>
-                <w:color w:val="000000"/>
-                <w:lang w:val="en-US"/>
-              </w:rPr>
-              <w:t>5</w:t>
-            </w:r>
-          </w:p>
-        </w:tc>
-        <w:tc>
-          <w:tcPr>
-            <w:tcW w:w="0" w:type="auto"/>
-            <w:tcBorders>
-              <w:top w:val="nil"/>
-              <w:left w:val="nil"/>
-              <w:bottom w:val="outset" w:sz="8" w:space="0" w:color="auto"/>
-              <w:right w:val="outset" w:sz="8" w:space="0" w:color="auto"/>
-            </w:tcBorders>
-            <w:shd w:val="clear" w:color="auto" w:fill="F2F2F2"/>
-            <w:vAlign w:val="center"/>
-            <w:hideMark/>
-          </w:tcPr>
-          <w:p>
-            <w:pPr>
-              <w:spacing w:line="240" w:lineRule="auto"/>
-              <w:rPr>
-                <w:lang w:val="en-US"/>
-              </w:rPr>
-            </w:pPr>
-            <w:r>
-              <w:rPr>
-                <w:color w:val="000000"/>
-                <w:lang w:val="en-US"/>
-              </w:rPr>
-              <w:t>0.9805</w:t>
-            </w:r>
-          </w:p>
-        </w:tc>
-        <w:tc>
-          <w:tcPr>
-            <w:tcW w:w="0" w:type="auto"/>
-            <w:tcBorders>
-              <w:top w:val="nil"/>
-              <w:left w:val="nil"/>
-              <w:bottom w:val="outset" w:sz="8" w:space="0" w:color="auto"/>
-              <w:right w:val="outset" w:sz="8" w:space="0" w:color="auto"/>
-            </w:tcBorders>
-            <w:shd w:val="clear" w:color="auto" w:fill="F2F2F2"/>
-            <w:vAlign w:val="center"/>
-            <w:hideMark/>
-          </w:tcPr>
-          <w:p>
-            <w:pPr>
-              <w:spacing w:line="240" w:lineRule="auto"/>
-              <w:rPr>
-                <w:lang w:val="en-US"/>
-              </w:rPr>
-            </w:pPr>
-            <w:r>
-              <w:rPr>
-                <w:color w:val="000000"/>
-                <w:lang w:val="en-US"/>
-              </w:rPr>
-              <w:t>0.0619</w:t>
-            </w:r>
-          </w:p>
-        </w:tc>
-        <w:tc>
-          <w:tcPr>
-            <w:tcW w:w="0" w:type="auto"/>
-            <w:tcBorders>
-              <w:top w:val="nil"/>
-              <w:left w:val="nil"/>
-              <w:bottom w:val="outset" w:sz="8" w:space="0" w:color="auto"/>
-              <w:right w:val="outset" w:sz="8" w:space="0" w:color="auto"/>
-            </w:tcBorders>
-            <w:shd w:val="clear" w:color="auto" w:fill="F2F2F2"/>
-            <w:vAlign w:val="center"/>
-            <w:hideMark/>
-          </w:tcPr>
-          <w:p>
-            <w:pPr>
-              <w:spacing w:line="240" w:lineRule="auto"/>
-              <w:rPr>
-                <w:lang w:val="en-US"/>
-              </w:rPr>
-            </w:pPr>
-            <w:r>
-              <w:rPr>
-                <w:color w:val="000000"/>
-                <w:lang w:val="en-US"/>
-              </w:rPr>
-              <w:t>0.9768</w:t>
-            </w:r>
-          </w:p>
-        </w:tc>
-        <w:tc>
-          <w:tcPr>
-            <w:tcW w:w="0" w:type="auto"/>
-            <w:tcBorders>
-              <w:top w:val="nil"/>
-              <w:left w:val="nil"/>
-              <w:bottom w:val="outset" w:sz="8" w:space="0" w:color="auto"/>
-              <w:right w:val="outset" w:sz="8" w:space="0" w:color="auto"/>
-            </w:tcBorders>
-            <w:shd w:val="clear" w:color="auto" w:fill="F2F2F2"/>
-            <w:vAlign w:val="center"/>
-            <w:hideMark/>
-          </w:tcPr>
-          <w:p>
-            <w:pPr>
-              <w:spacing w:line="240" w:lineRule="auto"/>
-              <w:rPr>
-                <w:lang w:val="en-US"/>
-              </w:rPr>
-            </w:pPr>
-            <w:r>
-              <w:rPr>
-                <w:color w:val="000000"/>
-                <w:lang w:val="en-US"/>
-              </w:rPr>
-              <w:t>0.072</w:t>
-            </w:r>
-          </w:p>
-        </w:tc>
-      </w:tr>
-      <w:tr>
-        <w:tc>
-          <w:tcPr>
-            <w:tcW w:w="0" w:type="auto"/>
-            <w:tcBorders>
-              <w:top w:val="nil"/>
-              <w:left w:val="outset" w:sz="8" w:space="0" w:color="auto"/>
-              <w:bottom w:val="outset" w:sz="8" w:space="0" w:color="auto"/>
-              <w:right w:val="outset" w:sz="8" w:space="0" w:color="auto"/>
-            </w:tcBorders>
-            <w:vAlign w:val="center"/>
-            <w:hideMark/>
-          </w:tcPr>
-          <w:p>
-            <w:pPr>
-              <w:spacing w:line="240" w:lineRule="auto"/>
-              <w:rPr>
-                <w:lang w:val="en-US"/>
-              </w:rPr>
-            </w:pPr>
-            <w:r>
-              <w:rPr>
-                <w:lang w:val="en-US"/>
-              </w:rPr>
-              <w:t>6</w:t>
-            </w:r>
-          </w:p>
-        </w:tc>
-        <w:tc>
-          <w:tcPr>
-            <w:tcW w:w="0" w:type="auto"/>
-            <w:tcBorders>
-              <w:top w:val="nil"/>
-              <w:left w:val="nil"/>
-              <w:bottom w:val="outset" w:sz="8" w:space="0" w:color="auto"/>
-              <w:right w:val="outset" w:sz="8" w:space="0" w:color="auto"/>
-            </w:tcBorders>
-            <w:vAlign w:val="center"/>
-            <w:hideMark/>
-          </w:tcPr>
-          <w:p>
-            <w:pPr>
-              <w:spacing w:line="240" w:lineRule="auto"/>
-              <w:rPr>
-                <w:lang w:val="en-US"/>
-              </w:rPr>
-            </w:pPr>
-            <w:r>
-              <w:rPr>
-                <w:lang w:val="en-US"/>
-              </w:rPr>
-              <w:t>0.9835</w:t>
-            </w:r>
-          </w:p>
-        </w:tc>
-        <w:tc>
-          <w:tcPr>
-            <w:tcW w:w="0" w:type="auto"/>
-            <w:tcBorders>
-              <w:top w:val="nil"/>
-              <w:left w:val="nil"/>
-              <w:bottom w:val="outset" w:sz="8" w:space="0" w:color="auto"/>
-              <w:right w:val="outset" w:sz="8" w:space="0" w:color="auto"/>
-            </w:tcBorders>
-            <w:vAlign w:val="center"/>
-            <w:hideMark/>
-          </w:tcPr>
-          <w:p>
-            <w:pPr>
-              <w:spacing w:line="240" w:lineRule="auto"/>
-              <w:rPr>
-                <w:lang w:val="en-US"/>
-              </w:rPr>
-            </w:pPr>
-            <w:r>
-              <w:rPr>
-                <w:lang w:val="en-US"/>
-              </w:rPr>
-              <w:t>0.0507</w:t>
-            </w:r>
-          </w:p>
-        </w:tc>
-        <w:tc>
-          <w:tcPr>
-            <w:tcW w:w="0" w:type="auto"/>
-            <w:tcBorders>
-              <w:top w:val="nil"/>
-              <w:left w:val="nil"/>
-              <w:bottom w:val="outset" w:sz="8" w:space="0" w:color="auto"/>
-              <w:right w:val="outset" w:sz="8" w:space="0" w:color="auto"/>
-            </w:tcBorders>
-            <w:vAlign w:val="center"/>
-            <w:hideMark/>
-          </w:tcPr>
-          <w:p>
-            <w:pPr>
-              <w:spacing w:line="240" w:lineRule="auto"/>
-              <w:rPr>
-                <w:lang w:val="en-US"/>
-              </w:rPr>
-            </w:pPr>
-            <w:r>
-              <w:rPr>
-                <w:lang w:val="en-US"/>
-              </w:rPr>
-              <w:t>0.973</w:t>
-            </w:r>
-          </w:p>
-        </w:tc>
-        <w:tc>
-          <w:tcPr>
-            <w:tcW w:w="0" w:type="auto"/>
-            <w:tcBorders>
-              <w:top w:val="nil"/>
-              <w:left w:val="nil"/>
-              <w:bottom w:val="outset" w:sz="8" w:space="0" w:color="auto"/>
-              <w:right w:val="outset" w:sz="8" w:space="0" w:color="auto"/>
-            </w:tcBorders>
-            <w:vAlign w:val="center"/>
-            <w:hideMark/>
-          </w:tcPr>
-          <w:p>
-            <w:pPr>
-              <w:spacing w:line="240" w:lineRule="auto"/>
-              <w:rPr>
-                <w:lang w:val="en-US"/>
-              </w:rPr>
-            </w:pPr>
-            <w:r>
-              <w:rPr>
-                <w:lang w:val="en-US"/>
-              </w:rPr>
-              <w:t>0.087</w:t>
-            </w:r>
-          </w:p>
-        </w:tc>
-      </w:tr>
-      <w:tr>
-        <w:tc>
-          <w:tcPr>
-            <w:tcW w:w="0" w:type="auto"/>
-            <w:tcBorders>
-              <w:top w:val="nil"/>
-              <w:left w:val="outset" w:sz="8" w:space="0" w:color="auto"/>
-              <w:bottom w:val="outset" w:sz="8" w:space="0" w:color="auto"/>
-              <w:right w:val="outset" w:sz="8" w:space="0" w:color="auto"/>
-            </w:tcBorders>
-            <w:shd w:val="clear" w:color="auto" w:fill="F2F2F2"/>
-            <w:vAlign w:val="center"/>
-            <w:hideMark/>
-          </w:tcPr>
-          <w:p>
-            <w:pPr>
-              <w:spacing w:line="240" w:lineRule="auto"/>
-              <w:rPr>
-                <w:lang w:val="en-US"/>
-              </w:rPr>
-            </w:pPr>
-            <w:r>
-              <w:rPr>
-                <w:color w:val="000000"/>
-                <w:lang w:val="en-US"/>
-              </w:rPr>
-              <w:t>7</w:t>
-            </w:r>
-          </w:p>
-        </w:tc>
-        <w:tc>
-          <w:tcPr>
-            <w:tcW w:w="0" w:type="auto"/>
-            <w:tcBorders>
-              <w:top w:val="nil"/>
-              <w:left w:val="nil"/>
-              <w:bottom w:val="outset" w:sz="8" w:space="0" w:color="auto"/>
-              <w:right w:val="outset" w:sz="8" w:space="0" w:color="auto"/>
-            </w:tcBorders>
-            <w:shd w:val="clear" w:color="auto" w:fill="F2F2F2"/>
-            <w:vAlign w:val="center"/>
-            <w:hideMark/>
-          </w:tcPr>
-          <w:p>
-            <w:pPr>
-              <w:spacing w:line="240" w:lineRule="auto"/>
-              <w:rPr>
-                <w:lang w:val="en-US"/>
-              </w:rPr>
-            </w:pPr>
-            <w:r>
-              <w:rPr>
-                <w:color w:val="000000"/>
-                <w:lang w:val="en-US"/>
-              </w:rPr>
-              <w:t>0.9859</w:t>
-            </w:r>
-          </w:p>
-        </w:tc>
-        <w:tc>
-          <w:tcPr>
-            <w:tcW w:w="0" w:type="auto"/>
-            <w:tcBorders>
-              <w:top w:val="nil"/>
-              <w:left w:val="nil"/>
-              <w:bottom w:val="outset" w:sz="8" w:space="0" w:color="auto"/>
-              <w:right w:val="outset" w:sz="8" w:space="0" w:color="auto"/>
-            </w:tcBorders>
-            <w:shd w:val="clear" w:color="auto" w:fill="F2F2F2"/>
-            <w:vAlign w:val="center"/>
-            <w:hideMark/>
-          </w:tcPr>
-          <w:p>
-            <w:pPr>
-              <w:spacing w:line="240" w:lineRule="auto"/>
-              <w:rPr>
-                <w:lang w:val="en-US"/>
-              </w:rPr>
-            </w:pPr>
-            <w:r>
-              <w:rPr>
-                <w:color w:val="000000"/>
-                <w:lang w:val="en-US"/>
-              </w:rPr>
-              <w:t>0.0429</w:t>
-            </w:r>
-          </w:p>
-        </w:tc>
-        <w:tc>
-          <w:tcPr>
-            <w:tcW w:w="0" w:type="auto"/>
-            <w:tcBorders>
-              <w:top w:val="nil"/>
-              <w:left w:val="nil"/>
-              <w:bottom w:val="outset" w:sz="8" w:space="0" w:color="auto"/>
-              <w:right w:val="outset" w:sz="8" w:space="0" w:color="auto"/>
-            </w:tcBorders>
-            <w:shd w:val="clear" w:color="auto" w:fill="F2F2F2"/>
-            <w:vAlign w:val="center"/>
-            <w:hideMark/>
-          </w:tcPr>
-          <w:p>
-            <w:pPr>
-              <w:spacing w:line="240" w:lineRule="auto"/>
-              <w:rPr>
-                <w:lang w:val="en-US"/>
-              </w:rPr>
-            </w:pPr>
-            <w:r>
-              <w:rPr>
-                <w:color w:val="000000"/>
-                <w:lang w:val="en-US"/>
-              </w:rPr>
-              <w:t>0.975</w:t>
-            </w:r>
-          </w:p>
-        </w:tc>
-        <w:tc>
-          <w:tcPr>
-            <w:tcW w:w="0" w:type="auto"/>
-            <w:tcBorders>
-              <w:top w:val="nil"/>
-              <w:left w:val="nil"/>
-              <w:bottom w:val="outset" w:sz="8" w:space="0" w:color="auto"/>
-              <w:right w:val="outset" w:sz="8" w:space="0" w:color="auto"/>
-            </w:tcBorders>
-            <w:shd w:val="clear" w:color="auto" w:fill="F2F2F2"/>
-            <w:vAlign w:val="center"/>
-            <w:hideMark/>
-          </w:tcPr>
-          <w:p>
-            <w:pPr>
-              <w:spacing w:line="240" w:lineRule="auto"/>
-              <w:rPr>
-                <w:lang w:val="en-US"/>
-              </w:rPr>
-            </w:pPr>
-            <w:r>
-              <w:rPr>
-                <w:color w:val="000000"/>
-                <w:lang w:val="en-US"/>
-              </w:rPr>
-              <w:t>0.081</w:t>
-            </w:r>
-          </w:p>
-        </w:tc>
-      </w:tr>
-      <w:tr>
-        <w:tc>
-          <w:tcPr>
-            <w:tcW w:w="0" w:type="auto"/>
-            <w:tcBorders>
-              <w:top w:val="nil"/>
-              <w:left w:val="outset" w:sz="8" w:space="0" w:color="auto"/>
-              <w:bottom w:val="outset" w:sz="8" w:space="0" w:color="auto"/>
-              <w:right w:val="outset" w:sz="8" w:space="0" w:color="auto"/>
-            </w:tcBorders>
-            <w:vAlign w:val="center"/>
-            <w:hideMark/>
-          </w:tcPr>
-          <w:p>
-            <w:pPr>
-              <w:spacing w:line="240" w:lineRule="auto"/>
-              <w:rPr>
-                <w:lang w:val="en-US"/>
-              </w:rPr>
-            </w:pPr>
-            <w:r>
-              <w:rPr>
-                <w:lang w:val="en-US"/>
-              </w:rPr>
-              <w:t>8</w:t>
-            </w:r>
-          </w:p>
-        </w:tc>
-        <w:tc>
-          <w:tcPr>
-            <w:tcW w:w="0" w:type="auto"/>
-            <w:tcBorders>
-              <w:top w:val="nil"/>
-              <w:left w:val="nil"/>
-              <w:bottom w:val="outset" w:sz="8" w:space="0" w:color="auto"/>
-              <w:right w:val="outset" w:sz="8" w:space="0" w:color="auto"/>
-            </w:tcBorders>
-            <w:vAlign w:val="center"/>
-            <w:hideMark/>
-          </w:tcPr>
-          <w:p>
-            <w:pPr>
-              <w:spacing w:line="240" w:lineRule="auto"/>
-              <w:rPr>
-                <w:lang w:val="en-US"/>
-              </w:rPr>
-            </w:pPr>
-            <w:r>
-              <w:rPr>
-                <w:lang w:val="en-US"/>
-              </w:rPr>
-              <w:t>0.9882</w:t>
-            </w:r>
-          </w:p>
-        </w:tc>
-        <w:tc>
-          <w:tcPr>
-            <w:tcW w:w="0" w:type="auto"/>
-            <w:tcBorders>
-              <w:top w:val="nil"/>
-              <w:left w:val="nil"/>
-              <w:bottom w:val="outset" w:sz="8" w:space="0" w:color="auto"/>
-              <w:right w:val="outset" w:sz="8" w:space="0" w:color="auto"/>
-            </w:tcBorders>
-            <w:vAlign w:val="center"/>
-            <w:hideMark/>
-          </w:tcPr>
-          <w:p>
-            <w:pPr>
-              <w:spacing w:line="240" w:lineRule="auto"/>
-              <w:rPr>
-                <w:lang w:val="en-US"/>
-              </w:rPr>
-            </w:pPr>
-            <w:r>
-              <w:rPr>
-                <w:lang w:val="en-US"/>
-              </w:rPr>
-              <w:t>0.0356</w:t>
-            </w:r>
-          </w:p>
-        </w:tc>
-        <w:tc>
-          <w:tcPr>
-            <w:tcW w:w="0" w:type="auto"/>
-            <w:tcBorders>
-              <w:top w:val="nil"/>
-              <w:left w:val="nil"/>
-              <w:bottom w:val="outset" w:sz="8" w:space="0" w:color="auto"/>
-              <w:right w:val="outset" w:sz="8" w:space="0" w:color="auto"/>
-            </w:tcBorders>
-            <w:vAlign w:val="center"/>
-            <w:hideMark/>
-          </w:tcPr>
-          <w:p>
-            <w:pPr>
-              <w:spacing w:line="240" w:lineRule="auto"/>
-              <w:rPr>
-                <w:lang w:val="en-US"/>
-              </w:rPr>
-            </w:pPr>
-            <w:r>
-              <w:rPr>
-                <w:lang w:val="en-US"/>
-              </w:rPr>
-              <w:t>0.98</w:t>
-            </w:r>
-          </w:p>
-        </w:tc>
-        <w:tc>
-          <w:tcPr>
-            <w:tcW w:w="0" w:type="auto"/>
-            <w:tcBorders>
-              <w:top w:val="nil"/>
-              <w:left w:val="nil"/>
-              <w:bottom w:val="outset" w:sz="8" w:space="0" w:color="auto"/>
-              <w:right w:val="outset" w:sz="8" w:space="0" w:color="auto"/>
-            </w:tcBorders>
-            <w:vAlign w:val="center"/>
-            <w:hideMark/>
-          </w:tcPr>
-          <w:p>
-            <w:pPr>
-              <w:spacing w:line="240" w:lineRule="auto"/>
-              <w:rPr>
-                <w:lang w:val="en-US"/>
-              </w:rPr>
-            </w:pPr>
-            <w:r>
-              <w:rPr>
-                <w:lang w:val="en-US"/>
-              </w:rPr>
-              <w:t>0.0642</w:t>
-            </w:r>
-          </w:p>
-        </w:tc>
-      </w:tr>
-      <w:tr>
-        <w:tc>
-          <w:tcPr>
-            <w:tcW w:w="0" w:type="auto"/>
-            <w:tcBorders>
-              <w:top w:val="nil"/>
-              <w:left w:val="outset" w:sz="8" w:space="0" w:color="auto"/>
-              <w:bottom w:val="outset" w:sz="8" w:space="0" w:color="auto"/>
-              <w:right w:val="outset" w:sz="8" w:space="0" w:color="auto"/>
-            </w:tcBorders>
-            <w:shd w:val="clear" w:color="auto" w:fill="F2F2F2"/>
-            <w:vAlign w:val="center"/>
-            <w:hideMark/>
-          </w:tcPr>
-          <w:p>
-            <w:pPr>
-              <w:spacing w:line="240" w:lineRule="auto"/>
-              <w:rPr>
-                <w:lang w:val="en-US"/>
-              </w:rPr>
-            </w:pPr>
-            <w:r>
-              <w:rPr>
-                <w:color w:val="000000"/>
-                <w:lang w:val="en-US"/>
-              </w:rPr>
-              <w:t>9</w:t>
-            </w:r>
-          </w:p>
-        </w:tc>
-        <w:tc>
-          <w:tcPr>
-            <w:tcW w:w="0" w:type="auto"/>
-            <w:tcBorders>
-              <w:top w:val="nil"/>
-              <w:left w:val="nil"/>
-              <w:bottom w:val="outset" w:sz="8" w:space="0" w:color="auto"/>
-              <w:right w:val="outset" w:sz="8" w:space="0" w:color="auto"/>
-            </w:tcBorders>
-            <w:shd w:val="clear" w:color="auto" w:fill="F2F2F2"/>
-            <w:vAlign w:val="center"/>
-            <w:hideMark/>
-          </w:tcPr>
-          <w:p>
-            <w:pPr>
-              <w:spacing w:line="240" w:lineRule="auto"/>
-              <w:rPr>
-                <w:lang w:val="en-US"/>
-              </w:rPr>
-            </w:pPr>
-            <w:r>
-              <w:rPr>
-                <w:color w:val="000000"/>
-                <w:lang w:val="en-US"/>
-              </w:rPr>
-              <w:t>0.9898</w:t>
-            </w:r>
-          </w:p>
-        </w:tc>
-        <w:tc>
-          <w:tcPr>
-            <w:tcW w:w="0" w:type="auto"/>
-            <w:tcBorders>
-              <w:top w:val="nil"/>
-              <w:left w:val="nil"/>
-              <w:bottom w:val="outset" w:sz="8" w:space="0" w:color="auto"/>
-              <w:right w:val="outset" w:sz="8" w:space="0" w:color="auto"/>
-            </w:tcBorders>
-            <w:shd w:val="clear" w:color="auto" w:fill="F2F2F2"/>
-            <w:vAlign w:val="center"/>
-            <w:hideMark/>
-          </w:tcPr>
-          <w:p>
-            <w:pPr>
-              <w:spacing w:line="240" w:lineRule="auto"/>
-              <w:rPr>
-                <w:lang w:val="en-US"/>
-              </w:rPr>
-            </w:pPr>
-            <w:r>
-              <w:rPr>
-                <w:color w:val="000000"/>
-                <w:lang w:val="en-US"/>
-              </w:rPr>
-              <w:t>0.0308</w:t>
-            </w:r>
-          </w:p>
-        </w:tc>
-        <w:tc>
-          <w:tcPr>
-            <w:tcW w:w="0" w:type="auto"/>
-            <w:tcBorders>
-              <w:top w:val="nil"/>
-              <w:left w:val="nil"/>
-              <w:bottom w:val="outset" w:sz="8" w:space="0" w:color="auto"/>
-              <w:right w:val="outset" w:sz="8" w:space="0" w:color="auto"/>
-            </w:tcBorders>
-            <w:shd w:val="clear" w:color="auto" w:fill="F2F2F2"/>
-            <w:vAlign w:val="center"/>
-            <w:hideMark/>
-          </w:tcPr>
-          <w:p>
-            <w:pPr>
-              <w:spacing w:line="240" w:lineRule="auto"/>
-              <w:rPr>
-                <w:lang w:val="en-US"/>
-              </w:rPr>
-            </w:pPr>
-            <w:r>
-              <w:rPr>
-                <w:color w:val="000000"/>
-                <w:lang w:val="en-US"/>
-              </w:rPr>
-              <w:t>0.9809</w:t>
-            </w:r>
-          </w:p>
-        </w:tc>
-        <w:tc>
-          <w:tcPr>
-            <w:tcW w:w="0" w:type="auto"/>
-            <w:tcBorders>
-              <w:top w:val="nil"/>
-              <w:left w:val="nil"/>
-              <w:bottom w:val="outset" w:sz="8" w:space="0" w:color="auto"/>
-              <w:right w:val="outset" w:sz="8" w:space="0" w:color="auto"/>
-            </w:tcBorders>
-            <w:shd w:val="clear" w:color="auto" w:fill="F2F2F2"/>
-            <w:vAlign w:val="center"/>
-            <w:hideMark/>
-          </w:tcPr>
-          <w:p>
-            <w:pPr>
-              <w:spacing w:line="240" w:lineRule="auto"/>
-              <w:rPr>
-                <w:lang w:val="en-US"/>
-              </w:rPr>
-            </w:pPr>
-            <w:r>
-              <w:rPr>
-                <w:color w:val="000000"/>
-                <w:lang w:val="en-US"/>
-              </w:rPr>
-              <w:t>0.0667</w:t>
-            </w:r>
-          </w:p>
-        </w:tc>
-      </w:tr>
-      <w:tr>
-        <w:tc>
-          <w:tcPr>
-            <w:tcW w:w="0" w:type="auto"/>
-            <w:tcBorders>
-              <w:top w:val="nil"/>
-              <w:left w:val="outset" w:sz="8" w:space="0" w:color="auto"/>
-              <w:bottom w:val="outset" w:sz="8" w:space="0" w:color="auto"/>
-              <w:right w:val="outset" w:sz="8" w:space="0" w:color="auto"/>
-            </w:tcBorders>
-            <w:vAlign w:val="center"/>
-            <w:hideMark/>
-          </w:tcPr>
-          <w:p>
-            <w:pPr>
-              <w:spacing w:line="240" w:lineRule="auto"/>
-              <w:rPr>
-                <w:lang w:val="en-US"/>
-              </w:rPr>
-            </w:pPr>
-            <w:r>
-              <w:rPr>
-                <w:lang w:val="en-US"/>
-              </w:rPr>
-              <w:t>10</w:t>
-            </w:r>
-          </w:p>
-        </w:tc>
-        <w:tc>
-          <w:tcPr>
-            <w:tcW w:w="0" w:type="auto"/>
-            <w:tcBorders>
-              <w:top w:val="nil"/>
-              <w:left w:val="nil"/>
-              <w:bottom w:val="outset" w:sz="8" w:space="0" w:color="auto"/>
-              <w:right w:val="outset" w:sz="8" w:space="0" w:color="auto"/>
-            </w:tcBorders>
-            <w:vAlign w:val="center"/>
-            <w:hideMark/>
-          </w:tcPr>
-          <w:p>
-            <w:pPr>
-              <w:spacing w:line="240" w:lineRule="auto"/>
-              <w:rPr>
-                <w:lang w:val="en-US"/>
-              </w:rPr>
-            </w:pPr>
-            <w:r>
-              <w:rPr>
-                <w:lang w:val="en-US"/>
-              </w:rPr>
-              <w:t>0.9916</w:t>
-            </w:r>
-          </w:p>
-        </w:tc>
-        <w:tc>
-          <w:tcPr>
-            <w:tcW w:w="0" w:type="auto"/>
-            <w:tcBorders>
-              <w:top w:val="nil"/>
-              <w:left w:val="nil"/>
-              <w:bottom w:val="outset" w:sz="8" w:space="0" w:color="auto"/>
-              <w:right w:val="outset" w:sz="8" w:space="0" w:color="auto"/>
-            </w:tcBorders>
-            <w:vAlign w:val="center"/>
-            <w:hideMark/>
-          </w:tcPr>
-          <w:p>
-            <w:pPr>
-              <w:spacing w:line="240" w:lineRule="auto"/>
-              <w:rPr>
-                <w:lang w:val="en-US"/>
-              </w:rPr>
-            </w:pPr>
-            <w:r>
-              <w:rPr>
-                <w:lang w:val="en-US"/>
-              </w:rPr>
-              <w:t>0.0262</w:t>
-            </w:r>
-          </w:p>
-        </w:tc>
-        <w:tc>
-          <w:tcPr>
-            <w:tcW w:w="0" w:type="auto"/>
-            <w:tcBorders>
-              <w:top w:val="nil"/>
-              <w:left w:val="nil"/>
-              <w:bottom w:val="outset" w:sz="8" w:space="0" w:color="auto"/>
-              <w:right w:val="outset" w:sz="8" w:space="0" w:color="auto"/>
-            </w:tcBorders>
-            <w:vAlign w:val="center"/>
-            <w:hideMark/>
-          </w:tcPr>
-          <w:p>
-            <w:pPr>
-              <w:spacing w:line="240" w:lineRule="auto"/>
-              <w:rPr>
-                <w:lang w:val="en-US"/>
-              </w:rPr>
-            </w:pPr>
-            <w:r>
-              <w:rPr>
-                <w:lang w:val="en-US"/>
-              </w:rPr>
-              <w:t>0.9814</w:t>
-            </w:r>
-          </w:p>
-        </w:tc>
-        <w:tc>
-          <w:tcPr>
-            <w:tcW w:w="0" w:type="auto"/>
-            <w:tcBorders>
-              <w:top w:val="nil"/>
-              <w:left w:val="nil"/>
-              <w:bottom w:val="outset" w:sz="8" w:space="0" w:color="auto"/>
-              <w:right w:val="outset" w:sz="8" w:space="0" w:color="auto"/>
-            </w:tcBorders>
-            <w:vAlign w:val="center"/>
-            <w:hideMark/>
-          </w:tcPr>
-          <w:p>
-            <w:pPr>
-              <w:spacing w:line="240" w:lineRule="auto"/>
-              <w:rPr>
-                <w:lang w:val="en-US"/>
-              </w:rPr>
-            </w:pPr>
-            <w:r>
-              <w:rPr>
+                <w:rFonts w:ascii="Calibri" w:hAnsi="Calibri" w:cs="Calibri"/>
                 <w:lang w:val="en-US"/>
               </w:rPr>
               <w:t>0.062</w:t>
@@ -4813,7 +5214,7 @@
       <w:pPr>
         <w:spacing w:after="0"/>
         <w:rPr>
-          <w:rFonts w:ascii="Times New Roman" w:eastAsia="Times New Roman" w:hAnsi="Times New Roman"/>
+          <w:rFonts w:ascii="Calibri" w:eastAsia="Times New Roman" w:hAnsi="Calibri" w:cs="Calibri"/>
         </w:rPr>
       </w:pPr>
     </w:p>
@@ -4821,14 +5222,14 @@
       <w:pPr>
         <w:pStyle w:val="Heading2"/>
         <w:rPr>
-          <w:rFonts w:ascii="Aptos Display" w:eastAsia="Times New Roman" w:hAnsi="Aptos Display"/>
+          <w:rFonts w:ascii="Calibri" w:eastAsia="Times New Roman" w:hAnsi="Calibri" w:cs="Calibri"/>
           <w:lang w:val="en-US"/>
         </w:rPr>
       </w:pPr>
       <w:bookmarkStart w:id="8" w:name="_Toc227675050"/>
       <w:r>
         <w:rPr>
-          <w:rFonts w:eastAsia="Times New Roman"/>
+          <w:rFonts w:ascii="Calibri" w:eastAsia="Times New Roman" w:hAnsi="Calibri" w:cs="Calibri"/>
           <w:lang w:val="en-US"/>
         </w:rPr>
         <w:t>Model Evaluation</w:t>
@@ -4836,7 +5237,7 @@
       <w:bookmarkEnd w:id="8"/>
       <w:r>
         <w:rPr>
-          <w:rFonts w:eastAsia="Times New Roman"/>
+          <w:rFonts w:ascii="Calibri" w:eastAsia="Times New Roman" w:hAnsi="Calibri" w:cs="Calibri"/>
           <w:lang w:val="en-US"/>
         </w:rPr>
         <w:t xml:space="preserve"> </w:t>
@@ -4845,11 +5246,13 @@
     <w:p>
       <w:pPr>
         <w:rPr>
+          <w:rFonts w:ascii="Calibri" w:hAnsi="Calibri" w:cs="Calibri"/>
           <w:lang w:val="en-US"/>
         </w:rPr>
       </w:pPr>
       <w:r>
         <w:rPr>
+          <w:rFonts w:ascii="Calibri" w:hAnsi="Calibri" w:cs="Calibri"/>
           <w:lang w:val="en-US"/>
         </w:rPr>
         <w:t>Upon completion of training, the model attained a test loss of about 0.0620 and a test accuracy of approximately 0.9814. These results demonstrate strong performance on the MNIST dataset.</w:t>
@@ -4858,11 +5261,13 @@
     <w:p>
       <w:pPr>
         <w:rPr>
+          <w:rFonts w:ascii="Calibri" w:hAnsi="Calibri" w:cs="Calibri"/>
           <w:lang w:val="en-US"/>
         </w:rPr>
       </w:pPr>
       <w:r>
         <w:rPr>
+          <w:rFonts w:ascii="Calibri" w:hAnsi="Calibri" w:cs="Calibri"/>
           <w:lang w:val="en-US"/>
         </w:rPr>
         <w:br w:type="page"/>
@@ -4872,6 +5277,7 @@
       <w:pPr>
         <w:pStyle w:val="Heading1"/>
         <w:rPr>
+          <w:rFonts w:ascii="Calibri" w:hAnsi="Calibri" w:cs="Calibri"/>
           <w:b/>
           <w:bCs/>
         </w:rPr>
@@ -4879,6 +5285,7 @@
       <w:bookmarkStart w:id="9" w:name="_Toc227675051"/>
       <w:r>
         <w:rPr>
+          <w:rFonts w:ascii="Calibri" w:hAnsi="Calibri" w:cs="Calibri"/>
           <w:b/>
           <w:bCs/>
         </w:rPr>
@@ -4887,6 +5294,7 @@
       </w:r>
       <w:r>
         <w:rPr>
+          <w:rFonts w:ascii="Calibri" w:hAnsi="Calibri" w:cs="Calibri"/>
           <w:b/>
           <w:bCs/>
         </w:rPr>
@@ -4897,25 +5305,43 @@
     <w:p>
       <w:pPr>
         <w:spacing w:line="278" w:lineRule="auto"/>
+        <w:rPr>
+          <w:rFonts w:ascii="Calibri" w:hAnsi="Calibri" w:cs="Calibri"/>
+        </w:rPr>
       </w:pPr>
       <w:r>
+        <w:rPr>
+          <w:rFonts w:ascii="Calibri" w:hAnsi="Calibri" w:cs="Calibri"/>
+        </w:rPr>
         <w:t>The pneumonia dataset consists of chest X-ray images categorised into three classes: Bacterial Pneumonia, Viral Pneumonia, and Normal. The dataset contains 5419 images for training and 437 images for testing. The training data is further split into 4336 training images and 1083 validation images.</w:t>
       </w:r>
     </w:p>
     <w:p>
       <w:pPr>
         <w:spacing w:line="278" w:lineRule="auto"/>
+        <w:rPr>
+          <w:rFonts w:ascii="Calibri" w:hAnsi="Calibri" w:cs="Calibri"/>
+        </w:rPr>
       </w:pPr>
       <w:r>
+        <w:rPr>
+          <w:rFonts w:ascii="Calibri" w:hAnsi="Calibri" w:cs="Calibri"/>
+        </w:rPr>
         <w:t>The dataset is imbalanced, with a significantly higher number of pneumonia cases compared to normal cases. This imbalance may bias the model towards predicting pneumonia more frequently.</w:t>
       </w:r>
     </w:p>
     <w:p>
       <w:pPr>
         <w:pStyle w:val="Heading2"/>
+        <w:rPr>
+          <w:rFonts w:ascii="Calibri" w:hAnsi="Calibri" w:cs="Calibri"/>
+        </w:rPr>
       </w:pPr>
       <w:bookmarkStart w:id="10" w:name="_Toc227675052"/>
       <w:r>
+        <w:rPr>
+          <w:rFonts w:ascii="Calibri" w:hAnsi="Calibri" w:cs="Calibri"/>
+        </w:rPr>
         <w:t>Baseline Model Results</w:t>
       </w:r>
       <w:bookmarkEnd w:id="10"/>
@@ -4923,25 +5349,43 @@
     <w:p>
       <w:pPr>
         <w:spacing w:line="278" w:lineRule="auto"/>
+        <w:rPr>
+          <w:rFonts w:ascii="Calibri" w:hAnsi="Calibri" w:cs="Calibri"/>
+        </w:rPr>
       </w:pPr>
       <w:r>
+        <w:rPr>
+          <w:rFonts w:ascii="Calibri" w:hAnsi="Calibri" w:cs="Calibri"/>
+        </w:rPr>
         <w:t>A convolutional neural network was trained for 8 epochs on the dataset. The model achieved a training accuracy of 87.9%, a validation accuracy of 75.7%, and a test accuracy of 75.1%.</w:t>
       </w:r>
     </w:p>
     <w:p>
       <w:pPr>
         <w:spacing w:line="278" w:lineRule="auto"/>
+        <w:rPr>
+          <w:rFonts w:ascii="Calibri" w:hAnsi="Calibri" w:cs="Calibri"/>
+        </w:rPr>
       </w:pPr>
       <w:r>
+        <w:rPr>
+          <w:rFonts w:ascii="Calibri" w:hAnsi="Calibri" w:cs="Calibri"/>
+        </w:rPr>
         <w:t>The training process took approximately 80–90 seconds to complete.</w:t>
       </w:r>
     </w:p>
     <w:p>
       <w:pPr>
         <w:pStyle w:val="Heading2"/>
+        <w:rPr>
+          <w:rFonts w:ascii="Calibri" w:hAnsi="Calibri" w:cs="Calibri"/>
+        </w:rPr>
       </w:pPr>
       <w:bookmarkStart w:id="11" w:name="_Toc227675053"/>
       <w:r>
+        <w:rPr>
+          <w:rFonts w:ascii="Calibri" w:hAnsi="Calibri" w:cs="Calibri"/>
+        </w:rPr>
         <w:t>Overfitting Analysis</w:t>
       </w:r>
       <w:bookmarkEnd w:id="11"/>
@@ -4949,31 +5393,52 @@
     <w:p>
       <w:pPr>
         <w:spacing w:line="278" w:lineRule="auto"/>
+        <w:rPr>
+          <w:rFonts w:ascii="Calibri" w:hAnsi="Calibri" w:cs="Calibri"/>
+        </w:rPr>
       </w:pPr>
       <w:r>
+        <w:rPr>
+          <w:rFonts w:ascii="Calibri" w:hAnsi="Calibri" w:cs="Calibri"/>
+        </w:rPr>
         <w:t xml:space="preserve">The model shows clear signs of overfitting. While training accuracy steadily increases across epochs, validation accuracy peaks early and then </w:t>
       </w:r>
       <w:r>
+        <w:rPr>
+          <w:rFonts w:ascii="Calibri" w:hAnsi="Calibri" w:cs="Calibri"/>
+        </w:rPr>
         <w:t>begin</w:t>
       </w:r>
       <w:r>
-        <w:t>s</w:t>
-      </w:r>
-      <w:r>
+        <w:rPr>
+          <w:rFonts w:ascii="Calibri" w:hAnsi="Calibri" w:cs="Calibri"/>
+        </w:rPr>
         <w:t xml:space="preserve"> to decline. This indicates that the model is learning patterns specific to the training data but is unable to generalise effectively to unseen data.</w:t>
       </w:r>
     </w:p>
     <w:p>
       <w:pPr>
         <w:spacing w:line="278" w:lineRule="auto"/>
+        <w:rPr>
+          <w:rFonts w:ascii="Calibri" w:hAnsi="Calibri" w:cs="Calibri"/>
+        </w:rPr>
       </w:pPr>
       <w:r>
+        <w:rPr>
+          <w:rFonts w:ascii="Calibri" w:hAnsi="Calibri" w:cs="Calibri"/>
+        </w:rPr>
         <w:t>Additionally, the validation loss increases in later epochs, further confirming overfitting.</w:t>
       </w:r>
     </w:p>
     <w:p>
+      <w:pPr>
+        <w:rPr>
+          <w:rFonts w:ascii="Calibri" w:hAnsi="Calibri" w:cs="Calibri"/>
+        </w:rPr>
+      </w:pPr>
       <w:r>
         <w:rPr>
+          <w:rFonts w:ascii="Calibri" w:hAnsi="Calibri" w:cs="Calibri"/>
           <w:noProof/>
         </w:rPr>
         <w:drawing>
@@ -5020,38 +5485,70 @@
       </w:r>
     </w:p>
     <w:p>
+      <w:pPr>
+        <w:rPr>
+          <w:rFonts w:ascii="Calibri" w:hAnsi="Calibri" w:cs="Calibri"/>
+        </w:rPr>
+      </w:pPr>
       <w:r>
+        <w:rPr>
+          <w:rFonts w:ascii="Calibri" w:hAnsi="Calibri" w:cs="Calibri"/>
+        </w:rPr>
         <w:br w:type="page"/>
       </w:r>
     </w:p>
     <w:p>
       <w:pPr>
         <w:pStyle w:val="Heading2"/>
+        <w:rPr>
+          <w:rFonts w:ascii="Calibri" w:hAnsi="Calibri" w:cs="Calibri"/>
+        </w:rPr>
       </w:pPr>
       <w:bookmarkStart w:id="12" w:name="_Toc227675054"/>
       <w:r>
+        <w:rPr>
+          <w:rFonts w:ascii="Calibri" w:hAnsi="Calibri" w:cs="Calibri"/>
+        </w:rPr>
         <w:lastRenderedPageBreak/>
         <w:t>Model Predictions</w:t>
       </w:r>
       <w:bookmarkEnd w:id="12"/>
     </w:p>
     <w:p>
+      <w:pPr>
+        <w:rPr>
+          <w:rFonts w:ascii="Calibri" w:hAnsi="Calibri" w:cs="Calibri"/>
+        </w:rPr>
+      </w:pPr>
       <w:r>
+        <w:rPr>
+          <w:rFonts w:ascii="Calibri" w:hAnsi="Calibri" w:cs="Calibri"/>
+        </w:rPr>
         <w:t>Visual inspection of model predictions shows that the model performs well on normal images, often predicting them with high confidence. However, it struggles to distinguish between bacterial and viral pneumonia, frequently confusing the two classes due to their visual similarity in X-ray images.</w:t>
       </w:r>
       <w:r>
+        <w:rPr>
+          <w:rFonts w:ascii="Calibri" w:hAnsi="Calibri" w:cs="Calibri"/>
+        </w:rPr>
         <w:t xml:space="preserve"> </w:t>
       </w:r>
       <w:r>
+        <w:rPr>
+          <w:rFonts w:ascii="Calibri" w:hAnsi="Calibri" w:cs="Calibri"/>
+        </w:rPr>
         <w:t>This misclassification highlights the difficulty of distinguishing between bacterial and viral pneumonia due to their similar visual characteristics.</w:t>
       </w:r>
     </w:p>
     <w:p>
       <w:pPr>
         <w:jc w:val="center"/>
+        <w:rPr>
+          <w:rFonts w:ascii="Calibri" w:hAnsi="Calibri" w:cs="Calibri"/>
+        </w:rPr>
       </w:pPr>
       <w:r>
         <w:rPr>
+          <w:rFonts w:ascii="Calibri" w:hAnsi="Calibri" w:cs="Calibri"/>
           <w:noProof/>
         </w:rPr>
         <w:drawing>
@@ -5098,7 +5595,15 @@
       </w:r>
     </w:p>
     <w:p>
+      <w:pPr>
+        <w:rPr>
+          <w:rFonts w:ascii="Calibri" w:hAnsi="Calibri" w:cs="Calibri"/>
+        </w:rPr>
+      </w:pPr>
       <w:r>
+        <w:rPr>
+          <w:rFonts w:ascii="Calibri" w:hAnsi="Calibri" w:cs="Calibri"/>
+        </w:rPr>
         <w:br w:type="page"/>
       </w:r>
     </w:p>
@@ -5106,13 +5611,13 @@
       <w:pPr>
         <w:pStyle w:val="Heading1"/>
         <w:rPr>
-          <w:rFonts w:eastAsia="Times New Roman"/>
+          <w:rFonts w:ascii="Calibri" w:eastAsia="Times New Roman" w:hAnsi="Calibri" w:cs="Calibri"/>
         </w:rPr>
       </w:pPr>
       <w:bookmarkStart w:id="13" w:name="_Toc227675055"/>
       <w:r>
         <w:rPr>
-          <w:rFonts w:eastAsia="Times New Roman"/>
+          <w:rFonts w:ascii="Calibri" w:eastAsia="Times New Roman" w:hAnsi="Calibri" w:cs="Calibri"/>
           <w:b/>
           <w:bCs/>
         </w:rPr>
@@ -5122,7 +5627,7 @@
       <w:bookmarkEnd w:id="13"/>
       <w:r>
         <w:rPr>
-          <w:rFonts w:eastAsia="Times New Roman"/>
+          <w:rFonts w:ascii="Calibri" w:eastAsia="Times New Roman" w:hAnsi="Calibri" w:cs="Calibri"/>
         </w:rPr>
         <w:t xml:space="preserve"> </w:t>
       </w:r>
@@ -5131,50 +5636,82 @@
       <w:pPr>
         <w:pStyle w:val="Heading2"/>
         <w:rPr>
-          <w:rFonts w:eastAsia="Times New Roman"/>
+          <w:rFonts w:ascii="Calibri" w:eastAsia="Times New Roman" w:hAnsi="Calibri" w:cs="Calibri"/>
         </w:rPr>
       </w:pPr>
       <w:bookmarkStart w:id="14" w:name="_Toc227675056"/>
       <w:r>
         <w:rPr>
-          <w:rFonts w:eastAsia="Times New Roman"/>
+          <w:rFonts w:ascii="Calibri" w:eastAsia="Times New Roman" w:hAnsi="Calibri" w:cs="Calibri"/>
         </w:rPr>
         <w:t>Results &amp; Analysis</w:t>
       </w:r>
       <w:bookmarkEnd w:id="14"/>
     </w:p>
     <w:p>
+      <w:pPr>
+        <w:rPr>
+          <w:rFonts w:ascii="Calibri" w:hAnsi="Calibri" w:cs="Calibri"/>
+        </w:rPr>
+      </w:pPr>
       <w:r>
+        <w:rPr>
+          <w:rFonts w:ascii="Calibri" w:hAnsi="Calibri" w:cs="Calibri"/>
+        </w:rPr>
         <w:t>The transfer learning model attained a training accuracy of approximately 78.7% and a validation accuracy of 75.3%. When compared with previous models, this approach demonstrated more stable training dynamics and enhanced generalisation capability. While the accuracy improvement was modest, the transfer learning method produced reduced variance in validation performance, signalling that leveraging pre-trained features offers a more robust solution for the pneumonia classification task.</w:t>
       </w:r>
     </w:p>
     <w:p>
+      <w:pPr>
+        <w:rPr>
+          <w:rFonts w:ascii="Calibri" w:hAnsi="Calibri" w:cs="Calibri"/>
+        </w:rPr>
+      </w:pPr>
       <w:r>
+        <w:rPr>
+          <w:rFonts w:ascii="Calibri" w:hAnsi="Calibri" w:cs="Calibri"/>
+        </w:rPr>
         <w:t xml:space="preserve">The model achieved a test accuracy of 74.0%. Detailed evaluation metrics such as precision, recall, and F1-score were used to further assess the model's performance. The highest performance was observed for the </w:t>
       </w:r>
       <w:r>
         <w:rPr>
+          <w:rFonts w:ascii="Calibri" w:hAnsi="Calibri" w:cs="Calibri"/>
           <w:i/>
           <w:iCs/>
         </w:rPr>
         <w:t>normal</w:t>
       </w:r>
       <w:r>
+        <w:rPr>
+          <w:rFonts w:ascii="Calibri" w:hAnsi="Calibri" w:cs="Calibri"/>
+        </w:rPr>
         <w:t xml:space="preserve"> class, where the model achieved a recall of 98%, indicating strong capability in correctly identifying healthy cases.</w:t>
       </w:r>
     </w:p>
     <w:p>
+      <w:pPr>
+        <w:rPr>
+          <w:rFonts w:ascii="Calibri" w:hAnsi="Calibri" w:cs="Calibri"/>
+        </w:rPr>
+      </w:pPr>
       <w:r>
+        <w:rPr>
+          <w:rFonts w:ascii="Calibri" w:hAnsi="Calibri" w:cs="Calibri"/>
+        </w:rPr>
         <w:t xml:space="preserve">In contrast, the model faced challenges with the </w:t>
       </w:r>
       <w:r>
         <w:rPr>
+          <w:rFonts w:ascii="Calibri" w:hAnsi="Calibri" w:cs="Calibri"/>
           <w:i/>
           <w:iCs/>
         </w:rPr>
         <w:t>viral pneumonia</w:t>
       </w:r>
       <w:r>
+        <w:rPr>
+          <w:rFonts w:ascii="Calibri" w:hAnsi="Calibri" w:cs="Calibri"/>
+        </w:rPr>
         <w:t xml:space="preserve"> class, reaching a recall of only 46%. This result suggests difficulty in distinguishing viral pneumonia from other categories, which is likely attributable to overlapping visual features between bacterial and viral infections.</w:t>
       </w:r>
     </w:p>
@@ -5182,13 +5719,13 @@
       <w:pPr>
         <w:pStyle w:val="Heading2"/>
         <w:rPr>
-          <w:rFonts w:eastAsia="Times New Roman"/>
+          <w:rFonts w:ascii="Calibri" w:eastAsia="Times New Roman" w:hAnsi="Calibri" w:cs="Calibri"/>
         </w:rPr>
       </w:pPr>
       <w:bookmarkStart w:id="15" w:name="_Toc227675057"/>
       <w:r>
         <w:rPr>
-          <w:rFonts w:eastAsia="Times New Roman"/>
+          <w:rFonts w:ascii="Calibri" w:eastAsia="Times New Roman" w:hAnsi="Calibri" w:cs="Calibri"/>
         </w:rPr>
         <w:t>Results Comparison</w:t>
       </w:r>
@@ -5213,10 +5750,10 @@
         <w:tblLook w:val="04A0" w:firstRow="1" w:lastRow="0" w:firstColumn="1" w:lastColumn="0" w:noHBand="0" w:noVBand="1"/>
       </w:tblPr>
       <w:tblGrid>
-        <w:gridCol w:w="1574"/>
-        <w:gridCol w:w="1057"/>
-        <w:gridCol w:w="859"/>
-        <w:gridCol w:w="2752"/>
+        <w:gridCol w:w="1396"/>
+        <w:gridCol w:w="898"/>
+        <w:gridCol w:w="730"/>
+        <w:gridCol w:w="2420"/>
       </w:tblGrid>
       <w:tr>
         <w:trPr>
@@ -5235,14 +5772,23 @@
             <w:hideMark/>
           </w:tcPr>
           <w:p>
-            <w:r>
-              <w:rPr>
+            <w:pPr>
+              <w:rPr>
+                <w:rFonts w:ascii="Calibri" w:hAnsi="Calibri" w:cs="Calibri"/>
+              </w:rPr>
+            </w:pPr>
+            <w:r>
+              <w:rPr>
+                <w:rFonts w:ascii="Calibri" w:hAnsi="Calibri" w:cs="Calibri"/>
                 <w:b/>
                 <w:bCs/>
               </w:rPr>
               <w:t>Model</w:t>
             </w:r>
             <w:r>
+              <w:rPr>
+                <w:rFonts w:ascii="Calibri" w:hAnsi="Calibri" w:cs="Calibri"/>
+              </w:rPr>
               <w:t xml:space="preserve"> </w:t>
             </w:r>
           </w:p>
@@ -5260,23 +5806,23 @@
             <w:hideMark/>
           </w:tcPr>
           <w:p>
-            <w:r>
-              <w:rPr>
+            <w:pPr>
+              <w:rPr>
+                <w:rFonts w:ascii="Calibri" w:hAnsi="Calibri" w:cs="Calibri"/>
+              </w:rPr>
+            </w:pPr>
+            <w:r>
+              <w:rPr>
+                <w:rFonts w:ascii="Calibri" w:hAnsi="Calibri" w:cs="Calibri"/>
                 <w:b/>
                 <w:bCs/>
               </w:rPr>
-              <w:t xml:space="preserve">Train </w:t>
-            </w:r>
-            <w:proofErr w:type="spellStart"/>
-            <w:r>
-              <w:rPr>
-                <w:b/>
-                <w:bCs/>
-              </w:rPr>
-              <w:t>Acc</w:t>
-            </w:r>
-            <w:proofErr w:type="spellEnd"/>
-            <w:r>
+              <w:t>Train Acc</w:t>
+            </w:r>
+            <w:r>
+              <w:rPr>
+                <w:rFonts w:ascii="Calibri" w:hAnsi="Calibri" w:cs="Calibri"/>
+              </w:rPr>
               <w:t xml:space="preserve"> </w:t>
             </w:r>
           </w:p>
@@ -5294,23 +5840,23 @@
             <w:hideMark/>
           </w:tcPr>
           <w:p>
-            <w:r>
-              <w:rPr>
+            <w:pPr>
+              <w:rPr>
+                <w:rFonts w:ascii="Calibri" w:hAnsi="Calibri" w:cs="Calibri"/>
+              </w:rPr>
+            </w:pPr>
+            <w:r>
+              <w:rPr>
+                <w:rFonts w:ascii="Calibri" w:hAnsi="Calibri" w:cs="Calibri"/>
                 <w:b/>
                 <w:bCs/>
               </w:rPr>
-              <w:t xml:space="preserve">Val </w:t>
-            </w:r>
-            <w:proofErr w:type="spellStart"/>
-            <w:r>
-              <w:rPr>
-                <w:b/>
-                <w:bCs/>
-              </w:rPr>
-              <w:t>Acc</w:t>
-            </w:r>
-            <w:proofErr w:type="spellEnd"/>
-            <w:r>
+              <w:t>Val Acc</w:t>
+            </w:r>
+            <w:r>
+              <w:rPr>
+                <w:rFonts w:ascii="Calibri" w:hAnsi="Calibri" w:cs="Calibri"/>
+              </w:rPr>
               <w:t xml:space="preserve"> </w:t>
             </w:r>
           </w:p>
@@ -5328,23 +5874,23 @@
             <w:hideMark/>
           </w:tcPr>
           <w:p>
-            <w:r>
-              <w:rPr>
+            <w:pPr>
+              <w:rPr>
+                <w:rFonts w:ascii="Calibri" w:hAnsi="Calibri" w:cs="Calibri"/>
+              </w:rPr>
+            </w:pPr>
+            <w:r>
+              <w:rPr>
+                <w:rFonts w:ascii="Calibri" w:hAnsi="Calibri" w:cs="Calibri"/>
                 <w:b/>
                 <w:bCs/>
               </w:rPr>
-              <w:t xml:space="preserve">Test </w:t>
-            </w:r>
-            <w:proofErr w:type="spellStart"/>
-            <w:r>
-              <w:rPr>
-                <w:b/>
-                <w:bCs/>
-              </w:rPr>
-              <w:t>Acc</w:t>
-            </w:r>
-            <w:proofErr w:type="spellEnd"/>
-            <w:r>
+              <w:t>Test Acc</w:t>
+            </w:r>
+            <w:r>
+              <w:rPr>
+                <w:rFonts w:ascii="Calibri" w:hAnsi="Calibri" w:cs="Calibri"/>
+              </w:rPr>
               <w:t xml:space="preserve"> </w:t>
             </w:r>
           </w:p>
@@ -5367,14 +5913,23 @@
             <w:hideMark/>
           </w:tcPr>
           <w:p>
-            <w:r>
-              <w:rPr>
+            <w:pPr>
+              <w:rPr>
+                <w:rFonts w:ascii="Calibri" w:hAnsi="Calibri" w:cs="Calibri"/>
+              </w:rPr>
+            </w:pPr>
+            <w:r>
+              <w:rPr>
+                <w:rFonts w:ascii="Calibri" w:hAnsi="Calibri" w:cs="Calibri"/>
                 <w:b/>
                 <w:bCs/>
               </w:rPr>
               <w:t>Baseline CNN</w:t>
             </w:r>
             <w:r>
+              <w:rPr>
+                <w:rFonts w:ascii="Calibri" w:hAnsi="Calibri" w:cs="Calibri"/>
+              </w:rPr>
               <w:t xml:space="preserve"> </w:t>
             </w:r>
           </w:p>
@@ -5392,14 +5947,23 @@
             <w:hideMark/>
           </w:tcPr>
           <w:p>
-            <w:r>
-              <w:rPr>
+            <w:pPr>
+              <w:rPr>
+                <w:rFonts w:ascii="Calibri" w:hAnsi="Calibri" w:cs="Calibri"/>
+              </w:rPr>
+            </w:pPr>
+            <w:r>
+              <w:rPr>
+                <w:rFonts w:ascii="Calibri" w:hAnsi="Calibri" w:cs="Calibri"/>
                 <w:b/>
                 <w:bCs/>
               </w:rPr>
               <w:t>87.9%</w:t>
             </w:r>
             <w:r>
+              <w:rPr>
+                <w:rFonts w:ascii="Calibri" w:hAnsi="Calibri" w:cs="Calibri"/>
+              </w:rPr>
               <w:t xml:space="preserve"> </w:t>
             </w:r>
           </w:p>
@@ -5417,14 +5981,23 @@
             <w:hideMark/>
           </w:tcPr>
           <w:p>
-            <w:r>
-              <w:rPr>
+            <w:pPr>
+              <w:rPr>
+                <w:rFonts w:ascii="Calibri" w:hAnsi="Calibri" w:cs="Calibri"/>
+              </w:rPr>
+            </w:pPr>
+            <w:r>
+              <w:rPr>
+                <w:rFonts w:ascii="Calibri" w:hAnsi="Calibri" w:cs="Calibri"/>
                 <w:b/>
                 <w:bCs/>
               </w:rPr>
               <w:t>75.7%</w:t>
             </w:r>
             <w:r>
+              <w:rPr>
+                <w:rFonts w:ascii="Calibri" w:hAnsi="Calibri" w:cs="Calibri"/>
+              </w:rPr>
               <w:t xml:space="preserve"> </w:t>
             </w:r>
           </w:p>
@@ -5442,14 +6015,23 @@
             <w:hideMark/>
           </w:tcPr>
           <w:p>
-            <w:r>
-              <w:rPr>
+            <w:pPr>
+              <w:rPr>
+                <w:rFonts w:ascii="Calibri" w:hAnsi="Calibri" w:cs="Calibri"/>
+              </w:rPr>
+            </w:pPr>
+            <w:r>
+              <w:rPr>
+                <w:rFonts w:ascii="Calibri" w:hAnsi="Calibri" w:cs="Calibri"/>
                 <w:b/>
                 <w:bCs/>
               </w:rPr>
               <w:t>75.1%</w:t>
             </w:r>
             <w:r>
+              <w:rPr>
+                <w:rFonts w:ascii="Calibri" w:hAnsi="Calibri" w:cs="Calibri"/>
+              </w:rPr>
               <w:t xml:space="preserve"> </w:t>
             </w:r>
           </w:p>
@@ -5472,64 +6054,23 @@
             <w:hideMark/>
           </w:tcPr>
           <w:p>
-            <w:r>
-              <w:rPr>
+            <w:pPr>
+              <w:rPr>
+                <w:rFonts w:ascii="Calibri" w:hAnsi="Calibri" w:cs="Calibri"/>
+              </w:rPr>
+            </w:pPr>
+            <w:r>
+              <w:rPr>
+                <w:rFonts w:ascii="Calibri" w:hAnsi="Calibri" w:cs="Calibri"/>
                 <w:b/>
                 <w:bCs/>
               </w:rPr>
               <w:t>Improved CNN</w:t>
             </w:r>
             <w:r>
-              <w:t xml:space="preserve"> </w:t>
-            </w:r>
-          </w:p>
-        </w:tc>
-        <w:tc>
-          <w:tcPr>
-            <w:tcW w:w="0" w:type="auto"/>
-            <w:tcBorders>
-              <w:top w:val="single" w:sz="8" w:space="0" w:color="auto"/>
-              <w:left w:val="single" w:sz="8" w:space="0" w:color="auto"/>
-              <w:bottom w:val="single" w:sz="8" w:space="0" w:color="auto"/>
-              <w:right w:val="single" w:sz="8" w:space="0" w:color="auto"/>
-            </w:tcBorders>
-            <w:vAlign w:val="center"/>
-            <w:hideMark/>
-          </w:tcPr>
-          <w:p>
-            <w:r>
-              <w:rPr>
-                <w:b/>
-                <w:bCs/>
-              </w:rPr>
-              <w:t>~73%</w:t>
-            </w:r>
-            <w:r>
-              <w:t xml:space="preserve"> </w:t>
-            </w:r>
-          </w:p>
-        </w:tc>
-        <w:tc>
-          <w:tcPr>
-            <w:tcW w:w="0" w:type="auto"/>
-            <w:tcBorders>
-              <w:top w:val="single" w:sz="8" w:space="0" w:color="auto"/>
-              <w:left w:val="single" w:sz="8" w:space="0" w:color="auto"/>
-              <w:bottom w:val="single" w:sz="8" w:space="0" w:color="auto"/>
-              <w:right w:val="single" w:sz="8" w:space="0" w:color="auto"/>
-            </w:tcBorders>
-            <w:vAlign w:val="center"/>
-            <w:hideMark/>
-          </w:tcPr>
-          <w:p>
-            <w:r>
-              <w:rPr>
-                <w:b/>
-                <w:bCs/>
-              </w:rPr>
-              <w:t>~70%</w:t>
-            </w:r>
-            <w:r>
+              <w:rPr>
+                <w:rFonts w:ascii="Calibri" w:hAnsi="Calibri" w:cs="Calibri"/>
+              </w:rPr>
               <w:t xml:space="preserve"> </w:t>
             </w:r>
           </w:p>
@@ -5549,12 +6090,82 @@
           <w:p>
             <w:pPr>
               <w:rPr>
+                <w:rFonts w:ascii="Calibri" w:hAnsi="Calibri" w:cs="Calibri"/>
+              </w:rPr>
+            </w:pPr>
+            <w:r>
+              <w:rPr>
+                <w:rFonts w:ascii="Calibri" w:hAnsi="Calibri" w:cs="Calibri"/>
                 <w:b/>
                 <w:bCs/>
               </w:rPr>
+              <w:t>~73%</w:t>
+            </w:r>
+            <w:r>
+              <w:rPr>
+                <w:rFonts w:ascii="Calibri" w:hAnsi="Calibri" w:cs="Calibri"/>
+              </w:rPr>
+              <w:t xml:space="preserve"> </w:t>
+            </w:r>
+          </w:p>
+        </w:tc>
+        <w:tc>
+          <w:tcPr>
+            <w:tcW w:w="0" w:type="auto"/>
+            <w:tcBorders>
+              <w:top w:val="single" w:sz="8" w:space="0" w:color="auto"/>
+              <w:left w:val="single" w:sz="8" w:space="0" w:color="auto"/>
+              <w:bottom w:val="single" w:sz="8" w:space="0" w:color="auto"/>
+              <w:right w:val="single" w:sz="8" w:space="0" w:color="auto"/>
+            </w:tcBorders>
+            <w:vAlign w:val="center"/>
+            <w:hideMark/>
+          </w:tcPr>
+          <w:p>
+            <w:pPr>
+              <w:rPr>
+                <w:rFonts w:ascii="Calibri" w:hAnsi="Calibri" w:cs="Calibri"/>
+              </w:rPr>
             </w:pPr>
             <w:r>
               <w:rPr>
+                <w:rFonts w:ascii="Calibri" w:hAnsi="Calibri" w:cs="Calibri"/>
+                <w:b/>
+                <w:bCs/>
+              </w:rPr>
+              <w:t>~70%</w:t>
+            </w:r>
+            <w:r>
+              <w:rPr>
+                <w:rFonts w:ascii="Calibri" w:hAnsi="Calibri" w:cs="Calibri"/>
+              </w:rPr>
+              <w:t xml:space="preserve"> </w:t>
+            </w:r>
+          </w:p>
+        </w:tc>
+        <w:tc>
+          <w:tcPr>
+            <w:tcW w:w="0" w:type="auto"/>
+            <w:tcBorders>
+              <w:top w:val="single" w:sz="8" w:space="0" w:color="auto"/>
+              <w:left w:val="single" w:sz="8" w:space="0" w:color="auto"/>
+              <w:bottom w:val="single" w:sz="8" w:space="0" w:color="auto"/>
+              <w:right w:val="single" w:sz="8" w:space="0" w:color="auto"/>
+            </w:tcBorders>
+            <w:vAlign w:val="center"/>
+            <w:hideMark/>
+          </w:tcPr>
+          <w:p>
+            <w:pPr>
+              <w:rPr>
+                <w:rFonts w:ascii="Calibri" w:hAnsi="Calibri" w:cs="Calibri"/>
+                <w:b/>
+                <w:bCs/>
+              </w:rPr>
+            </w:pPr>
+            <w:r>
+              <w:rPr>
+                <w:rFonts w:ascii="Calibri" w:hAnsi="Calibri" w:cs="Calibri"/>
                 <w:b/>
                 <w:bCs/>
               </w:rPr>
@@ -5580,14 +6191,23 @@
             <w:hideMark/>
           </w:tcPr>
           <w:p>
-            <w:r>
-              <w:rPr>
+            <w:pPr>
+              <w:rPr>
+                <w:rFonts w:ascii="Calibri" w:hAnsi="Calibri" w:cs="Calibri"/>
+              </w:rPr>
+            </w:pPr>
+            <w:r>
+              <w:rPr>
+                <w:rFonts w:ascii="Calibri" w:hAnsi="Calibri" w:cs="Calibri"/>
                 <w:b/>
                 <w:bCs/>
               </w:rPr>
               <w:t>MobileNetV2</w:t>
             </w:r>
             <w:r>
+              <w:rPr>
+                <w:rFonts w:ascii="Calibri" w:hAnsi="Calibri" w:cs="Calibri"/>
+              </w:rPr>
               <w:t xml:space="preserve"> </w:t>
             </w:r>
           </w:p>
@@ -5605,14 +6225,23 @@
             <w:hideMark/>
           </w:tcPr>
           <w:p>
-            <w:r>
-              <w:rPr>
+            <w:pPr>
+              <w:rPr>
+                <w:rFonts w:ascii="Calibri" w:hAnsi="Calibri" w:cs="Calibri"/>
+              </w:rPr>
+            </w:pPr>
+            <w:r>
+              <w:rPr>
+                <w:rFonts w:ascii="Calibri" w:hAnsi="Calibri" w:cs="Calibri"/>
                 <w:b/>
                 <w:bCs/>
               </w:rPr>
               <w:t>~78%</w:t>
             </w:r>
             <w:r>
+              <w:rPr>
+                <w:rFonts w:ascii="Calibri" w:hAnsi="Calibri" w:cs="Calibri"/>
+              </w:rPr>
               <w:t xml:space="preserve"> </w:t>
             </w:r>
           </w:p>
@@ -5630,14 +6259,23 @@
             <w:hideMark/>
           </w:tcPr>
           <w:p>
-            <w:r>
-              <w:rPr>
+            <w:pPr>
+              <w:rPr>
+                <w:rFonts w:ascii="Calibri" w:hAnsi="Calibri" w:cs="Calibri"/>
+              </w:rPr>
+            </w:pPr>
+            <w:r>
+              <w:rPr>
+                <w:rFonts w:ascii="Calibri" w:hAnsi="Calibri" w:cs="Calibri"/>
                 <w:b/>
                 <w:bCs/>
               </w:rPr>
               <w:t>~74%</w:t>
             </w:r>
             <w:r>
+              <w:rPr>
+                <w:rFonts w:ascii="Calibri" w:hAnsi="Calibri" w:cs="Calibri"/>
+              </w:rPr>
               <w:t xml:space="preserve"> </w:t>
             </w:r>
           </w:p>
@@ -5655,14 +6293,23 @@
             <w:hideMark/>
           </w:tcPr>
           <w:p>
-            <w:r>
-              <w:rPr>
+            <w:pPr>
+              <w:rPr>
+                <w:rFonts w:ascii="Calibri" w:hAnsi="Calibri" w:cs="Calibri"/>
+              </w:rPr>
+            </w:pPr>
+            <w:r>
+              <w:rPr>
+                <w:rFonts w:ascii="Calibri" w:hAnsi="Calibri" w:cs="Calibri"/>
                 <w:b/>
                 <w:bCs/>
               </w:rPr>
               <w:t>74.0%</w:t>
             </w:r>
             <w:r>
+              <w:rPr>
+                <w:rFonts w:ascii="Calibri" w:hAnsi="Calibri" w:cs="Calibri"/>
+              </w:rPr>
               <w:t xml:space="preserve"> </w:t>
             </w:r>
           </w:p>
@@ -5673,14 +6320,14 @@
       <w:pPr>
         <w:spacing w:after="0"/>
         <w:rPr>
-          <w:rFonts w:ascii="Times New Roman" w:eastAsia="Times New Roman" w:hAnsi="Times New Roman" w:cs="Times New Roman"/>
+          <w:rFonts w:ascii="Calibri" w:eastAsia="Times New Roman" w:hAnsi="Calibri" w:cs="Calibri"/>
           <w:sz w:val="24"/>
           <w:szCs w:val="24"/>
         </w:rPr>
       </w:pPr>
       <w:r>
         <w:rPr>
-          <w:rFonts w:ascii="Times New Roman" w:eastAsia="Times New Roman" w:hAnsi="Times New Roman" w:cs="Times New Roman"/>
+          <w:rFonts w:ascii="Calibri" w:eastAsia="Times New Roman" w:hAnsi="Calibri" w:cs="Calibri"/>
           <w:sz w:val="24"/>
           <w:szCs w:val="24"/>
         </w:rPr>
@@ -5691,20 +6338,28 @@
       <w:pPr>
         <w:pStyle w:val="Heading2"/>
         <w:rPr>
-          <w:rFonts w:ascii="Arial" w:eastAsia="Times New Roman" w:hAnsi="Arial" w:cs="Arial"/>
+          <w:rFonts w:ascii="Calibri" w:eastAsia="Times New Roman" w:hAnsi="Calibri" w:cs="Calibri"/>
         </w:rPr>
       </w:pPr>
       <w:bookmarkStart w:id="16" w:name="_Toc227675058"/>
       <w:r>
         <w:rPr>
-          <w:rFonts w:eastAsia="Times New Roman"/>
+          <w:rFonts w:ascii="Calibri" w:eastAsia="Times New Roman" w:hAnsi="Calibri" w:cs="Calibri"/>
         </w:rPr>
         <w:t>Data Augmentation</w:t>
       </w:r>
       <w:bookmarkEnd w:id="16"/>
     </w:p>
     <w:p>
+      <w:pPr>
+        <w:rPr>
+          <w:rFonts w:ascii="Calibri" w:hAnsi="Calibri" w:cs="Calibri"/>
+        </w:rPr>
+      </w:pPr>
       <w:r>
+        <w:rPr>
+          <w:rFonts w:ascii="Calibri" w:hAnsi="Calibri" w:cs="Calibri"/>
+        </w:rPr>
         <w:t>Data augmentation techniques, such as horizontal flipping and slight rotation, were applied to the training images to increase dataset diversity. By presenting the model with a wider range of image variations, these augmentations helped reduce overfitting by encouraging the model to learn more general features.</w:t>
       </w:r>
     </w:p>
@@ -5712,20 +6367,28 @@
       <w:pPr>
         <w:pStyle w:val="Heading2"/>
         <w:rPr>
-          <w:rFonts w:eastAsia="Times New Roman"/>
+          <w:rFonts w:ascii="Calibri" w:eastAsia="Times New Roman" w:hAnsi="Calibri" w:cs="Calibri"/>
         </w:rPr>
       </w:pPr>
       <w:bookmarkStart w:id="17" w:name="_Toc227675059"/>
       <w:r>
         <w:rPr>
-          <w:rFonts w:eastAsia="Times New Roman"/>
+          <w:rFonts w:ascii="Calibri" w:eastAsia="Times New Roman" w:hAnsi="Calibri" w:cs="Calibri"/>
         </w:rPr>
         <w:t>Dropout &amp; Regularisation</w:t>
       </w:r>
       <w:bookmarkEnd w:id="17"/>
     </w:p>
     <w:p>
+      <w:pPr>
+        <w:rPr>
+          <w:rFonts w:ascii="Calibri" w:hAnsi="Calibri" w:cs="Calibri"/>
+        </w:rPr>
+      </w:pPr>
       <w:r>
+        <w:rPr>
+          <w:rFonts w:ascii="Calibri" w:hAnsi="Calibri" w:cs="Calibri"/>
+        </w:rPr>
         <w:t>Dropout layers were incorporated into the fully connected sections of the neural network. This regularisation technique serves to prevent the model from becoming overly dependent on any one neuron, thereby promoting better generalisation and mitigating overfitting.</w:t>
       </w:r>
     </w:p>
@@ -5733,20 +6396,28 @@
       <w:pPr>
         <w:pStyle w:val="Heading2"/>
         <w:rPr>
-          <w:rFonts w:eastAsia="Times New Roman"/>
+          <w:rFonts w:ascii="Calibri" w:eastAsia="Times New Roman" w:hAnsi="Calibri" w:cs="Calibri"/>
         </w:rPr>
       </w:pPr>
       <w:bookmarkStart w:id="18" w:name="_Toc227675060"/>
       <w:r>
         <w:rPr>
-          <w:rFonts w:eastAsia="Times New Roman"/>
+          <w:rFonts w:ascii="Calibri" w:eastAsia="Times New Roman" w:hAnsi="Calibri" w:cs="Calibri"/>
         </w:rPr>
         <w:t>Class Imbalance Handling</w:t>
       </w:r>
       <w:bookmarkEnd w:id="18"/>
     </w:p>
     <w:p>
+      <w:pPr>
+        <w:rPr>
+          <w:rFonts w:ascii="Calibri" w:hAnsi="Calibri" w:cs="Calibri"/>
+        </w:rPr>
+      </w:pPr>
       <w:r>
+        <w:rPr>
+          <w:rFonts w:ascii="Calibri" w:hAnsi="Calibri" w:cs="Calibri"/>
+        </w:rPr>
         <w:t>To address the dataset's class imbalance, class weighting was implemented during training. This approach assigned greater weight to underrepresented classes—particularly normal cases—ensuring that the model considered all classes more equitably and reducing bias towards the majority class.</w:t>
       </w:r>
     </w:p>
@@ -5754,13 +6425,13 @@
       <w:pPr>
         <w:pStyle w:val="Heading3"/>
         <w:rPr>
-          <w:rFonts w:eastAsia="Times New Roman"/>
+          <w:rFonts w:ascii="Calibri" w:eastAsia="Times New Roman" w:hAnsi="Calibri" w:cs="Calibri"/>
         </w:rPr>
       </w:pPr>
       <w:bookmarkStart w:id="19" w:name="_Toc227675061"/>
       <w:r>
         <w:rPr>
-          <w:rFonts w:eastAsia="Times New Roman"/>
+          <w:rFonts w:ascii="Calibri" w:eastAsia="Times New Roman" w:hAnsi="Calibri" w:cs="Calibri"/>
         </w:rPr>
         <w:lastRenderedPageBreak/>
         <w:t>Improved CNN Attempt</w:t>
@@ -5768,7 +6439,15 @@
       <w:bookmarkEnd w:id="19"/>
     </w:p>
     <w:p>
+      <w:pPr>
+        <w:rPr>
+          <w:rFonts w:ascii="Calibri" w:hAnsi="Calibri" w:cs="Calibri"/>
+        </w:rPr>
+      </w:pPr>
       <w:r>
+        <w:rPr>
+          <w:rFonts w:ascii="Calibri" w:hAnsi="Calibri" w:cs="Calibri"/>
+        </w:rPr>
         <w:t>An improved convolutional neural network (CNN) was developed that included data augmentation, batch normalisation, and class weighting. However, despite these enhancements, the training process exhibited instability and did not result in substantial improvements in validation accuracy. These findings suggest that traditional CNN modifications alone are insufficient to overcome the challenges posed by this dataset.</w:t>
       </w:r>
     </w:p>
@@ -5776,23 +6455,34 @@
       <w:pPr>
         <w:pStyle w:val="Heading2"/>
         <w:rPr>
-          <w:rFonts w:eastAsia="Times New Roman"/>
+          <w:rFonts w:ascii="Calibri" w:eastAsia="Times New Roman" w:hAnsi="Calibri" w:cs="Calibri"/>
         </w:rPr>
       </w:pPr>
       <w:bookmarkStart w:id="20" w:name="_Toc227675062"/>
       <w:r>
         <w:rPr>
-          <w:rFonts w:eastAsia="Times New Roman"/>
+          <w:rFonts w:ascii="Calibri" w:eastAsia="Times New Roman" w:hAnsi="Calibri" w:cs="Calibri"/>
         </w:rPr>
         <w:t>Transfer Learning (MobileNetV2)</w:t>
       </w:r>
       <w:bookmarkEnd w:id="20"/>
     </w:p>
     <w:p>
+      <w:pPr>
+        <w:rPr>
+          <w:rFonts w:ascii="Calibri" w:hAnsi="Calibri" w:cs="Calibri"/>
+        </w:rPr>
+      </w:pPr>
       <w:r>
+        <w:rPr>
+          <w:rFonts w:ascii="Calibri" w:hAnsi="Calibri" w:cs="Calibri"/>
+        </w:rPr>
         <w:t xml:space="preserve">Transfer learning was applied using the MobileNetV2 architecture, pre-trained on the ImageNet dataset. The base model's weights were frozen to function as a feature extractor, while custom classification layers were added to tailor the model for pneumonia classification. </w:t>
       </w:r>
       <w:r>
+        <w:rPr>
+          <w:rFonts w:ascii="Calibri" w:hAnsi="Calibri" w:cs="Calibri"/>
+        </w:rPr>
         <w:t>This approach benefits from shared low-level feature representations learned from large-scale datasets, improving robustness for medical image classification.</w:t>
       </w:r>
     </w:p>
@@ -5800,13 +6490,13 @@
       <w:pPr>
         <w:pStyle w:val="Heading2"/>
         <w:rPr>
-          <w:rFonts w:eastAsia="Times New Roman"/>
+          <w:rFonts w:ascii="Calibri" w:eastAsia="Times New Roman" w:hAnsi="Calibri" w:cs="Calibri"/>
         </w:rPr>
       </w:pPr>
       <w:bookmarkStart w:id="21" w:name="_Toc227675063"/>
       <w:r>
         <w:rPr>
-          <w:rFonts w:eastAsia="Times New Roman"/>
+          <w:rFonts w:ascii="Calibri" w:eastAsia="Times New Roman" w:hAnsi="Calibri" w:cs="Calibri"/>
         </w:rPr>
         <w:t>Evaluation Metrics</w:t>
       </w:r>
@@ -5844,14 +6534,23 @@
             <w:hideMark/>
           </w:tcPr>
           <w:p>
-            <w:r>
-              <w:rPr>
+            <w:pPr>
+              <w:rPr>
+                <w:rFonts w:ascii="Calibri" w:hAnsi="Calibri" w:cs="Calibri"/>
+              </w:rPr>
+            </w:pPr>
+            <w:r>
+              <w:rPr>
+                <w:rFonts w:ascii="Calibri" w:hAnsi="Calibri" w:cs="Calibri"/>
                 <w:b/>
                 <w:bCs/>
               </w:rPr>
               <w:t>Class</w:t>
             </w:r>
             <w:r>
+              <w:rPr>
+                <w:rFonts w:ascii="Calibri" w:hAnsi="Calibri" w:cs="Calibri"/>
+              </w:rPr>
               <w:t xml:space="preserve"> </w:t>
             </w:r>
           </w:p>
@@ -5869,14 +6568,23 @@
             <w:hideMark/>
           </w:tcPr>
           <w:p>
-            <w:r>
-              <w:rPr>
+            <w:pPr>
+              <w:rPr>
+                <w:rFonts w:ascii="Calibri" w:hAnsi="Calibri" w:cs="Calibri"/>
+              </w:rPr>
+            </w:pPr>
+            <w:r>
+              <w:rPr>
+                <w:rFonts w:ascii="Calibri" w:hAnsi="Calibri" w:cs="Calibri"/>
                 <w:b/>
                 <w:bCs/>
               </w:rPr>
               <w:t>Precision</w:t>
             </w:r>
             <w:r>
+              <w:rPr>
+                <w:rFonts w:ascii="Calibri" w:hAnsi="Calibri" w:cs="Calibri"/>
+              </w:rPr>
               <w:t xml:space="preserve"> </w:t>
             </w:r>
           </w:p>
@@ -5894,14 +6602,23 @@
             <w:hideMark/>
           </w:tcPr>
           <w:p>
-            <w:r>
-              <w:rPr>
+            <w:pPr>
+              <w:rPr>
+                <w:rFonts w:ascii="Calibri" w:hAnsi="Calibri" w:cs="Calibri"/>
+              </w:rPr>
+            </w:pPr>
+            <w:r>
+              <w:rPr>
+                <w:rFonts w:ascii="Calibri" w:hAnsi="Calibri" w:cs="Calibri"/>
                 <w:b/>
                 <w:bCs/>
               </w:rPr>
               <w:t>Recall</w:t>
             </w:r>
             <w:r>
+              <w:rPr>
+                <w:rFonts w:ascii="Calibri" w:hAnsi="Calibri" w:cs="Calibri"/>
+              </w:rPr>
               <w:t xml:space="preserve"> </w:t>
             </w:r>
           </w:p>
@@ -5919,14 +6636,23 @@
             <w:hideMark/>
           </w:tcPr>
           <w:p>
-            <w:r>
-              <w:rPr>
+            <w:pPr>
+              <w:rPr>
+                <w:rFonts w:ascii="Calibri" w:hAnsi="Calibri" w:cs="Calibri"/>
+              </w:rPr>
+            </w:pPr>
+            <w:r>
+              <w:rPr>
+                <w:rFonts w:ascii="Calibri" w:hAnsi="Calibri" w:cs="Calibri"/>
                 <w:b/>
                 <w:bCs/>
               </w:rPr>
               <w:t>F1-Score</w:t>
             </w:r>
             <w:r>
+              <w:rPr>
+                <w:rFonts w:ascii="Calibri" w:hAnsi="Calibri" w:cs="Calibri"/>
+              </w:rPr>
               <w:t xml:space="preserve"> </w:t>
             </w:r>
           </w:p>
@@ -5944,14 +6670,23 @@
             <w:hideMark/>
           </w:tcPr>
           <w:p>
-            <w:r>
-              <w:rPr>
+            <w:pPr>
+              <w:rPr>
+                <w:rFonts w:ascii="Calibri" w:hAnsi="Calibri" w:cs="Calibri"/>
+              </w:rPr>
+            </w:pPr>
+            <w:r>
+              <w:rPr>
+                <w:rFonts w:ascii="Calibri" w:hAnsi="Calibri" w:cs="Calibri"/>
                 <w:b/>
                 <w:bCs/>
               </w:rPr>
               <w:t>Support</w:t>
             </w:r>
             <w:r>
+              <w:rPr>
+                <w:rFonts w:ascii="Calibri" w:hAnsi="Calibri" w:cs="Calibri"/>
+              </w:rPr>
               <w:t xml:space="preserve"> </w:t>
             </w:r>
           </w:p>
@@ -5972,13 +6707,22 @@
             <w:hideMark/>
           </w:tcPr>
           <w:p>
-            <w:r>
-              <w:rPr>
+            <w:pPr>
+              <w:rPr>
+                <w:rFonts w:ascii="Calibri" w:hAnsi="Calibri" w:cs="Calibri"/>
+              </w:rPr>
+            </w:pPr>
+            <w:r>
+              <w:rPr>
+                <w:rFonts w:ascii="Calibri" w:hAnsi="Calibri" w:cs="Calibri"/>
                 <w:color w:val="000000"/>
               </w:rPr>
               <w:t>BACTERIAL</w:t>
             </w:r>
             <w:r>
+              <w:rPr>
+                <w:rFonts w:ascii="Calibri" w:hAnsi="Calibri" w:cs="Calibri"/>
+              </w:rPr>
               <w:t xml:space="preserve"> </w:t>
             </w:r>
           </w:p>
@@ -5997,13 +6741,22 @@
             <w:hideMark/>
           </w:tcPr>
           <w:p>
-            <w:r>
-              <w:rPr>
+            <w:pPr>
+              <w:rPr>
+                <w:rFonts w:ascii="Calibri" w:hAnsi="Calibri" w:cs="Calibri"/>
+              </w:rPr>
+            </w:pPr>
+            <w:r>
+              <w:rPr>
+                <w:rFonts w:ascii="Calibri" w:hAnsi="Calibri" w:cs="Calibri"/>
                 <w:color w:val="000000"/>
               </w:rPr>
               <w:t>0.74</w:t>
             </w:r>
             <w:r>
+              <w:rPr>
+                <w:rFonts w:ascii="Calibri" w:hAnsi="Calibri" w:cs="Calibri"/>
+              </w:rPr>
               <w:t xml:space="preserve"> </w:t>
             </w:r>
           </w:p>
@@ -6022,13 +6775,22 @@
             <w:hideMark/>
           </w:tcPr>
           <w:p>
-            <w:r>
-              <w:rPr>
+            <w:pPr>
+              <w:rPr>
+                <w:rFonts w:ascii="Calibri" w:hAnsi="Calibri" w:cs="Calibri"/>
+              </w:rPr>
+            </w:pPr>
+            <w:r>
+              <w:rPr>
+                <w:rFonts w:ascii="Calibri" w:hAnsi="Calibri" w:cs="Calibri"/>
                 <w:color w:val="000000"/>
               </w:rPr>
               <w:t>0.78</w:t>
             </w:r>
             <w:r>
+              <w:rPr>
+                <w:rFonts w:ascii="Calibri" w:hAnsi="Calibri" w:cs="Calibri"/>
+              </w:rPr>
               <w:t xml:space="preserve"> </w:t>
             </w:r>
           </w:p>
@@ -6047,13 +6809,22 @@
             <w:hideMark/>
           </w:tcPr>
           <w:p>
-            <w:r>
-              <w:rPr>
+            <w:pPr>
+              <w:rPr>
+                <w:rFonts w:ascii="Calibri" w:hAnsi="Calibri" w:cs="Calibri"/>
+              </w:rPr>
+            </w:pPr>
+            <w:r>
+              <w:rPr>
+                <w:rFonts w:ascii="Calibri" w:hAnsi="Calibri" w:cs="Calibri"/>
                 <w:color w:val="000000"/>
               </w:rPr>
               <w:t>0.76</w:t>
             </w:r>
             <w:r>
+              <w:rPr>
+                <w:rFonts w:ascii="Calibri" w:hAnsi="Calibri" w:cs="Calibri"/>
+              </w:rPr>
               <w:t xml:space="preserve"> </w:t>
             </w:r>
           </w:p>
@@ -6072,13 +6843,22 @@
             <w:hideMark/>
           </w:tcPr>
           <w:p>
-            <w:r>
-              <w:rPr>
+            <w:pPr>
+              <w:rPr>
+                <w:rFonts w:ascii="Calibri" w:hAnsi="Calibri" w:cs="Calibri"/>
+              </w:rPr>
+            </w:pPr>
+            <w:r>
+              <w:rPr>
+                <w:rFonts w:ascii="Calibri" w:hAnsi="Calibri" w:cs="Calibri"/>
                 <w:color w:val="000000"/>
               </w:rPr>
               <w:t>184</w:t>
             </w:r>
             <w:r>
+              <w:rPr>
+                <w:rFonts w:ascii="Calibri" w:hAnsi="Calibri" w:cs="Calibri"/>
+              </w:rPr>
               <w:t xml:space="preserve"> </w:t>
             </w:r>
           </w:p>
@@ -6098,7 +6878,15 @@
             <w:hideMark/>
           </w:tcPr>
           <w:p>
-            <w:r>
+            <w:pPr>
+              <w:rPr>
+                <w:rFonts w:ascii="Calibri" w:hAnsi="Calibri" w:cs="Calibri"/>
+              </w:rPr>
+            </w:pPr>
+            <w:r>
+              <w:rPr>
+                <w:rFonts w:ascii="Calibri" w:hAnsi="Calibri" w:cs="Calibri"/>
+              </w:rPr>
               <w:t>NORMAL</w:t>
             </w:r>
           </w:p>
@@ -6116,7 +6904,15 @@
             <w:hideMark/>
           </w:tcPr>
           <w:p>
-            <w:r>
+            <w:pPr>
+              <w:rPr>
+                <w:rFonts w:ascii="Calibri" w:hAnsi="Calibri" w:cs="Calibri"/>
+              </w:rPr>
+            </w:pPr>
+            <w:r>
+              <w:rPr>
+                <w:rFonts w:ascii="Calibri" w:hAnsi="Calibri" w:cs="Calibri"/>
+              </w:rPr>
               <w:t>0.71</w:t>
             </w:r>
           </w:p>
@@ -6134,7 +6930,15 @@
             <w:hideMark/>
           </w:tcPr>
           <w:p>
-            <w:r>
+            <w:pPr>
+              <w:rPr>
+                <w:rFonts w:ascii="Calibri" w:hAnsi="Calibri" w:cs="Calibri"/>
+              </w:rPr>
+            </w:pPr>
+            <w:r>
+              <w:rPr>
+                <w:rFonts w:ascii="Calibri" w:hAnsi="Calibri" w:cs="Calibri"/>
+              </w:rPr>
               <w:t>0.98</w:t>
             </w:r>
           </w:p>
@@ -6152,7 +6956,15 @@
             <w:hideMark/>
           </w:tcPr>
           <w:p>
-            <w:r>
+            <w:pPr>
+              <w:rPr>
+                <w:rFonts w:ascii="Calibri" w:hAnsi="Calibri" w:cs="Calibri"/>
+              </w:rPr>
+            </w:pPr>
+            <w:r>
+              <w:rPr>
+                <w:rFonts w:ascii="Calibri" w:hAnsi="Calibri" w:cs="Calibri"/>
+              </w:rPr>
               <w:t>0.82</w:t>
             </w:r>
           </w:p>
@@ -6170,7 +6982,15 @@
             <w:hideMark/>
           </w:tcPr>
           <w:p>
-            <w:r>
+            <w:pPr>
+              <w:rPr>
+                <w:rFonts w:ascii="Calibri" w:hAnsi="Calibri" w:cs="Calibri"/>
+              </w:rPr>
+            </w:pPr>
+            <w:r>
+              <w:rPr>
+                <w:rFonts w:ascii="Calibri" w:hAnsi="Calibri" w:cs="Calibri"/>
+              </w:rPr>
               <w:t>122</w:t>
             </w:r>
           </w:p>
@@ -6191,13 +7011,22 @@
             <w:hideMark/>
           </w:tcPr>
           <w:p>
-            <w:r>
-              <w:rPr>
+            <w:pPr>
+              <w:rPr>
+                <w:rFonts w:ascii="Calibri" w:hAnsi="Calibri" w:cs="Calibri"/>
+              </w:rPr>
+            </w:pPr>
+            <w:r>
+              <w:rPr>
+                <w:rFonts w:ascii="Calibri" w:hAnsi="Calibri" w:cs="Calibri"/>
                 <w:color w:val="000000"/>
               </w:rPr>
               <w:t>VIRAL</w:t>
             </w:r>
             <w:r>
+              <w:rPr>
+                <w:rFonts w:ascii="Calibri" w:hAnsi="Calibri" w:cs="Calibri"/>
+              </w:rPr>
               <w:t xml:space="preserve"> </w:t>
             </w:r>
           </w:p>
@@ -6216,13 +7045,22 @@
             <w:hideMark/>
           </w:tcPr>
           <w:p>
-            <w:r>
-              <w:rPr>
+            <w:pPr>
+              <w:rPr>
+                <w:rFonts w:ascii="Calibri" w:hAnsi="Calibri" w:cs="Calibri"/>
+              </w:rPr>
+            </w:pPr>
+            <w:r>
+              <w:rPr>
+                <w:rFonts w:ascii="Calibri" w:hAnsi="Calibri" w:cs="Calibri"/>
                 <w:color w:val="000000"/>
               </w:rPr>
               <w:t>0.8</w:t>
             </w:r>
             <w:r>
+              <w:rPr>
+                <w:rFonts w:ascii="Calibri" w:hAnsi="Calibri" w:cs="Calibri"/>
+              </w:rPr>
               <w:t xml:space="preserve"> </w:t>
             </w:r>
           </w:p>
@@ -6241,13 +7079,22 @@
             <w:hideMark/>
           </w:tcPr>
           <w:p>
-            <w:r>
-              <w:rPr>
+            <w:pPr>
+              <w:rPr>
+                <w:rFonts w:ascii="Calibri" w:hAnsi="Calibri" w:cs="Calibri"/>
+              </w:rPr>
+            </w:pPr>
+            <w:r>
+              <w:rPr>
+                <w:rFonts w:ascii="Calibri" w:hAnsi="Calibri" w:cs="Calibri"/>
                 <w:color w:val="000000"/>
               </w:rPr>
               <w:t>0.46</w:t>
             </w:r>
             <w:r>
+              <w:rPr>
+                <w:rFonts w:ascii="Calibri" w:hAnsi="Calibri" w:cs="Calibri"/>
+              </w:rPr>
               <w:t xml:space="preserve"> </w:t>
             </w:r>
           </w:p>
@@ -6266,13 +7113,22 @@
             <w:hideMark/>
           </w:tcPr>
           <w:p>
-            <w:r>
-              <w:rPr>
+            <w:pPr>
+              <w:rPr>
+                <w:rFonts w:ascii="Calibri" w:hAnsi="Calibri" w:cs="Calibri"/>
+              </w:rPr>
+            </w:pPr>
+            <w:r>
+              <w:rPr>
+                <w:rFonts w:ascii="Calibri" w:hAnsi="Calibri" w:cs="Calibri"/>
                 <w:color w:val="000000"/>
               </w:rPr>
               <w:t>0.58</w:t>
             </w:r>
             <w:r>
+              <w:rPr>
+                <w:rFonts w:ascii="Calibri" w:hAnsi="Calibri" w:cs="Calibri"/>
+              </w:rPr>
               <w:t xml:space="preserve"> </w:t>
             </w:r>
           </w:p>
@@ -6291,13 +7147,22 @@
             <w:hideMark/>
           </w:tcPr>
           <w:p>
-            <w:r>
-              <w:rPr>
+            <w:pPr>
+              <w:rPr>
+                <w:rFonts w:ascii="Calibri" w:hAnsi="Calibri" w:cs="Calibri"/>
+              </w:rPr>
+            </w:pPr>
+            <w:r>
+              <w:rPr>
+                <w:rFonts w:ascii="Calibri" w:hAnsi="Calibri" w:cs="Calibri"/>
                 <w:color w:val="000000"/>
               </w:rPr>
               <w:t>131</w:t>
             </w:r>
             <w:r>
+              <w:rPr>
+                <w:rFonts w:ascii="Calibri" w:hAnsi="Calibri" w:cs="Calibri"/>
+              </w:rPr>
               <w:t xml:space="preserve"> </w:t>
             </w:r>
           </w:p>
@@ -6317,7 +7182,15 @@
             <w:hideMark/>
           </w:tcPr>
           <w:p>
-            <w:r>
+            <w:pPr>
+              <w:rPr>
+                <w:rFonts w:ascii="Calibri" w:hAnsi="Calibri" w:cs="Calibri"/>
+              </w:rPr>
+            </w:pPr>
+            <w:r>
+              <w:rPr>
+                <w:rFonts w:ascii="Calibri" w:hAnsi="Calibri" w:cs="Calibri"/>
+              </w:rPr>
               <w:t>Accuracy</w:t>
             </w:r>
           </w:p>
@@ -6335,7 +7208,15 @@
             <w:hideMark/>
           </w:tcPr>
           <w:p>
-            <w:r>
+            <w:pPr>
+              <w:rPr>
+                <w:rFonts w:ascii="Calibri" w:hAnsi="Calibri" w:cs="Calibri"/>
+              </w:rPr>
+            </w:pPr>
+            <w:r>
+              <w:rPr>
+                <w:rFonts w:ascii="Calibri" w:hAnsi="Calibri" w:cs="Calibri"/>
+              </w:rPr>
               <w:t>0.74 (437)</w:t>
             </w:r>
           </w:p>
@@ -6350,7 +7231,7 @@
             <w:pPr>
               <w:spacing w:after="0"/>
               <w:rPr>
-                <w:rFonts w:ascii="Times New Roman" w:eastAsia="Times New Roman" w:hAnsi="Times New Roman" w:cs="Times New Roman"/>
+                <w:rFonts w:ascii="Calibri" w:eastAsia="Times New Roman" w:hAnsi="Calibri" w:cs="Calibri"/>
                 <w:sz w:val="20"/>
                 <w:szCs w:val="20"/>
               </w:rPr>
@@ -6367,7 +7248,7 @@
             <w:pPr>
               <w:spacing w:after="0"/>
               <w:rPr>
-                <w:rFonts w:ascii="Times New Roman" w:eastAsia="Times New Roman" w:hAnsi="Times New Roman" w:cs="Times New Roman"/>
+                <w:rFonts w:ascii="Calibri" w:eastAsia="Times New Roman" w:hAnsi="Calibri" w:cs="Calibri"/>
                 <w:sz w:val="20"/>
                 <w:szCs w:val="20"/>
               </w:rPr>
@@ -6384,7 +7265,7 @@
             <w:pPr>
               <w:spacing w:after="0"/>
               <w:rPr>
-                <w:rFonts w:ascii="Times New Roman" w:eastAsia="Times New Roman" w:hAnsi="Times New Roman" w:cs="Times New Roman"/>
+                <w:rFonts w:ascii="Calibri" w:eastAsia="Times New Roman" w:hAnsi="Calibri" w:cs="Calibri"/>
                 <w:sz w:val="20"/>
                 <w:szCs w:val="20"/>
               </w:rPr>
@@ -6407,21 +7288,22 @@
             <w:hideMark/>
           </w:tcPr>
           <w:p>
-            <w:r>
-              <w:rPr>
+            <w:pPr>
+              <w:rPr>
+                <w:rFonts w:ascii="Calibri" w:hAnsi="Calibri" w:cs="Calibri"/>
+              </w:rPr>
+            </w:pPr>
+            <w:r>
+              <w:rPr>
+                <w:rFonts w:ascii="Calibri" w:hAnsi="Calibri" w:cs="Calibri"/>
                 <w:color w:val="000000"/>
               </w:rPr>
-              <w:t xml:space="preserve">macro </w:t>
-            </w:r>
-            <w:proofErr w:type="spellStart"/>
-            <w:r>
-              <w:rPr>
-                <w:color w:val="000000"/>
-              </w:rPr>
-              <w:t>avg</w:t>
-            </w:r>
-            <w:proofErr w:type="spellEnd"/>
-            <w:r>
+              <w:t>macro avg</w:t>
+            </w:r>
+            <w:r>
+              <w:rPr>
+                <w:rFonts w:ascii="Calibri" w:hAnsi="Calibri" w:cs="Calibri"/>
+              </w:rPr>
               <w:t xml:space="preserve"> </w:t>
             </w:r>
           </w:p>
@@ -6440,13 +7322,22 @@
             <w:hideMark/>
           </w:tcPr>
           <w:p>
-            <w:r>
-              <w:rPr>
+            <w:pPr>
+              <w:rPr>
+                <w:rFonts w:ascii="Calibri" w:hAnsi="Calibri" w:cs="Calibri"/>
+              </w:rPr>
+            </w:pPr>
+            <w:r>
+              <w:rPr>
+                <w:rFonts w:ascii="Calibri" w:hAnsi="Calibri" w:cs="Calibri"/>
                 <w:color w:val="000000"/>
               </w:rPr>
               <w:t>0.75</w:t>
             </w:r>
             <w:r>
+              <w:rPr>
+                <w:rFonts w:ascii="Calibri" w:hAnsi="Calibri" w:cs="Calibri"/>
+              </w:rPr>
               <w:t xml:space="preserve"> </w:t>
             </w:r>
           </w:p>
@@ -6465,13 +7356,22 @@
             <w:hideMark/>
           </w:tcPr>
           <w:p>
-            <w:r>
-              <w:rPr>
+            <w:pPr>
+              <w:rPr>
+                <w:rFonts w:ascii="Calibri" w:hAnsi="Calibri" w:cs="Calibri"/>
+              </w:rPr>
+            </w:pPr>
+            <w:r>
+              <w:rPr>
+                <w:rFonts w:ascii="Calibri" w:hAnsi="Calibri" w:cs="Calibri"/>
                 <w:color w:val="000000"/>
               </w:rPr>
               <w:t>0.74</w:t>
             </w:r>
             <w:r>
+              <w:rPr>
+                <w:rFonts w:ascii="Calibri" w:hAnsi="Calibri" w:cs="Calibri"/>
+              </w:rPr>
               <w:t xml:space="preserve"> </w:t>
             </w:r>
           </w:p>
@@ -6490,13 +7390,22 @@
             <w:hideMark/>
           </w:tcPr>
           <w:p>
-            <w:r>
-              <w:rPr>
+            <w:pPr>
+              <w:rPr>
+                <w:rFonts w:ascii="Calibri" w:hAnsi="Calibri" w:cs="Calibri"/>
+              </w:rPr>
+            </w:pPr>
+            <w:r>
+              <w:rPr>
+                <w:rFonts w:ascii="Calibri" w:hAnsi="Calibri" w:cs="Calibri"/>
                 <w:color w:val="000000"/>
               </w:rPr>
               <w:t>0.72</w:t>
             </w:r>
             <w:r>
+              <w:rPr>
+                <w:rFonts w:ascii="Calibri" w:hAnsi="Calibri" w:cs="Calibri"/>
+              </w:rPr>
               <w:t xml:space="preserve"> </w:t>
             </w:r>
           </w:p>
@@ -6515,13 +7424,22 @@
             <w:hideMark/>
           </w:tcPr>
           <w:p>
-            <w:r>
-              <w:rPr>
+            <w:pPr>
+              <w:rPr>
+                <w:rFonts w:ascii="Calibri" w:hAnsi="Calibri" w:cs="Calibri"/>
+              </w:rPr>
+            </w:pPr>
+            <w:r>
+              <w:rPr>
+                <w:rFonts w:ascii="Calibri" w:hAnsi="Calibri" w:cs="Calibri"/>
                 <w:color w:val="000000"/>
               </w:rPr>
               <w:t>437</w:t>
             </w:r>
             <w:r>
+              <w:rPr>
+                <w:rFonts w:ascii="Calibri" w:hAnsi="Calibri" w:cs="Calibri"/>
+              </w:rPr>
               <w:t xml:space="preserve"> </w:t>
             </w:r>
           </w:p>
@@ -6541,14 +7459,17 @@
             <w:hideMark/>
           </w:tcPr>
           <w:p>
-            <w:r>
-              <w:t xml:space="preserve">weighted </w:t>
-            </w:r>
-            <w:proofErr w:type="spellStart"/>
-            <w:r>
-              <w:t>avg</w:t>
-            </w:r>
-            <w:proofErr w:type="spellEnd"/>
+            <w:pPr>
+              <w:rPr>
+                <w:rFonts w:ascii="Calibri" w:hAnsi="Calibri" w:cs="Calibri"/>
+              </w:rPr>
+            </w:pPr>
+            <w:r>
+              <w:rPr>
+                <w:rFonts w:ascii="Calibri" w:hAnsi="Calibri" w:cs="Calibri"/>
+              </w:rPr>
+              <w:t>weighted avg</w:t>
+            </w:r>
           </w:p>
         </w:tc>
         <w:tc>
@@ -6564,7 +7485,15 @@
             <w:hideMark/>
           </w:tcPr>
           <w:p>
-            <w:r>
+            <w:pPr>
+              <w:rPr>
+                <w:rFonts w:ascii="Calibri" w:hAnsi="Calibri" w:cs="Calibri"/>
+              </w:rPr>
+            </w:pPr>
+            <w:r>
+              <w:rPr>
+                <w:rFonts w:ascii="Calibri" w:hAnsi="Calibri" w:cs="Calibri"/>
+              </w:rPr>
               <w:t>0.75</w:t>
             </w:r>
           </w:p>
@@ -6582,7 +7511,15 @@
             <w:hideMark/>
           </w:tcPr>
           <w:p>
-            <w:r>
+            <w:pPr>
+              <w:rPr>
+                <w:rFonts w:ascii="Calibri" w:hAnsi="Calibri" w:cs="Calibri"/>
+              </w:rPr>
+            </w:pPr>
+            <w:r>
+              <w:rPr>
+                <w:rFonts w:ascii="Calibri" w:hAnsi="Calibri" w:cs="Calibri"/>
+              </w:rPr>
               <w:t>0.74</w:t>
             </w:r>
           </w:p>
@@ -6600,7 +7537,15 @@
             <w:hideMark/>
           </w:tcPr>
           <w:p>
-            <w:r>
+            <w:pPr>
+              <w:rPr>
+                <w:rFonts w:ascii="Calibri" w:hAnsi="Calibri" w:cs="Calibri"/>
+              </w:rPr>
+            </w:pPr>
+            <w:r>
+              <w:rPr>
+                <w:rFonts w:ascii="Calibri" w:hAnsi="Calibri" w:cs="Calibri"/>
+              </w:rPr>
               <w:t>0.72</w:t>
             </w:r>
           </w:p>
@@ -6618,7 +7563,15 @@
             <w:hideMark/>
           </w:tcPr>
           <w:p>
-            <w:r>
+            <w:pPr>
+              <w:rPr>
+                <w:rFonts w:ascii="Calibri" w:hAnsi="Calibri" w:cs="Calibri"/>
+              </w:rPr>
+            </w:pPr>
+            <w:r>
+              <w:rPr>
+                <w:rFonts w:ascii="Calibri" w:hAnsi="Calibri" w:cs="Calibri"/>
+              </w:rPr>
               <w:t>437</w:t>
             </w:r>
           </w:p>
@@ -6629,14 +7582,14 @@
       <w:pPr>
         <w:spacing w:after="0"/>
         <w:rPr>
-          <w:rFonts w:ascii="Times New Roman" w:eastAsia="Times New Roman" w:hAnsi="Times New Roman" w:cs="Times New Roman"/>
+          <w:rFonts w:ascii="Calibri" w:eastAsia="Times New Roman" w:hAnsi="Calibri" w:cs="Calibri"/>
           <w:sz w:val="24"/>
           <w:szCs w:val="24"/>
         </w:rPr>
       </w:pPr>
       <w:r>
         <w:rPr>
-          <w:rFonts w:ascii="Times New Roman" w:eastAsia="Times New Roman" w:hAnsi="Times New Roman" w:cs="Times New Roman"/>
+          <w:rFonts w:ascii="Calibri" w:eastAsia="Times New Roman" w:hAnsi="Calibri" w:cs="Calibri"/>
           <w:sz w:val="24"/>
           <w:szCs w:val="24"/>
         </w:rPr>
@@ -6644,7 +7597,7 @@
       </w:r>
       <w:r>
         <w:rPr>
-          <w:rFonts w:ascii="Times New Roman" w:eastAsia="Times New Roman" w:hAnsi="Times New Roman" w:cs="Times New Roman"/>
+          <w:rFonts w:ascii="Calibri" w:eastAsia="Times New Roman" w:hAnsi="Calibri" w:cs="Calibri"/>
           <w:sz w:val="24"/>
           <w:szCs w:val="24"/>
         </w:rPr>
@@ -6655,20 +7608,28 @@
       <w:pPr>
         <w:pStyle w:val="Heading2"/>
         <w:rPr>
-          <w:rFonts w:ascii="Arial" w:eastAsia="Times New Roman" w:hAnsi="Arial" w:cs="Arial"/>
+          <w:rFonts w:ascii="Calibri" w:eastAsia="Times New Roman" w:hAnsi="Calibri" w:cs="Calibri"/>
         </w:rPr>
       </w:pPr>
       <w:bookmarkStart w:id="22" w:name="_Toc227675064"/>
       <w:r>
         <w:rPr>
-          <w:rFonts w:eastAsia="Times New Roman"/>
+          <w:rFonts w:ascii="Calibri" w:eastAsia="Times New Roman" w:hAnsi="Calibri" w:cs="Calibri"/>
         </w:rPr>
         <w:t>Conclusion</w:t>
       </w:r>
       <w:bookmarkEnd w:id="22"/>
     </w:p>
     <w:p>
+      <w:pPr>
+        <w:rPr>
+          <w:rFonts w:ascii="Calibri" w:hAnsi="Calibri" w:cs="Calibri"/>
+        </w:rPr>
+      </w:pPr>
       <w:r>
+        <w:rPr>
+          <w:rFonts w:ascii="Calibri" w:hAnsi="Calibri" w:cs="Calibri"/>
+        </w:rPr>
         <w:t>In summary, transfer learning produced more stable and reliable model performance compared to traditional CNN-based approaches. Although challenges persist due to class imbalance and the visual similarity between bacterial and viral pneumonia, the use of pre-trained models marked a significant advancement in addressing these issues. The improvements in model stability and generalisation highlight the effectiveness of transfer learning for medical image classification tasks.</w:t>
       </w:r>
     </w:p>

--- a/B00153639 Josh Treacy - Computer Vision Assignment 2 - Report.docx
+++ b/B00153639 Josh Treacy - Computer Vision Assignment 2 - Report.docx
@@ -560,7 +560,6 @@
               <w:tab w:val="right" w:leader="dot" w:pos="9016"/>
             </w:tabs>
             <w:rPr>
-              <w:rFonts w:ascii="Calibri" w:hAnsi="Calibri" w:cs="Calibri"/>
               <w:noProof/>
               <w:kern w:val="2"/>
               <w:sz w:val="24"/>
@@ -587,7 +586,7 @@
             </w:rPr>
             <w:fldChar w:fldCharType="separate"/>
           </w:r>
-          <w:hyperlink w:anchor="_Toc227675042" w:history="1">
+          <w:hyperlink w:anchor="_Toc227675341" w:history="1">
             <w:r>
               <w:rPr>
                 <w:rStyle w:val="Hyperlink"/>
@@ -601,7 +600,6 @@
             </w:r>
             <w:r>
               <w:rPr>
-                <w:rFonts w:ascii="Calibri" w:hAnsi="Calibri" w:cs="Calibri"/>
                 <w:noProof/>
                 <w:webHidden/>
               </w:rPr>
@@ -609,7 +607,6 @@
             </w:r>
             <w:r>
               <w:rPr>
-                <w:rFonts w:ascii="Calibri" w:hAnsi="Calibri" w:cs="Calibri"/>
                 <w:noProof/>
                 <w:webHidden/>
               </w:rPr>
@@ -617,22 +614,19 @@
             </w:r>
             <w:r>
               <w:rPr>
-                <w:rFonts w:ascii="Calibri" w:hAnsi="Calibri" w:cs="Calibri"/>
                 <w:noProof/>
                 <w:webHidden/>
               </w:rPr>
-              <w:instrText xml:space="preserve"> PAGEREF _Toc227675042 \h </w:instrText>
-            </w:r>
-            <w:r>
-              <w:rPr>
-                <w:rFonts w:ascii="Calibri" w:hAnsi="Calibri" w:cs="Calibri"/>
+              <w:instrText xml:space="preserve"> PAGEREF _Toc227675341 \h </w:instrText>
+            </w:r>
+            <w:r>
+              <w:rPr>
                 <w:noProof/>
                 <w:webHidden/>
               </w:rPr>
             </w:r>
             <w:r>
               <w:rPr>
-                <w:rFonts w:ascii="Calibri" w:hAnsi="Calibri" w:cs="Calibri"/>
                 <w:noProof/>
                 <w:webHidden/>
               </w:rPr>
@@ -640,7 +634,6 @@
             </w:r>
             <w:r>
               <w:rPr>
-                <w:rFonts w:ascii="Calibri" w:hAnsi="Calibri" w:cs="Calibri"/>
                 <w:noProof/>
                 <w:webHidden/>
               </w:rPr>
@@ -648,7 +641,6 @@
             </w:r>
             <w:r>
               <w:rPr>
-                <w:rFonts w:ascii="Calibri" w:hAnsi="Calibri" w:cs="Calibri"/>
                 <w:noProof/>
                 <w:webHidden/>
               </w:rPr>
@@ -663,7 +655,6 @@
               <w:tab w:val="right" w:leader="dot" w:pos="9016"/>
             </w:tabs>
             <w:rPr>
-              <w:rFonts w:ascii="Calibri" w:hAnsi="Calibri" w:cs="Calibri"/>
               <w:noProof/>
               <w:kern w:val="2"/>
               <w:sz w:val="24"/>
@@ -672,7 +663,7 @@
               <w14:ligatures w14:val="standardContextual"/>
             </w:rPr>
           </w:pPr>
-          <w:hyperlink w:anchor="_Toc227675043" w:history="1">
+          <w:hyperlink w:anchor="_Toc227675342" w:history="1">
             <w:r>
               <w:rPr>
                 <w:rStyle w:val="Hyperlink"/>
@@ -684,7 +675,6 @@
             </w:r>
             <w:r>
               <w:rPr>
-                <w:rFonts w:ascii="Calibri" w:hAnsi="Calibri" w:cs="Calibri"/>
                 <w:noProof/>
                 <w:webHidden/>
               </w:rPr>
@@ -692,7 +682,6 @@
             </w:r>
             <w:r>
               <w:rPr>
-                <w:rFonts w:ascii="Calibri" w:hAnsi="Calibri" w:cs="Calibri"/>
                 <w:noProof/>
                 <w:webHidden/>
               </w:rPr>
@@ -700,22 +689,19 @@
             </w:r>
             <w:r>
               <w:rPr>
-                <w:rFonts w:ascii="Calibri" w:hAnsi="Calibri" w:cs="Calibri"/>
                 <w:noProof/>
                 <w:webHidden/>
               </w:rPr>
-              <w:instrText xml:space="preserve"> PAGEREF _Toc227675043 \h </w:instrText>
-            </w:r>
-            <w:r>
-              <w:rPr>
-                <w:rFonts w:ascii="Calibri" w:hAnsi="Calibri" w:cs="Calibri"/>
+              <w:instrText xml:space="preserve"> PAGEREF _Toc227675342 \h </w:instrText>
+            </w:r>
+            <w:r>
+              <w:rPr>
                 <w:noProof/>
                 <w:webHidden/>
               </w:rPr>
             </w:r>
             <w:r>
               <w:rPr>
-                <w:rFonts w:ascii="Calibri" w:hAnsi="Calibri" w:cs="Calibri"/>
                 <w:noProof/>
                 <w:webHidden/>
               </w:rPr>
@@ -723,7 +709,6 @@
             </w:r>
             <w:r>
               <w:rPr>
-                <w:rFonts w:ascii="Calibri" w:hAnsi="Calibri" w:cs="Calibri"/>
                 <w:noProof/>
                 <w:webHidden/>
               </w:rPr>
@@ -731,7 +716,6 @@
             </w:r>
             <w:r>
               <w:rPr>
-                <w:rFonts w:ascii="Calibri" w:hAnsi="Calibri" w:cs="Calibri"/>
                 <w:noProof/>
                 <w:webHidden/>
               </w:rPr>
@@ -746,7 +730,6 @@
               <w:tab w:val="right" w:leader="dot" w:pos="9016"/>
             </w:tabs>
             <w:rPr>
-              <w:rFonts w:ascii="Calibri" w:hAnsi="Calibri" w:cs="Calibri"/>
               <w:noProof/>
               <w:kern w:val="2"/>
               <w:sz w:val="24"/>
@@ -755,7 +738,7 @@
               <w14:ligatures w14:val="standardContextual"/>
             </w:rPr>
           </w:pPr>
-          <w:hyperlink w:anchor="_Toc227675044" w:history="1">
+          <w:hyperlink w:anchor="_Toc227675343" w:history="1">
             <w:r>
               <w:rPr>
                 <w:rStyle w:val="Hyperlink"/>
@@ -767,7 +750,6 @@
             </w:r>
             <w:r>
               <w:rPr>
-                <w:rFonts w:ascii="Calibri" w:hAnsi="Calibri" w:cs="Calibri"/>
                 <w:noProof/>
                 <w:webHidden/>
               </w:rPr>
@@ -775,7 +757,6 @@
             </w:r>
             <w:r>
               <w:rPr>
-                <w:rFonts w:ascii="Calibri" w:hAnsi="Calibri" w:cs="Calibri"/>
                 <w:noProof/>
                 <w:webHidden/>
               </w:rPr>
@@ -783,22 +764,19 @@
             </w:r>
             <w:r>
               <w:rPr>
-                <w:rFonts w:ascii="Calibri" w:hAnsi="Calibri" w:cs="Calibri"/>
                 <w:noProof/>
                 <w:webHidden/>
               </w:rPr>
-              <w:instrText xml:space="preserve"> PAGEREF _Toc227675044 \h </w:instrText>
-            </w:r>
-            <w:r>
-              <w:rPr>
-                <w:rFonts w:ascii="Calibri" w:hAnsi="Calibri" w:cs="Calibri"/>
+              <w:instrText xml:space="preserve"> PAGEREF _Toc227675343 \h </w:instrText>
+            </w:r>
+            <w:r>
+              <w:rPr>
                 <w:noProof/>
                 <w:webHidden/>
               </w:rPr>
             </w:r>
             <w:r>
               <w:rPr>
-                <w:rFonts w:ascii="Calibri" w:hAnsi="Calibri" w:cs="Calibri"/>
                 <w:noProof/>
                 <w:webHidden/>
               </w:rPr>
@@ -806,7 +784,6 @@
             </w:r>
             <w:r>
               <w:rPr>
-                <w:rFonts w:ascii="Calibri" w:hAnsi="Calibri" w:cs="Calibri"/>
                 <w:noProof/>
                 <w:webHidden/>
               </w:rPr>
@@ -814,7 +791,6 @@
             </w:r>
             <w:r>
               <w:rPr>
-                <w:rFonts w:ascii="Calibri" w:hAnsi="Calibri" w:cs="Calibri"/>
                 <w:noProof/>
                 <w:webHidden/>
               </w:rPr>
@@ -829,7 +805,6 @@
               <w:tab w:val="right" w:leader="dot" w:pos="9016"/>
             </w:tabs>
             <w:rPr>
-              <w:rFonts w:ascii="Calibri" w:hAnsi="Calibri" w:cs="Calibri"/>
               <w:noProof/>
               <w:kern w:val="2"/>
               <w:sz w:val="24"/>
@@ -838,7 +813,7 @@
               <w14:ligatures w14:val="standardContextual"/>
             </w:rPr>
           </w:pPr>
-          <w:hyperlink w:anchor="_Toc227675045" w:history="1">
+          <w:hyperlink w:anchor="_Toc227675344" w:history="1">
             <w:r>
               <w:rPr>
                 <w:rStyle w:val="Hyperlink"/>
@@ -849,7 +824,6 @@
             </w:r>
             <w:r>
               <w:rPr>
-                <w:rFonts w:ascii="Calibri" w:hAnsi="Calibri" w:cs="Calibri"/>
                 <w:noProof/>
                 <w:webHidden/>
               </w:rPr>
@@ -857,7 +831,6 @@
             </w:r>
             <w:r>
               <w:rPr>
-                <w:rFonts w:ascii="Calibri" w:hAnsi="Calibri" w:cs="Calibri"/>
                 <w:noProof/>
                 <w:webHidden/>
               </w:rPr>
@@ -865,22 +838,19 @@
             </w:r>
             <w:r>
               <w:rPr>
-                <w:rFonts w:ascii="Calibri" w:hAnsi="Calibri" w:cs="Calibri"/>
                 <w:noProof/>
                 <w:webHidden/>
               </w:rPr>
-              <w:instrText xml:space="preserve"> PAGEREF _Toc227675045 \h </w:instrText>
-            </w:r>
-            <w:r>
-              <w:rPr>
-                <w:rFonts w:ascii="Calibri" w:hAnsi="Calibri" w:cs="Calibri"/>
+              <w:instrText xml:space="preserve"> PAGEREF _Toc227675344 \h </w:instrText>
+            </w:r>
+            <w:r>
+              <w:rPr>
                 <w:noProof/>
                 <w:webHidden/>
               </w:rPr>
             </w:r>
             <w:r>
               <w:rPr>
-                <w:rFonts w:ascii="Calibri" w:hAnsi="Calibri" w:cs="Calibri"/>
                 <w:noProof/>
                 <w:webHidden/>
               </w:rPr>
@@ -888,7 +858,6 @@
             </w:r>
             <w:r>
               <w:rPr>
-                <w:rFonts w:ascii="Calibri" w:hAnsi="Calibri" w:cs="Calibri"/>
                 <w:noProof/>
                 <w:webHidden/>
               </w:rPr>
@@ -896,7 +865,6 @@
             </w:r>
             <w:r>
               <w:rPr>
-                <w:rFonts w:ascii="Calibri" w:hAnsi="Calibri" w:cs="Calibri"/>
                 <w:noProof/>
                 <w:webHidden/>
               </w:rPr>
@@ -911,7 +879,6 @@
               <w:tab w:val="right" w:leader="dot" w:pos="9016"/>
             </w:tabs>
             <w:rPr>
-              <w:rFonts w:ascii="Calibri" w:hAnsi="Calibri" w:cs="Calibri"/>
               <w:noProof/>
               <w:kern w:val="2"/>
               <w:sz w:val="24"/>
@@ -920,7 +887,7 @@
               <w14:ligatures w14:val="standardContextual"/>
             </w:rPr>
           </w:pPr>
-          <w:hyperlink w:anchor="_Toc227675046" w:history="1">
+          <w:hyperlink w:anchor="_Toc227675345" w:history="1">
             <w:r>
               <w:rPr>
                 <w:rStyle w:val="Hyperlink"/>
@@ -934,7 +901,6 @@
             </w:r>
             <w:r>
               <w:rPr>
-                <w:rFonts w:ascii="Calibri" w:hAnsi="Calibri" w:cs="Calibri"/>
                 <w:noProof/>
                 <w:webHidden/>
               </w:rPr>
@@ -942,7 +908,6 @@
             </w:r>
             <w:r>
               <w:rPr>
-                <w:rFonts w:ascii="Calibri" w:hAnsi="Calibri" w:cs="Calibri"/>
                 <w:noProof/>
                 <w:webHidden/>
               </w:rPr>
@@ -950,22 +915,19 @@
             </w:r>
             <w:r>
               <w:rPr>
-                <w:rFonts w:ascii="Calibri" w:hAnsi="Calibri" w:cs="Calibri"/>
                 <w:noProof/>
                 <w:webHidden/>
               </w:rPr>
-              <w:instrText xml:space="preserve"> PAGEREF _Toc227675046 \h </w:instrText>
-            </w:r>
-            <w:r>
-              <w:rPr>
-                <w:rFonts w:ascii="Calibri" w:hAnsi="Calibri" w:cs="Calibri"/>
+              <w:instrText xml:space="preserve"> PAGEREF _Toc227675345 \h </w:instrText>
+            </w:r>
+            <w:r>
+              <w:rPr>
                 <w:noProof/>
                 <w:webHidden/>
               </w:rPr>
             </w:r>
             <w:r>
               <w:rPr>
-                <w:rFonts w:ascii="Calibri" w:hAnsi="Calibri" w:cs="Calibri"/>
                 <w:noProof/>
                 <w:webHidden/>
               </w:rPr>
@@ -973,7 +935,6 @@
             </w:r>
             <w:r>
               <w:rPr>
-                <w:rFonts w:ascii="Calibri" w:hAnsi="Calibri" w:cs="Calibri"/>
                 <w:noProof/>
                 <w:webHidden/>
               </w:rPr>
@@ -981,7 +942,6 @@
             </w:r>
             <w:r>
               <w:rPr>
-                <w:rFonts w:ascii="Calibri" w:hAnsi="Calibri" w:cs="Calibri"/>
                 <w:noProof/>
                 <w:webHidden/>
               </w:rPr>
@@ -996,7 +956,6 @@
               <w:tab w:val="right" w:leader="dot" w:pos="9016"/>
             </w:tabs>
             <w:rPr>
-              <w:rFonts w:ascii="Calibri" w:hAnsi="Calibri" w:cs="Calibri"/>
               <w:noProof/>
               <w:kern w:val="2"/>
               <w:sz w:val="24"/>
@@ -1005,7 +964,7 @@
               <w14:ligatures w14:val="standardContextual"/>
             </w:rPr>
           </w:pPr>
-          <w:hyperlink w:anchor="_Toc227675047" w:history="1">
+          <w:hyperlink w:anchor="_Toc227675346" w:history="1">
             <w:r>
               <w:rPr>
                 <w:rStyle w:val="Hyperlink"/>
@@ -1017,7 +976,6 @@
             </w:r>
             <w:r>
               <w:rPr>
-                <w:rFonts w:ascii="Calibri" w:hAnsi="Calibri" w:cs="Calibri"/>
                 <w:noProof/>
                 <w:webHidden/>
               </w:rPr>
@@ -1025,7 +983,6 @@
             </w:r>
             <w:r>
               <w:rPr>
-                <w:rFonts w:ascii="Calibri" w:hAnsi="Calibri" w:cs="Calibri"/>
                 <w:noProof/>
                 <w:webHidden/>
               </w:rPr>
@@ -1033,22 +990,19 @@
             </w:r>
             <w:r>
               <w:rPr>
-                <w:rFonts w:ascii="Calibri" w:hAnsi="Calibri" w:cs="Calibri"/>
                 <w:noProof/>
                 <w:webHidden/>
               </w:rPr>
-              <w:instrText xml:space="preserve"> PAGEREF _Toc227675047 \h </w:instrText>
-            </w:r>
-            <w:r>
-              <w:rPr>
-                <w:rFonts w:ascii="Calibri" w:hAnsi="Calibri" w:cs="Calibri"/>
+              <w:instrText xml:space="preserve"> PAGEREF _Toc227675346 \h </w:instrText>
+            </w:r>
+            <w:r>
+              <w:rPr>
                 <w:noProof/>
                 <w:webHidden/>
               </w:rPr>
             </w:r>
             <w:r>
               <w:rPr>
-                <w:rFonts w:ascii="Calibri" w:hAnsi="Calibri" w:cs="Calibri"/>
                 <w:noProof/>
                 <w:webHidden/>
               </w:rPr>
@@ -1056,7 +1010,6 @@
             </w:r>
             <w:r>
               <w:rPr>
-                <w:rFonts w:ascii="Calibri" w:hAnsi="Calibri" w:cs="Calibri"/>
                 <w:noProof/>
                 <w:webHidden/>
               </w:rPr>
@@ -1064,7 +1017,6 @@
             </w:r>
             <w:r>
               <w:rPr>
-                <w:rFonts w:ascii="Calibri" w:hAnsi="Calibri" w:cs="Calibri"/>
                 <w:noProof/>
                 <w:webHidden/>
               </w:rPr>
@@ -1079,7 +1031,6 @@
               <w:tab w:val="right" w:leader="dot" w:pos="9016"/>
             </w:tabs>
             <w:rPr>
-              <w:rFonts w:ascii="Calibri" w:hAnsi="Calibri" w:cs="Calibri"/>
               <w:noProof/>
               <w:kern w:val="2"/>
               <w:sz w:val="24"/>
@@ -1088,7 +1039,7 @@
               <w14:ligatures w14:val="standardContextual"/>
             </w:rPr>
           </w:pPr>
-          <w:hyperlink w:anchor="_Toc227675048" w:history="1">
+          <w:hyperlink w:anchor="_Toc227675347" w:history="1">
             <w:r>
               <w:rPr>
                 <w:rStyle w:val="Hyperlink"/>
@@ -1100,7 +1051,6 @@
             </w:r>
             <w:r>
               <w:rPr>
-                <w:rFonts w:ascii="Calibri" w:hAnsi="Calibri" w:cs="Calibri"/>
                 <w:noProof/>
                 <w:webHidden/>
               </w:rPr>
@@ -1108,7 +1058,6 @@
             </w:r>
             <w:r>
               <w:rPr>
-                <w:rFonts w:ascii="Calibri" w:hAnsi="Calibri" w:cs="Calibri"/>
                 <w:noProof/>
                 <w:webHidden/>
               </w:rPr>
@@ -1116,22 +1065,19 @@
             </w:r>
             <w:r>
               <w:rPr>
-                <w:rFonts w:ascii="Calibri" w:hAnsi="Calibri" w:cs="Calibri"/>
                 <w:noProof/>
                 <w:webHidden/>
               </w:rPr>
-              <w:instrText xml:space="preserve"> PAGEREF _Toc227675048 \h </w:instrText>
-            </w:r>
-            <w:r>
-              <w:rPr>
-                <w:rFonts w:ascii="Calibri" w:hAnsi="Calibri" w:cs="Calibri"/>
+              <w:instrText xml:space="preserve"> PAGEREF _Toc227675347 \h </w:instrText>
+            </w:r>
+            <w:r>
+              <w:rPr>
                 <w:noProof/>
                 <w:webHidden/>
               </w:rPr>
             </w:r>
             <w:r>
               <w:rPr>
-                <w:rFonts w:ascii="Calibri" w:hAnsi="Calibri" w:cs="Calibri"/>
                 <w:noProof/>
                 <w:webHidden/>
               </w:rPr>
@@ -1139,7 +1085,6 @@
             </w:r>
             <w:r>
               <w:rPr>
-                <w:rFonts w:ascii="Calibri" w:hAnsi="Calibri" w:cs="Calibri"/>
                 <w:noProof/>
                 <w:webHidden/>
               </w:rPr>
@@ -1147,7 +1092,6 @@
             </w:r>
             <w:r>
               <w:rPr>
-                <w:rFonts w:ascii="Calibri" w:hAnsi="Calibri" w:cs="Calibri"/>
                 <w:noProof/>
                 <w:webHidden/>
               </w:rPr>
@@ -1162,7 +1106,6 @@
               <w:tab w:val="right" w:leader="dot" w:pos="9016"/>
             </w:tabs>
             <w:rPr>
-              <w:rFonts w:ascii="Calibri" w:hAnsi="Calibri" w:cs="Calibri"/>
               <w:noProof/>
               <w:kern w:val="2"/>
               <w:sz w:val="24"/>
@@ -1171,7 +1114,7 @@
               <w14:ligatures w14:val="standardContextual"/>
             </w:rPr>
           </w:pPr>
-          <w:hyperlink w:anchor="_Toc227675049" w:history="1">
+          <w:hyperlink w:anchor="_Toc227675348" w:history="1">
             <w:r>
               <w:rPr>
                 <w:rStyle w:val="Hyperlink"/>
@@ -1183,7 +1126,6 @@
             </w:r>
             <w:r>
               <w:rPr>
-                <w:rFonts w:ascii="Calibri" w:hAnsi="Calibri" w:cs="Calibri"/>
                 <w:noProof/>
                 <w:webHidden/>
               </w:rPr>
@@ -1191,7 +1133,6 @@
             </w:r>
             <w:r>
               <w:rPr>
-                <w:rFonts w:ascii="Calibri" w:hAnsi="Calibri" w:cs="Calibri"/>
                 <w:noProof/>
                 <w:webHidden/>
               </w:rPr>
@@ -1199,22 +1140,19 @@
             </w:r>
             <w:r>
               <w:rPr>
-                <w:rFonts w:ascii="Calibri" w:hAnsi="Calibri" w:cs="Calibri"/>
                 <w:noProof/>
                 <w:webHidden/>
               </w:rPr>
-              <w:instrText xml:space="preserve"> PAGEREF _Toc227675049 \h </w:instrText>
-            </w:r>
-            <w:r>
-              <w:rPr>
-                <w:rFonts w:ascii="Calibri" w:hAnsi="Calibri" w:cs="Calibri"/>
+              <w:instrText xml:space="preserve"> PAGEREF _Toc227675348 \h </w:instrText>
+            </w:r>
+            <w:r>
+              <w:rPr>
                 <w:noProof/>
                 <w:webHidden/>
               </w:rPr>
             </w:r>
             <w:r>
               <w:rPr>
-                <w:rFonts w:ascii="Calibri" w:hAnsi="Calibri" w:cs="Calibri"/>
                 <w:noProof/>
                 <w:webHidden/>
               </w:rPr>
@@ -1222,7 +1160,6 @@
             </w:r>
             <w:r>
               <w:rPr>
-                <w:rFonts w:ascii="Calibri" w:hAnsi="Calibri" w:cs="Calibri"/>
                 <w:noProof/>
                 <w:webHidden/>
               </w:rPr>
@@ -1230,7 +1167,6 @@
             </w:r>
             <w:r>
               <w:rPr>
-                <w:rFonts w:ascii="Calibri" w:hAnsi="Calibri" w:cs="Calibri"/>
                 <w:noProof/>
                 <w:webHidden/>
               </w:rPr>
@@ -1245,7 +1181,6 @@
               <w:tab w:val="right" w:leader="dot" w:pos="9016"/>
             </w:tabs>
             <w:rPr>
-              <w:rFonts w:ascii="Calibri" w:hAnsi="Calibri" w:cs="Calibri"/>
               <w:noProof/>
               <w:kern w:val="2"/>
               <w:sz w:val="24"/>
@@ -1254,7 +1189,7 @@
               <w14:ligatures w14:val="standardContextual"/>
             </w:rPr>
           </w:pPr>
-          <w:hyperlink w:anchor="_Toc227675050" w:history="1">
+          <w:hyperlink w:anchor="_Toc227675349" w:history="1">
             <w:r>
               <w:rPr>
                 <w:rStyle w:val="Hyperlink"/>
@@ -1266,7 +1201,6 @@
             </w:r>
             <w:r>
               <w:rPr>
-                <w:rFonts w:ascii="Calibri" w:hAnsi="Calibri" w:cs="Calibri"/>
                 <w:noProof/>
                 <w:webHidden/>
               </w:rPr>
@@ -1274,7 +1208,6 @@
             </w:r>
             <w:r>
               <w:rPr>
-                <w:rFonts w:ascii="Calibri" w:hAnsi="Calibri" w:cs="Calibri"/>
                 <w:noProof/>
                 <w:webHidden/>
               </w:rPr>
@@ -1282,22 +1215,19 @@
             </w:r>
             <w:r>
               <w:rPr>
-                <w:rFonts w:ascii="Calibri" w:hAnsi="Calibri" w:cs="Calibri"/>
                 <w:noProof/>
                 <w:webHidden/>
               </w:rPr>
-              <w:instrText xml:space="preserve"> PAGEREF _Toc227675050 \h </w:instrText>
-            </w:r>
-            <w:r>
-              <w:rPr>
-                <w:rFonts w:ascii="Calibri" w:hAnsi="Calibri" w:cs="Calibri"/>
+              <w:instrText xml:space="preserve"> PAGEREF _Toc227675349 \h </w:instrText>
+            </w:r>
+            <w:r>
+              <w:rPr>
                 <w:noProof/>
                 <w:webHidden/>
               </w:rPr>
             </w:r>
             <w:r>
               <w:rPr>
-                <w:rFonts w:ascii="Calibri" w:hAnsi="Calibri" w:cs="Calibri"/>
                 <w:noProof/>
                 <w:webHidden/>
               </w:rPr>
@@ -1305,7 +1235,6 @@
             </w:r>
             <w:r>
               <w:rPr>
-                <w:rFonts w:ascii="Calibri" w:hAnsi="Calibri" w:cs="Calibri"/>
                 <w:noProof/>
                 <w:webHidden/>
               </w:rPr>
@@ -1313,7 +1242,6 @@
             </w:r>
             <w:r>
               <w:rPr>
-                <w:rFonts w:ascii="Calibri" w:hAnsi="Calibri" w:cs="Calibri"/>
                 <w:noProof/>
                 <w:webHidden/>
               </w:rPr>
@@ -1328,7 +1256,6 @@
               <w:tab w:val="right" w:leader="dot" w:pos="9016"/>
             </w:tabs>
             <w:rPr>
-              <w:rFonts w:ascii="Calibri" w:hAnsi="Calibri" w:cs="Calibri"/>
               <w:noProof/>
               <w:kern w:val="2"/>
               <w:sz w:val="24"/>
@@ -1337,7 +1264,7 @@
               <w14:ligatures w14:val="standardContextual"/>
             </w:rPr>
           </w:pPr>
-          <w:hyperlink w:anchor="_Toc227675051" w:history="1">
+          <w:hyperlink w:anchor="_Toc227675350" w:history="1">
             <w:r>
               <w:rPr>
                 <w:rStyle w:val="Hyperlink"/>
@@ -1350,7 +1277,6 @@
             </w:r>
             <w:r>
               <w:rPr>
-                <w:rFonts w:ascii="Calibri" w:hAnsi="Calibri" w:cs="Calibri"/>
                 <w:noProof/>
                 <w:webHidden/>
               </w:rPr>
@@ -1358,7 +1284,6 @@
             </w:r>
             <w:r>
               <w:rPr>
-                <w:rFonts w:ascii="Calibri" w:hAnsi="Calibri" w:cs="Calibri"/>
                 <w:noProof/>
                 <w:webHidden/>
               </w:rPr>
@@ -1366,22 +1291,19 @@
             </w:r>
             <w:r>
               <w:rPr>
-                <w:rFonts w:ascii="Calibri" w:hAnsi="Calibri" w:cs="Calibri"/>
                 <w:noProof/>
                 <w:webHidden/>
               </w:rPr>
-              <w:instrText xml:space="preserve"> PAGEREF _Toc227675051 \h </w:instrText>
-            </w:r>
-            <w:r>
-              <w:rPr>
-                <w:rFonts w:ascii="Calibri" w:hAnsi="Calibri" w:cs="Calibri"/>
+              <w:instrText xml:space="preserve"> PAGEREF _Toc227675350 \h </w:instrText>
+            </w:r>
+            <w:r>
+              <w:rPr>
                 <w:noProof/>
                 <w:webHidden/>
               </w:rPr>
             </w:r>
             <w:r>
               <w:rPr>
-                <w:rFonts w:ascii="Calibri" w:hAnsi="Calibri" w:cs="Calibri"/>
                 <w:noProof/>
                 <w:webHidden/>
               </w:rPr>
@@ -1389,7 +1311,6 @@
             </w:r>
             <w:r>
               <w:rPr>
-                <w:rFonts w:ascii="Calibri" w:hAnsi="Calibri" w:cs="Calibri"/>
                 <w:noProof/>
                 <w:webHidden/>
               </w:rPr>
@@ -1397,7 +1318,6 @@
             </w:r>
             <w:r>
               <w:rPr>
-                <w:rFonts w:ascii="Calibri" w:hAnsi="Calibri" w:cs="Calibri"/>
                 <w:noProof/>
                 <w:webHidden/>
               </w:rPr>
@@ -1412,7 +1332,6 @@
               <w:tab w:val="right" w:leader="dot" w:pos="9016"/>
             </w:tabs>
             <w:rPr>
-              <w:rFonts w:ascii="Calibri" w:hAnsi="Calibri" w:cs="Calibri"/>
               <w:noProof/>
               <w:kern w:val="2"/>
               <w:sz w:val="24"/>
@@ -1421,7 +1340,7 @@
               <w14:ligatures w14:val="standardContextual"/>
             </w:rPr>
           </w:pPr>
-          <w:hyperlink w:anchor="_Toc227675052" w:history="1">
+          <w:hyperlink w:anchor="_Toc227675351" w:history="1">
             <w:r>
               <w:rPr>
                 <w:rStyle w:val="Hyperlink"/>
@@ -1432,7 +1351,6 @@
             </w:r>
             <w:r>
               <w:rPr>
-                <w:rFonts w:ascii="Calibri" w:hAnsi="Calibri" w:cs="Calibri"/>
                 <w:noProof/>
                 <w:webHidden/>
               </w:rPr>
@@ -1440,7 +1358,6 @@
             </w:r>
             <w:r>
               <w:rPr>
-                <w:rFonts w:ascii="Calibri" w:hAnsi="Calibri" w:cs="Calibri"/>
                 <w:noProof/>
                 <w:webHidden/>
               </w:rPr>
@@ -1448,22 +1365,19 @@
             </w:r>
             <w:r>
               <w:rPr>
-                <w:rFonts w:ascii="Calibri" w:hAnsi="Calibri" w:cs="Calibri"/>
                 <w:noProof/>
                 <w:webHidden/>
               </w:rPr>
-              <w:instrText xml:space="preserve"> PAGEREF _Toc227675052 \h </w:instrText>
-            </w:r>
-            <w:r>
-              <w:rPr>
-                <w:rFonts w:ascii="Calibri" w:hAnsi="Calibri" w:cs="Calibri"/>
+              <w:instrText xml:space="preserve"> PAGEREF _Toc227675351 \h </w:instrText>
+            </w:r>
+            <w:r>
+              <w:rPr>
                 <w:noProof/>
                 <w:webHidden/>
               </w:rPr>
             </w:r>
             <w:r>
               <w:rPr>
-                <w:rFonts w:ascii="Calibri" w:hAnsi="Calibri" w:cs="Calibri"/>
                 <w:noProof/>
                 <w:webHidden/>
               </w:rPr>
@@ -1471,7 +1385,6 @@
             </w:r>
             <w:r>
               <w:rPr>
-                <w:rFonts w:ascii="Calibri" w:hAnsi="Calibri" w:cs="Calibri"/>
                 <w:noProof/>
                 <w:webHidden/>
               </w:rPr>
@@ -1479,7 +1392,6 @@
             </w:r>
             <w:r>
               <w:rPr>
-                <w:rFonts w:ascii="Calibri" w:hAnsi="Calibri" w:cs="Calibri"/>
                 <w:noProof/>
                 <w:webHidden/>
               </w:rPr>
@@ -1494,7 +1406,6 @@
               <w:tab w:val="right" w:leader="dot" w:pos="9016"/>
             </w:tabs>
             <w:rPr>
-              <w:rFonts w:ascii="Calibri" w:hAnsi="Calibri" w:cs="Calibri"/>
               <w:noProof/>
               <w:kern w:val="2"/>
               <w:sz w:val="24"/>
@@ -1503,7 +1414,7 @@
               <w14:ligatures w14:val="standardContextual"/>
             </w:rPr>
           </w:pPr>
-          <w:hyperlink w:anchor="_Toc227675053" w:history="1">
+          <w:hyperlink w:anchor="_Toc227675352" w:history="1">
             <w:r>
               <w:rPr>
                 <w:rStyle w:val="Hyperlink"/>
@@ -1514,7 +1425,6 @@
             </w:r>
             <w:r>
               <w:rPr>
-                <w:rFonts w:ascii="Calibri" w:hAnsi="Calibri" w:cs="Calibri"/>
                 <w:noProof/>
                 <w:webHidden/>
               </w:rPr>
@@ -1522,7 +1432,6 @@
             </w:r>
             <w:r>
               <w:rPr>
-                <w:rFonts w:ascii="Calibri" w:hAnsi="Calibri" w:cs="Calibri"/>
                 <w:noProof/>
                 <w:webHidden/>
               </w:rPr>
@@ -1530,22 +1439,19 @@
             </w:r>
             <w:r>
               <w:rPr>
-                <w:rFonts w:ascii="Calibri" w:hAnsi="Calibri" w:cs="Calibri"/>
                 <w:noProof/>
                 <w:webHidden/>
               </w:rPr>
-              <w:instrText xml:space="preserve"> PAGEREF _Toc227675053 \h </w:instrText>
-            </w:r>
-            <w:r>
-              <w:rPr>
-                <w:rFonts w:ascii="Calibri" w:hAnsi="Calibri" w:cs="Calibri"/>
+              <w:instrText xml:space="preserve"> PAGEREF _Toc227675352 \h </w:instrText>
+            </w:r>
+            <w:r>
+              <w:rPr>
                 <w:noProof/>
                 <w:webHidden/>
               </w:rPr>
             </w:r>
             <w:r>
               <w:rPr>
-                <w:rFonts w:ascii="Calibri" w:hAnsi="Calibri" w:cs="Calibri"/>
                 <w:noProof/>
                 <w:webHidden/>
               </w:rPr>
@@ -1553,7 +1459,6 @@
             </w:r>
             <w:r>
               <w:rPr>
-                <w:rFonts w:ascii="Calibri" w:hAnsi="Calibri" w:cs="Calibri"/>
                 <w:noProof/>
                 <w:webHidden/>
               </w:rPr>
@@ -1561,7 +1466,6 @@
             </w:r>
             <w:r>
               <w:rPr>
-                <w:rFonts w:ascii="Calibri" w:hAnsi="Calibri" w:cs="Calibri"/>
                 <w:noProof/>
                 <w:webHidden/>
               </w:rPr>
@@ -1576,7 +1480,6 @@
               <w:tab w:val="right" w:leader="dot" w:pos="9016"/>
             </w:tabs>
             <w:rPr>
-              <w:rFonts w:ascii="Calibri" w:hAnsi="Calibri" w:cs="Calibri"/>
               <w:noProof/>
               <w:kern w:val="2"/>
               <w:sz w:val="24"/>
@@ -1585,7 +1488,7 @@
               <w14:ligatures w14:val="standardContextual"/>
             </w:rPr>
           </w:pPr>
-          <w:hyperlink w:anchor="_Toc227675054" w:history="1">
+          <w:hyperlink w:anchor="_Toc227675353" w:history="1">
             <w:r>
               <w:rPr>
                 <w:rStyle w:val="Hyperlink"/>
@@ -1596,7 +1499,6 @@
             </w:r>
             <w:r>
               <w:rPr>
-                <w:rFonts w:ascii="Calibri" w:hAnsi="Calibri" w:cs="Calibri"/>
                 <w:noProof/>
                 <w:webHidden/>
               </w:rPr>
@@ -1604,7 +1506,6 @@
             </w:r>
             <w:r>
               <w:rPr>
-                <w:rFonts w:ascii="Calibri" w:hAnsi="Calibri" w:cs="Calibri"/>
                 <w:noProof/>
                 <w:webHidden/>
               </w:rPr>
@@ -1612,22 +1513,19 @@
             </w:r>
             <w:r>
               <w:rPr>
-                <w:rFonts w:ascii="Calibri" w:hAnsi="Calibri" w:cs="Calibri"/>
                 <w:noProof/>
                 <w:webHidden/>
               </w:rPr>
-              <w:instrText xml:space="preserve"> PAGEREF _Toc227675054 \h </w:instrText>
-            </w:r>
-            <w:r>
-              <w:rPr>
-                <w:rFonts w:ascii="Calibri" w:hAnsi="Calibri" w:cs="Calibri"/>
+              <w:instrText xml:space="preserve"> PAGEREF _Toc227675353 \h </w:instrText>
+            </w:r>
+            <w:r>
+              <w:rPr>
                 <w:noProof/>
                 <w:webHidden/>
               </w:rPr>
             </w:r>
             <w:r>
               <w:rPr>
-                <w:rFonts w:ascii="Calibri" w:hAnsi="Calibri" w:cs="Calibri"/>
                 <w:noProof/>
                 <w:webHidden/>
               </w:rPr>
@@ -1635,7 +1533,6 @@
             </w:r>
             <w:r>
               <w:rPr>
-                <w:rFonts w:ascii="Calibri" w:hAnsi="Calibri" w:cs="Calibri"/>
                 <w:noProof/>
                 <w:webHidden/>
               </w:rPr>
@@ -1643,7 +1540,6 @@
             </w:r>
             <w:r>
               <w:rPr>
-                <w:rFonts w:ascii="Calibri" w:hAnsi="Calibri" w:cs="Calibri"/>
                 <w:noProof/>
                 <w:webHidden/>
               </w:rPr>
@@ -1658,7 +1554,6 @@
               <w:tab w:val="right" w:leader="dot" w:pos="9016"/>
             </w:tabs>
             <w:rPr>
-              <w:rFonts w:ascii="Calibri" w:hAnsi="Calibri" w:cs="Calibri"/>
               <w:noProof/>
               <w:kern w:val="2"/>
               <w:sz w:val="24"/>
@@ -1667,7 +1562,7 @@
               <w14:ligatures w14:val="standardContextual"/>
             </w:rPr>
           </w:pPr>
-          <w:hyperlink w:anchor="_Toc227675055" w:history="1">
+          <w:hyperlink w:anchor="_Toc227675354" w:history="1">
             <w:r>
               <w:rPr>
                 <w:rStyle w:val="Hyperlink"/>
@@ -1680,7 +1575,6 @@
             </w:r>
             <w:r>
               <w:rPr>
-                <w:rFonts w:ascii="Calibri" w:hAnsi="Calibri" w:cs="Calibri"/>
                 <w:noProof/>
                 <w:webHidden/>
               </w:rPr>
@@ -1688,7 +1582,6 @@
             </w:r>
             <w:r>
               <w:rPr>
-                <w:rFonts w:ascii="Calibri" w:hAnsi="Calibri" w:cs="Calibri"/>
                 <w:noProof/>
                 <w:webHidden/>
               </w:rPr>
@@ -1696,22 +1589,19 @@
             </w:r>
             <w:r>
               <w:rPr>
-                <w:rFonts w:ascii="Calibri" w:hAnsi="Calibri" w:cs="Calibri"/>
                 <w:noProof/>
                 <w:webHidden/>
               </w:rPr>
-              <w:instrText xml:space="preserve"> PAGEREF _Toc227675055 \h </w:instrText>
-            </w:r>
-            <w:r>
-              <w:rPr>
-                <w:rFonts w:ascii="Calibri" w:hAnsi="Calibri" w:cs="Calibri"/>
+              <w:instrText xml:space="preserve"> PAGEREF _Toc227675354 \h </w:instrText>
+            </w:r>
+            <w:r>
+              <w:rPr>
                 <w:noProof/>
                 <w:webHidden/>
               </w:rPr>
             </w:r>
             <w:r>
               <w:rPr>
-                <w:rFonts w:ascii="Calibri" w:hAnsi="Calibri" w:cs="Calibri"/>
                 <w:noProof/>
                 <w:webHidden/>
               </w:rPr>
@@ -1719,7 +1609,6 @@
             </w:r>
             <w:r>
               <w:rPr>
-                <w:rFonts w:ascii="Calibri" w:hAnsi="Calibri" w:cs="Calibri"/>
                 <w:noProof/>
                 <w:webHidden/>
               </w:rPr>
@@ -1727,7 +1616,6 @@
             </w:r>
             <w:r>
               <w:rPr>
-                <w:rFonts w:ascii="Calibri" w:hAnsi="Calibri" w:cs="Calibri"/>
                 <w:noProof/>
                 <w:webHidden/>
               </w:rPr>
@@ -1742,7 +1630,6 @@
               <w:tab w:val="right" w:leader="dot" w:pos="9016"/>
             </w:tabs>
             <w:rPr>
-              <w:rFonts w:ascii="Calibri" w:hAnsi="Calibri" w:cs="Calibri"/>
               <w:noProof/>
               <w:kern w:val="2"/>
               <w:sz w:val="24"/>
@@ -1751,7 +1638,7 @@
               <w14:ligatures w14:val="standardContextual"/>
             </w:rPr>
           </w:pPr>
-          <w:hyperlink w:anchor="_Toc227675056" w:history="1">
+          <w:hyperlink w:anchor="_Toc227675355" w:history="1">
             <w:r>
               <w:rPr>
                 <w:rStyle w:val="Hyperlink"/>
@@ -1762,7 +1649,6 @@
             </w:r>
             <w:r>
               <w:rPr>
-                <w:rFonts w:ascii="Calibri" w:hAnsi="Calibri" w:cs="Calibri"/>
                 <w:noProof/>
                 <w:webHidden/>
               </w:rPr>
@@ -1770,7 +1656,6 @@
             </w:r>
             <w:r>
               <w:rPr>
-                <w:rFonts w:ascii="Calibri" w:hAnsi="Calibri" w:cs="Calibri"/>
                 <w:noProof/>
                 <w:webHidden/>
               </w:rPr>
@@ -1778,22 +1663,19 @@
             </w:r>
             <w:r>
               <w:rPr>
-                <w:rFonts w:ascii="Calibri" w:hAnsi="Calibri" w:cs="Calibri"/>
                 <w:noProof/>
                 <w:webHidden/>
               </w:rPr>
-              <w:instrText xml:space="preserve"> PAGEREF _Toc227675056 \h </w:instrText>
-            </w:r>
-            <w:r>
-              <w:rPr>
-                <w:rFonts w:ascii="Calibri" w:hAnsi="Calibri" w:cs="Calibri"/>
+              <w:instrText xml:space="preserve"> PAGEREF _Toc227675355 \h </w:instrText>
+            </w:r>
+            <w:r>
+              <w:rPr>
                 <w:noProof/>
                 <w:webHidden/>
               </w:rPr>
             </w:r>
             <w:r>
               <w:rPr>
-                <w:rFonts w:ascii="Calibri" w:hAnsi="Calibri" w:cs="Calibri"/>
                 <w:noProof/>
                 <w:webHidden/>
               </w:rPr>
@@ -1801,7 +1683,6 @@
             </w:r>
             <w:r>
               <w:rPr>
-                <w:rFonts w:ascii="Calibri" w:hAnsi="Calibri" w:cs="Calibri"/>
                 <w:noProof/>
                 <w:webHidden/>
               </w:rPr>
@@ -1809,7 +1690,6 @@
             </w:r>
             <w:r>
               <w:rPr>
-                <w:rFonts w:ascii="Calibri" w:hAnsi="Calibri" w:cs="Calibri"/>
                 <w:noProof/>
                 <w:webHidden/>
               </w:rPr>
@@ -1824,7 +1704,6 @@
               <w:tab w:val="right" w:leader="dot" w:pos="9016"/>
             </w:tabs>
             <w:rPr>
-              <w:rFonts w:ascii="Calibri" w:hAnsi="Calibri" w:cs="Calibri"/>
               <w:noProof/>
               <w:kern w:val="2"/>
               <w:sz w:val="24"/>
@@ -1833,7 +1712,7 @@
               <w14:ligatures w14:val="standardContextual"/>
             </w:rPr>
           </w:pPr>
-          <w:hyperlink w:anchor="_Toc227675057" w:history="1">
+          <w:hyperlink w:anchor="_Toc227675356" w:history="1">
             <w:r>
               <w:rPr>
                 <w:rStyle w:val="Hyperlink"/>
@@ -1844,7 +1723,6 @@
             </w:r>
             <w:r>
               <w:rPr>
-                <w:rFonts w:ascii="Calibri" w:hAnsi="Calibri" w:cs="Calibri"/>
                 <w:noProof/>
                 <w:webHidden/>
               </w:rPr>
@@ -1852,7 +1730,6 @@
             </w:r>
             <w:r>
               <w:rPr>
-                <w:rFonts w:ascii="Calibri" w:hAnsi="Calibri" w:cs="Calibri"/>
                 <w:noProof/>
                 <w:webHidden/>
               </w:rPr>
@@ -1860,22 +1737,19 @@
             </w:r>
             <w:r>
               <w:rPr>
-                <w:rFonts w:ascii="Calibri" w:hAnsi="Calibri" w:cs="Calibri"/>
                 <w:noProof/>
                 <w:webHidden/>
               </w:rPr>
-              <w:instrText xml:space="preserve"> PAGEREF _Toc227675057 \h </w:instrText>
-            </w:r>
-            <w:r>
-              <w:rPr>
-                <w:rFonts w:ascii="Calibri" w:hAnsi="Calibri" w:cs="Calibri"/>
+              <w:instrText xml:space="preserve"> PAGEREF _Toc227675356 \h </w:instrText>
+            </w:r>
+            <w:r>
+              <w:rPr>
                 <w:noProof/>
                 <w:webHidden/>
               </w:rPr>
             </w:r>
             <w:r>
               <w:rPr>
-                <w:rFonts w:ascii="Calibri" w:hAnsi="Calibri" w:cs="Calibri"/>
                 <w:noProof/>
                 <w:webHidden/>
               </w:rPr>
@@ -1883,7 +1757,6 @@
             </w:r>
             <w:r>
               <w:rPr>
-                <w:rFonts w:ascii="Calibri" w:hAnsi="Calibri" w:cs="Calibri"/>
                 <w:noProof/>
                 <w:webHidden/>
               </w:rPr>
@@ -1891,7 +1764,6 @@
             </w:r>
             <w:r>
               <w:rPr>
-                <w:rFonts w:ascii="Calibri" w:hAnsi="Calibri" w:cs="Calibri"/>
                 <w:noProof/>
                 <w:webHidden/>
               </w:rPr>
@@ -1906,7 +1778,6 @@
               <w:tab w:val="right" w:leader="dot" w:pos="9016"/>
             </w:tabs>
             <w:rPr>
-              <w:rFonts w:ascii="Calibri" w:hAnsi="Calibri" w:cs="Calibri"/>
               <w:noProof/>
               <w:kern w:val="2"/>
               <w:sz w:val="24"/>
@@ -1915,7 +1786,7 @@
               <w14:ligatures w14:val="standardContextual"/>
             </w:rPr>
           </w:pPr>
-          <w:hyperlink w:anchor="_Toc227675058" w:history="1">
+          <w:hyperlink w:anchor="_Toc227675357" w:history="1">
             <w:r>
               <w:rPr>
                 <w:rStyle w:val="Hyperlink"/>
@@ -1926,7 +1797,6 @@
             </w:r>
             <w:r>
               <w:rPr>
-                <w:rFonts w:ascii="Calibri" w:hAnsi="Calibri" w:cs="Calibri"/>
                 <w:noProof/>
                 <w:webHidden/>
               </w:rPr>
@@ -1934,7 +1804,6 @@
             </w:r>
             <w:r>
               <w:rPr>
-                <w:rFonts w:ascii="Calibri" w:hAnsi="Calibri" w:cs="Calibri"/>
                 <w:noProof/>
                 <w:webHidden/>
               </w:rPr>
@@ -1942,22 +1811,19 @@
             </w:r>
             <w:r>
               <w:rPr>
-                <w:rFonts w:ascii="Calibri" w:hAnsi="Calibri" w:cs="Calibri"/>
                 <w:noProof/>
                 <w:webHidden/>
               </w:rPr>
-              <w:instrText xml:space="preserve"> PAGEREF _Toc227675058 \h </w:instrText>
-            </w:r>
-            <w:r>
-              <w:rPr>
-                <w:rFonts w:ascii="Calibri" w:hAnsi="Calibri" w:cs="Calibri"/>
+              <w:instrText xml:space="preserve"> PAGEREF _Toc227675357 \h </w:instrText>
+            </w:r>
+            <w:r>
+              <w:rPr>
                 <w:noProof/>
                 <w:webHidden/>
               </w:rPr>
             </w:r>
             <w:r>
               <w:rPr>
-                <w:rFonts w:ascii="Calibri" w:hAnsi="Calibri" w:cs="Calibri"/>
                 <w:noProof/>
                 <w:webHidden/>
               </w:rPr>
@@ -1965,7 +1831,6 @@
             </w:r>
             <w:r>
               <w:rPr>
-                <w:rFonts w:ascii="Calibri" w:hAnsi="Calibri" w:cs="Calibri"/>
                 <w:noProof/>
                 <w:webHidden/>
               </w:rPr>
@@ -1973,7 +1838,6 @@
             </w:r>
             <w:r>
               <w:rPr>
-                <w:rFonts w:ascii="Calibri" w:hAnsi="Calibri" w:cs="Calibri"/>
                 <w:noProof/>
                 <w:webHidden/>
               </w:rPr>
@@ -1988,7 +1852,6 @@
               <w:tab w:val="right" w:leader="dot" w:pos="9016"/>
             </w:tabs>
             <w:rPr>
-              <w:rFonts w:ascii="Calibri" w:hAnsi="Calibri" w:cs="Calibri"/>
               <w:noProof/>
               <w:kern w:val="2"/>
               <w:sz w:val="24"/>
@@ -1997,7 +1860,7 @@
               <w14:ligatures w14:val="standardContextual"/>
             </w:rPr>
           </w:pPr>
-          <w:hyperlink w:anchor="_Toc227675059" w:history="1">
+          <w:hyperlink w:anchor="_Toc227675358" w:history="1">
             <w:r>
               <w:rPr>
                 <w:rStyle w:val="Hyperlink"/>
@@ -2008,7 +1871,6 @@
             </w:r>
             <w:r>
               <w:rPr>
-                <w:rFonts w:ascii="Calibri" w:hAnsi="Calibri" w:cs="Calibri"/>
                 <w:noProof/>
                 <w:webHidden/>
               </w:rPr>
@@ -2016,7 +1878,6 @@
             </w:r>
             <w:r>
               <w:rPr>
-                <w:rFonts w:ascii="Calibri" w:hAnsi="Calibri" w:cs="Calibri"/>
                 <w:noProof/>
                 <w:webHidden/>
               </w:rPr>
@@ -2024,22 +1885,19 @@
             </w:r>
             <w:r>
               <w:rPr>
-                <w:rFonts w:ascii="Calibri" w:hAnsi="Calibri" w:cs="Calibri"/>
                 <w:noProof/>
                 <w:webHidden/>
               </w:rPr>
-              <w:instrText xml:space="preserve"> PAGEREF _Toc227675059 \h </w:instrText>
-            </w:r>
-            <w:r>
-              <w:rPr>
-                <w:rFonts w:ascii="Calibri" w:hAnsi="Calibri" w:cs="Calibri"/>
+              <w:instrText xml:space="preserve"> PAGEREF _Toc227675358 \h </w:instrText>
+            </w:r>
+            <w:r>
+              <w:rPr>
                 <w:noProof/>
                 <w:webHidden/>
               </w:rPr>
             </w:r>
             <w:r>
               <w:rPr>
-                <w:rFonts w:ascii="Calibri" w:hAnsi="Calibri" w:cs="Calibri"/>
                 <w:noProof/>
                 <w:webHidden/>
               </w:rPr>
@@ -2047,7 +1905,6 @@
             </w:r>
             <w:r>
               <w:rPr>
-                <w:rFonts w:ascii="Calibri" w:hAnsi="Calibri" w:cs="Calibri"/>
                 <w:noProof/>
                 <w:webHidden/>
               </w:rPr>
@@ -2055,7 +1912,6 @@
             </w:r>
             <w:r>
               <w:rPr>
-                <w:rFonts w:ascii="Calibri" w:hAnsi="Calibri" w:cs="Calibri"/>
                 <w:noProof/>
                 <w:webHidden/>
               </w:rPr>
@@ -2070,7 +1926,6 @@
               <w:tab w:val="right" w:leader="dot" w:pos="9016"/>
             </w:tabs>
             <w:rPr>
-              <w:rFonts w:ascii="Calibri" w:hAnsi="Calibri" w:cs="Calibri"/>
               <w:noProof/>
               <w:kern w:val="2"/>
               <w:sz w:val="24"/>
@@ -2079,7 +1934,7 @@
               <w14:ligatures w14:val="standardContextual"/>
             </w:rPr>
           </w:pPr>
-          <w:hyperlink w:anchor="_Toc227675060" w:history="1">
+          <w:hyperlink w:anchor="_Toc227675359" w:history="1">
             <w:r>
               <w:rPr>
                 <w:rStyle w:val="Hyperlink"/>
@@ -2090,7 +1945,6 @@
             </w:r>
             <w:r>
               <w:rPr>
-                <w:rFonts w:ascii="Calibri" w:hAnsi="Calibri" w:cs="Calibri"/>
                 <w:noProof/>
                 <w:webHidden/>
               </w:rPr>
@@ -2098,7 +1952,6 @@
             </w:r>
             <w:r>
               <w:rPr>
-                <w:rFonts w:ascii="Calibri" w:hAnsi="Calibri" w:cs="Calibri"/>
                 <w:noProof/>
                 <w:webHidden/>
               </w:rPr>
@@ -2106,22 +1959,19 @@
             </w:r>
             <w:r>
               <w:rPr>
-                <w:rFonts w:ascii="Calibri" w:hAnsi="Calibri" w:cs="Calibri"/>
                 <w:noProof/>
                 <w:webHidden/>
               </w:rPr>
-              <w:instrText xml:space="preserve"> PAGEREF _Toc227675060 \h </w:instrText>
-            </w:r>
-            <w:r>
-              <w:rPr>
-                <w:rFonts w:ascii="Calibri" w:hAnsi="Calibri" w:cs="Calibri"/>
+              <w:instrText xml:space="preserve"> PAGEREF _Toc227675359 \h </w:instrText>
+            </w:r>
+            <w:r>
+              <w:rPr>
                 <w:noProof/>
                 <w:webHidden/>
               </w:rPr>
             </w:r>
             <w:r>
               <w:rPr>
-                <w:rFonts w:ascii="Calibri" w:hAnsi="Calibri" w:cs="Calibri"/>
                 <w:noProof/>
                 <w:webHidden/>
               </w:rPr>
@@ -2129,7 +1979,6 @@
             </w:r>
             <w:r>
               <w:rPr>
-                <w:rFonts w:ascii="Calibri" w:hAnsi="Calibri" w:cs="Calibri"/>
                 <w:noProof/>
                 <w:webHidden/>
               </w:rPr>
@@ -2137,7 +1986,6 @@
             </w:r>
             <w:r>
               <w:rPr>
-                <w:rFonts w:ascii="Calibri" w:hAnsi="Calibri" w:cs="Calibri"/>
                 <w:noProof/>
                 <w:webHidden/>
               </w:rPr>
@@ -2152,7 +2000,6 @@
               <w:tab w:val="right" w:leader="dot" w:pos="9016"/>
             </w:tabs>
             <w:rPr>
-              <w:rFonts w:ascii="Calibri" w:hAnsi="Calibri" w:cs="Calibri"/>
               <w:noProof/>
               <w:kern w:val="2"/>
               <w:sz w:val="24"/>
@@ -2161,7 +2008,7 @@
               <w14:ligatures w14:val="standardContextual"/>
             </w:rPr>
           </w:pPr>
-          <w:hyperlink w:anchor="_Toc227675061" w:history="1">
+          <w:hyperlink w:anchor="_Toc227675360" w:history="1">
             <w:r>
               <w:rPr>
                 <w:rStyle w:val="Hyperlink"/>
@@ -2172,7 +2019,6 @@
             </w:r>
             <w:r>
               <w:rPr>
-                <w:rFonts w:ascii="Calibri" w:hAnsi="Calibri" w:cs="Calibri"/>
                 <w:noProof/>
                 <w:webHidden/>
               </w:rPr>
@@ -2180,7 +2026,6 @@
             </w:r>
             <w:r>
               <w:rPr>
-                <w:rFonts w:ascii="Calibri" w:hAnsi="Calibri" w:cs="Calibri"/>
                 <w:noProof/>
                 <w:webHidden/>
               </w:rPr>
@@ -2188,22 +2033,19 @@
             </w:r>
             <w:r>
               <w:rPr>
-                <w:rFonts w:ascii="Calibri" w:hAnsi="Calibri" w:cs="Calibri"/>
                 <w:noProof/>
                 <w:webHidden/>
               </w:rPr>
-              <w:instrText xml:space="preserve"> PAGEREF _Toc227675061 \h </w:instrText>
-            </w:r>
-            <w:r>
-              <w:rPr>
-                <w:rFonts w:ascii="Calibri" w:hAnsi="Calibri" w:cs="Calibri"/>
+              <w:instrText xml:space="preserve"> PAGEREF _Toc227675360 \h </w:instrText>
+            </w:r>
+            <w:r>
+              <w:rPr>
                 <w:noProof/>
                 <w:webHidden/>
               </w:rPr>
             </w:r>
             <w:r>
               <w:rPr>
-                <w:rFonts w:ascii="Calibri" w:hAnsi="Calibri" w:cs="Calibri"/>
                 <w:noProof/>
                 <w:webHidden/>
               </w:rPr>
@@ -2211,7 +2053,6 @@
             </w:r>
             <w:r>
               <w:rPr>
-                <w:rFonts w:ascii="Calibri" w:hAnsi="Calibri" w:cs="Calibri"/>
                 <w:noProof/>
                 <w:webHidden/>
               </w:rPr>
@@ -2219,7 +2060,6 @@
             </w:r>
             <w:r>
               <w:rPr>
-                <w:rFonts w:ascii="Calibri" w:hAnsi="Calibri" w:cs="Calibri"/>
                 <w:noProof/>
                 <w:webHidden/>
               </w:rPr>
@@ -2234,7 +2074,6 @@
               <w:tab w:val="right" w:leader="dot" w:pos="9016"/>
             </w:tabs>
             <w:rPr>
-              <w:rFonts w:ascii="Calibri" w:hAnsi="Calibri" w:cs="Calibri"/>
               <w:noProof/>
               <w:kern w:val="2"/>
               <w:sz w:val="24"/>
@@ -2243,7 +2082,7 @@
               <w14:ligatures w14:val="standardContextual"/>
             </w:rPr>
           </w:pPr>
-          <w:hyperlink w:anchor="_Toc227675062" w:history="1">
+          <w:hyperlink w:anchor="_Toc227675361" w:history="1">
             <w:r>
               <w:rPr>
                 <w:rStyle w:val="Hyperlink"/>
@@ -2254,7 +2093,6 @@
             </w:r>
             <w:r>
               <w:rPr>
-                <w:rFonts w:ascii="Calibri" w:hAnsi="Calibri" w:cs="Calibri"/>
                 <w:noProof/>
                 <w:webHidden/>
               </w:rPr>
@@ -2262,7 +2100,6 @@
             </w:r>
             <w:r>
               <w:rPr>
-                <w:rFonts w:ascii="Calibri" w:hAnsi="Calibri" w:cs="Calibri"/>
                 <w:noProof/>
                 <w:webHidden/>
               </w:rPr>
@@ -2270,22 +2107,19 @@
             </w:r>
             <w:r>
               <w:rPr>
-                <w:rFonts w:ascii="Calibri" w:hAnsi="Calibri" w:cs="Calibri"/>
                 <w:noProof/>
                 <w:webHidden/>
               </w:rPr>
-              <w:instrText xml:space="preserve"> PAGEREF _Toc227675062 \h </w:instrText>
-            </w:r>
-            <w:r>
-              <w:rPr>
-                <w:rFonts w:ascii="Calibri" w:hAnsi="Calibri" w:cs="Calibri"/>
+              <w:instrText xml:space="preserve"> PAGEREF _Toc227675361 \h </w:instrText>
+            </w:r>
+            <w:r>
+              <w:rPr>
                 <w:noProof/>
                 <w:webHidden/>
               </w:rPr>
             </w:r>
             <w:r>
               <w:rPr>
-                <w:rFonts w:ascii="Calibri" w:hAnsi="Calibri" w:cs="Calibri"/>
                 <w:noProof/>
                 <w:webHidden/>
               </w:rPr>
@@ -2293,7 +2127,6 @@
             </w:r>
             <w:r>
               <w:rPr>
-                <w:rFonts w:ascii="Calibri" w:hAnsi="Calibri" w:cs="Calibri"/>
                 <w:noProof/>
                 <w:webHidden/>
               </w:rPr>
@@ -2301,7 +2134,6 @@
             </w:r>
             <w:r>
               <w:rPr>
-                <w:rFonts w:ascii="Calibri" w:hAnsi="Calibri" w:cs="Calibri"/>
                 <w:noProof/>
                 <w:webHidden/>
               </w:rPr>
@@ -2316,7 +2148,6 @@
               <w:tab w:val="right" w:leader="dot" w:pos="9016"/>
             </w:tabs>
             <w:rPr>
-              <w:rFonts w:ascii="Calibri" w:hAnsi="Calibri" w:cs="Calibri"/>
               <w:noProof/>
               <w:kern w:val="2"/>
               <w:sz w:val="24"/>
@@ -2325,7 +2156,7 @@
               <w14:ligatures w14:val="standardContextual"/>
             </w:rPr>
           </w:pPr>
-          <w:hyperlink w:anchor="_Toc227675063" w:history="1">
+          <w:hyperlink w:anchor="_Toc227675362" w:history="1">
             <w:r>
               <w:rPr>
                 <w:rStyle w:val="Hyperlink"/>
@@ -2336,7 +2167,6 @@
             </w:r>
             <w:r>
               <w:rPr>
-                <w:rFonts w:ascii="Calibri" w:hAnsi="Calibri" w:cs="Calibri"/>
                 <w:noProof/>
                 <w:webHidden/>
               </w:rPr>
@@ -2344,7 +2174,6 @@
             </w:r>
             <w:r>
               <w:rPr>
-                <w:rFonts w:ascii="Calibri" w:hAnsi="Calibri" w:cs="Calibri"/>
                 <w:noProof/>
                 <w:webHidden/>
               </w:rPr>
@@ -2352,22 +2181,19 @@
             </w:r>
             <w:r>
               <w:rPr>
-                <w:rFonts w:ascii="Calibri" w:hAnsi="Calibri" w:cs="Calibri"/>
                 <w:noProof/>
                 <w:webHidden/>
               </w:rPr>
-              <w:instrText xml:space="preserve"> PAGEREF _Toc227675063 \h </w:instrText>
-            </w:r>
-            <w:r>
-              <w:rPr>
-                <w:rFonts w:ascii="Calibri" w:hAnsi="Calibri" w:cs="Calibri"/>
+              <w:instrText xml:space="preserve"> PAGEREF _Toc227675362 \h </w:instrText>
+            </w:r>
+            <w:r>
+              <w:rPr>
                 <w:noProof/>
                 <w:webHidden/>
               </w:rPr>
             </w:r>
             <w:r>
               <w:rPr>
-                <w:rFonts w:ascii="Calibri" w:hAnsi="Calibri" w:cs="Calibri"/>
                 <w:noProof/>
                 <w:webHidden/>
               </w:rPr>
@@ -2375,7 +2201,6 @@
             </w:r>
             <w:r>
               <w:rPr>
-                <w:rFonts w:ascii="Calibri" w:hAnsi="Calibri" w:cs="Calibri"/>
                 <w:noProof/>
                 <w:webHidden/>
               </w:rPr>
@@ -2383,7 +2208,6 @@
             </w:r>
             <w:r>
               <w:rPr>
-                <w:rFonts w:ascii="Calibri" w:hAnsi="Calibri" w:cs="Calibri"/>
                 <w:noProof/>
                 <w:webHidden/>
               </w:rPr>
@@ -2398,7 +2222,6 @@
               <w:tab w:val="right" w:leader="dot" w:pos="9016"/>
             </w:tabs>
             <w:rPr>
-              <w:rFonts w:ascii="Calibri" w:hAnsi="Calibri" w:cs="Calibri"/>
               <w:noProof/>
               <w:kern w:val="2"/>
               <w:sz w:val="24"/>
@@ -2407,7 +2230,7 @@
               <w14:ligatures w14:val="standardContextual"/>
             </w:rPr>
           </w:pPr>
-          <w:hyperlink w:anchor="_Toc227675064" w:history="1">
+          <w:hyperlink w:anchor="_Toc227675363" w:history="1">
             <w:r>
               <w:rPr>
                 <w:rStyle w:val="Hyperlink"/>
@@ -2418,7 +2241,6 @@
             </w:r>
             <w:r>
               <w:rPr>
-                <w:rFonts w:ascii="Calibri" w:hAnsi="Calibri" w:cs="Calibri"/>
                 <w:noProof/>
                 <w:webHidden/>
               </w:rPr>
@@ -2426,7 +2248,6 @@
             </w:r>
             <w:r>
               <w:rPr>
-                <w:rFonts w:ascii="Calibri" w:hAnsi="Calibri" w:cs="Calibri"/>
                 <w:noProof/>
                 <w:webHidden/>
               </w:rPr>
@@ -2434,22 +2255,19 @@
             </w:r>
             <w:r>
               <w:rPr>
-                <w:rFonts w:ascii="Calibri" w:hAnsi="Calibri" w:cs="Calibri"/>
                 <w:noProof/>
                 <w:webHidden/>
               </w:rPr>
-              <w:instrText xml:space="preserve"> PAGEREF _Toc227675064 \h </w:instrText>
-            </w:r>
-            <w:r>
-              <w:rPr>
-                <w:rFonts w:ascii="Calibri" w:hAnsi="Calibri" w:cs="Calibri"/>
+              <w:instrText xml:space="preserve"> PAGEREF _Toc227675363 \h </w:instrText>
+            </w:r>
+            <w:r>
+              <w:rPr>
                 <w:noProof/>
                 <w:webHidden/>
               </w:rPr>
             </w:r>
             <w:r>
               <w:rPr>
-                <w:rFonts w:ascii="Calibri" w:hAnsi="Calibri" w:cs="Calibri"/>
                 <w:noProof/>
                 <w:webHidden/>
               </w:rPr>
@@ -2457,7 +2275,6 @@
             </w:r>
             <w:r>
               <w:rPr>
-                <w:rFonts w:ascii="Calibri" w:hAnsi="Calibri" w:cs="Calibri"/>
                 <w:noProof/>
                 <w:webHidden/>
               </w:rPr>
@@ -2465,7 +2282,6 @@
             </w:r>
             <w:r>
               <w:rPr>
-                <w:rFonts w:ascii="Calibri" w:hAnsi="Calibri" w:cs="Calibri"/>
                 <w:noProof/>
                 <w:webHidden/>
               </w:rPr>
@@ -2522,7 +2338,7 @@
           <w:lang w:val="en-US"/>
         </w:rPr>
       </w:pPr>
-      <w:bookmarkStart w:id="0" w:name="_Toc227675042"/>
+      <w:bookmarkStart w:id="0" w:name="_Toc227675341"/>
       <w:r>
         <w:rPr>
           <w:rFonts w:ascii="Calibri" w:eastAsia="Times New Roman" w:hAnsi="Calibri" w:cs="Calibri"/>
@@ -2547,7 +2363,23 @@
           <w:rFonts w:ascii="Calibri" w:hAnsi="Calibri" w:cs="Calibri"/>
           <w:lang w:val="en-US"/>
         </w:rPr>
-        <w:t>This project explores the implementation of deep neural networks for image classification tasks using TensorFlow and Keras. The main goal is to accurately classify chest X-ray images into one of three categories: Bacterial Pneumonia, Viral Pneumonia, or Normal. To enhance the effectiveness of the classification, the project employs various model optimization strategies, including regularization and transfer learning, aiming to improve performance and reliability.</w:t>
+        <w:t xml:space="preserve">This project explores the implementation of deep neural networks for image classification tasks using TensorFlow and </w:t>
+      </w:r>
+      <w:proofErr w:type="spellStart"/>
+      <w:r>
+        <w:rPr>
+          <w:rFonts w:ascii="Calibri" w:hAnsi="Calibri" w:cs="Calibri"/>
+          <w:lang w:val="en-US"/>
+        </w:rPr>
+        <w:t>Keras</w:t>
+      </w:r>
+      <w:proofErr w:type="spellEnd"/>
+      <w:r>
+        <w:rPr>
+          <w:rFonts w:ascii="Calibri" w:hAnsi="Calibri" w:cs="Calibri"/>
+          <w:lang w:val="en-US"/>
+        </w:rPr>
+        <w:t>. The main goal is to accurately classify chest X-ray images into one of three categories: Bacterial Pneumonia, Viral Pneumonia, or Normal. To enhance the effectiveness of the classification, the project employs various model optimization strategies, including regularization and transfer learning, aiming to improve performance and reliability.</w:t>
       </w:r>
     </w:p>
     <w:p>
@@ -2558,7 +2390,7 @@
           <w:lang w:val="en-US"/>
         </w:rPr>
       </w:pPr>
-      <w:bookmarkStart w:id="1" w:name="_Toc227675043"/>
+      <w:bookmarkStart w:id="1" w:name="_Toc227675342"/>
       <w:r>
         <w:rPr>
           <w:rFonts w:ascii="Calibri" w:eastAsia="Times New Roman" w:hAnsi="Calibri" w:cs="Calibri"/>
@@ -2591,7 +2423,7 @@
           <w:lang w:val="en-US"/>
         </w:rPr>
       </w:pPr>
-      <w:bookmarkStart w:id="2" w:name="_Toc227675044"/>
+      <w:bookmarkStart w:id="2" w:name="_Toc227675343"/>
       <w:r>
         <w:rPr>
           <w:rFonts w:ascii="Calibri" w:eastAsia="Times New Roman" w:hAnsi="Calibri" w:cs="Calibri"/>
@@ -2623,7 +2455,7 @@
           <w:rFonts w:ascii="Calibri" w:hAnsi="Calibri" w:cs="Calibri"/>
         </w:rPr>
       </w:pPr>
-      <w:bookmarkStart w:id="3" w:name="_Toc227675045"/>
+      <w:bookmarkStart w:id="3" w:name="_Toc227675344"/>
       <w:r>
         <w:rPr>
           <w:rFonts w:ascii="Calibri" w:hAnsi="Calibri" w:cs="Calibri"/>
@@ -2656,7 +2488,7 @@
           <w:lang w:val="en-US"/>
         </w:rPr>
       </w:pPr>
-      <w:bookmarkStart w:id="4" w:name="_Toc227675046"/>
+      <w:bookmarkStart w:id="4" w:name="_Toc227675345"/>
       <w:r>
         <w:rPr>
           <w:rFonts w:ascii="Calibri" w:eastAsia="Times New Roman" w:hAnsi="Calibri" w:cs="Calibri"/>
@@ -2685,7 +2517,7 @@
           <w:lang w:val="en-US"/>
         </w:rPr>
       </w:pPr>
-      <w:bookmarkStart w:id="5" w:name="_Toc227675047"/>
+      <w:bookmarkStart w:id="5" w:name="_Toc227675346"/>
       <w:r>
         <w:rPr>
           <w:rFonts w:ascii="Calibri" w:eastAsia="Times New Roman" w:hAnsi="Calibri" w:cs="Calibri"/>
@@ -2739,7 +2571,7 @@
           <w:lang w:val="en-US"/>
         </w:rPr>
       </w:pPr>
-      <w:bookmarkStart w:id="6" w:name="_Toc227675048"/>
+      <w:bookmarkStart w:id="6" w:name="_Toc227675347"/>
       <w:r>
         <w:rPr>
           <w:rFonts w:ascii="Calibri" w:eastAsia="Times New Roman" w:hAnsi="Calibri" w:cs="Calibri"/>
@@ -3481,7 +3313,7 @@
         </w:rPr>
         <w:br w:type="page"/>
       </w:r>
-      <w:bookmarkStart w:id="7" w:name="_Toc227675049"/>
+      <w:bookmarkStart w:id="7" w:name="_Toc227675348"/>
       <w:r>
         <w:rPr>
           <w:rFonts w:ascii="Calibri" w:eastAsia="Times New Roman" w:hAnsi="Calibri" w:cs="Calibri"/>
@@ -5226,7 +5058,7 @@
           <w:lang w:val="en-US"/>
         </w:rPr>
       </w:pPr>
-      <w:bookmarkStart w:id="8" w:name="_Toc227675050"/>
+      <w:bookmarkStart w:id="8" w:name="_Toc227675349"/>
       <w:r>
         <w:rPr>
           <w:rFonts w:ascii="Calibri" w:eastAsia="Times New Roman" w:hAnsi="Calibri" w:cs="Calibri"/>
@@ -5282,7 +5114,7 @@
           <w:bCs/>
         </w:rPr>
       </w:pPr>
-      <w:bookmarkStart w:id="9" w:name="_Toc227675051"/>
+      <w:bookmarkStart w:id="9" w:name="_Toc227675350"/>
       <w:r>
         <w:rPr>
           <w:rFonts w:ascii="Calibri" w:hAnsi="Calibri" w:cs="Calibri"/>
@@ -5337,7 +5169,7 @@
           <w:rFonts w:ascii="Calibri" w:hAnsi="Calibri" w:cs="Calibri"/>
         </w:rPr>
       </w:pPr>
-      <w:bookmarkStart w:id="10" w:name="_Toc227675052"/>
+      <w:bookmarkStart w:id="10" w:name="_Toc227675351"/>
       <w:r>
         <w:rPr>
           <w:rFonts w:ascii="Calibri" w:hAnsi="Calibri" w:cs="Calibri"/>
@@ -5381,7 +5213,7 @@
           <w:rFonts w:ascii="Calibri" w:hAnsi="Calibri" w:cs="Calibri"/>
         </w:rPr>
       </w:pPr>
-      <w:bookmarkStart w:id="11" w:name="_Toc227675053"/>
+      <w:bookmarkStart w:id="11" w:name="_Toc227675352"/>
       <w:r>
         <w:rPr>
           <w:rFonts w:ascii="Calibri" w:hAnsi="Calibri" w:cs="Calibri"/>
@@ -5504,7 +5336,7 @@
           <w:rFonts w:ascii="Calibri" w:hAnsi="Calibri" w:cs="Calibri"/>
         </w:rPr>
       </w:pPr>
-      <w:bookmarkStart w:id="12" w:name="_Toc227675054"/>
+      <w:bookmarkStart w:id="12" w:name="_Toc227675353"/>
       <w:r>
         <w:rPr>
           <w:rFonts w:ascii="Calibri" w:hAnsi="Calibri" w:cs="Calibri"/>
@@ -5614,7 +5446,7 @@
           <w:rFonts w:ascii="Calibri" w:eastAsia="Times New Roman" w:hAnsi="Calibri" w:cs="Calibri"/>
         </w:rPr>
       </w:pPr>
-      <w:bookmarkStart w:id="13" w:name="_Toc227675055"/>
+      <w:bookmarkStart w:id="13" w:name="_Toc227675354"/>
       <w:r>
         <w:rPr>
           <w:rFonts w:ascii="Calibri" w:eastAsia="Times New Roman" w:hAnsi="Calibri" w:cs="Calibri"/>
@@ -5639,7 +5471,7 @@
           <w:rFonts w:ascii="Calibri" w:eastAsia="Times New Roman" w:hAnsi="Calibri" w:cs="Calibri"/>
         </w:rPr>
       </w:pPr>
-      <w:bookmarkStart w:id="14" w:name="_Toc227675056"/>
+      <w:bookmarkStart w:id="14" w:name="_Toc227675355"/>
       <w:r>
         <w:rPr>
           <w:rFonts w:ascii="Calibri" w:eastAsia="Times New Roman" w:hAnsi="Calibri" w:cs="Calibri"/>
@@ -5722,7 +5554,7 @@
           <w:rFonts w:ascii="Calibri" w:eastAsia="Times New Roman" w:hAnsi="Calibri" w:cs="Calibri"/>
         </w:rPr>
       </w:pPr>
-      <w:bookmarkStart w:id="15" w:name="_Toc227675057"/>
+      <w:bookmarkStart w:id="15" w:name="_Toc227675356"/>
       <w:r>
         <w:rPr>
           <w:rFonts w:ascii="Calibri" w:eastAsia="Times New Roman" w:hAnsi="Calibri" w:cs="Calibri"/>
@@ -5817,8 +5649,18 @@
                 <w:b/>
                 <w:bCs/>
               </w:rPr>
-              <w:t>Train Acc</w:t>
-            </w:r>
+              <w:t xml:space="preserve">Train </w:t>
+            </w:r>
+            <w:proofErr w:type="spellStart"/>
+            <w:r>
+              <w:rPr>
+                <w:rFonts w:ascii="Calibri" w:hAnsi="Calibri" w:cs="Calibri"/>
+                <w:b/>
+                <w:bCs/>
+              </w:rPr>
+              <w:t>Acc</w:t>
+            </w:r>
+            <w:proofErr w:type="spellEnd"/>
             <w:r>
               <w:rPr>
                 <w:rFonts w:ascii="Calibri" w:hAnsi="Calibri" w:cs="Calibri"/>
@@ -5851,8 +5693,18 @@
                 <w:b/>
                 <w:bCs/>
               </w:rPr>
-              <w:t>Val Acc</w:t>
-            </w:r>
+              <w:t xml:space="preserve">Val </w:t>
+            </w:r>
+            <w:proofErr w:type="spellStart"/>
+            <w:r>
+              <w:rPr>
+                <w:rFonts w:ascii="Calibri" w:hAnsi="Calibri" w:cs="Calibri"/>
+                <w:b/>
+                <w:bCs/>
+              </w:rPr>
+              <w:t>Acc</w:t>
+            </w:r>
+            <w:proofErr w:type="spellEnd"/>
             <w:r>
               <w:rPr>
                 <w:rFonts w:ascii="Calibri" w:hAnsi="Calibri" w:cs="Calibri"/>
@@ -5885,8 +5737,18 @@
                 <w:b/>
                 <w:bCs/>
               </w:rPr>
-              <w:t>Test Acc</w:t>
-            </w:r>
+              <w:t xml:space="preserve">Test </w:t>
+            </w:r>
+            <w:proofErr w:type="spellStart"/>
+            <w:r>
+              <w:rPr>
+                <w:rFonts w:ascii="Calibri" w:hAnsi="Calibri" w:cs="Calibri"/>
+                <w:b/>
+                <w:bCs/>
+              </w:rPr>
+              <w:t>Acc</w:t>
+            </w:r>
+            <w:proofErr w:type="spellEnd"/>
             <w:r>
               <w:rPr>
                 <w:rFonts w:ascii="Calibri" w:hAnsi="Calibri" w:cs="Calibri"/>
@@ -6325,14 +6187,6 @@
           <w:szCs w:val="24"/>
         </w:rPr>
       </w:pPr>
-      <w:r>
-        <w:rPr>
-          <w:rFonts w:ascii="Calibri" w:eastAsia="Times New Roman" w:hAnsi="Calibri" w:cs="Calibri"/>
-          <w:sz w:val="24"/>
-          <w:szCs w:val="24"/>
-        </w:rPr>
-        <w:br/>
-      </w:r>
     </w:p>
     <w:p>
       <w:pPr>
@@ -6341,7 +6195,7 @@
           <w:rFonts w:ascii="Calibri" w:eastAsia="Times New Roman" w:hAnsi="Calibri" w:cs="Calibri"/>
         </w:rPr>
       </w:pPr>
-      <w:bookmarkStart w:id="16" w:name="_Toc227675058"/>
+      <w:bookmarkStart w:id="16" w:name="_Toc227675357"/>
       <w:r>
         <w:rPr>
           <w:rFonts w:ascii="Calibri" w:eastAsia="Times New Roman" w:hAnsi="Calibri" w:cs="Calibri"/>
@@ -6370,7 +6224,7 @@
           <w:rFonts w:ascii="Calibri" w:eastAsia="Times New Roman" w:hAnsi="Calibri" w:cs="Calibri"/>
         </w:rPr>
       </w:pPr>
-      <w:bookmarkStart w:id="17" w:name="_Toc227675059"/>
+      <w:bookmarkStart w:id="17" w:name="_Toc227675358"/>
       <w:r>
         <w:rPr>
           <w:rFonts w:ascii="Calibri" w:eastAsia="Times New Roman" w:hAnsi="Calibri" w:cs="Calibri"/>
@@ -6399,7 +6253,7 @@
           <w:rFonts w:ascii="Calibri" w:eastAsia="Times New Roman" w:hAnsi="Calibri" w:cs="Calibri"/>
         </w:rPr>
       </w:pPr>
-      <w:bookmarkStart w:id="18" w:name="_Toc227675060"/>
+      <w:bookmarkStart w:id="18" w:name="_Toc227675359"/>
       <w:r>
         <w:rPr>
           <w:rFonts w:ascii="Calibri" w:eastAsia="Times New Roman" w:hAnsi="Calibri" w:cs="Calibri"/>
@@ -6428,7 +6282,7 @@
           <w:rFonts w:ascii="Calibri" w:eastAsia="Times New Roman" w:hAnsi="Calibri" w:cs="Calibri"/>
         </w:rPr>
       </w:pPr>
-      <w:bookmarkStart w:id="19" w:name="_Toc227675061"/>
+      <w:bookmarkStart w:id="19" w:name="_Toc227675360"/>
       <w:r>
         <w:rPr>
           <w:rFonts w:ascii="Calibri" w:eastAsia="Times New Roman" w:hAnsi="Calibri" w:cs="Calibri"/>
@@ -6458,7 +6312,7 @@
           <w:rFonts w:ascii="Calibri" w:eastAsia="Times New Roman" w:hAnsi="Calibri" w:cs="Calibri"/>
         </w:rPr>
       </w:pPr>
-      <w:bookmarkStart w:id="20" w:name="_Toc227675062"/>
+      <w:bookmarkStart w:id="20" w:name="_Toc227675361"/>
       <w:r>
         <w:rPr>
           <w:rFonts w:ascii="Calibri" w:eastAsia="Times New Roman" w:hAnsi="Calibri" w:cs="Calibri"/>
@@ -6493,7 +6347,7 @@
           <w:rFonts w:ascii="Calibri" w:eastAsia="Times New Roman" w:hAnsi="Calibri" w:cs="Calibri"/>
         </w:rPr>
       </w:pPr>
-      <w:bookmarkStart w:id="21" w:name="_Toc227675063"/>
+      <w:bookmarkStart w:id="21" w:name="_Toc227675362"/>
       <w:r>
         <w:rPr>
           <w:rFonts w:ascii="Calibri" w:eastAsia="Times New Roman" w:hAnsi="Calibri" w:cs="Calibri"/>
@@ -7298,8 +7152,17 @@
                 <w:rFonts w:ascii="Calibri" w:hAnsi="Calibri" w:cs="Calibri"/>
                 <w:color w:val="000000"/>
               </w:rPr>
-              <w:t>macro avg</w:t>
-            </w:r>
+              <w:t xml:space="preserve">macro </w:t>
+            </w:r>
+            <w:proofErr w:type="spellStart"/>
+            <w:r>
+              <w:rPr>
+                <w:rFonts w:ascii="Calibri" w:hAnsi="Calibri" w:cs="Calibri"/>
+                <w:color w:val="000000"/>
+              </w:rPr>
+              <w:t>avg</w:t>
+            </w:r>
+            <w:proofErr w:type="spellEnd"/>
             <w:r>
               <w:rPr>
                 <w:rFonts w:ascii="Calibri" w:hAnsi="Calibri" w:cs="Calibri"/>
@@ -7468,8 +7331,16 @@
               <w:rPr>
                 <w:rFonts w:ascii="Calibri" w:hAnsi="Calibri" w:cs="Calibri"/>
               </w:rPr>
-              <w:t>weighted avg</w:t>
-            </w:r>
+              <w:t xml:space="preserve">weighted </w:t>
+            </w:r>
+            <w:proofErr w:type="spellStart"/>
+            <w:r>
+              <w:rPr>
+                <w:rFonts w:ascii="Calibri" w:hAnsi="Calibri" w:cs="Calibri"/>
+              </w:rPr>
+              <w:t>avg</w:t>
+            </w:r>
+            <w:proofErr w:type="spellEnd"/>
           </w:p>
         </w:tc>
         <w:tc>
@@ -7580,26 +7451,19 @@
     </w:tbl>
     <w:p>
       <w:pPr>
-        <w:spacing w:after="0"/>
         <w:rPr>
           <w:rFonts w:ascii="Calibri" w:eastAsia="Times New Roman" w:hAnsi="Calibri" w:cs="Calibri"/>
-          <w:sz w:val="24"/>
-          <w:szCs w:val="24"/>
         </w:rPr>
       </w:pPr>
       <w:r>
         <w:rPr>
           <w:rFonts w:ascii="Calibri" w:eastAsia="Times New Roman" w:hAnsi="Calibri" w:cs="Calibri"/>
-          <w:sz w:val="24"/>
-          <w:szCs w:val="24"/>
         </w:rPr>
         <w:br/>
       </w:r>
       <w:r>
         <w:rPr>
           <w:rFonts w:ascii="Calibri" w:eastAsia="Times New Roman" w:hAnsi="Calibri" w:cs="Calibri"/>
-          <w:sz w:val="24"/>
-          <w:szCs w:val="24"/>
         </w:rPr>
         <w:t>These quantitative results align with the visual prediction examples, where viral pneumonia cases were more frequently misclassified than other classes.</w:t>
       </w:r>
@@ -7611,7 +7475,7 @@
           <w:rFonts w:ascii="Calibri" w:eastAsia="Times New Roman" w:hAnsi="Calibri" w:cs="Calibri"/>
         </w:rPr>
       </w:pPr>
-      <w:bookmarkStart w:id="22" w:name="_Toc227675064"/>
+      <w:bookmarkStart w:id="22" w:name="_Toc227675363"/>
       <w:r>
         <w:rPr>
           <w:rFonts w:ascii="Calibri" w:eastAsia="Times New Roman" w:hAnsi="Calibri" w:cs="Calibri"/>

--- a/B00153639 Josh Treacy - Computer Vision Assignment 2 - Report.docx
+++ b/B00153639 Josh Treacy - Computer Vision Assignment 2 - Report.docx
@@ -275,7 +275,7 @@
                                     <w:rPr>
                                       <w:rFonts w:asciiTheme="majorHAnsi" w:eastAsiaTheme="majorEastAsia" w:hAnsiTheme="majorHAnsi" w:cstheme="majorBidi"/>
                                       <w:caps/>
-                                      <w:color w:val="549E39" w:themeColor="accent1"/>
+                                      <w:color w:val="0F6FC6" w:themeColor="accent1"/>
                                       <w:sz w:val="72"/>
                                       <w:szCs w:val="72"/>
                                     </w:rPr>
@@ -294,7 +294,7 @@
                                         <w:rPr>
                                           <w:rFonts w:asciiTheme="majorHAnsi" w:eastAsiaTheme="majorEastAsia" w:hAnsiTheme="majorHAnsi" w:cstheme="majorBidi"/>
                                           <w:caps/>
-                                          <w:color w:val="549E39" w:themeColor="accent1"/>
+                                          <w:color w:val="0F6FC6" w:themeColor="accent1"/>
                                           <w:sz w:val="72"/>
                                           <w:szCs w:val="72"/>
                                         </w:rPr>
@@ -303,7 +303,7 @@
                                         <w:rPr>
                                           <w:rFonts w:asciiTheme="majorHAnsi" w:eastAsiaTheme="majorEastAsia" w:hAnsiTheme="majorHAnsi" w:cstheme="majorBidi"/>
                                           <w:caps/>
-                                          <w:color w:val="549E39" w:themeColor="accent1"/>
+                                          <w:color w:val="0F6FC6" w:themeColor="accent1"/>
                                           <w:sz w:val="72"/>
                                           <w:szCs w:val="72"/>
                                         </w:rPr>
@@ -336,8 +336,8 @@
               <mc:Fallback>
                 <w:pict>
                   <v:group w14:anchorId="44390BC0" id="Group 198" o:spid="_x0000_s1026" style="position:absolute;margin-left:0;margin-top:0;width:540.55pt;height:718.4pt;z-index:-251657216;mso-width-percent:882;mso-height-percent:909;mso-position-horizontal:center;mso-position-horizontal-relative:page;mso-position-vertical:center;mso-position-vertical-relative:page;mso-width-percent:882;mso-height-percent:909" coordsize="68648,91235" o:gfxdata="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">
-                    <v:rect id="Rectangle 194" o:spid="_x0000_s1027" style="position:absolute;width:68580;height:13716;visibility:visible;mso-wrap-style:square;v-text-anchor:middle" o:gfxdata="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" fillcolor="#549e39 [3204]" stroked="f" strokeweight="1.5pt"/>
-                    <v:rect id="Rectangle 195" o:spid="_x0000_s1028" style="position:absolute;top:40943;width:68580;height:50292;visibility:visible;mso-wrap-style:square;v-text-anchor:bottom" o:gfxdata="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" fillcolor="#549e39 [3204]" stroked="f" strokeweight="1.5pt">
+                    <v:rect id="Rectangle 194" o:spid="_x0000_s1027" style="position:absolute;width:68580;height:13716;visibility:visible;mso-wrap-style:square;v-text-anchor:middle" o:gfxdata="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" fillcolor="#0f6fc6 [3204]" stroked="f" strokeweight="1.5pt"/>
+                    <v:rect id="Rectangle 195" o:spid="_x0000_s1028" style="position:absolute;top:40943;width:68580;height:50292;visibility:visible;mso-wrap-style:square;v-text-anchor:bottom" o:gfxdata="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" fillcolor="#0f6fc6 [3204]" stroked="f" strokeweight="1.5pt">
                       <v:textbox inset="36pt,57.6pt,36pt,36pt">
                         <w:txbxContent>
                           <w:sdt>
@@ -446,7 +446,7 @@
                               <w:rPr>
                                 <w:rFonts w:asciiTheme="majorHAnsi" w:eastAsiaTheme="majorEastAsia" w:hAnsiTheme="majorHAnsi" w:cstheme="majorBidi"/>
                                 <w:caps/>
-                                <w:color w:val="549E39" w:themeColor="accent1"/>
+                                <w:color w:val="0F6FC6" w:themeColor="accent1"/>
                                 <w:sz w:val="72"/>
                                 <w:szCs w:val="72"/>
                               </w:rPr>
@@ -465,7 +465,7 @@
                                   <w:rPr>
                                     <w:rFonts w:asciiTheme="majorHAnsi" w:eastAsiaTheme="majorEastAsia" w:hAnsiTheme="majorHAnsi" w:cstheme="majorBidi"/>
                                     <w:caps/>
-                                    <w:color w:val="549E39" w:themeColor="accent1"/>
+                                    <w:color w:val="0F6FC6" w:themeColor="accent1"/>
                                     <w:sz w:val="72"/>
                                     <w:szCs w:val="72"/>
                                   </w:rPr>
@@ -474,7 +474,7 @@
                                   <w:rPr>
                                     <w:rFonts w:asciiTheme="majorHAnsi" w:eastAsiaTheme="majorEastAsia" w:hAnsiTheme="majorHAnsi" w:cstheme="majorBidi"/>
                                     <w:caps/>
-                                    <w:color w:val="549E39" w:themeColor="accent1"/>
+                                    <w:color w:val="0F6FC6" w:themeColor="accent1"/>
                                     <w:sz w:val="72"/>
                                     <w:szCs w:val="72"/>
                                   </w:rPr>
@@ -586,15 +586,11 @@
             </w:rPr>
             <w:fldChar w:fldCharType="separate"/>
           </w:r>
-          <w:hyperlink w:anchor="_Toc227675341" w:history="1">
+          <w:hyperlink w:anchor="_Toc227675630" w:history="1">
             <w:r>
               <w:rPr>
                 <w:rStyle w:val="Hyperlink"/>
-                <w:rFonts w:ascii="Calibri" w:eastAsia="Times New Roman" w:hAnsi="Calibri" w:cs="Calibri"/>
-                <w:b/>
-                <w:bCs/>
-                <w:noProof/>
-                <w:lang w:val="en-US"/>
+                <w:noProof/>
               </w:rPr>
               <w:t>Introduction</w:t>
             </w:r>
@@ -617,7 +613,7 @@
                 <w:noProof/>
                 <w:webHidden/>
               </w:rPr>
-              <w:instrText xml:space="preserve"> PAGEREF _Toc227675341 \h </w:instrText>
+              <w:instrText xml:space="preserve"> PAGEREF _Toc227675630 \h </w:instrText>
             </w:r>
             <w:r>
               <w:rPr>
@@ -663,7 +659,7 @@
               <w14:ligatures w14:val="standardContextual"/>
             </w:rPr>
           </w:pPr>
-          <w:hyperlink w:anchor="_Toc227675342" w:history="1">
+          <w:hyperlink w:anchor="_Toc227675631" w:history="1">
             <w:r>
               <w:rPr>
                 <w:rStyle w:val="Hyperlink"/>
@@ -692,7 +688,7 @@
                 <w:noProof/>
                 <w:webHidden/>
               </w:rPr>
-              <w:instrText xml:space="preserve"> PAGEREF _Toc227675342 \h </w:instrText>
+              <w:instrText xml:space="preserve"> PAGEREF _Toc227675631 \h </w:instrText>
             </w:r>
             <w:r>
               <w:rPr>
@@ -738,7 +734,7 @@
               <w14:ligatures w14:val="standardContextual"/>
             </w:rPr>
           </w:pPr>
-          <w:hyperlink w:anchor="_Toc227675343" w:history="1">
+          <w:hyperlink w:anchor="_Toc227675632" w:history="1">
             <w:r>
               <w:rPr>
                 <w:rStyle w:val="Hyperlink"/>
@@ -767,7 +763,7 @@
                 <w:noProof/>
                 <w:webHidden/>
               </w:rPr>
-              <w:instrText xml:space="preserve"> PAGEREF _Toc227675343 \h </w:instrText>
+              <w:instrText xml:space="preserve"> PAGEREF _Toc227675632 \h </w:instrText>
             </w:r>
             <w:r>
               <w:rPr>
@@ -813,7 +809,7 @@
               <w14:ligatures w14:val="standardContextual"/>
             </w:rPr>
           </w:pPr>
-          <w:hyperlink w:anchor="_Toc227675344" w:history="1">
+          <w:hyperlink w:anchor="_Toc227675633" w:history="1">
             <w:r>
               <w:rPr>
                 <w:rStyle w:val="Hyperlink"/>
@@ -841,7 +837,7 @@
                 <w:noProof/>
                 <w:webHidden/>
               </w:rPr>
-              <w:instrText xml:space="preserve"> PAGEREF _Toc227675344 \h </w:instrText>
+              <w:instrText xml:space="preserve"> PAGEREF _Toc227675633 \h </w:instrText>
             </w:r>
             <w:r>
               <w:rPr>
@@ -887,15 +883,11 @@
               <w14:ligatures w14:val="standardContextual"/>
             </w:rPr>
           </w:pPr>
-          <w:hyperlink w:anchor="_Toc227675345" w:history="1">
+          <w:hyperlink w:anchor="_Toc227675634" w:history="1">
             <w:r>
               <w:rPr>
                 <w:rStyle w:val="Hyperlink"/>
-                <w:rFonts w:ascii="Calibri" w:eastAsia="Times New Roman" w:hAnsi="Calibri" w:cs="Calibri"/>
-                <w:b/>
-                <w:bCs/>
-                <w:noProof/>
-                <w:lang w:val="en-US"/>
+                <w:noProof/>
               </w:rPr>
               <w:t>MNIST Classification Model: Initial Results</w:t>
             </w:r>
@@ -918,7 +910,7 @@
                 <w:noProof/>
                 <w:webHidden/>
               </w:rPr>
-              <w:instrText xml:space="preserve"> PAGEREF _Toc227675345 \h </w:instrText>
+              <w:instrText xml:space="preserve"> PAGEREF _Toc227675634 \h </w:instrText>
             </w:r>
             <w:r>
               <w:rPr>
@@ -938,7 +930,7 @@
                 <w:noProof/>
                 <w:webHidden/>
               </w:rPr>
-              <w:t>2</w:t>
+              <w:t>3</w:t>
             </w:r>
             <w:r>
               <w:rPr>
@@ -964,7 +956,7 @@
               <w14:ligatures w14:val="standardContextual"/>
             </w:rPr>
           </w:pPr>
-          <w:hyperlink w:anchor="_Toc227675346" w:history="1">
+          <w:hyperlink w:anchor="_Toc227675635" w:history="1">
             <w:r>
               <w:rPr>
                 <w:rStyle w:val="Hyperlink"/>
@@ -993,7 +985,7 @@
                 <w:noProof/>
                 <w:webHidden/>
               </w:rPr>
-              <w:instrText xml:space="preserve"> PAGEREF _Toc227675346 \h </w:instrText>
+              <w:instrText xml:space="preserve"> PAGEREF _Toc227675635 \h </w:instrText>
             </w:r>
             <w:r>
               <w:rPr>
@@ -1013,7 +1005,7 @@
                 <w:noProof/>
                 <w:webHidden/>
               </w:rPr>
-              <w:t>2</w:t>
+              <w:t>3</w:t>
             </w:r>
             <w:r>
               <w:rPr>
@@ -1039,7 +1031,7 @@
               <w14:ligatures w14:val="standardContextual"/>
             </w:rPr>
           </w:pPr>
-          <w:hyperlink w:anchor="_Toc227675347" w:history="1">
+          <w:hyperlink w:anchor="_Toc227675636" w:history="1">
             <w:r>
               <w:rPr>
                 <w:rStyle w:val="Hyperlink"/>
@@ -1068,7 +1060,7 @@
                 <w:noProof/>
                 <w:webHidden/>
               </w:rPr>
-              <w:instrText xml:space="preserve"> PAGEREF _Toc227675347 \h </w:instrText>
+              <w:instrText xml:space="preserve"> PAGEREF _Toc227675636 \h </w:instrText>
             </w:r>
             <w:r>
               <w:rPr>
@@ -1088,7 +1080,7 @@
                 <w:noProof/>
                 <w:webHidden/>
               </w:rPr>
-              <w:t>2</w:t>
+              <w:t>3</w:t>
             </w:r>
             <w:r>
               <w:rPr>
@@ -1114,11 +1106,11 @@
               <w14:ligatures w14:val="standardContextual"/>
             </w:rPr>
           </w:pPr>
-          <w:hyperlink w:anchor="_Toc227675348" w:history="1">
+          <w:hyperlink w:anchor="_Toc227675637" w:history="1">
             <w:r>
               <w:rPr>
                 <w:rStyle w:val="Hyperlink"/>
-                <w:rFonts w:ascii="Calibri" w:eastAsia="Times New Roman" w:hAnsi="Calibri" w:cs="Calibri"/>
+                <w:rFonts w:eastAsia="Times New Roman"/>
                 <w:noProof/>
                 <w:lang w:val="en-US"/>
               </w:rPr>
@@ -1143,7 +1135,7 @@
                 <w:noProof/>
                 <w:webHidden/>
               </w:rPr>
-              <w:instrText xml:space="preserve"> PAGEREF _Toc227675348 \h </w:instrText>
+              <w:instrText xml:space="preserve"> PAGEREF _Toc227675637 \h </w:instrText>
             </w:r>
             <w:r>
               <w:rPr>
@@ -1163,7 +1155,7 @@
                 <w:noProof/>
                 <w:webHidden/>
               </w:rPr>
-              <w:t>3</w:t>
+              <w:t>4</w:t>
             </w:r>
             <w:r>
               <w:rPr>
@@ -1189,7 +1181,7 @@
               <w14:ligatures w14:val="standardContextual"/>
             </w:rPr>
           </w:pPr>
-          <w:hyperlink w:anchor="_Toc227675349" w:history="1">
+          <w:hyperlink w:anchor="_Toc227675638" w:history="1">
             <w:r>
               <w:rPr>
                 <w:rStyle w:val="Hyperlink"/>
@@ -1218,7 +1210,7 @@
                 <w:noProof/>
                 <w:webHidden/>
               </w:rPr>
-              <w:instrText xml:space="preserve"> PAGEREF _Toc227675349 \h </w:instrText>
+              <w:instrText xml:space="preserve"> PAGEREF _Toc227675638 \h </w:instrText>
             </w:r>
             <w:r>
               <w:rPr>
@@ -1238,7 +1230,7 @@
                 <w:noProof/>
                 <w:webHidden/>
               </w:rPr>
-              <w:t>3</w:t>
+              <w:t>4</w:t>
             </w:r>
             <w:r>
               <w:rPr>
@@ -1264,7 +1256,7 @@
               <w14:ligatures w14:val="standardContextual"/>
             </w:rPr>
           </w:pPr>
-          <w:hyperlink w:anchor="_Toc227675350" w:history="1">
+          <w:hyperlink w:anchor="_Toc227675639" w:history="1">
             <w:r>
               <w:rPr>
                 <w:rStyle w:val="Hyperlink"/>
@@ -1294,7 +1286,7 @@
                 <w:noProof/>
                 <w:webHidden/>
               </w:rPr>
-              <w:instrText xml:space="preserve"> PAGEREF _Toc227675350 \h </w:instrText>
+              <w:instrText xml:space="preserve"> PAGEREF _Toc227675639 \h </w:instrText>
             </w:r>
             <w:r>
               <w:rPr>
@@ -1314,7 +1306,7 @@
                 <w:noProof/>
                 <w:webHidden/>
               </w:rPr>
-              <w:t>4</w:t>
+              <w:t>5</w:t>
             </w:r>
             <w:r>
               <w:rPr>
@@ -1340,7 +1332,7 @@
               <w14:ligatures w14:val="standardContextual"/>
             </w:rPr>
           </w:pPr>
-          <w:hyperlink w:anchor="_Toc227675351" w:history="1">
+          <w:hyperlink w:anchor="_Toc227675640" w:history="1">
             <w:r>
               <w:rPr>
                 <w:rStyle w:val="Hyperlink"/>
@@ -1368,7 +1360,7 @@
                 <w:noProof/>
                 <w:webHidden/>
               </w:rPr>
-              <w:instrText xml:space="preserve"> PAGEREF _Toc227675351 \h </w:instrText>
+              <w:instrText xml:space="preserve"> PAGEREF _Toc227675640 \h </w:instrText>
             </w:r>
             <w:r>
               <w:rPr>
@@ -1388,7 +1380,7 @@
                 <w:noProof/>
                 <w:webHidden/>
               </w:rPr>
-              <w:t>4</w:t>
+              <w:t>5</w:t>
             </w:r>
             <w:r>
               <w:rPr>
@@ -1414,7 +1406,7 @@
               <w14:ligatures w14:val="standardContextual"/>
             </w:rPr>
           </w:pPr>
-          <w:hyperlink w:anchor="_Toc227675352" w:history="1">
+          <w:hyperlink w:anchor="_Toc227675641" w:history="1">
             <w:r>
               <w:rPr>
                 <w:rStyle w:val="Hyperlink"/>
@@ -1442,7 +1434,7 @@
                 <w:noProof/>
                 <w:webHidden/>
               </w:rPr>
-              <w:instrText xml:space="preserve"> PAGEREF _Toc227675352 \h </w:instrText>
+              <w:instrText xml:space="preserve"> PAGEREF _Toc227675641 \h </w:instrText>
             </w:r>
             <w:r>
               <w:rPr>
@@ -1462,7 +1454,7 @@
                 <w:noProof/>
                 <w:webHidden/>
               </w:rPr>
-              <w:t>4</w:t>
+              <w:t>5</w:t>
             </w:r>
             <w:r>
               <w:rPr>
@@ -1488,7 +1480,7 @@
               <w14:ligatures w14:val="standardContextual"/>
             </w:rPr>
           </w:pPr>
-          <w:hyperlink w:anchor="_Toc227675353" w:history="1">
+          <w:hyperlink w:anchor="_Toc227675642" w:history="1">
             <w:r>
               <w:rPr>
                 <w:rStyle w:val="Hyperlink"/>
@@ -1516,7 +1508,7 @@
                 <w:noProof/>
                 <w:webHidden/>
               </w:rPr>
-              <w:instrText xml:space="preserve"> PAGEREF _Toc227675353 \h </w:instrText>
+              <w:instrText xml:space="preserve"> PAGEREF _Toc227675642 \h </w:instrText>
             </w:r>
             <w:r>
               <w:rPr>
@@ -1536,7 +1528,7 @@
                 <w:noProof/>
                 <w:webHidden/>
               </w:rPr>
-              <w:t>5</w:t>
+              <w:t>6</w:t>
             </w:r>
             <w:r>
               <w:rPr>
@@ -1562,7 +1554,7 @@
               <w14:ligatures w14:val="standardContextual"/>
             </w:rPr>
           </w:pPr>
-          <w:hyperlink w:anchor="_Toc227675354" w:history="1">
+          <w:hyperlink w:anchor="_Toc227675643" w:history="1">
             <w:r>
               <w:rPr>
                 <w:rStyle w:val="Hyperlink"/>
@@ -1592,7 +1584,7 @@
                 <w:noProof/>
                 <w:webHidden/>
               </w:rPr>
-              <w:instrText xml:space="preserve"> PAGEREF _Toc227675354 \h </w:instrText>
+              <w:instrText xml:space="preserve"> PAGEREF _Toc227675643 \h </w:instrText>
             </w:r>
             <w:r>
               <w:rPr>
@@ -1612,7 +1604,7 @@
                 <w:noProof/>
                 <w:webHidden/>
               </w:rPr>
-              <w:t>6</w:t>
+              <w:t>7</w:t>
             </w:r>
             <w:r>
               <w:rPr>
@@ -1638,7 +1630,7 @@
               <w14:ligatures w14:val="standardContextual"/>
             </w:rPr>
           </w:pPr>
-          <w:hyperlink w:anchor="_Toc227675355" w:history="1">
+          <w:hyperlink w:anchor="_Toc227675644" w:history="1">
             <w:r>
               <w:rPr>
                 <w:rStyle w:val="Hyperlink"/>
@@ -1666,7 +1658,7 @@
                 <w:noProof/>
                 <w:webHidden/>
               </w:rPr>
-              <w:instrText xml:space="preserve"> PAGEREF _Toc227675355 \h </w:instrText>
+              <w:instrText xml:space="preserve"> PAGEREF _Toc227675644 \h </w:instrText>
             </w:r>
             <w:r>
               <w:rPr>
@@ -1686,7 +1678,7 @@
                 <w:noProof/>
                 <w:webHidden/>
               </w:rPr>
-              <w:t>6</w:t>
+              <w:t>7</w:t>
             </w:r>
             <w:r>
               <w:rPr>
@@ -1712,7 +1704,7 @@
               <w14:ligatures w14:val="standardContextual"/>
             </w:rPr>
           </w:pPr>
-          <w:hyperlink w:anchor="_Toc227675356" w:history="1">
+          <w:hyperlink w:anchor="_Toc227675645" w:history="1">
             <w:r>
               <w:rPr>
                 <w:rStyle w:val="Hyperlink"/>
@@ -1740,7 +1732,7 @@
                 <w:noProof/>
                 <w:webHidden/>
               </w:rPr>
-              <w:instrText xml:space="preserve"> PAGEREF _Toc227675356 \h </w:instrText>
+              <w:instrText xml:space="preserve"> PAGEREF _Toc227675645 \h </w:instrText>
             </w:r>
             <w:r>
               <w:rPr>
@@ -1760,7 +1752,7 @@
                 <w:noProof/>
                 <w:webHidden/>
               </w:rPr>
-              <w:t>6</w:t>
+              <w:t>7</w:t>
             </w:r>
             <w:r>
               <w:rPr>
@@ -1786,7 +1778,7 @@
               <w14:ligatures w14:val="standardContextual"/>
             </w:rPr>
           </w:pPr>
-          <w:hyperlink w:anchor="_Toc227675357" w:history="1">
+          <w:hyperlink w:anchor="_Toc227675646" w:history="1">
             <w:r>
               <w:rPr>
                 <w:rStyle w:val="Hyperlink"/>
@@ -1814,7 +1806,7 @@
                 <w:noProof/>
                 <w:webHidden/>
               </w:rPr>
-              <w:instrText xml:space="preserve"> PAGEREF _Toc227675357 \h </w:instrText>
+              <w:instrText xml:space="preserve"> PAGEREF _Toc227675646 \h </w:instrText>
             </w:r>
             <w:r>
               <w:rPr>
@@ -1834,7 +1826,7 @@
                 <w:noProof/>
                 <w:webHidden/>
               </w:rPr>
-              <w:t>6</w:t>
+              <w:t>7</w:t>
             </w:r>
             <w:r>
               <w:rPr>
@@ -1860,7 +1852,7 @@
               <w14:ligatures w14:val="standardContextual"/>
             </w:rPr>
           </w:pPr>
-          <w:hyperlink w:anchor="_Toc227675358" w:history="1">
+          <w:hyperlink w:anchor="_Toc227675647" w:history="1">
             <w:r>
               <w:rPr>
                 <w:rStyle w:val="Hyperlink"/>
@@ -1888,7 +1880,7 @@
                 <w:noProof/>
                 <w:webHidden/>
               </w:rPr>
-              <w:instrText xml:space="preserve"> PAGEREF _Toc227675358 \h </w:instrText>
+              <w:instrText xml:space="preserve"> PAGEREF _Toc227675647 \h </w:instrText>
             </w:r>
             <w:r>
               <w:rPr>
@@ -1908,7 +1900,7 @@
                 <w:noProof/>
                 <w:webHidden/>
               </w:rPr>
-              <w:t>6</w:t>
+              <w:t>7</w:t>
             </w:r>
             <w:r>
               <w:rPr>
@@ -1934,7 +1926,7 @@
               <w14:ligatures w14:val="standardContextual"/>
             </w:rPr>
           </w:pPr>
-          <w:hyperlink w:anchor="_Toc227675359" w:history="1">
+          <w:hyperlink w:anchor="_Toc227675648" w:history="1">
             <w:r>
               <w:rPr>
                 <w:rStyle w:val="Hyperlink"/>
@@ -1962,7 +1954,7 @@
                 <w:noProof/>
                 <w:webHidden/>
               </w:rPr>
-              <w:instrText xml:space="preserve"> PAGEREF _Toc227675359 \h </w:instrText>
+              <w:instrText xml:space="preserve"> PAGEREF _Toc227675648 \h </w:instrText>
             </w:r>
             <w:r>
               <w:rPr>
@@ -1982,7 +1974,7 @@
                 <w:noProof/>
                 <w:webHidden/>
               </w:rPr>
-              <w:t>6</w:t>
+              <w:t>7</w:t>
             </w:r>
             <w:r>
               <w:rPr>
@@ -2008,7 +2000,7 @@
               <w14:ligatures w14:val="standardContextual"/>
             </w:rPr>
           </w:pPr>
-          <w:hyperlink w:anchor="_Toc227675360" w:history="1">
+          <w:hyperlink w:anchor="_Toc227675649" w:history="1">
             <w:r>
               <w:rPr>
                 <w:rStyle w:val="Hyperlink"/>
@@ -2036,7 +2028,7 @@
                 <w:noProof/>
                 <w:webHidden/>
               </w:rPr>
-              <w:instrText xml:space="preserve"> PAGEREF _Toc227675360 \h </w:instrText>
+              <w:instrText xml:space="preserve"> PAGEREF _Toc227675649 \h </w:instrText>
             </w:r>
             <w:r>
               <w:rPr>
@@ -2056,7 +2048,7 @@
                 <w:noProof/>
                 <w:webHidden/>
               </w:rPr>
-              <w:t>7</w:t>
+              <w:t>8</w:t>
             </w:r>
             <w:r>
               <w:rPr>
@@ -2082,7 +2074,7 @@
               <w14:ligatures w14:val="standardContextual"/>
             </w:rPr>
           </w:pPr>
-          <w:hyperlink w:anchor="_Toc227675361" w:history="1">
+          <w:hyperlink w:anchor="_Toc227675650" w:history="1">
             <w:r>
               <w:rPr>
                 <w:rStyle w:val="Hyperlink"/>
@@ -2110,7 +2102,7 @@
                 <w:noProof/>
                 <w:webHidden/>
               </w:rPr>
-              <w:instrText xml:space="preserve"> PAGEREF _Toc227675361 \h </w:instrText>
+              <w:instrText xml:space="preserve"> PAGEREF _Toc227675650 \h </w:instrText>
             </w:r>
             <w:r>
               <w:rPr>
@@ -2130,7 +2122,7 @@
                 <w:noProof/>
                 <w:webHidden/>
               </w:rPr>
-              <w:t>7</w:t>
+              <w:t>8</w:t>
             </w:r>
             <w:r>
               <w:rPr>
@@ -2156,7 +2148,7 @@
               <w14:ligatures w14:val="standardContextual"/>
             </w:rPr>
           </w:pPr>
-          <w:hyperlink w:anchor="_Toc227675362" w:history="1">
+          <w:hyperlink w:anchor="_Toc227675651" w:history="1">
             <w:r>
               <w:rPr>
                 <w:rStyle w:val="Hyperlink"/>
@@ -2184,7 +2176,7 @@
                 <w:noProof/>
                 <w:webHidden/>
               </w:rPr>
-              <w:instrText xml:space="preserve"> PAGEREF _Toc227675362 \h </w:instrText>
+              <w:instrText xml:space="preserve"> PAGEREF _Toc227675651 \h </w:instrText>
             </w:r>
             <w:r>
               <w:rPr>
@@ -2204,7 +2196,7 @@
                 <w:noProof/>
                 <w:webHidden/>
               </w:rPr>
-              <w:t>7</w:t>
+              <w:t>8</w:t>
             </w:r>
             <w:r>
               <w:rPr>
@@ -2230,7 +2222,7 @@
               <w14:ligatures w14:val="standardContextual"/>
             </w:rPr>
           </w:pPr>
-          <w:hyperlink w:anchor="_Toc227675363" w:history="1">
+          <w:hyperlink w:anchor="_Toc227675652" w:history="1">
             <w:r>
               <w:rPr>
                 <w:rStyle w:val="Hyperlink"/>
@@ -2258,7 +2250,7 @@
                 <w:noProof/>
                 <w:webHidden/>
               </w:rPr>
-              <w:instrText xml:space="preserve"> PAGEREF _Toc227675363 \h </w:instrText>
+              <w:instrText xml:space="preserve"> PAGEREF _Toc227675652 \h </w:instrText>
             </w:r>
             <w:r>
               <w:rPr>
@@ -2278,7 +2270,7 @@
                 <w:noProof/>
                 <w:webHidden/>
               </w:rPr>
-              <w:t>7</w:t>
+              <w:t>8</w:t>
             </w:r>
             <w:r>
               <w:rPr>
@@ -2332,20 +2324,9 @@
     <w:p>
       <w:pPr>
         <w:pStyle w:val="Heading1"/>
-        <w:rPr>
-          <w:rFonts w:ascii="Calibri" w:eastAsia="Times New Roman" w:hAnsi="Calibri" w:cs="Calibri"/>
-          <w:kern w:val="36"/>
-          <w:lang w:val="en-US"/>
-        </w:rPr>
-      </w:pPr>
-      <w:bookmarkStart w:id="0" w:name="_Toc227675341"/>
+      </w:pPr>
+      <w:bookmarkStart w:id="0" w:name="_Toc227675630"/>
       <w:r>
-        <w:rPr>
-          <w:rFonts w:ascii="Calibri" w:eastAsia="Times New Roman" w:hAnsi="Calibri" w:cs="Calibri"/>
-          <w:b/>
-          <w:bCs/>
-          <w:lang w:val="en-US"/>
-        </w:rPr>
         <w:lastRenderedPageBreak/>
         <w:t>Introduction</w:t>
       </w:r>
@@ -2390,7 +2371,7 @@
           <w:lang w:val="en-US"/>
         </w:rPr>
       </w:pPr>
-      <w:bookmarkStart w:id="1" w:name="_Toc227675342"/>
+      <w:bookmarkStart w:id="1" w:name="_Toc227675631"/>
       <w:r>
         <w:rPr>
           <w:rFonts w:ascii="Calibri" w:eastAsia="Times New Roman" w:hAnsi="Calibri" w:cs="Calibri"/>
@@ -2423,7 +2404,7 @@
           <w:lang w:val="en-US"/>
         </w:rPr>
       </w:pPr>
-      <w:bookmarkStart w:id="2" w:name="_Toc227675343"/>
+      <w:bookmarkStart w:id="2" w:name="_Toc227675632"/>
       <w:r>
         <w:rPr>
           <w:rFonts w:ascii="Calibri" w:eastAsia="Times New Roman" w:hAnsi="Calibri" w:cs="Calibri"/>
@@ -2455,7 +2436,7 @@
           <w:rFonts w:ascii="Calibri" w:hAnsi="Calibri" w:cs="Calibri"/>
         </w:rPr>
       </w:pPr>
-      <w:bookmarkStart w:id="3" w:name="_Toc227675344"/>
+      <w:bookmarkStart w:id="3" w:name="_Toc227675633"/>
       <w:r>
         <w:rPr>
           <w:rFonts w:ascii="Calibri" w:hAnsi="Calibri" w:cs="Calibri"/>
@@ -2479,33 +2460,28 @@
     </w:p>
     <w:p>
       <w:pPr>
-        <w:pStyle w:val="Heading1"/>
         <w:rPr>
-          <w:rFonts w:ascii="Calibri" w:eastAsia="Times New Roman" w:hAnsi="Calibri" w:cs="Calibri"/>
-          <w:b/>
-          <w:bCs/>
-          <w:kern w:val="36"/>
-          <w:lang w:val="en-US"/>
+          <w:rFonts w:ascii="Calibri" w:hAnsi="Calibri" w:cs="Calibri"/>
         </w:rPr>
       </w:pPr>
-      <w:bookmarkStart w:id="4" w:name="_Toc227675345"/>
       <w:r>
         <w:rPr>
-          <w:rFonts w:ascii="Calibri" w:eastAsia="Times New Roman" w:hAnsi="Calibri" w:cs="Calibri"/>
-          <w:b/>
-          <w:bCs/>
-          <w:lang w:val="en-US"/>
+          <w:rFonts w:ascii="Calibri" w:hAnsi="Calibri" w:cs="Calibri"/>
         </w:rPr>
+        <w:br w:type="page"/>
+      </w:r>
+    </w:p>
+    <w:p>
+      <w:pPr>
+        <w:pStyle w:val="Heading1"/>
+      </w:pPr>
+      <w:bookmarkStart w:id="4" w:name="_Toc227675634"/>
+      <w:r>
+        <w:lastRenderedPageBreak/>
         <w:t>MNIST Classification Model: Initial Results</w:t>
       </w:r>
       <w:bookmarkEnd w:id="4"/>
       <w:r>
-        <w:rPr>
-          <w:rFonts w:ascii="Calibri" w:eastAsia="Times New Roman" w:hAnsi="Calibri" w:cs="Calibri"/>
-          <w:b/>
-          <w:bCs/>
-          <w:lang w:val="en-US"/>
-        </w:rPr>
         <w:t xml:space="preserve"> </w:t>
       </w:r>
     </w:p>
@@ -2517,7 +2493,7 @@
           <w:lang w:val="en-US"/>
         </w:rPr>
       </w:pPr>
-      <w:bookmarkStart w:id="5" w:name="_Toc227675346"/>
+      <w:bookmarkStart w:id="5" w:name="_Toc227675635"/>
       <w:r>
         <w:rPr>
           <w:rFonts w:ascii="Calibri" w:eastAsia="Times New Roman" w:hAnsi="Calibri" w:cs="Calibri"/>
@@ -2571,7 +2547,7 @@
           <w:lang w:val="en-US"/>
         </w:rPr>
       </w:pPr>
-      <w:bookmarkStart w:id="6" w:name="_Toc227675347"/>
+      <w:bookmarkStart w:id="6" w:name="_Toc227675636"/>
       <w:r>
         <w:rPr>
           <w:rFonts w:ascii="Calibri" w:eastAsia="Times New Roman" w:hAnsi="Calibri" w:cs="Calibri"/>
@@ -3299,8 +3275,8 @@
       <w:pPr>
         <w:pStyle w:val="Heading2"/>
         <w:rPr>
-          <w:rFonts w:ascii="Calibri" w:eastAsia="Times New Roman" w:hAnsi="Calibri" w:cs="Calibri"/>
-          <w:color w:val="3E762A" w:themeColor="accent1" w:themeShade="BF"/>
+          <w:rFonts w:eastAsia="Times New Roman"/>
+          <w:color w:val="0B5294" w:themeColor="accent1" w:themeShade="BF"/>
           <w:sz w:val="32"/>
           <w:szCs w:val="32"/>
           <w:lang w:val="en-US"/>
@@ -3308,15 +3284,15 @@
       </w:pPr>
       <w:r>
         <w:rPr>
-          <w:rFonts w:ascii="Calibri" w:eastAsia="Times New Roman" w:hAnsi="Calibri" w:cs="Calibri"/>
+          <w:rFonts w:eastAsia="Times New Roman"/>
           <w:lang w:val="en-US"/>
         </w:rPr>
         <w:br w:type="page"/>
       </w:r>
-      <w:bookmarkStart w:id="7" w:name="_Toc227675348"/>
+      <w:bookmarkStart w:id="7" w:name="_Toc227675637"/>
       <w:r>
         <w:rPr>
-          <w:rFonts w:ascii="Calibri" w:eastAsia="Times New Roman" w:hAnsi="Calibri" w:cs="Calibri"/>
+          <w:rFonts w:eastAsia="Times New Roman"/>
           <w:lang w:val="en-US"/>
         </w:rPr>
         <w:lastRenderedPageBreak/>
@@ -3325,7 +3301,7 @@
       <w:bookmarkEnd w:id="7"/>
       <w:r>
         <w:rPr>
-          <w:rFonts w:ascii="Calibri" w:eastAsia="Times New Roman" w:hAnsi="Calibri" w:cs="Calibri"/>
+          <w:rFonts w:eastAsia="Times New Roman"/>
           <w:lang w:val="en-US"/>
         </w:rPr>
         <w:t xml:space="preserve"> </w:t>
@@ -5058,7 +5034,7 @@
           <w:lang w:val="en-US"/>
         </w:rPr>
       </w:pPr>
-      <w:bookmarkStart w:id="8" w:name="_Toc227675349"/>
+      <w:bookmarkStart w:id="8" w:name="_Toc227675638"/>
       <w:r>
         <w:rPr>
           <w:rFonts w:ascii="Calibri" w:eastAsia="Times New Roman" w:hAnsi="Calibri" w:cs="Calibri"/>
@@ -5114,7 +5090,7 @@
           <w:bCs/>
         </w:rPr>
       </w:pPr>
-      <w:bookmarkStart w:id="9" w:name="_Toc227675350"/>
+      <w:bookmarkStart w:id="9" w:name="_Toc227675639"/>
       <w:r>
         <w:rPr>
           <w:rFonts w:ascii="Calibri" w:hAnsi="Calibri" w:cs="Calibri"/>
@@ -5169,7 +5145,7 @@
           <w:rFonts w:ascii="Calibri" w:hAnsi="Calibri" w:cs="Calibri"/>
         </w:rPr>
       </w:pPr>
-      <w:bookmarkStart w:id="10" w:name="_Toc227675351"/>
+      <w:bookmarkStart w:id="10" w:name="_Toc227675640"/>
       <w:r>
         <w:rPr>
           <w:rFonts w:ascii="Calibri" w:hAnsi="Calibri" w:cs="Calibri"/>
@@ -5213,7 +5189,7 @@
           <w:rFonts w:ascii="Calibri" w:hAnsi="Calibri" w:cs="Calibri"/>
         </w:rPr>
       </w:pPr>
-      <w:bookmarkStart w:id="11" w:name="_Toc227675352"/>
+      <w:bookmarkStart w:id="11" w:name="_Toc227675641"/>
       <w:r>
         <w:rPr>
           <w:rFonts w:ascii="Calibri" w:hAnsi="Calibri" w:cs="Calibri"/>
@@ -5336,7 +5312,7 @@
           <w:rFonts w:ascii="Calibri" w:hAnsi="Calibri" w:cs="Calibri"/>
         </w:rPr>
       </w:pPr>
-      <w:bookmarkStart w:id="12" w:name="_Toc227675353"/>
+      <w:bookmarkStart w:id="12" w:name="_Toc227675642"/>
       <w:r>
         <w:rPr>
           <w:rFonts w:ascii="Calibri" w:hAnsi="Calibri" w:cs="Calibri"/>
@@ -5446,7 +5422,7 @@
           <w:rFonts w:ascii="Calibri" w:eastAsia="Times New Roman" w:hAnsi="Calibri" w:cs="Calibri"/>
         </w:rPr>
       </w:pPr>
-      <w:bookmarkStart w:id="13" w:name="_Toc227675354"/>
+      <w:bookmarkStart w:id="13" w:name="_Toc227675643"/>
       <w:r>
         <w:rPr>
           <w:rFonts w:ascii="Calibri" w:eastAsia="Times New Roman" w:hAnsi="Calibri" w:cs="Calibri"/>
@@ -5471,7 +5447,7 @@
           <w:rFonts w:ascii="Calibri" w:eastAsia="Times New Roman" w:hAnsi="Calibri" w:cs="Calibri"/>
         </w:rPr>
       </w:pPr>
-      <w:bookmarkStart w:id="14" w:name="_Toc227675355"/>
+      <w:bookmarkStart w:id="14" w:name="_Toc227675644"/>
       <w:r>
         <w:rPr>
           <w:rFonts w:ascii="Calibri" w:eastAsia="Times New Roman" w:hAnsi="Calibri" w:cs="Calibri"/>
@@ -5554,7 +5530,7 @@
           <w:rFonts w:ascii="Calibri" w:eastAsia="Times New Roman" w:hAnsi="Calibri" w:cs="Calibri"/>
         </w:rPr>
       </w:pPr>
-      <w:bookmarkStart w:id="15" w:name="_Toc227675356"/>
+      <w:bookmarkStart w:id="15" w:name="_Toc227675645"/>
       <w:r>
         <w:rPr>
           <w:rFonts w:ascii="Calibri" w:eastAsia="Times New Roman" w:hAnsi="Calibri" w:cs="Calibri"/>
@@ -6195,7 +6171,7 @@
           <w:rFonts w:ascii="Calibri" w:eastAsia="Times New Roman" w:hAnsi="Calibri" w:cs="Calibri"/>
         </w:rPr>
       </w:pPr>
-      <w:bookmarkStart w:id="16" w:name="_Toc227675357"/>
+      <w:bookmarkStart w:id="16" w:name="_Toc227675646"/>
       <w:r>
         <w:rPr>
           <w:rFonts w:ascii="Calibri" w:eastAsia="Times New Roman" w:hAnsi="Calibri" w:cs="Calibri"/>
@@ -6224,7 +6200,7 @@
           <w:rFonts w:ascii="Calibri" w:eastAsia="Times New Roman" w:hAnsi="Calibri" w:cs="Calibri"/>
         </w:rPr>
       </w:pPr>
-      <w:bookmarkStart w:id="17" w:name="_Toc227675358"/>
+      <w:bookmarkStart w:id="17" w:name="_Toc227675647"/>
       <w:r>
         <w:rPr>
           <w:rFonts w:ascii="Calibri" w:eastAsia="Times New Roman" w:hAnsi="Calibri" w:cs="Calibri"/>
@@ -6253,7 +6229,7 @@
           <w:rFonts w:ascii="Calibri" w:eastAsia="Times New Roman" w:hAnsi="Calibri" w:cs="Calibri"/>
         </w:rPr>
       </w:pPr>
-      <w:bookmarkStart w:id="18" w:name="_Toc227675359"/>
+      <w:bookmarkStart w:id="18" w:name="_Toc227675648"/>
       <w:r>
         <w:rPr>
           <w:rFonts w:ascii="Calibri" w:eastAsia="Times New Roman" w:hAnsi="Calibri" w:cs="Calibri"/>
@@ -6282,7 +6258,7 @@
           <w:rFonts w:ascii="Calibri" w:eastAsia="Times New Roman" w:hAnsi="Calibri" w:cs="Calibri"/>
         </w:rPr>
       </w:pPr>
-      <w:bookmarkStart w:id="19" w:name="_Toc227675360"/>
+      <w:bookmarkStart w:id="19" w:name="_Toc227675649"/>
       <w:r>
         <w:rPr>
           <w:rFonts w:ascii="Calibri" w:eastAsia="Times New Roman" w:hAnsi="Calibri" w:cs="Calibri"/>
@@ -6312,7 +6288,7 @@
           <w:rFonts w:ascii="Calibri" w:eastAsia="Times New Roman" w:hAnsi="Calibri" w:cs="Calibri"/>
         </w:rPr>
       </w:pPr>
-      <w:bookmarkStart w:id="20" w:name="_Toc227675361"/>
+      <w:bookmarkStart w:id="20" w:name="_Toc227675650"/>
       <w:r>
         <w:rPr>
           <w:rFonts w:ascii="Calibri" w:eastAsia="Times New Roman" w:hAnsi="Calibri" w:cs="Calibri"/>
@@ -6347,7 +6323,7 @@
           <w:rFonts w:ascii="Calibri" w:eastAsia="Times New Roman" w:hAnsi="Calibri" w:cs="Calibri"/>
         </w:rPr>
       </w:pPr>
-      <w:bookmarkStart w:id="21" w:name="_Toc227675362"/>
+      <w:bookmarkStart w:id="21" w:name="_Toc227675651"/>
       <w:r>
         <w:rPr>
           <w:rFonts w:ascii="Calibri" w:eastAsia="Times New Roman" w:hAnsi="Calibri" w:cs="Calibri"/>
@@ -7475,7 +7451,7 @@
           <w:rFonts w:ascii="Calibri" w:eastAsia="Times New Roman" w:hAnsi="Calibri" w:cs="Calibri"/>
         </w:rPr>
       </w:pPr>
-      <w:bookmarkStart w:id="22" w:name="_Toc227675363"/>
+      <w:bookmarkStart w:id="22" w:name="_Toc227675652"/>
       <w:r>
         <w:rPr>
           <w:rFonts w:ascii="Calibri" w:eastAsia="Times New Roman" w:hAnsi="Calibri" w:cs="Calibri"/>
@@ -8776,6 +8752,92 @@
     </w:lvl>
   </w:abstractNum>
   <w:abstractNum w:abstractNumId="8" w15:restartNumberingAfterBreak="0">
+    <w:nsid w:val="1482775B"/>
+    <w:multiLevelType w:val="multilevel"/>
+    <w:tmpl w:val="70FA84AC"/>
+    <w:lvl w:ilvl="0">
+      <w:start w:val="1"/>
+      <w:numFmt w:val="decimal"/>
+      <w:lvlText w:val="%1"/>
+      <w:lvlJc w:val="left"/>
+      <w:pPr>
+        <w:ind w:left="432" w:hanging="432"/>
+      </w:pPr>
+    </w:lvl>
+    <w:lvl w:ilvl="1">
+      <w:start w:val="1"/>
+      <w:numFmt w:val="decimal"/>
+      <w:lvlText w:val="%1.%2"/>
+      <w:lvlJc w:val="left"/>
+      <w:pPr>
+        <w:ind w:left="576" w:hanging="576"/>
+      </w:pPr>
+    </w:lvl>
+    <w:lvl w:ilvl="2">
+      <w:start w:val="1"/>
+      <w:numFmt w:val="decimal"/>
+      <w:lvlText w:val="%1.%2.%3"/>
+      <w:lvlJc w:val="left"/>
+      <w:pPr>
+        <w:ind w:left="720" w:hanging="720"/>
+      </w:pPr>
+    </w:lvl>
+    <w:lvl w:ilvl="3">
+      <w:start w:val="1"/>
+      <w:numFmt w:val="decimal"/>
+      <w:lvlText w:val="%1.%2.%3.%4"/>
+      <w:lvlJc w:val="left"/>
+      <w:pPr>
+        <w:ind w:left="864" w:hanging="864"/>
+      </w:pPr>
+    </w:lvl>
+    <w:lvl w:ilvl="4">
+      <w:start w:val="1"/>
+      <w:numFmt w:val="decimal"/>
+      <w:lvlText w:val="%1.%2.%3.%4.%5"/>
+      <w:lvlJc w:val="left"/>
+      <w:pPr>
+        <w:ind w:left="1008" w:hanging="1008"/>
+      </w:pPr>
+    </w:lvl>
+    <w:lvl w:ilvl="5">
+      <w:start w:val="1"/>
+      <w:numFmt w:val="decimal"/>
+      <w:lvlText w:val="%1.%2.%3.%4.%5.%6"/>
+      <w:lvlJc w:val="left"/>
+      <w:pPr>
+        <w:ind w:left="1152" w:hanging="1152"/>
+      </w:pPr>
+    </w:lvl>
+    <w:lvl w:ilvl="6">
+      <w:start w:val="1"/>
+      <w:numFmt w:val="decimal"/>
+      <w:lvlText w:val="%1.%2.%3.%4.%5.%6.%7"/>
+      <w:lvlJc w:val="left"/>
+      <w:pPr>
+        <w:ind w:left="1296" w:hanging="1296"/>
+      </w:pPr>
+    </w:lvl>
+    <w:lvl w:ilvl="7">
+      <w:start w:val="1"/>
+      <w:numFmt w:val="decimal"/>
+      <w:lvlText w:val="%1.%2.%3.%4.%5.%6.%7.%8"/>
+      <w:lvlJc w:val="left"/>
+      <w:pPr>
+        <w:ind w:left="1440" w:hanging="1440"/>
+      </w:pPr>
+    </w:lvl>
+    <w:lvl w:ilvl="8">
+      <w:start w:val="1"/>
+      <w:numFmt w:val="decimal"/>
+      <w:lvlText w:val="%1.%2.%3.%4.%5.%6.%7.%8.%9"/>
+      <w:lvlJc w:val="left"/>
+      <w:pPr>
+        <w:ind w:left="1584" w:hanging="1584"/>
+      </w:pPr>
+    </w:lvl>
+  </w:abstractNum>
+  <w:abstractNum w:abstractNumId="9" w15:restartNumberingAfterBreak="0">
     <w:nsid w:val="14E1333F"/>
     <w:multiLevelType w:val="multilevel"/>
     <w:tmpl w:val="5234FA26"/>
@@ -8924,7 +8986,7 @@
       </w:rPr>
     </w:lvl>
   </w:abstractNum>
-  <w:abstractNum w:abstractNumId="9" w15:restartNumberingAfterBreak="0">
+  <w:abstractNum w:abstractNumId="10" w15:restartNumberingAfterBreak="0">
     <w:nsid w:val="1C937192"/>
     <w:multiLevelType w:val="multilevel"/>
     <w:tmpl w:val="5BE4A064"/>
@@ -9073,7 +9135,7 @@
       </w:rPr>
     </w:lvl>
   </w:abstractNum>
-  <w:abstractNum w:abstractNumId="10" w15:restartNumberingAfterBreak="0">
+  <w:abstractNum w:abstractNumId="11" w15:restartNumberingAfterBreak="0">
     <w:nsid w:val="1F1F2C52"/>
     <w:multiLevelType w:val="multilevel"/>
     <w:tmpl w:val="1B54C970"/>
@@ -9222,7 +9284,7 @@
       </w:rPr>
     </w:lvl>
   </w:abstractNum>
-  <w:abstractNum w:abstractNumId="11" w15:restartNumberingAfterBreak="0">
+  <w:abstractNum w:abstractNumId="12" w15:restartNumberingAfterBreak="0">
     <w:nsid w:val="23A6617E"/>
     <w:multiLevelType w:val="multilevel"/>
     <w:tmpl w:val="CFE06054"/>
@@ -9371,7 +9433,7 @@
       </w:rPr>
     </w:lvl>
   </w:abstractNum>
-  <w:abstractNum w:abstractNumId="12" w15:restartNumberingAfterBreak="0">
+  <w:abstractNum w:abstractNumId="13" w15:restartNumberingAfterBreak="0">
     <w:nsid w:val="296366BC"/>
     <w:multiLevelType w:val="multilevel"/>
     <w:tmpl w:val="1324BBF8"/>
@@ -9520,7 +9582,7 @@
       </w:rPr>
     </w:lvl>
   </w:abstractNum>
-  <w:abstractNum w:abstractNumId="13" w15:restartNumberingAfterBreak="0">
+  <w:abstractNum w:abstractNumId="14" w15:restartNumberingAfterBreak="0">
     <w:nsid w:val="2B54601D"/>
     <w:multiLevelType w:val="multilevel"/>
     <w:tmpl w:val="1C266228"/>
@@ -9669,7 +9731,7 @@
       </w:rPr>
     </w:lvl>
   </w:abstractNum>
-  <w:abstractNum w:abstractNumId="14" w15:restartNumberingAfterBreak="0">
+  <w:abstractNum w:abstractNumId="15" w15:restartNumberingAfterBreak="0">
     <w:nsid w:val="33A03C13"/>
     <w:multiLevelType w:val="multilevel"/>
     <w:tmpl w:val="BAB2C646"/>
@@ -9818,7 +9880,7 @@
       </w:rPr>
     </w:lvl>
   </w:abstractNum>
-  <w:abstractNum w:abstractNumId="15" w15:restartNumberingAfterBreak="0">
+  <w:abstractNum w:abstractNumId="16" w15:restartNumberingAfterBreak="0">
     <w:nsid w:val="34125AEB"/>
     <w:multiLevelType w:val="multilevel"/>
     <w:tmpl w:val="5E4A9274"/>
@@ -9967,7 +10029,7 @@
       </w:rPr>
     </w:lvl>
   </w:abstractNum>
-  <w:abstractNum w:abstractNumId="16" w15:restartNumberingAfterBreak="0">
+  <w:abstractNum w:abstractNumId="17" w15:restartNumberingAfterBreak="0">
     <w:nsid w:val="358E596A"/>
     <w:multiLevelType w:val="multilevel"/>
     <w:tmpl w:val="E6DAEA8A"/>
@@ -10116,7 +10178,7 @@
       </w:rPr>
     </w:lvl>
   </w:abstractNum>
-  <w:abstractNum w:abstractNumId="17" w15:restartNumberingAfterBreak="0">
+  <w:abstractNum w:abstractNumId="18" w15:restartNumberingAfterBreak="0">
     <w:nsid w:val="376C6854"/>
     <w:multiLevelType w:val="multilevel"/>
     <w:tmpl w:val="42EA873C"/>
@@ -10265,7 +10327,7 @@
       </w:rPr>
     </w:lvl>
   </w:abstractNum>
-  <w:abstractNum w:abstractNumId="18" w15:restartNumberingAfterBreak="0">
+  <w:abstractNum w:abstractNumId="19" w15:restartNumberingAfterBreak="0">
     <w:nsid w:val="37B13EFA"/>
     <w:multiLevelType w:val="multilevel"/>
     <w:tmpl w:val="79A63010"/>
@@ -10414,7 +10476,7 @@
       </w:rPr>
     </w:lvl>
   </w:abstractNum>
-  <w:abstractNum w:abstractNumId="19" w15:restartNumberingAfterBreak="0">
+  <w:abstractNum w:abstractNumId="20" w15:restartNumberingAfterBreak="0">
     <w:nsid w:val="394A0328"/>
     <w:multiLevelType w:val="multilevel"/>
     <w:tmpl w:val="7D12BE7C"/>
@@ -10563,7 +10625,7 @@
       </w:rPr>
     </w:lvl>
   </w:abstractNum>
-  <w:abstractNum w:abstractNumId="20" w15:restartNumberingAfterBreak="0">
+  <w:abstractNum w:abstractNumId="21" w15:restartNumberingAfterBreak="0">
     <w:nsid w:val="39DA1D07"/>
     <w:multiLevelType w:val="multilevel"/>
     <w:tmpl w:val="7B84159E"/>
@@ -10712,7 +10774,7 @@
       </w:rPr>
     </w:lvl>
   </w:abstractNum>
-  <w:abstractNum w:abstractNumId="21" w15:restartNumberingAfterBreak="0">
+  <w:abstractNum w:abstractNumId="22" w15:restartNumberingAfterBreak="0">
     <w:nsid w:val="3D454BC4"/>
     <w:multiLevelType w:val="multilevel"/>
     <w:tmpl w:val="A2D8E9AC"/>
@@ -10861,7 +10923,7 @@
       </w:rPr>
     </w:lvl>
   </w:abstractNum>
-  <w:abstractNum w:abstractNumId="22" w15:restartNumberingAfterBreak="0">
+  <w:abstractNum w:abstractNumId="23" w15:restartNumberingAfterBreak="0">
     <w:nsid w:val="3E440A59"/>
     <w:multiLevelType w:val="multilevel"/>
     <w:tmpl w:val="4BF2ED46"/>
@@ -11010,7 +11072,7 @@
       </w:rPr>
     </w:lvl>
   </w:abstractNum>
-  <w:abstractNum w:abstractNumId="23" w15:restartNumberingAfterBreak="0">
+  <w:abstractNum w:abstractNumId="24" w15:restartNumberingAfterBreak="0">
     <w:nsid w:val="3ECA0F1B"/>
     <w:multiLevelType w:val="multilevel"/>
     <w:tmpl w:val="6BD4201C"/>
@@ -11159,7 +11221,7 @@
       </w:rPr>
     </w:lvl>
   </w:abstractNum>
-  <w:abstractNum w:abstractNumId="24" w15:restartNumberingAfterBreak="0">
+  <w:abstractNum w:abstractNumId="25" w15:restartNumberingAfterBreak="0">
     <w:nsid w:val="41063DF3"/>
     <w:multiLevelType w:val="multilevel"/>
     <w:tmpl w:val="B42EE374"/>
@@ -11308,7 +11370,7 @@
       </w:rPr>
     </w:lvl>
   </w:abstractNum>
-  <w:abstractNum w:abstractNumId="25" w15:restartNumberingAfterBreak="0">
+  <w:abstractNum w:abstractNumId="26" w15:restartNumberingAfterBreak="0">
     <w:nsid w:val="48EC4F26"/>
     <w:multiLevelType w:val="multilevel"/>
     <w:tmpl w:val="37D43094"/>
@@ -11457,7 +11519,7 @@
       </w:rPr>
     </w:lvl>
   </w:abstractNum>
-  <w:abstractNum w:abstractNumId="26" w15:restartNumberingAfterBreak="0">
+  <w:abstractNum w:abstractNumId="27" w15:restartNumberingAfterBreak="0">
     <w:nsid w:val="49E81BB0"/>
     <w:multiLevelType w:val="multilevel"/>
     <w:tmpl w:val="EF5E9A2A"/>
@@ -11606,7 +11668,7 @@
       </w:rPr>
     </w:lvl>
   </w:abstractNum>
-  <w:abstractNum w:abstractNumId="27" w15:restartNumberingAfterBreak="0">
+  <w:abstractNum w:abstractNumId="28" w15:restartNumberingAfterBreak="0">
     <w:nsid w:val="4CD72565"/>
     <w:multiLevelType w:val="multilevel"/>
     <w:tmpl w:val="9434F9AE"/>
@@ -11755,7 +11817,7 @@
       </w:rPr>
     </w:lvl>
   </w:abstractNum>
-  <w:abstractNum w:abstractNumId="28" w15:restartNumberingAfterBreak="0">
+  <w:abstractNum w:abstractNumId="29" w15:restartNumberingAfterBreak="0">
     <w:nsid w:val="4F0B1C13"/>
     <w:multiLevelType w:val="multilevel"/>
     <w:tmpl w:val="7DFEE478"/>
@@ -11904,7 +11966,7 @@
       </w:rPr>
     </w:lvl>
   </w:abstractNum>
-  <w:abstractNum w:abstractNumId="29" w15:restartNumberingAfterBreak="0">
+  <w:abstractNum w:abstractNumId="30" w15:restartNumberingAfterBreak="0">
     <w:nsid w:val="4FFE185B"/>
     <w:multiLevelType w:val="multilevel"/>
     <w:tmpl w:val="31502A22"/>
@@ -12053,7 +12115,7 @@
       </w:rPr>
     </w:lvl>
   </w:abstractNum>
-  <w:abstractNum w:abstractNumId="30" w15:restartNumberingAfterBreak="0">
+  <w:abstractNum w:abstractNumId="31" w15:restartNumberingAfterBreak="0">
     <w:nsid w:val="501D41E6"/>
     <w:multiLevelType w:val="multilevel"/>
     <w:tmpl w:val="B022AED8"/>
@@ -12202,7 +12264,7 @@
       </w:rPr>
     </w:lvl>
   </w:abstractNum>
-  <w:abstractNum w:abstractNumId="31" w15:restartNumberingAfterBreak="0">
+  <w:abstractNum w:abstractNumId="32" w15:restartNumberingAfterBreak="0">
     <w:nsid w:val="52DA4A80"/>
     <w:multiLevelType w:val="multilevel"/>
     <w:tmpl w:val="ACA6D900"/>
@@ -12351,7 +12413,7 @@
       </w:rPr>
     </w:lvl>
   </w:abstractNum>
-  <w:abstractNum w:abstractNumId="32" w15:restartNumberingAfterBreak="0">
+  <w:abstractNum w:abstractNumId="33" w15:restartNumberingAfterBreak="0">
     <w:nsid w:val="53F46CEE"/>
     <w:multiLevelType w:val="multilevel"/>
     <w:tmpl w:val="8402E61C"/>
@@ -12500,7 +12562,7 @@
       </w:rPr>
     </w:lvl>
   </w:abstractNum>
-  <w:abstractNum w:abstractNumId="33" w15:restartNumberingAfterBreak="0">
+  <w:abstractNum w:abstractNumId="34" w15:restartNumberingAfterBreak="0">
     <w:nsid w:val="579C4427"/>
     <w:multiLevelType w:val="multilevel"/>
     <w:tmpl w:val="B41AFC3A"/>
@@ -12649,7 +12711,7 @@
       </w:rPr>
     </w:lvl>
   </w:abstractNum>
-  <w:abstractNum w:abstractNumId="34" w15:restartNumberingAfterBreak="0">
+  <w:abstractNum w:abstractNumId="35" w15:restartNumberingAfterBreak="0">
     <w:nsid w:val="5C89465C"/>
     <w:multiLevelType w:val="multilevel"/>
     <w:tmpl w:val="DAC4103C"/>
@@ -12798,7 +12860,7 @@
       </w:rPr>
     </w:lvl>
   </w:abstractNum>
-  <w:abstractNum w:abstractNumId="35" w15:restartNumberingAfterBreak="0">
+  <w:abstractNum w:abstractNumId="36" w15:restartNumberingAfterBreak="0">
     <w:nsid w:val="5D4F6FEE"/>
     <w:multiLevelType w:val="multilevel"/>
     <w:tmpl w:val="925C3766"/>
@@ -12947,7 +13009,7 @@
       </w:rPr>
     </w:lvl>
   </w:abstractNum>
-  <w:abstractNum w:abstractNumId="36" w15:restartNumberingAfterBreak="0">
+  <w:abstractNum w:abstractNumId="37" w15:restartNumberingAfterBreak="0">
     <w:nsid w:val="5EE24809"/>
     <w:multiLevelType w:val="multilevel"/>
     <w:tmpl w:val="80D84BEE"/>
@@ -13096,7 +13158,7 @@
       </w:rPr>
     </w:lvl>
   </w:abstractNum>
-  <w:abstractNum w:abstractNumId="37" w15:restartNumberingAfterBreak="0">
+  <w:abstractNum w:abstractNumId="38" w15:restartNumberingAfterBreak="0">
     <w:nsid w:val="5F4B04B3"/>
     <w:multiLevelType w:val="multilevel"/>
     <w:tmpl w:val="08F4C136"/>
@@ -13245,7 +13307,7 @@
       </w:rPr>
     </w:lvl>
   </w:abstractNum>
-  <w:abstractNum w:abstractNumId="38" w15:restartNumberingAfterBreak="0">
+  <w:abstractNum w:abstractNumId="39" w15:restartNumberingAfterBreak="0">
     <w:nsid w:val="5FC14B71"/>
     <w:multiLevelType w:val="multilevel"/>
     <w:tmpl w:val="E59AF802"/>
@@ -13394,7 +13456,7 @@
       </w:rPr>
     </w:lvl>
   </w:abstractNum>
-  <w:abstractNum w:abstractNumId="39" w15:restartNumberingAfterBreak="0">
+  <w:abstractNum w:abstractNumId="40" w15:restartNumberingAfterBreak="0">
     <w:nsid w:val="612A4CA4"/>
     <w:multiLevelType w:val="multilevel"/>
     <w:tmpl w:val="EEBADF92"/>
@@ -13543,7 +13605,7 @@
       </w:rPr>
     </w:lvl>
   </w:abstractNum>
-  <w:abstractNum w:abstractNumId="40" w15:restartNumberingAfterBreak="0">
+  <w:abstractNum w:abstractNumId="41" w15:restartNumberingAfterBreak="0">
     <w:nsid w:val="696B692D"/>
     <w:multiLevelType w:val="multilevel"/>
     <w:tmpl w:val="877ABF1A"/>
@@ -13692,7 +13754,7 @@
       </w:rPr>
     </w:lvl>
   </w:abstractNum>
-  <w:abstractNum w:abstractNumId="41" w15:restartNumberingAfterBreak="0">
+  <w:abstractNum w:abstractNumId="42" w15:restartNumberingAfterBreak="0">
     <w:nsid w:val="6C9612DB"/>
     <w:multiLevelType w:val="multilevel"/>
     <w:tmpl w:val="0E4A9ACA"/>
@@ -13841,7 +13903,7 @@
       </w:rPr>
     </w:lvl>
   </w:abstractNum>
-  <w:abstractNum w:abstractNumId="42" w15:restartNumberingAfterBreak="0">
+  <w:abstractNum w:abstractNumId="43" w15:restartNumberingAfterBreak="0">
     <w:nsid w:val="6F2351CC"/>
     <w:multiLevelType w:val="multilevel"/>
     <w:tmpl w:val="ACC8EB60"/>
@@ -13990,7 +14052,7 @@
       </w:rPr>
     </w:lvl>
   </w:abstractNum>
-  <w:abstractNum w:abstractNumId="43" w15:restartNumberingAfterBreak="0">
+  <w:abstractNum w:abstractNumId="44" w15:restartNumberingAfterBreak="0">
     <w:nsid w:val="718436A2"/>
     <w:multiLevelType w:val="multilevel"/>
     <w:tmpl w:val="3A40153C"/>
@@ -14139,7 +14201,7 @@
       </w:rPr>
     </w:lvl>
   </w:abstractNum>
-  <w:abstractNum w:abstractNumId="44" w15:restartNumberingAfterBreak="0">
+  <w:abstractNum w:abstractNumId="45" w15:restartNumberingAfterBreak="0">
     <w:nsid w:val="746A4882"/>
     <w:multiLevelType w:val="multilevel"/>
     <w:tmpl w:val="B7FAA4BC"/>
@@ -14288,7 +14350,7 @@
       </w:rPr>
     </w:lvl>
   </w:abstractNum>
-  <w:abstractNum w:abstractNumId="45" w15:restartNumberingAfterBreak="0">
+  <w:abstractNum w:abstractNumId="46" w15:restartNumberingAfterBreak="0">
     <w:nsid w:val="773E567D"/>
     <w:multiLevelType w:val="multilevel"/>
     <w:tmpl w:val="A2E49F36"/>
@@ -14437,7 +14499,7 @@
       </w:rPr>
     </w:lvl>
   </w:abstractNum>
-  <w:abstractNum w:abstractNumId="46" w15:restartNumberingAfterBreak="0">
+  <w:abstractNum w:abstractNumId="47" w15:restartNumberingAfterBreak="0">
     <w:nsid w:val="78C734E8"/>
     <w:multiLevelType w:val="multilevel"/>
     <w:tmpl w:val="D7EC13CE"/>
@@ -14586,7 +14648,7 @@
       </w:rPr>
     </w:lvl>
   </w:abstractNum>
-  <w:abstractNum w:abstractNumId="47" w15:restartNumberingAfterBreak="0">
+  <w:abstractNum w:abstractNumId="48" w15:restartNumberingAfterBreak="0">
     <w:nsid w:val="7BDD2025"/>
     <w:multiLevelType w:val="multilevel"/>
     <w:tmpl w:val="CB201A7E"/>
@@ -14736,148 +14798,178 @@
     </w:lvl>
   </w:abstractNum>
   <w:num w:numId="1" w16cid:durableId="971442048">
-    <w:abstractNumId w:val="44"/>
+    <w:abstractNumId w:val="45"/>
   </w:num>
   <w:num w:numId="2" w16cid:durableId="2048984016">
-    <w:abstractNumId w:val="15"/>
+    <w:abstractNumId w:val="16"/>
   </w:num>
   <w:num w:numId="3" w16cid:durableId="1039941480">
-    <w:abstractNumId w:val="17"/>
+    <w:abstractNumId w:val="18"/>
   </w:num>
   <w:num w:numId="4" w16cid:durableId="259292235">
-    <w:abstractNumId w:val="18"/>
+    <w:abstractNumId w:val="19"/>
   </w:num>
   <w:num w:numId="5" w16cid:durableId="1285622794">
-    <w:abstractNumId w:val="35"/>
+    <w:abstractNumId w:val="36"/>
   </w:num>
   <w:num w:numId="6" w16cid:durableId="202061082">
     <w:abstractNumId w:val="5"/>
   </w:num>
   <w:num w:numId="7" w16cid:durableId="550194294">
-    <w:abstractNumId w:val="16"/>
+    <w:abstractNumId w:val="17"/>
   </w:num>
   <w:num w:numId="8" w16cid:durableId="1735618186">
-    <w:abstractNumId w:val="11"/>
+    <w:abstractNumId w:val="12"/>
   </w:num>
   <w:num w:numId="9" w16cid:durableId="1703049991">
-    <w:abstractNumId w:val="41"/>
+    <w:abstractNumId w:val="42"/>
   </w:num>
   <w:num w:numId="10" w16cid:durableId="1849825797">
     <w:abstractNumId w:val="3"/>
   </w:num>
   <w:num w:numId="11" w16cid:durableId="1181507920">
-    <w:abstractNumId w:val="45"/>
+    <w:abstractNumId w:val="46"/>
   </w:num>
   <w:num w:numId="12" w16cid:durableId="1630358434">
     <w:abstractNumId w:val="2"/>
   </w:num>
   <w:num w:numId="13" w16cid:durableId="581455733">
-    <w:abstractNumId w:val="30"/>
+    <w:abstractNumId w:val="31"/>
   </w:num>
   <w:num w:numId="14" w16cid:durableId="1684896133">
     <w:abstractNumId w:val="7"/>
   </w:num>
   <w:num w:numId="15" w16cid:durableId="486047541">
-    <w:abstractNumId w:val="36"/>
+    <w:abstractNumId w:val="37"/>
   </w:num>
   <w:num w:numId="16" w16cid:durableId="399058498">
     <w:abstractNumId w:val="4"/>
   </w:num>
   <w:num w:numId="17" w16cid:durableId="69471070">
-    <w:abstractNumId w:val="38"/>
+    <w:abstractNumId w:val="39"/>
   </w:num>
   <w:num w:numId="18" w16cid:durableId="1775174418">
-    <w:abstractNumId w:val="20"/>
+    <w:abstractNumId w:val="21"/>
   </w:num>
   <w:num w:numId="19" w16cid:durableId="1871600438">
+    <w:abstractNumId w:val="27"/>
+  </w:num>
+  <w:num w:numId="20" w16cid:durableId="1027684465">
+    <w:abstractNumId w:val="25"/>
+  </w:num>
+  <w:num w:numId="21" w16cid:durableId="922035428">
+    <w:abstractNumId w:val="43"/>
+  </w:num>
+  <w:num w:numId="22" w16cid:durableId="2001422481">
     <w:abstractNumId w:val="26"/>
   </w:num>
-  <w:num w:numId="20" w16cid:durableId="1027684465">
-    <w:abstractNumId w:val="24"/>
-  </w:num>
-  <w:num w:numId="21" w16cid:durableId="922035428">
-    <w:abstractNumId w:val="42"/>
-  </w:num>
-  <w:num w:numId="22" w16cid:durableId="2001422481">
-    <w:abstractNumId w:val="25"/>
-  </w:num>
   <w:num w:numId="23" w16cid:durableId="219369976">
-    <w:abstractNumId w:val="8"/>
+    <w:abstractNumId w:val="9"/>
   </w:num>
   <w:num w:numId="24" w16cid:durableId="691879375">
-    <w:abstractNumId w:val="27"/>
+    <w:abstractNumId w:val="28"/>
   </w:num>
   <w:num w:numId="25" w16cid:durableId="1833449640">
-    <w:abstractNumId w:val="29"/>
+    <w:abstractNumId w:val="30"/>
   </w:num>
   <w:num w:numId="26" w16cid:durableId="2073851295">
     <w:abstractNumId w:val="0"/>
   </w:num>
   <w:num w:numId="27" w16cid:durableId="1933706595">
-    <w:abstractNumId w:val="43"/>
+    <w:abstractNumId w:val="44"/>
   </w:num>
   <w:num w:numId="28" w16cid:durableId="617948935">
-    <w:abstractNumId w:val="10"/>
+    <w:abstractNumId w:val="11"/>
   </w:num>
   <w:num w:numId="29" w16cid:durableId="198247627">
-    <w:abstractNumId w:val="14"/>
+    <w:abstractNumId w:val="15"/>
   </w:num>
   <w:num w:numId="30" w16cid:durableId="552623875">
     <w:abstractNumId w:val="6"/>
   </w:num>
   <w:num w:numId="31" w16cid:durableId="1185971803">
-    <w:abstractNumId w:val="39"/>
+    <w:abstractNumId w:val="40"/>
   </w:num>
   <w:num w:numId="32" w16cid:durableId="1994094393">
-    <w:abstractNumId w:val="37"/>
+    <w:abstractNumId w:val="38"/>
   </w:num>
   <w:num w:numId="33" w16cid:durableId="1077871269">
-    <w:abstractNumId w:val="32"/>
+    <w:abstractNumId w:val="33"/>
   </w:num>
   <w:num w:numId="34" w16cid:durableId="1656446938">
+    <w:abstractNumId w:val="48"/>
+  </w:num>
+  <w:num w:numId="35" w16cid:durableId="1500462171">
+    <w:abstractNumId w:val="10"/>
+  </w:num>
+  <w:num w:numId="36" w16cid:durableId="646512816">
+    <w:abstractNumId w:val="23"/>
+  </w:num>
+  <w:num w:numId="37" w16cid:durableId="618605631">
     <w:abstractNumId w:val="47"/>
   </w:num>
-  <w:num w:numId="35" w16cid:durableId="1500462171">
-    <w:abstractNumId w:val="9"/>
+  <w:num w:numId="38" w16cid:durableId="2115175847">
+    <w:abstractNumId w:val="41"/>
   </w:num>
-  <w:num w:numId="36" w16cid:durableId="646512816">
+  <w:num w:numId="39" w16cid:durableId="889923592">
+    <w:abstractNumId w:val="29"/>
+  </w:num>
+  <w:num w:numId="40" w16cid:durableId="513420341">
+    <w:abstractNumId w:val="24"/>
+  </w:num>
+  <w:num w:numId="41" w16cid:durableId="405340737">
     <w:abstractNumId w:val="22"/>
   </w:num>
-  <w:num w:numId="37" w16cid:durableId="618605631">
-    <w:abstractNumId w:val="46"/>
-  </w:num>
-  <w:num w:numId="38" w16cid:durableId="2115175847">
-    <w:abstractNumId w:val="40"/>
-  </w:num>
-  <w:num w:numId="39" w16cid:durableId="889923592">
-    <w:abstractNumId w:val="28"/>
-  </w:num>
-  <w:num w:numId="40" w16cid:durableId="513420341">
-    <w:abstractNumId w:val="23"/>
-  </w:num>
-  <w:num w:numId="41" w16cid:durableId="405340737">
-    <w:abstractNumId w:val="21"/>
-  </w:num>
   <w:num w:numId="42" w16cid:durableId="1215434750">
-    <w:abstractNumId w:val="12"/>
+    <w:abstractNumId w:val="13"/>
   </w:num>
   <w:num w:numId="43" w16cid:durableId="1726106581">
-    <w:abstractNumId w:val="33"/>
+    <w:abstractNumId w:val="34"/>
   </w:num>
   <w:num w:numId="44" w16cid:durableId="4015571">
-    <w:abstractNumId w:val="13"/>
+    <w:abstractNumId w:val="14"/>
   </w:num>
   <w:num w:numId="45" w16cid:durableId="433325357">
-    <w:abstractNumId w:val="19"/>
+    <w:abstractNumId w:val="20"/>
   </w:num>
   <w:num w:numId="46" w16cid:durableId="653997916">
-    <w:abstractNumId w:val="34"/>
+    <w:abstractNumId w:val="35"/>
   </w:num>
   <w:num w:numId="47" w16cid:durableId="52892795">
     <w:abstractNumId w:val="1"/>
   </w:num>
   <w:num w:numId="48" w16cid:durableId="737360154">
-    <w:abstractNumId w:val="31"/>
+    <w:abstractNumId w:val="32"/>
+  </w:num>
+  <w:num w:numId="49" w16cid:durableId="519858048">
+    <w:abstractNumId w:val="8"/>
+  </w:num>
+  <w:num w:numId="50" w16cid:durableId="1858620381">
+    <w:abstractNumId w:val="8"/>
+  </w:num>
+  <w:num w:numId="51" w16cid:durableId="739642470">
+    <w:abstractNumId w:val="8"/>
+  </w:num>
+  <w:num w:numId="52" w16cid:durableId="1407724568">
+    <w:abstractNumId w:val="8"/>
+  </w:num>
+  <w:num w:numId="53" w16cid:durableId="1666085190">
+    <w:abstractNumId w:val="8"/>
+  </w:num>
+  <w:num w:numId="54" w16cid:durableId="1720936342">
+    <w:abstractNumId w:val="8"/>
+  </w:num>
+  <w:num w:numId="55" w16cid:durableId="747070161">
+    <w:abstractNumId w:val="8"/>
+  </w:num>
+  <w:num w:numId="56" w16cid:durableId="939602727">
+    <w:abstractNumId w:val="8"/>
+  </w:num>
+  <w:num w:numId="57" w16cid:durableId="779878429">
+    <w:abstractNumId w:val="8"/>
+  </w:num>
+  <w:num w:numId="58" w16cid:durableId="2100060462">
+    <w:abstractNumId w:val="8"/>
   </w:num>
 </w:numbering>
 </file>
@@ -15280,7 +15372,7 @@
   <w:style w:type="paragraph" w:default="1" w:styleId="Normal">
     <w:name w:val="Normal"/>
     <w:qFormat/>
-    <w:rsid w:val="003720FE"/>
+    <w:rsid w:val="00B206F8"/>
   </w:style>
   <w:style w:type="paragraph" w:styleId="Heading1">
     <w:name w:val="heading 1"/>
@@ -15289,12 +15381,12 @@
     <w:link w:val="Heading1Char"/>
     <w:uiPriority w:val="9"/>
     <w:qFormat/>
-    <w:rsid w:val="003720FE"/>
+    <w:rsid w:val="00B206F8"/>
     <w:pPr>
       <w:keepNext/>
       <w:keepLines/>
       <w:pBdr>
-        <w:bottom w:val="single" w:sz="4" w:space="2" w:color="8AB833" w:themeColor="accent2"/>
+        <w:bottom w:val="single" w:sz="4" w:space="2" w:color="009DD9" w:themeColor="accent2"/>
       </w:pBdr>
       <w:spacing w:before="360" w:after="120" w:line="240" w:lineRule="auto"/>
       <w:outlineLvl w:val="0"/>
@@ -15314,7 +15406,7 @@
     <w:uiPriority w:val="9"/>
     <w:unhideWhenUsed/>
     <w:qFormat/>
-    <w:rsid w:val="003720FE"/>
+    <w:rsid w:val="00B206F8"/>
     <w:pPr>
       <w:keepNext/>
       <w:keepLines/>
@@ -15323,7 +15415,7 @@
     </w:pPr>
     <w:rPr>
       <w:rFonts w:asciiTheme="majorHAnsi" w:eastAsiaTheme="majorEastAsia" w:hAnsiTheme="majorHAnsi" w:cstheme="majorBidi"/>
-      <w:color w:val="8AB833" w:themeColor="accent2"/>
+      <w:color w:val="009DD9" w:themeColor="accent2"/>
       <w:sz w:val="36"/>
       <w:szCs w:val="36"/>
     </w:rPr>
@@ -15336,7 +15428,7 @@
     <w:uiPriority w:val="9"/>
     <w:unhideWhenUsed/>
     <w:qFormat/>
-    <w:rsid w:val="003720FE"/>
+    <w:rsid w:val="00B206F8"/>
     <w:pPr>
       <w:keepNext/>
       <w:keepLines/>
@@ -15345,7 +15437,7 @@
     </w:pPr>
     <w:rPr>
       <w:rFonts w:asciiTheme="majorHAnsi" w:eastAsiaTheme="majorEastAsia" w:hAnsiTheme="majorHAnsi" w:cstheme="majorBidi"/>
-      <w:color w:val="668926" w:themeColor="accent2" w:themeShade="BF"/>
+      <w:color w:val="0075A2" w:themeColor="accent2" w:themeShade="BF"/>
       <w:sz w:val="32"/>
       <w:szCs w:val="32"/>
     </w:rPr>
@@ -15358,7 +15450,7 @@
     <w:uiPriority w:val="9"/>
     <w:unhideWhenUsed/>
     <w:qFormat/>
-    <w:rsid w:val="003720FE"/>
+    <w:rsid w:val="00B206F8"/>
     <w:pPr>
       <w:keepNext/>
       <w:keepLines/>
@@ -15369,7 +15461,7 @@
       <w:rFonts w:asciiTheme="majorHAnsi" w:eastAsiaTheme="majorEastAsia" w:hAnsiTheme="majorHAnsi" w:cstheme="majorBidi"/>
       <w:i/>
       <w:iCs/>
-      <w:color w:val="445C19" w:themeColor="accent2" w:themeShade="80"/>
+      <w:color w:val="004E6C" w:themeColor="accent2" w:themeShade="80"/>
       <w:sz w:val="28"/>
       <w:szCs w:val="28"/>
     </w:rPr>
@@ -15383,7 +15475,7 @@
     <w:semiHidden/>
     <w:unhideWhenUsed/>
     <w:qFormat/>
-    <w:rsid w:val="003720FE"/>
+    <w:rsid w:val="00B206F8"/>
     <w:pPr>
       <w:keepNext/>
       <w:keepLines/>
@@ -15392,7 +15484,7 @@
     </w:pPr>
     <w:rPr>
       <w:rFonts w:asciiTheme="majorHAnsi" w:eastAsiaTheme="majorEastAsia" w:hAnsiTheme="majorHAnsi" w:cstheme="majorBidi"/>
-      <w:color w:val="668926" w:themeColor="accent2" w:themeShade="BF"/>
+      <w:color w:val="0075A2" w:themeColor="accent2" w:themeShade="BF"/>
       <w:sz w:val="24"/>
       <w:szCs w:val="24"/>
     </w:rPr>
@@ -15406,7 +15498,7 @@
     <w:semiHidden/>
     <w:unhideWhenUsed/>
     <w:qFormat/>
-    <w:rsid w:val="003720FE"/>
+    <w:rsid w:val="00B206F8"/>
     <w:pPr>
       <w:keepNext/>
       <w:keepLines/>
@@ -15417,7 +15509,7 @@
       <w:rFonts w:asciiTheme="majorHAnsi" w:eastAsiaTheme="majorEastAsia" w:hAnsiTheme="majorHAnsi" w:cstheme="majorBidi"/>
       <w:i/>
       <w:iCs/>
-      <w:color w:val="445C19" w:themeColor="accent2" w:themeShade="80"/>
+      <w:color w:val="004E6C" w:themeColor="accent2" w:themeShade="80"/>
       <w:sz w:val="24"/>
       <w:szCs w:val="24"/>
     </w:rPr>
@@ -15431,7 +15523,7 @@
     <w:semiHidden/>
     <w:unhideWhenUsed/>
     <w:qFormat/>
-    <w:rsid w:val="003720FE"/>
+    <w:rsid w:val="00B206F8"/>
     <w:pPr>
       <w:keepNext/>
       <w:keepLines/>
@@ -15442,7 +15534,7 @@
       <w:rFonts w:asciiTheme="majorHAnsi" w:eastAsiaTheme="majorEastAsia" w:hAnsiTheme="majorHAnsi" w:cstheme="majorBidi"/>
       <w:b/>
       <w:bCs/>
-      <w:color w:val="445C19" w:themeColor="accent2" w:themeShade="80"/>
+      <w:color w:val="004E6C" w:themeColor="accent2" w:themeShade="80"/>
       <w:sz w:val="22"/>
       <w:szCs w:val="22"/>
     </w:rPr>
@@ -15456,7 +15548,7 @@
     <w:semiHidden/>
     <w:unhideWhenUsed/>
     <w:qFormat/>
-    <w:rsid w:val="003720FE"/>
+    <w:rsid w:val="00B206F8"/>
     <w:pPr>
       <w:keepNext/>
       <w:keepLines/>
@@ -15465,7 +15557,7 @@
     </w:pPr>
     <w:rPr>
       <w:rFonts w:asciiTheme="majorHAnsi" w:eastAsiaTheme="majorEastAsia" w:hAnsiTheme="majorHAnsi" w:cstheme="majorBidi"/>
-      <w:color w:val="445C19" w:themeColor="accent2" w:themeShade="80"/>
+      <w:color w:val="004E6C" w:themeColor="accent2" w:themeShade="80"/>
       <w:sz w:val="22"/>
       <w:szCs w:val="22"/>
     </w:rPr>
@@ -15479,7 +15571,7 @@
     <w:semiHidden/>
     <w:unhideWhenUsed/>
     <w:qFormat/>
-    <w:rsid w:val="003720FE"/>
+    <w:rsid w:val="00B206F8"/>
     <w:pPr>
       <w:keepNext/>
       <w:keepLines/>
@@ -15490,7 +15582,7 @@
       <w:rFonts w:asciiTheme="majorHAnsi" w:eastAsiaTheme="majorEastAsia" w:hAnsiTheme="majorHAnsi" w:cstheme="majorBidi"/>
       <w:i/>
       <w:iCs/>
-      <w:color w:val="445C19" w:themeColor="accent2" w:themeShade="80"/>
+      <w:color w:val="004E6C" w:themeColor="accent2" w:themeShade="80"/>
       <w:sz w:val="22"/>
       <w:szCs w:val="22"/>
     </w:rPr>
@@ -15526,7 +15618,7 @@
     <w:basedOn w:val="DefaultParagraphFont"/>
     <w:link w:val="Heading1"/>
     <w:uiPriority w:val="9"/>
-    <w:rsid w:val="003720FE"/>
+    <w:rsid w:val="00B206F8"/>
     <w:rPr>
       <w:rFonts w:asciiTheme="majorHAnsi" w:eastAsiaTheme="majorEastAsia" w:hAnsiTheme="majorHAnsi" w:cstheme="majorBidi"/>
       <w:color w:val="262626" w:themeColor="text1" w:themeTint="D9"/>
@@ -15539,10 +15631,10 @@
     <w:basedOn w:val="DefaultParagraphFont"/>
     <w:link w:val="Heading2"/>
     <w:uiPriority w:val="9"/>
-    <w:rsid w:val="003720FE"/>
+    <w:rsid w:val="00B206F8"/>
     <w:rPr>
       <w:rFonts w:asciiTheme="majorHAnsi" w:eastAsiaTheme="majorEastAsia" w:hAnsiTheme="majorHAnsi" w:cstheme="majorBidi"/>
-      <w:color w:val="8AB833" w:themeColor="accent2"/>
+      <w:color w:val="009DD9" w:themeColor="accent2"/>
       <w:sz w:val="36"/>
       <w:szCs w:val="36"/>
     </w:rPr>
@@ -15552,10 +15644,10 @@
     <w:basedOn w:val="DefaultParagraphFont"/>
     <w:link w:val="Heading3"/>
     <w:uiPriority w:val="9"/>
-    <w:rsid w:val="003720FE"/>
+    <w:rsid w:val="00B206F8"/>
     <w:rPr>
       <w:rFonts w:asciiTheme="majorHAnsi" w:eastAsiaTheme="majorEastAsia" w:hAnsiTheme="majorHAnsi" w:cstheme="majorBidi"/>
-      <w:color w:val="668926" w:themeColor="accent2" w:themeShade="BF"/>
+      <w:color w:val="0075A2" w:themeColor="accent2" w:themeShade="BF"/>
       <w:sz w:val="32"/>
       <w:szCs w:val="32"/>
     </w:rPr>
@@ -15565,12 +15657,12 @@
     <w:basedOn w:val="DefaultParagraphFont"/>
     <w:link w:val="Heading4"/>
     <w:uiPriority w:val="9"/>
-    <w:rsid w:val="003720FE"/>
+    <w:rsid w:val="00B206F8"/>
     <w:rPr>
       <w:rFonts w:asciiTheme="majorHAnsi" w:eastAsiaTheme="majorEastAsia" w:hAnsiTheme="majorHAnsi" w:cstheme="majorBidi"/>
       <w:i/>
       <w:iCs/>
-      <w:color w:val="445C19" w:themeColor="accent2" w:themeShade="80"/>
+      <w:color w:val="004E6C" w:themeColor="accent2" w:themeShade="80"/>
       <w:sz w:val="28"/>
       <w:szCs w:val="28"/>
     </w:rPr>
@@ -15581,10 +15673,10 @@
     <w:link w:val="Heading5"/>
     <w:uiPriority w:val="9"/>
     <w:semiHidden/>
-    <w:rsid w:val="003720FE"/>
+    <w:rsid w:val="00B206F8"/>
     <w:rPr>
       <w:rFonts w:asciiTheme="majorHAnsi" w:eastAsiaTheme="majorEastAsia" w:hAnsiTheme="majorHAnsi" w:cstheme="majorBidi"/>
-      <w:color w:val="668926" w:themeColor="accent2" w:themeShade="BF"/>
+      <w:color w:val="0075A2" w:themeColor="accent2" w:themeShade="BF"/>
       <w:sz w:val="24"/>
       <w:szCs w:val="24"/>
     </w:rPr>
@@ -15595,12 +15687,12 @@
     <w:link w:val="Heading6"/>
     <w:uiPriority w:val="9"/>
     <w:semiHidden/>
-    <w:rsid w:val="003720FE"/>
+    <w:rsid w:val="00B206F8"/>
     <w:rPr>
       <w:rFonts w:asciiTheme="majorHAnsi" w:eastAsiaTheme="majorEastAsia" w:hAnsiTheme="majorHAnsi" w:cstheme="majorBidi"/>
       <w:i/>
       <w:iCs/>
-      <w:color w:val="445C19" w:themeColor="accent2" w:themeShade="80"/>
+      <w:color w:val="004E6C" w:themeColor="accent2" w:themeShade="80"/>
       <w:sz w:val="24"/>
       <w:szCs w:val="24"/>
     </w:rPr>
@@ -15611,12 +15703,12 @@
     <w:link w:val="Heading7"/>
     <w:uiPriority w:val="9"/>
     <w:semiHidden/>
-    <w:rsid w:val="003720FE"/>
+    <w:rsid w:val="00B206F8"/>
     <w:rPr>
       <w:rFonts w:asciiTheme="majorHAnsi" w:eastAsiaTheme="majorEastAsia" w:hAnsiTheme="majorHAnsi" w:cstheme="majorBidi"/>
       <w:b/>
       <w:bCs/>
-      <w:color w:val="445C19" w:themeColor="accent2" w:themeShade="80"/>
+      <w:color w:val="004E6C" w:themeColor="accent2" w:themeShade="80"/>
       <w:sz w:val="22"/>
       <w:szCs w:val="22"/>
     </w:rPr>
@@ -15627,10 +15719,10 @@
     <w:link w:val="Heading8"/>
     <w:uiPriority w:val="9"/>
     <w:semiHidden/>
-    <w:rsid w:val="003720FE"/>
+    <w:rsid w:val="00B206F8"/>
     <w:rPr>
       <w:rFonts w:asciiTheme="majorHAnsi" w:eastAsiaTheme="majorEastAsia" w:hAnsiTheme="majorHAnsi" w:cstheme="majorBidi"/>
-      <w:color w:val="445C19" w:themeColor="accent2" w:themeShade="80"/>
+      <w:color w:val="004E6C" w:themeColor="accent2" w:themeShade="80"/>
       <w:sz w:val="22"/>
       <w:szCs w:val="22"/>
     </w:rPr>
@@ -15641,12 +15733,12 @@
     <w:link w:val="Heading9"/>
     <w:uiPriority w:val="9"/>
     <w:semiHidden/>
-    <w:rsid w:val="003720FE"/>
+    <w:rsid w:val="00B206F8"/>
     <w:rPr>
       <w:rFonts w:asciiTheme="majorHAnsi" w:eastAsiaTheme="majorEastAsia" w:hAnsiTheme="majorHAnsi" w:cstheme="majorBidi"/>
       <w:i/>
       <w:iCs/>
-      <w:color w:val="445C19" w:themeColor="accent2" w:themeShade="80"/>
+      <w:color w:val="004E6C" w:themeColor="accent2" w:themeShade="80"/>
       <w:sz w:val="22"/>
       <w:szCs w:val="22"/>
     </w:rPr>
@@ -15658,7 +15750,7 @@
     <w:link w:val="TitleChar"/>
     <w:uiPriority w:val="10"/>
     <w:qFormat/>
-    <w:rsid w:val="003720FE"/>
+    <w:rsid w:val="00B206F8"/>
     <w:pPr>
       <w:spacing w:after="0" w:line="240" w:lineRule="auto"/>
       <w:contextualSpacing/>
@@ -15675,7 +15767,7 @@
     <w:basedOn w:val="DefaultParagraphFont"/>
     <w:link w:val="Title"/>
     <w:uiPriority w:val="10"/>
-    <w:rsid w:val="003720FE"/>
+    <w:rsid w:val="00B206F8"/>
     <w:rPr>
       <w:rFonts w:asciiTheme="majorHAnsi" w:eastAsiaTheme="majorEastAsia" w:hAnsiTheme="majorHAnsi" w:cstheme="majorBidi"/>
       <w:color w:val="262626" w:themeColor="text1" w:themeTint="D9"/>
@@ -15690,7 +15782,7 @@
     <w:link w:val="SubtitleChar"/>
     <w:uiPriority w:val="11"/>
     <w:qFormat/>
-    <w:rsid w:val="003720FE"/>
+    <w:rsid w:val="00B206F8"/>
     <w:pPr>
       <w:numPr>
         <w:ilvl w:val="1"/>
@@ -15710,7 +15802,7 @@
     <w:basedOn w:val="DefaultParagraphFont"/>
     <w:link w:val="Subtitle"/>
     <w:uiPriority w:val="11"/>
-    <w:rsid w:val="003720FE"/>
+    <w:rsid w:val="00B206F8"/>
     <w:rPr>
       <w:caps/>
       <w:color w:val="404040" w:themeColor="text1" w:themeTint="BF"/>
@@ -15726,7 +15818,7 @@
     <w:link w:val="QuoteChar"/>
     <w:uiPriority w:val="29"/>
     <w:qFormat/>
-    <w:rsid w:val="003720FE"/>
+    <w:rsid w:val="00B206F8"/>
     <w:pPr>
       <w:spacing w:before="160"/>
       <w:ind w:left="720" w:right="720"/>
@@ -15744,7 +15836,7 @@
     <w:basedOn w:val="DefaultParagraphFont"/>
     <w:link w:val="Quote"/>
     <w:uiPriority w:val="29"/>
-    <w:rsid w:val="003720FE"/>
+    <w:rsid w:val="00B206F8"/>
     <w:rPr>
       <w:rFonts w:asciiTheme="majorHAnsi" w:eastAsiaTheme="majorEastAsia" w:hAnsiTheme="majorHAnsi" w:cstheme="majorBidi"/>
       <w:color w:val="000000" w:themeColor="text1"/>
@@ -15768,7 +15860,7 @@
     <w:basedOn w:val="DefaultParagraphFont"/>
     <w:uiPriority w:val="21"/>
     <w:qFormat/>
-    <w:rsid w:val="003720FE"/>
+    <w:rsid w:val="00B206F8"/>
     <w:rPr>
       <w:b/>
       <w:bCs/>
@@ -15778,7 +15870,7 @@
       <w:smallCaps w:val="0"/>
       <w:strike w:val="0"/>
       <w:dstrike w:val="0"/>
-      <w:color w:val="8AB833" w:themeColor="accent2"/>
+      <w:color w:val="009DD9" w:themeColor="accent2"/>
     </w:rPr>
   </w:style>
   <w:style w:type="paragraph" w:styleId="IntenseQuote">
@@ -15788,10 +15880,10 @@
     <w:link w:val="IntenseQuoteChar"/>
     <w:uiPriority w:val="30"/>
     <w:qFormat/>
-    <w:rsid w:val="003720FE"/>
+    <w:rsid w:val="00B206F8"/>
     <w:pPr>
       <w:pBdr>
-        <w:top w:val="single" w:sz="24" w:space="4" w:color="8AB833" w:themeColor="accent2"/>
+        <w:top w:val="single" w:sz="24" w:space="4" w:color="009DD9" w:themeColor="accent2"/>
       </w:pBdr>
       <w:spacing w:before="240" w:after="240" w:line="240" w:lineRule="auto"/>
       <w:ind w:left="936" w:right="936"/>
@@ -15808,7 +15900,7 @@
     <w:basedOn w:val="DefaultParagraphFont"/>
     <w:link w:val="IntenseQuote"/>
     <w:uiPriority w:val="30"/>
-    <w:rsid w:val="003720FE"/>
+    <w:rsid w:val="00B206F8"/>
     <w:rPr>
       <w:rFonts w:asciiTheme="majorHAnsi" w:eastAsiaTheme="majorEastAsia" w:hAnsiTheme="majorHAnsi" w:cstheme="majorBidi"/>
       <w:sz w:val="24"/>
@@ -15820,7 +15912,7 @@
     <w:basedOn w:val="DefaultParagraphFont"/>
     <w:uiPriority w:val="32"/>
     <w:qFormat/>
-    <w:rsid w:val="003720FE"/>
+    <w:rsid w:val="00B206F8"/>
     <w:rPr>
       <w:b/>
       <w:bCs/>
@@ -15880,7 +15972,7 @@
     <w:link w:val="NoSpacingChar"/>
     <w:uiPriority w:val="1"/>
     <w:qFormat/>
-    <w:rsid w:val="003720FE"/>
+    <w:rsid w:val="00B206F8"/>
     <w:pPr>
       <w:spacing w:after="0" w:line="240" w:lineRule="auto"/>
     </w:pPr>
@@ -15899,7 +15991,7 @@
     <w:uiPriority w:val="39"/>
     <w:unhideWhenUsed/>
     <w:qFormat/>
-    <w:rsid w:val="003720FE"/>
+    <w:rsid w:val="00B206F8"/>
     <w:pPr>
       <w:outlineLvl w:val="9"/>
     </w:pPr>
@@ -15936,7 +16028,7 @@
     <w:unhideWhenUsed/>
     <w:rsid w:val="0000672A"/>
     <w:rPr>
-      <w:color w:val="6B9F25" w:themeColor="hyperlink"/>
+      <w:color w:val="F49100" w:themeColor="hyperlink"/>
       <w:u w:val="single"/>
     </w:rPr>
   </w:style>
@@ -15961,7 +16053,7 @@
     <w:semiHidden/>
     <w:unhideWhenUsed/>
     <w:qFormat/>
-    <w:rsid w:val="003720FE"/>
+    <w:rsid w:val="00B206F8"/>
     <w:pPr>
       <w:spacing w:line="240" w:lineRule="auto"/>
     </w:pPr>
@@ -15978,7 +16070,7 @@
     <w:basedOn w:val="DefaultParagraphFont"/>
     <w:uiPriority w:val="22"/>
     <w:qFormat/>
-    <w:rsid w:val="003720FE"/>
+    <w:rsid w:val="00B206F8"/>
     <w:rPr>
       <w:b/>
       <w:bCs/>
@@ -15989,7 +16081,7 @@
     <w:basedOn w:val="DefaultParagraphFont"/>
     <w:uiPriority w:val="20"/>
     <w:qFormat/>
-    <w:rsid w:val="003720FE"/>
+    <w:rsid w:val="00B206F8"/>
     <w:rPr>
       <w:i/>
       <w:iCs/>
@@ -16001,7 +16093,7 @@
     <w:basedOn w:val="DefaultParagraphFont"/>
     <w:uiPriority w:val="19"/>
     <w:qFormat/>
-    <w:rsid w:val="003720FE"/>
+    <w:rsid w:val="00B206F8"/>
     <w:rPr>
       <w:i/>
       <w:iCs/>
@@ -16013,7 +16105,7 @@
     <w:basedOn w:val="DefaultParagraphFont"/>
     <w:uiPriority w:val="31"/>
     <w:qFormat/>
-    <w:rsid w:val="003720FE"/>
+    <w:rsid w:val="00B206F8"/>
     <w:rPr>
       <w:caps w:val="0"/>
       <w:smallCaps/>
@@ -16027,7 +16119,7 @@
     <w:basedOn w:val="DefaultParagraphFont"/>
     <w:uiPriority w:val="33"/>
     <w:qFormat/>
-    <w:rsid w:val="003720FE"/>
+    <w:rsid w:val="00B206F8"/>
     <w:rPr>
       <w:b/>
       <w:bCs/>
@@ -16124,7 +16216,7 @@
 <file path=word/theme/theme1.xml><?xml version="1.0" encoding="utf-8"?>
 <a:theme xmlns:a="http://schemas.openxmlformats.org/drawingml/2006/main" name="Office Theme">
   <a:themeElements>
-    <a:clrScheme name="Green">
+    <a:clrScheme name="Blue">
       <a:dk1>
         <a:sysClr val="windowText" lastClr="000000"/>
       </a:dk1>
@@ -16132,34 +16224,34 @@
         <a:sysClr val="window" lastClr="FFFFFF"/>
       </a:lt1>
       <a:dk2>
-        <a:srgbClr val="455F51"/>
+        <a:srgbClr val="17406D"/>
       </a:dk2>
       <a:lt2>
-        <a:srgbClr val="E3DED1"/>
+        <a:srgbClr val="DBEFF9"/>
       </a:lt2>
       <a:accent1>
-        <a:srgbClr val="549E39"/>
+        <a:srgbClr val="0F6FC6"/>
       </a:accent1>
       <a:accent2>
-        <a:srgbClr val="8AB833"/>
+        <a:srgbClr val="009DD9"/>
       </a:accent2>
       <a:accent3>
-        <a:srgbClr val="C0CF3A"/>
+        <a:srgbClr val="0BD0D9"/>
       </a:accent3>
       <a:accent4>
-        <a:srgbClr val="029676"/>
+        <a:srgbClr val="10CF9B"/>
       </a:accent4>
       <a:accent5>
-        <a:srgbClr val="4AB5C4"/>
+        <a:srgbClr val="7CCA62"/>
       </a:accent5>
       <a:accent6>
-        <a:srgbClr val="0989B1"/>
+        <a:srgbClr val="A5C249"/>
       </a:accent6>
       <a:hlink>
-        <a:srgbClr val="6B9F25"/>
+        <a:srgbClr val="F49100"/>
       </a:hlink>
       <a:folHlink>
-        <a:srgbClr val="BA6906"/>
+        <a:srgbClr val="85DFD0"/>
       </a:folHlink>
     </a:clrScheme>
     <a:fontScheme name="Arial">
